--- a/2.1/Анализ_ФГИС_У_Insight.docx
+++ b/2.1/Анализ_ФГИС_У_Insight.docx
@@ -4,223 +4,94 @@
   <w:body>
     <w:p>
       <w:pPr>
-        <w:spacing w:before="400"/>
+        <w:spacing w:before="0" w:after="40"/>
       </w:pPr>
       <w:r>
         <w:rPr>
-          <w:color w:val="64748B"/>
-          <w:sz w:val="22"/>
+          <w:b/>
+          <w:color w:val="1A1A2E"/>
+          <w:sz w:val="44"/>
         </w:rPr>
-        <w:t>ООО «Эй Би Си Солюшенс»</w:t>
+        <w:t>Анализ применимости платформы Insight</w:t>
       </w:r>
     </w:p>
     <w:p>
       <w:pPr>
-        <w:spacing w:before="600"/>
+        <w:spacing w:after="80"/>
+      </w:pPr>
+      <w:r>
+        <w:rPr>
+          <w:b w:val="0"/>
+          <w:color w:val="6B7280"/>
+          <w:sz w:val="28"/>
+        </w:rPr>
+        <w:t>для ФГИС «Управление ГосОблаком» (ФГИС У)</w:t>
+      </w:r>
+    </w:p>
+    <w:p>
+      <w:pPr>
+        <w:spacing w:after="240" w:before="0"/>
         <w:jc w:val="left"/>
+      </w:pPr>
+      <w:r>
+        <w:rPr>
+          <w:b w:val="0"/>
+          <w:i w:val="0"/>
+          <w:color w:val="6B7280"/>
+          <w:sz w:val="20"/>
+        </w:rPr>
+        <w:t>ООО «Эй Би Си Солюшенс»  ·  Май 2025</w:t>
+      </w:r>
+    </w:p>
+    <w:p>
+      <w:pPr>
+        <w:spacing w:after="280"/>
+      </w:pPr>
+      <w:r>
+        <w:rPr>
+          <w:color w:val="4F6AFF"/>
+        </w:rPr>
+        <w:t>────────────────────────────────────────────────────────────────────────────────</w:t>
+      </w:r>
+    </w:p>
+    <w:p>
+      <w:pPr>
+        <w:spacing w:before="280" w:after="120"/>
       </w:pPr>
       <w:r>
         <w:rPr>
           <w:b/>
-          <w:color w:val="1E293B"/>
-          <w:sz w:val="44"/>
+          <w:color w:val="1A1A2E"/>
+          <w:sz w:val="32"/>
         </w:rPr>
-        <w:t>АНАЛИЗ ТРЕБОВАНИЙ ФГИС У</w:t>
-        <w:br/>
-        <w:t>И ВОЗМОЖНОСТЕЙ ПЛАТФОРМЫ INSIGHT™</w:t>
+        <w:t>Резюме</w:t>
       </w:r>
     </w:p>
     <w:p>
       <w:pPr>
-        <w:spacing w:after="120"/>
+        <w:spacing w:after="160" w:before="0"/>
+        <w:jc w:val="left"/>
       </w:pPr>
       <w:r>
         <w:rPr>
-          <w:color w:val="475569"/>
-          <w:sz w:val="26"/>
+          <w:b w:val="0"/>
+          <w:i w:val="0"/>
+          <w:sz w:val="22"/>
         </w:rPr>
-        <w:t>Оценка покрытия задач визуализации и аналитики</w:t>
-        <w:br/>
-        <w:t>для Государственной единой облачной платформы (ГосОблако / ГЕОП)</w:t>
+        <w:t>Платформа Insight уже встроена в ФГИС У как инструмент аналитики и построения дашбордов. На основе анализа руководств пользователя и администратора ФГИС У (версии 4.0/4.1), а также полного функционально-технического описания Insight, ниже приведён ответ: что из требуемого функционала мы можем закрыть «из коробки» или с минимальной настройкой, что — частично, и где есть принципиальные ограничения.</w:t>
       </w:r>
     </w:p>
     <w:p>
+      <w:pPr>
+        <w:spacing w:before="200" w:after="80"/>
+      </w:pPr>
       <w:r>
         <w:rPr>
-          <w:color w:val="94A3B8"/>
-          <w:sz w:val="20"/>
+          <w:b/>
+          <w:color w:val="4F6AFF"/>
+          <w:sz w:val="26"/>
         </w:rPr>
-        <w:t>Версия 1.0  ·  Май 2026</w:t>
-      </w:r>
-    </w:p>
-    <w:p/>
-    <w:p>
-      <w:pPr>
-        <w:pBdr>
-          <w:bottom w:val="single" w:sz="12" w:space="1" w:color="1D4ED8"/>
-        </w:pBdr>
-      </w:pPr>
-    </w:p>
-    <w:p>
-      <w:r>
-        <w:br w:type="page"/>
-      </w:r>
-    </w:p>
-    <w:p>
-      <w:pPr>
-        <w:pStyle w:val="Heading1"/>
-        <w:spacing w:before="280" w:after="80"/>
-      </w:pPr>
-      <w:r>
-        <w:rPr>
-          <w:color w:val="1E293B"/>
-        </w:rPr>
-        <w:t>1. Аннотация</w:t>
-      </w:r>
-    </w:p>
-    <w:p>
-      <w:pPr>
-        <w:spacing w:after="80"/>
-      </w:pPr>
-      <w:r>
-        <w:rPr>
-          <w:b w:val="0"/>
-          <w:sz w:val="21"/>
-        </w:rPr>
-        <w:t>Настоящий документ содержит анализ требований Федеральной государственной информационной системы «Управление государственной единой облачной платформой» (ФГИС У, версии 4.0 / 4.1) в части задач визуализации, аналитики и управления дашбордами, и сопоставляет их с функциональными возможностями платформы Insight™ (Функционально-техническое описание, ООО «Эй Би Си Солюшенс», 2025) и нашим стеком кастомных виджетов.</w:t>
-      </w:r>
-    </w:p>
-    <w:p>
-      <w:pPr>
-        <w:spacing w:after="80"/>
-      </w:pPr>
-      <w:r>
-        <w:rPr>
-          <w:b w:val="0"/>
-          <w:sz w:val="21"/>
-        </w:rPr>
-        <w:t>Источники анализа:</w:t>
-      </w:r>
-    </w:p>
-    <w:p>
-      <w:pPr>
-        <w:pStyle w:val="ListBullet"/>
-        <w:spacing w:after="40"/>
-      </w:pPr>
-      <w:r>
-        <w:rPr>
-          <w:sz w:val="21"/>
-        </w:rPr>
-        <w:t>Руководство пользователя ФГИС У, версия 4.0 (ФГАУ НИИ «Восход», 2024)</w:t>
-      </w:r>
-    </w:p>
-    <w:p>
-      <w:pPr>
-        <w:pStyle w:val="ListBullet"/>
-        <w:spacing w:after="40"/>
-      </w:pPr>
-      <w:r>
-        <w:rPr>
-          <w:sz w:val="21"/>
-        </w:rPr>
-        <w:t>Руководство администратора ФГИС У, версия 4.1 (ФГАУ НИИ «Восход», 2024)</w:t>
-      </w:r>
-    </w:p>
-    <w:p>
-      <w:pPr>
-        <w:pStyle w:val="ListBullet"/>
-        <w:spacing w:after="40"/>
-      </w:pPr>
-      <w:r>
-        <w:rPr>
-          <w:sz w:val="21"/>
-        </w:rPr>
-        <w:t>Функционально-техническое описание платформы Insight™ (ABC Solutions, 2025)</w:t>
-      </w:r>
-    </w:p>
-    <w:p>
-      <w:pPr>
-        <w:pStyle w:val="ListBullet"/>
-        <w:spacing w:after="40"/>
-      </w:pPr>
-      <w:r>
-        <w:rPr>
-          <w:sz w:val="21"/>
-        </w:rPr>
-        <w:t>Кодовая база кастомных виджетов Insight (репозиторий проекта)</w:t>
-      </w:r>
-    </w:p>
-    <w:p/>
-    <w:p>
-      <w:pPr>
-        <w:pStyle w:val="Heading1"/>
-        <w:spacing w:before="280" w:after="80"/>
-      </w:pPr>
-      <w:r>
-        <w:rPr>
-          <w:color w:val="1E293B"/>
-        </w:rPr>
-        <w:t>2. Контекст: система ФГИС У</w:t>
-      </w:r>
-    </w:p>
-    <w:p>
-      <w:pPr>
-        <w:pStyle w:val="Heading2"/>
-        <w:spacing w:before="160" w:after="80"/>
-      </w:pPr>
-      <w:r>
-        <w:rPr>
-          <w:color w:val="1E293B"/>
-        </w:rPr>
-        <w:t>2.1 Назначение и цели</w:t>
-      </w:r>
-    </w:p>
-    <w:p>
-      <w:pPr>
-        <w:spacing w:after="80"/>
-      </w:pPr>
-      <w:r>
-        <w:rPr>
-          <w:b w:val="0"/>
-          <w:sz w:val="21"/>
-        </w:rPr>
-        <w:t>ФГИС У — федеральная государственная информационная система, предназначенная для комплексной автоматизации процессов контроля качества оказания вычислительных и программных услуг ГосОблака, регламентирования деятельности поставщиков, оптимизации планирования и поддержки принятия решений в части задач функционирования и развития ГЕОП.</w:t>
-      </w:r>
-    </w:p>
-    <w:p>
-      <w:pPr>
-        <w:spacing w:after="80"/>
-      </w:pPr>
-      <w:r>
-        <w:rPr>
-          <w:b w:val="0"/>
-          <w:sz w:val="21"/>
-        </w:rPr>
-        <w:t>Заказчик: Минцифры России / ФГАУ НИИ «Восход»</w:t>
-      </w:r>
-    </w:p>
-    <w:p>
-      <w:pPr>
-        <w:spacing w:after="80"/>
-      </w:pPr>
-      <w:r>
-        <w:rPr>
-          <w:b w:val="0"/>
-          <w:sz w:val="21"/>
-        </w:rPr>
-        <w:t>Нормативная база: Постановление Правительства РФ от 28.08.2019 № 1114 об эксперименте по переводу ИС ОГВ в ГосОблако.</w:t>
-      </w:r>
-    </w:p>
-    <w:p>
-      <w:pPr>
-        <w:pStyle w:val="Heading2"/>
-        <w:spacing w:before="160" w:after="80"/>
-      </w:pPr>
-      <w:r>
-        <w:rPr>
-          <w:color w:val="1E293B"/>
-        </w:rPr>
-        <w:t>2.2 Ключевые функциональные области</w:t>
+        <w:t>Общая картина</w:t>
       </w:r>
     </w:p>
     <w:tbl>
@@ -235,46 +106,35 @@
         <w:gridCol w:w="4844"/>
       </w:tblGrid>
       <w:tr>
-        <w:trPr>
-          <w:trHeight w:val="510"/>
-        </w:trPr>
         <w:tc>
           <w:tcPr>
-            <w:tcW w:type="dxa" w:w="3118"/>
-            <w:shd w:val="clear" w:color="auto" w:fill="1E293B"/>
-            <w:vAlign w:val="center"/>
+            <w:tcW w:type="dxa" w:w="6048"/>
+            <w:shd w:val="clear" w:color="auto" w:fill="EFF2FF"/>
           </w:tcPr>
           <w:p>
-            <w:pPr>
-              <w:jc w:val="center"/>
-            </w:pPr>
             <w:r>
               <w:rPr>
                 <w:b/>
-                <w:color w:val="FFFFFF"/>
-                <w:sz w:val="19"/>
+                <w:color w:val="1A1A2E"/>
+                <w:sz w:val="20"/>
               </w:rPr>
-              <w:t>Функциональная область</w:t>
+              <w:t>Функциональное направление</w:t>
             </w:r>
           </w:p>
         </w:tc>
         <w:tc>
           <w:tcPr>
-            <w:tcW w:type="dxa" w:w="6236"/>
-            <w:shd w:val="clear" w:color="auto" w:fill="1E293B"/>
-            <w:vAlign w:val="center"/>
+            <w:tcW w:type="dxa" w:w="2592"/>
+            <w:shd w:val="clear" w:color="auto" w:fill="EFF2FF"/>
           </w:tcPr>
           <w:p>
-            <w:pPr>
-              <w:jc w:val="center"/>
-            </w:pPr>
             <w:r>
               <w:rPr>
                 <w:b/>
-                <w:color w:val="FFFFFF"/>
-                <w:sz w:val="19"/>
+                <w:color w:val="1A1A2E"/>
+                <w:sz w:val="20"/>
               </w:rPr>
-              <w:t>Описание</w:t>
+              <w:t>Возможность</w:t>
             </w:r>
           </w:p>
         </w:tc>
@@ -282,39 +142,29 @@
       <w:tr>
         <w:tc>
           <w:tcPr>
-            <w:tcW w:type="dxa" w:w="3118"/>
-            <w:vAlign w:val="center"/>
-            <w:shd w:val="clear" w:color="auto" w:fill="EFF6FF"/>
+            <w:tcW w:type="dxa" w:w="4844"/>
           </w:tcPr>
           <w:p>
-            <w:pPr>
-              <w:jc w:val="left"/>
-            </w:pPr>
             <w:r>
               <w:rPr>
-                <w:b/>
-                <w:sz w:val="19"/>
+                <w:sz w:val="20"/>
               </w:rPr>
-              <w:t>Каталог</w:t>
+              <w:t>Визуализация и дашборды (мониторинг, KPI, тренды)</w:t>
             </w:r>
           </w:p>
         </w:tc>
         <w:tc>
           <w:tcPr>
-            <w:tcW w:type="dxa" w:w="6236"/>
-            <w:vAlign w:val="center"/>
-            <w:shd w:val="clear" w:color="auto" w:fill="FFFFFF"/>
+            <w:tcW w:type="dxa" w:w="4844"/>
           </w:tcPr>
           <w:p>
-            <w:pPr>
-              <w:jc w:val="left"/>
-            </w:pPr>
             <w:r>
               <w:rPr>
-                <w:b w:val="0"/>
-                <w:sz w:val="19"/>
+                <w:b/>
+                <w:color w:val="16A34A"/>
+                <w:sz w:val="20"/>
               </w:rPr>
-              <w:t>Управление поставщиками, потребителями, справочниками услуг, типами КЭ, проектами</w:t>
+              <w:t>✅  Можем</w:t>
             </w:r>
           </w:p>
         </w:tc>
@@ -322,39 +172,29 @@
       <w:tr>
         <w:tc>
           <w:tcPr>
-            <w:tcW w:type="dxa" w:w="3118"/>
-            <w:vAlign w:val="center"/>
-            <w:shd w:val="clear" w:color="auto" w:fill="EFF6FF"/>
+            <w:tcW w:type="dxa" w:w="4844"/>
           </w:tcPr>
           <w:p>
-            <w:pPr>
-              <w:jc w:val="left"/>
-            </w:pPr>
             <w:r>
               <w:rPr>
-                <w:b/>
-                <w:sz w:val="19"/>
+                <w:sz w:val="20"/>
               </w:rPr>
-              <w:t>Управление КЭ</w:t>
+              <w:t>Аналитическая отчётность по ресурсам и КЭ</w:t>
             </w:r>
           </w:p>
         </w:tc>
         <w:tc>
           <w:tcPr>
-            <w:tcW w:type="dxa" w:w="6236"/>
-            <w:vAlign w:val="center"/>
-            <w:shd w:val="clear" w:color="auto" w:fill="F8FAFC"/>
+            <w:tcW w:type="dxa" w:w="4844"/>
           </w:tcPr>
           <w:p>
-            <w:pPr>
-              <w:jc w:val="left"/>
-            </w:pPr>
             <w:r>
               <w:rPr>
-                <w:b w:val="0"/>
-                <w:sz w:val="19"/>
+                <w:b/>
+                <w:color w:val="16A34A"/>
+                <w:sz w:val="20"/>
               </w:rPr>
-              <w:t>Конфигурационные элементы (ВМ, серверы и др.): создание, поиск, журналирование, отчёты по оптимизации</w:t>
+              <w:t>✅  Можем</w:t>
             </w:r>
           </w:p>
         </w:tc>
@@ -362,39 +202,29 @@
       <w:tr>
         <w:tc>
           <w:tcPr>
-            <w:tcW w:type="dxa" w:w="3118"/>
-            <w:vAlign w:val="center"/>
-            <w:shd w:val="clear" w:color="auto" w:fill="EFF6FF"/>
+            <w:tcW w:type="dxa" w:w="4844"/>
           </w:tcPr>
           <w:p>
-            <w:pPr>
-              <w:jc w:val="left"/>
-            </w:pPr>
             <w:r>
               <w:rPr>
-                <w:b/>
-                <w:sz w:val="19"/>
+                <w:sz w:val="20"/>
               </w:rPr>
-              <w:t>Отчёты (11 типов)</w:t>
+              <w:t>Self-service конструктор отчётов</w:t>
             </w:r>
           </w:p>
         </w:tc>
         <w:tc>
           <w:tcPr>
-            <w:tcW w:type="dxa" w:w="6236"/>
-            <w:vAlign w:val="center"/>
-            <w:shd w:val="clear" w:color="auto" w:fill="FFFFFF"/>
+            <w:tcW w:type="dxa" w:w="4844"/>
           </w:tcPr>
           <w:p>
-            <w:pPr>
-              <w:jc w:val="left"/>
-            </w:pPr>
             <w:r>
               <w:rPr>
-                <w:b w:val="0"/>
-                <w:sz w:val="19"/>
+                <w:b/>
+                <w:color w:val="16A34A"/>
+                <w:sz w:val="20"/>
               </w:rPr>
-              <w:t>Мониторинг потребления, доступность услуг, эффективность затрат, рейтинг потребителей, утилизация ресурсов и т.д.</w:t>
+              <w:t>✅  Можем</w:t>
             </w:r>
           </w:p>
         </w:tc>
@@ -402,39 +232,29 @@
       <w:tr>
         <w:tc>
           <w:tcPr>
-            <w:tcW w:type="dxa" w:w="3118"/>
-            <w:vAlign w:val="center"/>
-            <w:shd w:val="clear" w:color="auto" w:fill="EFF6FF"/>
+            <w:tcW w:type="dxa" w:w="4844"/>
           </w:tcPr>
           <w:p>
-            <w:pPr>
-              <w:jc w:val="left"/>
-            </w:pPr>
             <w:r>
               <w:rPr>
-                <w:b/>
-                <w:sz w:val="19"/>
+                <w:sz w:val="20"/>
               </w:rPr>
-              <w:t>Конструктор отчётов</w:t>
+              <w:t>Прогнозирование потребления</w:t>
             </w:r>
           </w:p>
         </w:tc>
         <w:tc>
           <w:tcPr>
-            <w:tcW w:type="dxa" w:w="6236"/>
-            <w:vAlign w:val="center"/>
-            <w:shd w:val="clear" w:color="auto" w:fill="F8FAFC"/>
+            <w:tcW w:type="dxa" w:w="4844"/>
           </w:tcPr>
           <w:p>
-            <w:pPr>
-              <w:jc w:val="left"/>
-            </w:pPr>
             <w:r>
               <w:rPr>
-                <w:b w:val="0"/>
-                <w:sz w:val="19"/>
+                <w:b/>
+                <w:color w:val="D97706"/>
+                <w:sz w:val="20"/>
               </w:rPr>
-              <w:t>Self-service инструмент: подключение к БД, SQL/JSON-запросы, ролевой доступ, экспорт</w:t>
+              <w:t>⚠️  Частично</w:t>
             </w:r>
           </w:p>
         </w:tc>
@@ -442,39 +262,29 @@
       <w:tr>
         <w:tc>
           <w:tcPr>
-            <w:tcW w:type="dxa" w:w="3118"/>
-            <w:vAlign w:val="center"/>
-            <w:shd w:val="clear" w:color="auto" w:fill="EFF6FF"/>
+            <w:tcW w:type="dxa" w:w="4844"/>
           </w:tcPr>
           <w:p>
-            <w:pPr>
-              <w:jc w:val="left"/>
-            </w:pPr>
             <w:r>
               <w:rPr>
-                <w:b/>
-                <w:sz w:val="19"/>
+                <w:sz w:val="20"/>
               </w:rPr>
-              <w:t>Прогноз потребления</w:t>
+              <w:t>Уведомления по событиям</w:t>
             </w:r>
           </w:p>
         </w:tc>
         <w:tc>
           <w:tcPr>
-            <w:tcW w:type="dxa" w:w="6236"/>
-            <w:vAlign w:val="center"/>
-            <w:shd w:val="clear" w:color="auto" w:fill="FFFFFF"/>
+            <w:tcW w:type="dxa" w:w="4844"/>
           </w:tcPr>
           <w:p>
-            <w:pPr>
-              <w:jc w:val="left"/>
-            </w:pPr>
             <w:r>
               <w:rPr>
-                <w:b w:val="0"/>
-                <w:sz w:val="19"/>
+                <w:b/>
+                <w:color w:val="16A34A"/>
+                <w:sz w:val="20"/>
               </w:rPr>
-              <w:t>Прогнозирование ресурсов в разрезе услуг и конфигурационных элементов</w:t>
+              <w:t>✅  Можем</w:t>
             </w:r>
           </w:p>
         </w:tc>
@@ -482,39 +292,29 @@
       <w:tr>
         <w:tc>
           <w:tcPr>
-            <w:tcW w:type="dxa" w:w="3118"/>
-            <w:vAlign w:val="center"/>
-            <w:shd w:val="clear" w:color="auto" w:fill="EFF6FF"/>
+            <w:tcW w:type="dxa" w:w="4844"/>
           </w:tcPr>
           <w:p>
-            <w:pPr>
-              <w:jc w:val="left"/>
-            </w:pPr>
             <w:r>
               <w:rPr>
-                <w:b/>
-                <w:sz w:val="19"/>
+                <w:sz w:val="20"/>
               </w:rPr>
-              <w:t>ИТ-ресурсы ОГВ</w:t>
+              <w:t>Ролевой доступ к контенту</w:t>
             </w:r>
           </w:p>
         </w:tc>
         <w:tc>
           <w:tcPr>
-            <w:tcW w:type="dxa" w:w="6236"/>
-            <w:vAlign w:val="center"/>
-            <w:shd w:val="clear" w:color="auto" w:fill="F8FAFC"/>
+            <w:tcW w:type="dxa" w:w="4844"/>
           </w:tcPr>
           <w:p>
-            <w:pPr>
-              <w:jc w:val="left"/>
-            </w:pPr>
             <w:r>
               <w:rPr>
-                <w:b w:val="0"/>
-                <w:sz w:val="19"/>
+                <w:b/>
+                <w:color w:val="16A34A"/>
+                <w:sz w:val="20"/>
               </w:rPr>
-              <w:t>Учёт IT-ресурсов органов государственной власти, отчёты об обновлении</w:t>
+              <w:t>✅  Можем</w:t>
             </w:r>
           </w:p>
         </w:tc>
@@ -522,39 +322,29 @@
       <w:tr>
         <w:tc>
           <w:tcPr>
-            <w:tcW w:type="dxa" w:w="3118"/>
-            <w:vAlign w:val="center"/>
-            <w:shd w:val="clear" w:color="auto" w:fill="EFF6FF"/>
+            <w:tcW w:type="dxa" w:w="4844"/>
           </w:tcPr>
           <w:p>
-            <w:pPr>
-              <w:jc w:val="left"/>
-            </w:pPr>
             <w:r>
               <w:rPr>
-                <w:b/>
-                <w:sz w:val="19"/>
+                <w:sz w:val="20"/>
               </w:rPr>
-              <w:t>Уведомления</w:t>
+              <w:t>Формы ввода (заявки, заказы, контракты)</w:t>
             </w:r>
           </w:p>
         </w:tc>
         <w:tc>
           <w:tcPr>
-            <w:tcW w:type="dxa" w:w="6236"/>
-            <w:vAlign w:val="center"/>
-            <w:shd w:val="clear" w:color="auto" w:fill="FFFFFF"/>
+            <w:tcW w:type="dxa" w:w="4844"/>
           </w:tcPr>
           <w:p>
-            <w:pPr>
-              <w:jc w:val="left"/>
-            </w:pPr>
             <w:r>
               <w:rPr>
-                <w:b w:val="0"/>
-                <w:sz w:val="19"/>
+                <w:b/>
+                <w:color w:val="D97706"/>
+                <w:sz w:val="20"/>
               </w:rPr>
-              <w:t>Настройка и получение уведомлений по событиям системы</w:t>
+              <w:t>⚠️  Частично</w:t>
             </w:r>
           </w:p>
         </w:tc>
@@ -562,39 +352,29 @@
       <w:tr>
         <w:tc>
           <w:tcPr>
-            <w:tcW w:type="dxa" w:w="3118"/>
-            <w:vAlign w:val="center"/>
-            <w:shd w:val="clear" w:color="auto" w:fill="EFF6FF"/>
+            <w:tcW w:type="dxa" w:w="4844"/>
           </w:tcPr>
           <w:p>
-            <w:pPr>
-              <w:jc w:val="left"/>
-            </w:pPr>
             <w:r>
               <w:rPr>
-                <w:b/>
-                <w:sz w:val="19"/>
+                <w:sz w:val="20"/>
               </w:rPr>
-              <w:t>Управление контрактами</w:t>
+              <w:t>Управление КЭ (CRUD конфигурационных единиц)</w:t>
             </w:r>
           </w:p>
         </w:tc>
         <w:tc>
           <w:tcPr>
-            <w:tcW w:type="dxa" w:w="6236"/>
-            <w:vAlign w:val="center"/>
-            <w:shd w:val="clear" w:color="auto" w:fill="F8FAFC"/>
+            <w:tcW w:type="dxa" w:w="4844"/>
           </w:tcPr>
           <w:p>
-            <w:pPr>
-              <w:jc w:val="left"/>
-            </w:pPr>
             <w:r>
               <w:rPr>
-                <w:b w:val="0"/>
-                <w:sz w:val="19"/>
+                <w:b/>
+                <w:color w:val="DC2626"/>
+                <w:sz w:val="20"/>
               </w:rPr>
-              <w:t>Контракты с услугами, тарифами, лимитами, этапами, расходами, SLA</w:t>
+              <w:t>❌  Не можем</w:t>
             </w:r>
           </w:p>
         </w:tc>
@@ -602,39 +382,29 @@
       <w:tr>
         <w:tc>
           <w:tcPr>
-            <w:tcW w:type="dxa" w:w="3118"/>
-            <w:vAlign w:val="center"/>
-            <w:shd w:val="clear" w:color="auto" w:fill="EFF6FF"/>
+            <w:tcW w:type="dxa" w:w="4844"/>
           </w:tcPr>
           <w:p>
-            <w:pPr>
-              <w:jc w:val="left"/>
-            </w:pPr>
             <w:r>
               <w:rPr>
-                <w:b/>
-                <w:sz w:val="19"/>
+                <w:sz w:val="20"/>
               </w:rPr>
-              <w:t>Управление заказами</w:t>
+              <w:t>Полноценное управление заявками и тех.поддержкой (ITSM)</w:t>
             </w:r>
           </w:p>
         </w:tc>
         <w:tc>
           <w:tcPr>
-            <w:tcW w:type="dxa" w:w="6236"/>
-            <w:vAlign w:val="center"/>
-            <w:shd w:val="clear" w:color="auto" w:fill="FFFFFF"/>
+            <w:tcW w:type="dxa" w:w="4844"/>
           </w:tcPr>
           <w:p>
-            <w:pPr>
-              <w:jc w:val="left"/>
-            </w:pPr>
             <w:r>
               <w:rPr>
-                <w:b w:val="0"/>
-                <w:sz w:val="19"/>
+                <w:b/>
+                <w:color w:val="DC2626"/>
+                <w:sz w:val="20"/>
               </w:rPr>
-              <w:t>Проекты заказов, заказы с объёмами и КЭ, сводные отчёты</w:t>
+              <w:t>❌  Не можем</w:t>
             </w:r>
           </w:p>
         </w:tc>
@@ -642,39 +412,29 @@
       <w:tr>
         <w:tc>
           <w:tcPr>
-            <w:tcW w:type="dxa" w:w="3118"/>
-            <w:vAlign w:val="center"/>
-            <w:shd w:val="clear" w:color="auto" w:fill="EFF6FF"/>
+            <w:tcW w:type="dxa" w:w="4844"/>
           </w:tcPr>
           <w:p>
-            <w:pPr>
-              <w:jc w:val="left"/>
-            </w:pPr>
             <w:r>
               <w:rPr>
-                <w:b/>
-                <w:sz w:val="19"/>
+                <w:sz w:val="20"/>
               </w:rPr>
-              <w:t>Управление заявками</w:t>
+              <w:t>Управление контрактами и SLA</w:t>
             </w:r>
           </w:p>
         </w:tc>
         <w:tc>
           <w:tcPr>
-            <w:tcW w:type="dxa" w:w="6236"/>
-            <w:vAlign w:val="center"/>
-            <w:shd w:val="clear" w:color="auto" w:fill="F8FAFC"/>
+            <w:tcW w:type="dxa" w:w="4844"/>
           </w:tcPr>
           <w:p>
-            <w:pPr>
-              <w:jc w:val="left"/>
-            </w:pPr>
             <w:r>
               <w:rPr>
-                <w:b w:val="0"/>
-                <w:sz w:val="19"/>
+                <w:b/>
+                <w:color w:val="DC2626"/>
+                <w:sz w:val="20"/>
               </w:rPr>
-              <w:t>Инциденты, запросы на обслуживание, технический процесс обработки</w:t>
+              <w:t>❌  Не можем</w:t>
             </w:r>
           </w:p>
         </w:tc>
@@ -682,39 +442,29 @@
       <w:tr>
         <w:tc>
           <w:tcPr>
-            <w:tcW w:type="dxa" w:w="3118"/>
-            <w:vAlign w:val="center"/>
-            <w:shd w:val="clear" w:color="auto" w:fill="EFF6FF"/>
+            <w:tcW w:type="dxa" w:w="4844"/>
           </w:tcPr>
           <w:p>
-            <w:pPr>
-              <w:jc w:val="left"/>
-            </w:pPr>
             <w:r>
               <w:rPr>
-                <w:b/>
-                <w:sz w:val="19"/>
+                <w:sz w:val="20"/>
               </w:rPr>
-              <w:t>Тех.поддержка</w:t>
+              <w:t>Управление заказами с workflow согласования</w:t>
             </w:r>
           </w:p>
         </w:tc>
         <w:tc>
           <w:tcPr>
-            <w:tcW w:type="dxa" w:w="6236"/>
-            <w:vAlign w:val="center"/>
-            <w:shd w:val="clear" w:color="auto" w:fill="FFFFFF"/>
+            <w:tcW w:type="dxa" w:w="4844"/>
           </w:tcPr>
           <w:p>
-            <w:pPr>
-              <w:jc w:val="left"/>
-            </w:pPr>
             <w:r>
               <w:rPr>
-                <w:b w:val="0"/>
-                <w:sz w:val="19"/>
+                <w:b/>
+                <w:color w:val="D97706"/>
+                <w:sz w:val="20"/>
               </w:rPr>
-              <w:t>Инциденты, запросы, регламентные работы, планирование</w:t>
+              <w:t>⚠️  Частично</w:t>
             </w:r>
           </w:p>
         </w:tc>
@@ -722,39 +472,29 @@
       <w:tr>
         <w:tc>
           <w:tcPr>
-            <w:tcW w:type="dxa" w:w="3118"/>
-            <w:vAlign w:val="center"/>
-            <w:shd w:val="clear" w:color="auto" w:fill="EFF6FF"/>
+            <w:tcW w:type="dxa" w:w="4844"/>
           </w:tcPr>
           <w:p>
-            <w:pPr>
-              <w:jc w:val="left"/>
-            </w:pPr>
             <w:r>
               <w:rPr>
-                <w:b/>
-                <w:sz w:val="19"/>
+                <w:sz w:val="20"/>
               </w:rPr>
-              <w:t>Дашборды</w:t>
+              <w:t>Публичный портал (новости, документы, услуги)</w:t>
             </w:r>
           </w:p>
         </w:tc>
         <w:tc>
           <w:tcPr>
-            <w:tcW w:type="dxa" w:w="6236"/>
-            <w:vAlign w:val="center"/>
-            <w:shd w:val="clear" w:color="auto" w:fill="F8FAFC"/>
+            <w:tcW w:type="dxa" w:w="4844"/>
           </w:tcPr>
           <w:p>
-            <w:pPr>
-              <w:jc w:val="left"/>
-            </w:pPr>
             <w:r>
               <w:rPr>
-                <w:b w:val="0"/>
-                <w:sz w:val="19"/>
+                <w:b/>
+                <w:color w:val="D97706"/>
+                <w:sz w:val="20"/>
               </w:rPr>
-              <w:t>Информационная панель ГосОблака: настройка параметров услуг, индивидуальная конфигурация по ролям, автообновление</w:t>
+              <w:t>⚠️  Частично</w:t>
             </w:r>
           </w:p>
         </w:tc>
@@ -762,39 +502,29 @@
       <w:tr>
         <w:tc>
           <w:tcPr>
-            <w:tcW w:type="dxa" w:w="3118"/>
-            <w:vAlign w:val="center"/>
-            <w:shd w:val="clear" w:color="auto" w:fill="EFF6FF"/>
+            <w:tcW w:type="dxa" w:w="4844"/>
           </w:tcPr>
           <w:p>
-            <w:pPr>
-              <w:jc w:val="left"/>
-            </w:pPr>
             <w:r>
               <w:rPr>
-                <w:b/>
-                <w:sz w:val="19"/>
+                <w:sz w:val="20"/>
               </w:rPr>
-              <w:t>Портал</w:t>
+              <w:t>Мобильное приложение</w:t>
             </w:r>
           </w:p>
         </w:tc>
         <w:tc>
           <w:tcPr>
-            <w:tcW w:type="dxa" w:w="6236"/>
-            <w:vAlign w:val="center"/>
-            <w:shd w:val="clear" w:color="auto" w:fill="FFFFFF"/>
+            <w:tcW w:type="dxa" w:w="4844"/>
           </w:tcPr>
           <w:p>
-            <w:pPr>
-              <w:jc w:val="left"/>
-            </w:pPr>
             <w:r>
               <w:rPr>
-                <w:b w:val="0"/>
-                <w:sz w:val="19"/>
+                <w:b/>
+                <w:color w:val="DC2626"/>
+                <w:sz w:val="20"/>
               </w:rPr>
-              <w:t>Новости, мероприятия, страницы, FAQ, документы</w:t>
+              <w:t>❌  Не можем</w:t>
             </w:r>
           </w:p>
         </w:tc>
@@ -803,6899 +533,2143 @@
     <w:p/>
     <w:p>
       <w:pPr>
-        <w:pStyle w:val="Heading2"/>
-        <w:spacing w:before="160" w:after="80"/>
+        <w:spacing w:before="280" w:after="120"/>
       </w:pPr>
       <w:r>
         <w:rPr>
-          <w:color w:val="1E293B"/>
+          <w:b/>
+          <w:color w:val="1A1A2E"/>
+          <w:sz w:val="32"/>
         </w:rPr>
-        <w:t>2.3 Ролевая модель</w:t>
+        <w:t>Детальный разбор по направлениям</w:t>
       </w:r>
     </w:p>
     <w:p>
       <w:pPr>
-        <w:spacing w:after="80"/>
+        <w:spacing w:before="200" w:after="80"/>
       </w:pPr>
       <w:r>
         <w:rPr>
-          <w:b w:val="0"/>
-          <w:sz w:val="21"/>
+          <w:b/>
+          <w:color w:val="4F6AFF"/>
+          <w:sz w:val="26"/>
         </w:rPr>
-        <w:t>Система разграничивает доступ к функциям и дашбордам по ролям пользователей:</w:t>
+        <w:t>1. Мониторинг ресурсов ГосОблака (дашборды)</w:t>
       </w:r>
     </w:p>
     <w:p>
       <w:pPr>
-        <w:pStyle w:val="ListBullet"/>
-        <w:spacing w:after="40"/>
+        <w:spacing w:after="80"/>
       </w:pPr>
       <w:r>
         <w:rPr>
-          <w:sz w:val="21"/>
+          <w:b/>
+          <w:color w:val="16A34A"/>
+          <w:sz w:val="22"/>
         </w:rPr>
-        <w:t>Регулятор</w:t>
+        <w:t xml:space="preserve">✅  Можем  </w:t>
+      </w:r>
+      <w:r>
+        <w:rPr>
+          <w:color w:val="1A1A2E"/>
+          <w:sz w:val="22"/>
+        </w:rPr>
+        <w:t>Основная «витрина» системы — дашборды по потреблению CPU, RAM, хранилища, доступности услуг, рейтинга потребителей — полностью реализуется на Insight.</w:t>
       </w:r>
     </w:p>
     <w:p>
       <w:pPr>
-        <w:pStyle w:val="ListBullet"/>
-        <w:spacing w:after="40"/>
+        <w:spacing w:after="40" w:before="0"/>
+        <w:jc w:val="left"/>
       </w:pPr>
       <w:r>
         <w:rPr>
-          <w:sz w:val="21"/>
+          <w:b/>
+          <w:i w:val="0"/>
+          <w:color w:val="16A34A"/>
+          <w:sz w:val="20"/>
         </w:rPr>
-        <w:t>Администратор</w:t>
+        <w:t>Что умеем:</w:t>
       </w:r>
     </w:p>
     <w:p>
       <w:pPr>
         <w:pStyle w:val="ListBullet"/>
-        <w:spacing w:after="40"/>
+        <w:spacing w:after="20"/>
+        <w:ind w:left="288"/>
       </w:pPr>
       <w:r>
         <w:rPr>
-          <w:sz w:val="21"/>
+          <w:sz w:val="20"/>
         </w:rPr>
-        <w:t>Поставщик услуг</w:t>
+        <w:t>• KPI-плитки с текущими значениями и динамикой (утилизация ресурсов, доступность, %)</w:t>
       </w:r>
     </w:p>
     <w:p>
       <w:pPr>
         <w:pStyle w:val="ListBullet"/>
-        <w:spacing w:after="40"/>
+        <w:spacing w:after="20"/>
+        <w:ind w:left="288"/>
       </w:pPr>
       <w:r>
         <w:rPr>
-          <w:sz w:val="21"/>
+          <w:sz w:val="20"/>
         </w:rPr>
-        <w:t>Потребитель услуг</w:t>
+        <w:t>• Линейные и столбчатые графики потребления в разрезе времени, поставщика, типа КЭ</w:t>
       </w:r>
     </w:p>
     <w:p>
       <w:pPr>
         <w:pStyle w:val="ListBullet"/>
-        <w:spacing w:after="40"/>
+        <w:spacing w:after="20"/>
+        <w:ind w:left="288"/>
       </w:pPr>
       <w:r>
         <w:rPr>
-          <w:sz w:val="21"/>
+          <w:sz w:val="20"/>
         </w:rPr>
-        <w:t>Администратор ПОИБ</w:t>
+        <w:t>• Тепловые карты для визуализации нагрузки по временным слотам</w:t>
       </w:r>
     </w:p>
     <w:p>
       <w:pPr>
         <w:pStyle w:val="ListBullet"/>
-        <w:spacing w:after="40"/>
+        <w:spacing w:after="20"/>
+        <w:ind w:left="288"/>
       </w:pPr>
       <w:r>
         <w:rPr>
-          <w:sz w:val="21"/>
+          <w:sz w:val="20"/>
         </w:rPr>
-        <w:t>Служба администрирования и сопровождения (САиС ФГИС У)</w:t>
+        <w:t>• Pivot-таблицы с drill-down для детальной аналитики</w:t>
       </w:r>
     </w:p>
     <w:p>
       <w:pPr>
-        <w:spacing w:after="80"/>
+        <w:pStyle w:val="ListBullet"/>
+        <w:spacing w:after="20"/>
+        <w:ind w:left="288"/>
       </w:pPr>
       <w:r>
         <w:rPr>
-          <w:b w:val="0"/>
-          <w:sz w:val="21"/>
+          <w:sz w:val="20"/>
         </w:rPr>
-        <w:t>Дашборды и отчёты в системе являются ролезависимыми — каждая роль видит свой набор данных и настроек.</w:t>
+        <w:t>• Сводные отчёты по ГосОблаку в целом и в разрезе потребителя</w:t>
+      </w:r>
+    </w:p>
+    <w:p>
+      <w:pPr>
+        <w:pStyle w:val="ListBullet"/>
+        <w:spacing w:after="20"/>
+        <w:ind w:left="288"/>
+      </w:pPr>
+      <w:r>
+        <w:rPr>
+          <w:sz w:val="20"/>
+        </w:rPr>
+        <w:t>• Настраиваемые дашборды для разных ролей (Поставщик, Потребитель, Регулятор, Аналитик)</w:t>
+      </w:r>
+    </w:p>
+    <w:p>
+      <w:pPr>
+        <w:pStyle w:val="ListBullet"/>
+        <w:spacing w:after="20"/>
+        <w:ind w:left="288"/>
+      </w:pPr>
+      <w:r>
+        <w:rPr>
+          <w:sz w:val="20"/>
+        </w:rPr>
+        <w:t>• Real-time обновление данных без перезагрузки страницы</w:t>
+      </w:r>
+    </w:p>
+    <w:p>
+      <w:pPr>
+        <w:spacing w:after="40" w:before="0"/>
+        <w:jc w:val="left"/>
+      </w:pPr>
+      <w:r>
+        <w:rPr>
+          <w:b/>
+          <w:i w:val="0"/>
+          <w:color w:val="DC2626"/>
+          <w:sz w:val="20"/>
+        </w:rPr>
+        <w:t>Чего не хватает:</w:t>
+      </w:r>
+    </w:p>
+    <w:p>
+      <w:pPr>
+        <w:spacing w:after="20"/>
+        <w:ind w:left="288"/>
+      </w:pPr>
+      <w:r>
+        <w:rPr>
+          <w:color w:val="6B7280"/>
+          <w:sz w:val="20"/>
+        </w:rPr>
+        <w:t>• Сам сбор метрик с агентов мониторинга — это задача бэкенда ФГИС У; Insight только визуализирует уже подготовленные данные</w:t>
+      </w:r>
+    </w:p>
+    <w:p>
+      <w:pPr>
+        <w:spacing w:before="200" w:after="80"/>
+      </w:pPr>
+      <w:r>
+        <w:rPr>
+          <w:b/>
+          <w:color w:val="4F6AFF"/>
+          <w:sz w:val="26"/>
+        </w:rPr>
+        <w:t>2. Аналитическая отчётность</w:t>
+      </w:r>
+    </w:p>
+    <w:p>
+      <w:pPr>
+        <w:spacing w:after="80"/>
+      </w:pPr>
+      <w:r>
+        <w:rPr>
+          <w:b/>
+          <w:color w:val="16A34A"/>
+          <w:sz w:val="22"/>
+        </w:rPr>
+        <w:t xml:space="preserve">✅  Можем  </w:t>
+      </w:r>
+      <w:r>
+        <w:rPr>
+          <w:color w:val="1A1A2E"/>
+          <w:sz w:val="22"/>
+        </w:rPr>
+        <w:t>Все 11+ типов отчётов ФГИС У — от «Отчёта по использованию КЭ» до «Рейтинга потребителей» — строятся стандартными средствами Insight.</w:t>
+      </w:r>
+    </w:p>
+    <w:p>
+      <w:pPr>
+        <w:spacing w:after="40" w:before="0"/>
+        <w:jc w:val="left"/>
+      </w:pPr>
+      <w:r>
+        <w:rPr>
+          <w:b/>
+          <w:i w:val="0"/>
+          <w:color w:val="16A34A"/>
+          <w:sz w:val="20"/>
+        </w:rPr>
+        <w:t>Что умеем:</w:t>
+      </w:r>
+    </w:p>
+    <w:p>
+      <w:pPr>
+        <w:pStyle w:val="ListBullet"/>
+        <w:spacing w:after="20"/>
+        <w:ind w:left="288"/>
+      </w:pPr>
+      <w:r>
+        <w:rPr>
+          <w:sz w:val="20"/>
+        </w:rPr>
+        <w:t>• Параметрические отчёты с фильтрами по периоду, потребителю, услуге, КЭ</w:t>
+      </w:r>
+    </w:p>
+    <w:p>
+      <w:pPr>
+        <w:pStyle w:val="ListBullet"/>
+        <w:spacing w:after="20"/>
+        <w:ind w:left="288"/>
+      </w:pPr>
+      <w:r>
+        <w:rPr>
+          <w:sz w:val="20"/>
+        </w:rPr>
+        <w:t>• Множественный выбор в фильтрах (мультиселект)</w:t>
+      </w:r>
+    </w:p>
+    <w:p>
+      <w:pPr>
+        <w:pStyle w:val="ListBullet"/>
+        <w:spacing w:after="20"/>
+        <w:ind w:left="288"/>
+      </w:pPr>
+      <w:r>
+        <w:rPr>
+          <w:sz w:val="20"/>
+        </w:rPr>
+        <w:t>• Сворачиваемые иерархические строки в таблицах</w:t>
+      </w:r>
+    </w:p>
+    <w:p>
+      <w:pPr>
+        <w:pStyle w:val="ListBullet"/>
+        <w:spacing w:after="20"/>
+        <w:ind w:left="288"/>
+      </w:pPr>
+      <w:r>
+        <w:rPr>
+          <w:sz w:val="20"/>
+        </w:rPr>
+        <w:t>• Выгрузка в Excel/CSV/PDF непосредственно из интерфейса</w:t>
+      </w:r>
+    </w:p>
+    <w:p>
+      <w:pPr>
+        <w:pStyle w:val="ListBullet"/>
+        <w:spacing w:after="20"/>
+        <w:ind w:left="288"/>
+      </w:pPr>
+      <w:r>
+        <w:rPr>
+          <w:sz w:val="20"/>
+        </w:rPr>
+        <w:t>• Цветовая индикация значений (рекомендации «уменьшить / оставить / увеличить»)</w:t>
+      </w:r>
+    </w:p>
+    <w:p>
+      <w:pPr>
+        <w:pStyle w:val="ListBullet"/>
+        <w:spacing w:after="20"/>
+        <w:ind w:left="288"/>
+      </w:pPr>
+      <w:r>
+        <w:rPr>
+          <w:sz w:val="20"/>
+        </w:rPr>
+        <w:t>• Печатные формы — экспорт страницы или отдельного виджета</w:t>
+      </w:r>
+    </w:p>
+    <w:p>
+      <w:pPr>
+        <w:spacing w:after="40" w:before="0"/>
+        <w:jc w:val="left"/>
+      </w:pPr>
+      <w:r>
+        <w:rPr>
+          <w:b/>
+          <w:i w:val="0"/>
+          <w:color w:val="DC2626"/>
+          <w:sz w:val="20"/>
+        </w:rPr>
+        <w:t>Чего не хватает:</w:t>
+      </w:r>
+    </w:p>
+    <w:p>
+      <w:pPr>
+        <w:spacing w:after="20"/>
+        <w:ind w:left="288"/>
+      </w:pPr>
+      <w:r>
+        <w:rPr>
+          <w:color w:val="6B7280"/>
+          <w:sz w:val="20"/>
+        </w:rPr>
+        <w:t>• Выгрузка в формате ODF не поддерживается нативно (ФГИС У использует ODF); потребуется доработка или конвертация</w:t>
+      </w:r>
+    </w:p>
+    <w:p>
+      <w:pPr>
+        <w:spacing w:before="60" w:after="120"/>
+      </w:pPr>
+      <w:r>
+        <w:rPr>
+          <w:i/>
+          <w:color w:val="6B7280"/>
+          <w:sz w:val="20"/>
+        </w:rPr>
+        <w:t>ℹ  Конструктор отчётов уже встроен в текущую инсталляцию ФГИС У.</w:t>
+      </w:r>
+    </w:p>
+    <w:p>
+      <w:pPr>
+        <w:spacing w:before="200" w:after="80"/>
+      </w:pPr>
+      <w:r>
+        <w:rPr>
+          <w:b/>
+          <w:color w:val="4F6AFF"/>
+          <w:sz w:val="26"/>
+        </w:rPr>
+        <w:t>3. Self-service конструктор отчётов</w:t>
+      </w:r>
+    </w:p>
+    <w:p>
+      <w:pPr>
+        <w:spacing w:after="80"/>
+      </w:pPr>
+      <w:r>
+        <w:rPr>
+          <w:b/>
+          <w:color w:val="16A34A"/>
+          <w:sz w:val="22"/>
+        </w:rPr>
+        <w:t xml:space="preserve">✅  Можем  </w:t>
+      </w:r>
+      <w:r>
+        <w:rPr>
+          <w:color w:val="1A1A2E"/>
+          <w:sz w:val="22"/>
+        </w:rPr>
+        <w:t>Пользователи могут самостоятельно строить новые отчёты, не привлекая разработчиков. Функционал раздела «Конструктор отчётов» ФГИС У закрывается полностью.</w:t>
+      </w:r>
+    </w:p>
+    <w:p>
+      <w:pPr>
+        <w:spacing w:after="40" w:before="0"/>
+        <w:jc w:val="left"/>
+      </w:pPr>
+      <w:r>
+        <w:rPr>
+          <w:b/>
+          <w:i w:val="0"/>
+          <w:color w:val="16A34A"/>
+          <w:sz w:val="20"/>
+        </w:rPr>
+        <w:t>Что умеем:</w:t>
+      </w:r>
+    </w:p>
+    <w:p>
+      <w:pPr>
+        <w:pStyle w:val="ListBullet"/>
+        <w:spacing w:after="20"/>
+        <w:ind w:left="288"/>
+      </w:pPr>
+      <w:r>
+        <w:rPr>
+          <w:sz w:val="20"/>
+        </w:rPr>
+        <w:t>• Подключение к источнику данных через семантический слой без SQL</w:t>
+      </w:r>
+    </w:p>
+    <w:p>
+      <w:pPr>
+        <w:pStyle w:val="ListBullet"/>
+        <w:spacing w:after="20"/>
+        <w:ind w:left="288"/>
+      </w:pPr>
+      <w:r>
+        <w:rPr>
+          <w:sz w:val="20"/>
+        </w:rPr>
+        <w:t>• Drag-and-drop конструирование: выбор метрик, измерений, фильтров</w:t>
+      </w:r>
+    </w:p>
+    <w:p>
+      <w:pPr>
+        <w:pStyle w:val="ListBullet"/>
+        <w:spacing w:after="20"/>
+        <w:ind w:left="288"/>
+      </w:pPr>
+      <w:r>
+        <w:rPr>
+          <w:sz w:val="20"/>
+        </w:rPr>
+        <w:t>• Форматирование: заголовки, цвета, условное форматирование</w:t>
+      </w:r>
+    </w:p>
+    <w:p>
+      <w:pPr>
+        <w:pStyle w:val="ListBullet"/>
+        <w:spacing w:after="20"/>
+        <w:ind w:left="288"/>
+      </w:pPr>
+      <w:r>
+        <w:rPr>
+          <w:sz w:val="20"/>
+        </w:rPr>
+        <w:t>• Сохранение, загрузка и экспорт отчётов</w:t>
+      </w:r>
+    </w:p>
+    <w:p>
+      <w:pPr>
+        <w:pStyle w:val="ListBullet"/>
+        <w:spacing w:after="20"/>
+        <w:ind w:left="288"/>
+      </w:pPr>
+      <w:r>
+        <w:rPr>
+          <w:sz w:val="20"/>
+        </w:rPr>
+        <w:t>• Регламентная отчётность с расписанием</w:t>
+      </w:r>
+    </w:p>
+    <w:p>
+      <w:pPr>
+        <w:spacing w:before="60" w:after="120"/>
+      </w:pPr>
+      <w:r>
+        <w:rPr>
+          <w:i/>
+          <w:color w:val="6B7280"/>
+          <w:sz w:val="20"/>
+        </w:rPr>
+        <w:t>ℹ  Соответствует разделу 5.12 руководства пользователя ФГИС У.</w:t>
+      </w:r>
+    </w:p>
+    <w:p>
+      <w:pPr>
+        <w:spacing w:before="200" w:after="80"/>
+      </w:pPr>
+      <w:r>
+        <w:rPr>
+          <w:b/>
+          <w:color w:val="4F6AFF"/>
+          <w:sz w:val="26"/>
+        </w:rPr>
+        <w:t>4. Прогноз потребления ресурсов</w:t>
+      </w:r>
+    </w:p>
+    <w:p>
+      <w:pPr>
+        <w:spacing w:after="80"/>
+      </w:pPr>
+      <w:r>
+        <w:rPr>
+          <w:b/>
+          <w:color w:val="D97706"/>
+          <w:sz w:val="22"/>
+        </w:rPr>
+        <w:t xml:space="preserve">⚠️  Частично  </w:t>
+      </w:r>
+      <w:r>
+        <w:rPr>
+          <w:color w:val="1A1A2E"/>
+          <w:sz w:val="22"/>
+        </w:rPr>
+        <w:t>Insight умеет строить прогнозные линии на графиках и визуализировать прогнозные данные. Но сами алгоритмы прогнозирования (ML-модели расчёта будущего потребления) живут на бэкенде — Insight только отображает результат.</w:t>
+      </w:r>
+    </w:p>
+    <w:p>
+      <w:pPr>
+        <w:spacing w:after="40" w:before="0"/>
+        <w:jc w:val="left"/>
+      </w:pPr>
+      <w:r>
+        <w:rPr>
+          <w:b/>
+          <w:i w:val="0"/>
+          <w:color w:val="16A34A"/>
+          <w:sz w:val="20"/>
+        </w:rPr>
+        <w:t>Что умеем:</w:t>
+      </w:r>
+    </w:p>
+    <w:p>
+      <w:pPr>
+        <w:pStyle w:val="ListBullet"/>
+        <w:spacing w:after="20"/>
+        <w:ind w:left="288"/>
+      </w:pPr>
+      <w:r>
+        <w:rPr>
+          <w:sz w:val="20"/>
+        </w:rPr>
+        <w:t>• Отображение прогнозных значений рядом с фактическими на одном графике</w:t>
+      </w:r>
+    </w:p>
+    <w:p>
+      <w:pPr>
+        <w:pStyle w:val="ListBullet"/>
+        <w:spacing w:after="20"/>
+        <w:ind w:left="288"/>
+      </w:pPr>
+      <w:r>
+        <w:rPr>
+          <w:sz w:val="20"/>
+        </w:rPr>
+        <w:t>• Фильтрация и навигация по прогнозным отчётам: в разрезе услуг и КЭ</w:t>
+      </w:r>
+    </w:p>
+    <w:p>
+      <w:pPr>
+        <w:pStyle w:val="ListBullet"/>
+        <w:spacing w:after="20"/>
+        <w:ind w:left="288"/>
+      </w:pPr>
+      <w:r>
+        <w:rPr>
+          <w:sz w:val="20"/>
+        </w:rPr>
+        <w:t>• Сравнение плановых и фактических объёмов с подсветкой отклонений</w:t>
+      </w:r>
+    </w:p>
+    <w:p>
+      <w:pPr>
+        <w:spacing w:after="40" w:before="0"/>
+        <w:jc w:val="left"/>
+      </w:pPr>
+      <w:r>
+        <w:rPr>
+          <w:b/>
+          <w:i w:val="0"/>
+          <w:color w:val="DC2626"/>
+          <w:sz w:val="20"/>
+        </w:rPr>
+        <w:t>Чего не хватает:</w:t>
+      </w:r>
+    </w:p>
+    <w:p>
+      <w:pPr>
+        <w:spacing w:after="20"/>
+        <w:ind w:left="288"/>
+      </w:pPr>
+      <w:r>
+        <w:rPr>
+          <w:color w:val="6B7280"/>
+          <w:sz w:val="20"/>
+        </w:rPr>
+        <w:t>• Вычисление прогноза внутри Insight — расчёты должны быть выполнены бэкенд-сервисом ФГИС У и переданы как обычные данные</w:t>
+      </w:r>
+    </w:p>
+    <w:p>
+      <w:pPr>
+        <w:spacing w:before="60" w:after="120"/>
+      </w:pPr>
+      <w:r>
+        <w:rPr>
+          <w:i/>
+          <w:color w:val="6B7280"/>
+          <w:sz w:val="20"/>
+        </w:rPr>
+        <w:t>ℹ  Текущий раздел «Прогноз потребления» (гл. 6 руководства пользователя) уже работает по такой схеме — Insight визуализирует готовые прогнозные данные.</w:t>
+      </w:r>
+    </w:p>
+    <w:p>
+      <w:pPr>
+        <w:spacing w:before="200" w:after="80"/>
+      </w:pPr>
+      <w:r>
+        <w:rPr>
+          <w:b/>
+          <w:color w:val="4F6AFF"/>
+          <w:sz w:val="26"/>
+        </w:rPr>
+        <w:t>5. Уведомления</w:t>
+      </w:r>
+    </w:p>
+    <w:p>
+      <w:pPr>
+        <w:spacing w:after="80"/>
+      </w:pPr>
+      <w:r>
+        <w:rPr>
+          <w:b/>
+          <w:color w:val="16A34A"/>
+          <w:sz w:val="22"/>
+        </w:rPr>
+        <w:t xml:space="preserve">✅  Можем  </w:t>
+      </w:r>
+      <w:r>
+        <w:rPr>
+          <w:color w:val="1A1A2E"/>
+          <w:sz w:val="22"/>
+        </w:rPr>
+        <w:t>Модуль уведомлений Insight (Insight Pro) полностью закрывает потребность в оповещении пользователей о событиях в системе.</w:t>
+      </w:r>
+    </w:p>
+    <w:p>
+      <w:pPr>
+        <w:spacing w:after="40" w:before="0"/>
+        <w:jc w:val="left"/>
+      </w:pPr>
+      <w:r>
+        <w:rPr>
+          <w:b/>
+          <w:i w:val="0"/>
+          <w:color w:val="16A34A"/>
+          <w:sz w:val="20"/>
+        </w:rPr>
+        <w:t>Что умеем:</w:t>
+      </w:r>
+    </w:p>
+    <w:p>
+      <w:pPr>
+        <w:pStyle w:val="ListBullet"/>
+        <w:spacing w:after="20"/>
+        <w:ind w:left="288"/>
+      </w:pPr>
+      <w:r>
+        <w:rPr>
+          <w:sz w:val="20"/>
+        </w:rPr>
+        <w:t>• Уведомления по событиям: смена статуса КЭ, создание заявки, достижение порога утилизации</w:t>
+      </w:r>
+    </w:p>
+    <w:p>
+      <w:pPr>
+        <w:pStyle w:val="ListBullet"/>
+        <w:spacing w:after="20"/>
+        <w:ind w:left="288"/>
+      </w:pPr>
+      <w:r>
+        <w:rPr>
+          <w:sz w:val="20"/>
+        </w:rPr>
+        <w:t>• Каналы: email, push-уведомление, сообщение в цифровой ассистент/мессенджер</w:t>
+      </w:r>
+    </w:p>
+    <w:p>
+      <w:pPr>
+        <w:pStyle w:val="ListBullet"/>
+        <w:spacing w:after="20"/>
+        <w:ind w:left="288"/>
+      </w:pPr>
+      <w:r>
+        <w:rPr>
+          <w:sz w:val="20"/>
+        </w:rPr>
+        <w:t>• Шаблоны с динамическими полями (подстановка данных объекта)</w:t>
+      </w:r>
+    </w:p>
+    <w:p>
+      <w:pPr>
+        <w:pStyle w:val="ListBullet"/>
+        <w:spacing w:after="20"/>
+        <w:ind w:left="288"/>
+      </w:pPr>
+      <w:r>
+        <w:rPr>
+          <w:sz w:val="20"/>
+        </w:rPr>
+        <w:t>• Персональные настройки подписок — пользователь сам выбирает, что получать</w:t>
+      </w:r>
+    </w:p>
+    <w:p>
+      <w:pPr>
+        <w:pStyle w:val="ListBullet"/>
+        <w:spacing w:after="20"/>
+        <w:ind w:left="288"/>
+      </w:pPr>
+      <w:r>
+        <w:rPr>
+          <w:sz w:val="20"/>
+        </w:rPr>
+        <w:t>• Журнал отправки со статусами доставки</w:t>
+      </w:r>
+    </w:p>
+    <w:p>
+      <w:pPr>
+        <w:pStyle w:val="ListBullet"/>
+        <w:spacing w:after="20"/>
+        <w:ind w:left="288"/>
+      </w:pPr>
+      <w:r>
+        <w:rPr>
+          <w:sz w:val="20"/>
+        </w:rPr>
+        <w:t>• Real-time индикатор непрочитанных уведомлений в интерфейсе</w:t>
+      </w:r>
+    </w:p>
+    <w:p>
+      <w:pPr>
+        <w:spacing w:before="60" w:after="120"/>
+      </w:pPr>
+      <w:r>
+        <w:rPr>
+          <w:i/>
+          <w:color w:val="6B7280"/>
+          <w:sz w:val="20"/>
+        </w:rPr>
+        <w:t>ℹ  Требуется лицензия Insight Pro. Базовый Insight Standard не включает этот модуль.</w:t>
+      </w:r>
+    </w:p>
+    <w:p>
+      <w:pPr>
+        <w:spacing w:before="200" w:after="80"/>
+      </w:pPr>
+      <w:r>
+        <w:rPr>
+          <w:b/>
+          <w:color w:val="4F6AFF"/>
+          <w:sz w:val="26"/>
+        </w:rPr>
+        <w:t>6. Ролевой доступ к контенту дашбордов</w:t>
+      </w:r>
+    </w:p>
+    <w:p>
+      <w:pPr>
+        <w:spacing w:after="80"/>
+      </w:pPr>
+      <w:r>
+        <w:rPr>
+          <w:b/>
+          <w:color w:val="16A34A"/>
+          <w:sz w:val="22"/>
+        </w:rPr>
+        <w:t xml:space="preserve">✅  Можем  </w:t>
+      </w:r>
+      <w:r>
+        <w:rPr>
+          <w:color w:val="1A1A2E"/>
+          <w:sz w:val="22"/>
+        </w:rPr>
+        <w:t>Разные роли пользователей ФГИС У (Поставщик, Потребитель, Регулятор, Аналитик) видят разный контент — это нативно поддерживается в Insight.</w:t>
+      </w:r>
+    </w:p>
+    <w:p>
+      <w:pPr>
+        <w:spacing w:after="40" w:before="0"/>
+        <w:jc w:val="left"/>
+      </w:pPr>
+      <w:r>
+        <w:rPr>
+          <w:b/>
+          <w:i w:val="0"/>
+          <w:color w:val="16A34A"/>
+          <w:sz w:val="20"/>
+        </w:rPr>
+        <w:t>Что умеем:</w:t>
+      </w:r>
+    </w:p>
+    <w:p>
+      <w:pPr>
+        <w:pStyle w:val="ListBullet"/>
+        <w:spacing w:after="20"/>
+        <w:ind w:left="288"/>
+      </w:pPr>
+      <w:r>
+        <w:rPr>
+          <w:sz w:val="20"/>
+        </w:rPr>
+        <w:t>• Индивидуальная настройка дашборда под группу ролей</w:t>
+      </w:r>
+    </w:p>
+    <w:p>
+      <w:pPr>
+        <w:pStyle w:val="ListBullet"/>
+        <w:spacing w:after="20"/>
+        <w:ind w:left="288"/>
+      </w:pPr>
+      <w:r>
+        <w:rPr>
+          <w:sz w:val="20"/>
+        </w:rPr>
+        <w:t>• Скрытие/показ блоков, разделов и кнопок в зависимости от роли пользователя</w:t>
+      </w:r>
+    </w:p>
+    <w:p>
+      <w:pPr>
+        <w:pStyle w:val="ListBullet"/>
+        <w:spacing w:after="20"/>
+        <w:ind w:left="288"/>
+      </w:pPr>
+      <w:r>
+        <w:rPr>
+          <w:sz w:val="20"/>
+        </w:rPr>
+        <w:t>• Разграничение доступа к приложениям и страницам</w:t>
+      </w:r>
+    </w:p>
+    <w:p>
+      <w:pPr>
+        <w:pStyle w:val="ListBullet"/>
+        <w:spacing w:after="20"/>
+        <w:ind w:left="288"/>
+      </w:pPr>
+      <w:r>
+        <w:rPr>
+          <w:sz w:val="20"/>
+        </w:rPr>
+        <w:t>• Интеграция с ролевой моделью через Keycloak (уже используется в ФГИС У)</w:t>
+      </w:r>
+    </w:p>
+    <w:p>
+      <w:pPr>
+        <w:spacing w:after="40" w:before="0"/>
+        <w:jc w:val="left"/>
+      </w:pPr>
+      <w:r>
+        <w:rPr>
+          <w:b/>
+          <w:i w:val="0"/>
+          <w:color w:val="DC2626"/>
+          <w:sz w:val="20"/>
+        </w:rPr>
+        <w:t>Чего не хватает:</w:t>
+      </w:r>
+    </w:p>
+    <w:p>
+      <w:pPr>
+        <w:spacing w:after="20"/>
+        <w:ind w:left="288"/>
+      </w:pPr>
+      <w:r>
+        <w:rPr>
+          <w:color w:val="6B7280"/>
+          <w:sz w:val="20"/>
+        </w:rPr>
+        <w:t>• Управление самими бизнес-ролями ФГИС У (создание, редактирование прав) — это задача Keycloak и бэкенда, а не Insight</w:t>
+      </w:r>
+    </w:p>
+    <w:p>
+      <w:pPr>
+        <w:spacing w:before="200" w:after="80"/>
+      </w:pPr>
+      <w:r>
+        <w:rPr>
+          <w:b/>
+          <w:color w:val="4F6AFF"/>
+          <w:sz w:val="26"/>
+        </w:rPr>
+        <w:t>7. Формы ввода данных (заявки, заказы, контракты)</w:t>
+      </w:r>
+    </w:p>
+    <w:p>
+      <w:pPr>
+        <w:spacing w:after="80"/>
+      </w:pPr>
+      <w:r>
+        <w:rPr>
+          <w:b/>
+          <w:color w:val="D97706"/>
+          <w:sz w:val="22"/>
+        </w:rPr>
+        <w:t xml:space="preserve">⚠️  Частично  </w:t>
+      </w:r>
+      <w:r>
+        <w:rPr>
+          <w:color w:val="1A1A2E"/>
+          <w:sz w:val="22"/>
+        </w:rPr>
+        <w:t>Insight Pro включает модуль форм ввода, который позволяет создавать экранные формы с валидацией и бизнес-логикой. Простые формы — можем. Сложные multi-step workflow согласования — частично.</w:t>
+      </w:r>
+    </w:p>
+    <w:p>
+      <w:pPr>
+        <w:spacing w:after="40" w:before="0"/>
+        <w:jc w:val="left"/>
+      </w:pPr>
+      <w:r>
+        <w:rPr>
+          <w:b/>
+          <w:i w:val="0"/>
+          <w:color w:val="16A34A"/>
+          <w:sz w:val="20"/>
+        </w:rPr>
+        <w:t>Что умеем:</w:t>
+      </w:r>
+    </w:p>
+    <w:p>
+      <w:pPr>
+        <w:pStyle w:val="ListBullet"/>
+        <w:spacing w:after="20"/>
+        <w:ind w:left="288"/>
+      </w:pPr>
+      <w:r>
+        <w:rPr>
+          <w:sz w:val="20"/>
+        </w:rPr>
+        <w:t>• Простые формы создания/редактирования записей (заявка, заказ, КЭ)</w:t>
+      </w:r>
+    </w:p>
+    <w:p>
+      <w:pPr>
+        <w:pStyle w:val="ListBullet"/>
+        <w:spacing w:after="20"/>
+        <w:ind w:left="288"/>
+      </w:pPr>
+      <w:r>
+        <w:rPr>
+          <w:sz w:val="20"/>
+        </w:rPr>
+        <w:t>• Валидация полей, обязательные поля, справочники с поиском</w:t>
+      </w:r>
+    </w:p>
+    <w:p>
+      <w:pPr>
+        <w:pStyle w:val="ListBullet"/>
+        <w:spacing w:after="20"/>
+        <w:ind w:left="288"/>
+      </w:pPr>
+      <w:r>
+        <w:rPr>
+          <w:sz w:val="20"/>
+        </w:rPr>
+        <w:t>• Кнопки действий с post-действиями (отправить событие, перейти на страницу)</w:t>
+      </w:r>
+    </w:p>
+    <w:p>
+      <w:pPr>
+        <w:pStyle w:val="ListBullet"/>
+        <w:spacing w:after="20"/>
+        <w:ind w:left="288"/>
+      </w:pPr>
+      <w:r>
+        <w:rPr>
+          <w:sz w:val="20"/>
+        </w:rPr>
+        <w:t>• Вложенные таблицы для добавления нескольких услуг/параметров в форме</w:t>
+      </w:r>
+    </w:p>
+    <w:p>
+      <w:pPr>
+        <w:pStyle w:val="ListBullet"/>
+        <w:spacing w:after="20"/>
+        <w:ind w:left="288"/>
+      </w:pPr>
+      <w:r>
+        <w:rPr>
+          <w:sz w:val="20"/>
+        </w:rPr>
+        <w:t>• Интеграция с модулем BPM для запуска процесса согласования</w:t>
+      </w:r>
+    </w:p>
+    <w:p>
+      <w:pPr>
+        <w:spacing w:after="40" w:before="0"/>
+        <w:jc w:val="left"/>
+      </w:pPr>
+      <w:r>
+        <w:rPr>
+          <w:b/>
+          <w:i w:val="0"/>
+          <w:color w:val="DC2626"/>
+          <w:sz w:val="20"/>
+        </w:rPr>
+        <w:t>Чего не хватает:</w:t>
+      </w:r>
+    </w:p>
+    <w:p>
+      <w:pPr>
+        <w:spacing w:after="20"/>
+        <w:ind w:left="288"/>
+      </w:pPr>
+      <w:r>
+        <w:rPr>
+          <w:color w:val="6B7280"/>
+          <w:sz w:val="20"/>
+        </w:rPr>
+        <w:t>• Полноценная система управления заявками с историей, перепиской, SLA-таймером — это ITSM-функционал, выходящий за рамки Insight</w:t>
+      </w:r>
+    </w:p>
+    <w:p>
+      <w:pPr>
+        <w:spacing w:after="20"/>
+        <w:ind w:left="288"/>
+      </w:pPr>
+      <w:r>
+        <w:rPr>
+          <w:color w:val="6B7280"/>
+          <w:sz w:val="20"/>
+        </w:rPr>
+        <w:t>• Печатные формы в формате DOCX/ODF для государственного документооборота — нужна отдельная интеграция</w:t>
+      </w:r>
+    </w:p>
+    <w:p>
+      <w:pPr>
+        <w:spacing w:before="60" w:after="120"/>
+      </w:pPr>
+      <w:r>
+        <w:rPr>
+          <w:i/>
+          <w:color w:val="6B7280"/>
+          <w:sz w:val="20"/>
+        </w:rPr>
+        <w:t>ℹ  Требуется лицензия Insight Pro. Рекомендуется оценить, какие конкретные формы ФГИС У можно перенести на Insight, а какие лучше оставить в основном приложении.</w:t>
+      </w:r>
+    </w:p>
+    <w:p>
+      <w:pPr>
+        <w:spacing w:before="200" w:after="80"/>
+      </w:pPr>
+      <w:r>
+        <w:rPr>
+          <w:b/>
+          <w:color w:val="4F6AFF"/>
+          <w:sz w:val="26"/>
+        </w:rPr>
+        <w:t>8. Управление конфигурационными единицами (КЭ)</w:t>
+      </w:r>
+    </w:p>
+    <w:p>
+      <w:pPr>
+        <w:spacing w:after="80"/>
+      </w:pPr>
+      <w:r>
+        <w:rPr>
+          <w:b/>
+          <w:color w:val="DC2626"/>
+          <w:sz w:val="22"/>
+        </w:rPr>
+        <w:t xml:space="preserve">❌  Не можем  </w:t>
+      </w:r>
+      <w:r>
+        <w:rPr>
+          <w:color w:val="1A1A2E"/>
+          <w:sz w:val="22"/>
+        </w:rPr>
+        <w:t>Insight — BI-инструмент, не CMDB. Управление КЭ (создание, редактирование, ассоциации, восстановление) — это бизнес-логика системы ФГИС У, которая должна оставаться в её основном приложении.</w:t>
+      </w:r>
+    </w:p>
+    <w:p>
+      <w:pPr>
+        <w:spacing w:after="40" w:before="0"/>
+        <w:jc w:val="left"/>
+      </w:pPr>
+      <w:r>
+        <w:rPr>
+          <w:b/>
+          <w:i w:val="0"/>
+          <w:color w:val="16A34A"/>
+          <w:sz w:val="20"/>
+        </w:rPr>
+        <w:t>Что умеем:</w:t>
+      </w:r>
+    </w:p>
+    <w:p>
+      <w:pPr>
+        <w:pStyle w:val="ListBullet"/>
+        <w:spacing w:after="20"/>
+        <w:ind w:left="288"/>
+      </w:pPr>
+      <w:r>
+        <w:rPr>
+          <w:sz w:val="20"/>
+        </w:rPr>
+        <w:t>• Визуализация данных о КЭ: карточки, таблицы, графики утилизации</w:t>
+      </w:r>
+    </w:p>
+    <w:p>
+      <w:pPr>
+        <w:pStyle w:val="ListBullet"/>
+        <w:spacing w:after="20"/>
+        <w:ind w:left="288"/>
+      </w:pPr>
+      <w:r>
+        <w:rPr>
+          <w:sz w:val="20"/>
+        </w:rPr>
+        <w:t>• Отчёты в разрезе КЭ, с drill-down до уровня отдельной конфигурационной единицы</w:t>
+      </w:r>
+    </w:p>
+    <w:p>
+      <w:pPr>
+        <w:pStyle w:val="ListBullet"/>
+        <w:spacing w:after="20"/>
+        <w:ind w:left="288"/>
+      </w:pPr>
+      <w:r>
+        <w:rPr>
+          <w:sz w:val="20"/>
+        </w:rPr>
+        <w:t>• Тепловые карты нагрузки по КЭ</w:t>
+      </w:r>
+    </w:p>
+    <w:p>
+      <w:pPr>
+        <w:spacing w:after="40" w:before="0"/>
+        <w:jc w:val="left"/>
+      </w:pPr>
+      <w:r>
+        <w:rPr>
+          <w:b/>
+          <w:i w:val="0"/>
+          <w:color w:val="DC2626"/>
+          <w:sz w:val="20"/>
+        </w:rPr>
+        <w:t>Чего не хватает:</w:t>
+      </w:r>
+    </w:p>
+    <w:p>
+      <w:pPr>
+        <w:spacing w:after="20"/>
+        <w:ind w:left="288"/>
+      </w:pPr>
+      <w:r>
+        <w:rPr>
+          <w:color w:val="6B7280"/>
+          <w:sz w:val="20"/>
+        </w:rPr>
+        <w:t>• CRUD-операции с КЭ (создание, редактирование, удаление, восстановление)</w:t>
+      </w:r>
+    </w:p>
+    <w:p>
+      <w:pPr>
+        <w:spacing w:after="20"/>
+        <w:ind w:left="288"/>
+      </w:pPr>
+      <w:r>
+        <w:rPr>
+          <w:color w:val="6B7280"/>
+          <w:sz w:val="20"/>
+        </w:rPr>
+        <w:t>• Управление ассоциациями КЭ и их перемещение между поставщиками</w:t>
+      </w:r>
+    </w:p>
+    <w:p>
+      <w:pPr>
+        <w:spacing w:after="20"/>
+        <w:ind w:left="288"/>
+      </w:pPr>
+      <w:r>
+        <w:rPr>
+          <w:color w:val="6B7280"/>
+          <w:sz w:val="20"/>
+        </w:rPr>
+        <w:t>• Смена типа КЭ и бизнес-правила валидации атрибутов типов</w:t>
+      </w:r>
+    </w:p>
+    <w:p>
+      <w:pPr>
+        <w:spacing w:after="20"/>
+        <w:ind w:left="288"/>
+      </w:pPr>
+      <w:r>
+        <w:rPr>
+          <w:color w:val="6B7280"/>
+          <w:sz w:val="20"/>
+        </w:rPr>
+        <w:t>• Постановка КЭ на мониторинг и управление агентами</w:t>
+      </w:r>
+    </w:p>
+    <w:p>
+      <w:pPr>
+        <w:spacing w:before="60" w:after="120"/>
+      </w:pPr>
+      <w:r>
+        <w:rPr>
+          <w:i/>
+          <w:color w:val="6B7280"/>
+          <w:sz w:val="20"/>
+        </w:rPr>
+        <w:t>ℹ  Раздел «Управление КЭ» (гл. 4 руководства) — это полноценная CMDB-функция, реализованная в основном приложении ФГИС У.</w:t>
+      </w:r>
+    </w:p>
+    <w:p>
+      <w:pPr>
+        <w:spacing w:before="200" w:after="80"/>
+      </w:pPr>
+      <w:r>
+        <w:rPr>
+          <w:b/>
+          <w:color w:val="4F6AFF"/>
+          <w:sz w:val="26"/>
+        </w:rPr>
+        <w:t>9. Техническая поддержка (инциденты, запросы, регламентные работы)</w:t>
+      </w:r>
+    </w:p>
+    <w:p>
+      <w:pPr>
+        <w:spacing w:after="80"/>
+      </w:pPr>
+      <w:r>
+        <w:rPr>
+          <w:b/>
+          <w:color w:val="DC2626"/>
+          <w:sz w:val="22"/>
+        </w:rPr>
+        <w:t xml:space="preserve">❌  Не можем  </w:t>
+      </w:r>
+      <w:r>
+        <w:rPr>
+          <w:color w:val="1A1A2E"/>
+          <w:sz w:val="22"/>
+        </w:rPr>
+        <w:t>Раздел «Тех.поддержка» ФГИС У — это полноценная ITSM-система с lifecycle обращений, SLA-таймерами и согласованием работ. Insight для этого не предназначен.</w:t>
+      </w:r>
+    </w:p>
+    <w:p>
+      <w:pPr>
+        <w:spacing w:after="40" w:before="0"/>
+        <w:jc w:val="left"/>
+      </w:pPr>
+      <w:r>
+        <w:rPr>
+          <w:b/>
+          <w:i w:val="0"/>
+          <w:color w:val="16A34A"/>
+          <w:sz w:val="20"/>
+        </w:rPr>
+        <w:t>Что умеем:</w:t>
+      </w:r>
+    </w:p>
+    <w:p>
+      <w:pPr>
+        <w:pStyle w:val="ListBullet"/>
+        <w:spacing w:after="20"/>
+        <w:ind w:left="288"/>
+      </w:pPr>
+      <w:r>
+        <w:rPr>
+          <w:sz w:val="20"/>
+        </w:rPr>
+        <w:t>• Аналитические дашборды по тех.поддержке: кол-во обращений, время закрытия, SLA</w:t>
+      </w:r>
+    </w:p>
+    <w:p>
+      <w:pPr>
+        <w:pStyle w:val="ListBullet"/>
+        <w:spacing w:after="20"/>
+        <w:ind w:left="288"/>
+      </w:pPr>
+      <w:r>
+        <w:rPr>
+          <w:sz w:val="20"/>
+        </w:rPr>
+        <w:t>• Отчёты по инцидентам и регламентным работам за период</w:t>
+      </w:r>
+    </w:p>
+    <w:p>
+      <w:pPr>
+        <w:spacing w:after="40" w:before="0"/>
+        <w:jc w:val="left"/>
+      </w:pPr>
+      <w:r>
+        <w:rPr>
+          <w:b/>
+          <w:i w:val="0"/>
+          <w:color w:val="DC2626"/>
+          <w:sz w:val="20"/>
+        </w:rPr>
+        <w:t>Чего не хватает:</w:t>
+      </w:r>
+    </w:p>
+    <w:p>
+      <w:pPr>
+        <w:spacing w:after="20"/>
+        <w:ind w:left="288"/>
+      </w:pPr>
+      <w:r>
+        <w:rPr>
+          <w:color w:val="6B7280"/>
+          <w:sz w:val="20"/>
+        </w:rPr>
+        <w:t>• Создание и обработка обращений (запросов, инцидентов) с переходами статусов</w:t>
+      </w:r>
+    </w:p>
+    <w:p>
+      <w:pPr>
+        <w:spacing w:after="20"/>
+        <w:ind w:left="288"/>
+      </w:pPr>
+      <w:r>
+        <w:rPr>
+          <w:color w:val="6B7280"/>
+          <w:sz w:val="20"/>
+        </w:rPr>
+        <w:t>• Переписка с потребителями внутри обращения</w:t>
+      </w:r>
+    </w:p>
+    <w:p>
+      <w:pPr>
+        <w:spacing w:after="20"/>
+        <w:ind w:left="288"/>
+      </w:pPr>
+      <w:r>
+        <w:rPr>
+          <w:color w:val="6B7280"/>
+          <w:sz w:val="20"/>
+        </w:rPr>
+        <w:t>• Планирование и согласование регламентных работ (с Потребителем и Заказчиком)</w:t>
+      </w:r>
+    </w:p>
+    <w:p>
+      <w:pPr>
+        <w:spacing w:after="20"/>
+        <w:ind w:left="288"/>
+      </w:pPr>
+      <w:r>
+        <w:rPr>
+          <w:color w:val="6B7280"/>
+          <w:sz w:val="20"/>
+        </w:rPr>
+        <w:t>• SLA-контроль: таймеры, эскалации, нарушения сроков</w:t>
+      </w:r>
+    </w:p>
+    <w:p>
+      <w:pPr>
+        <w:spacing w:before="60" w:after="120"/>
+      </w:pPr>
+      <w:r>
+        <w:rPr>
+          <w:i/>
+          <w:color w:val="6B7280"/>
+          <w:sz w:val="20"/>
+        </w:rPr>
+        <w:t>ℹ  Эти функции реализованы в специализированных ITSM-системах, которые уже интегрированы в ФГИС У.</w:t>
+      </w:r>
+    </w:p>
+    <w:p>
+      <w:pPr>
+        <w:spacing w:before="200" w:after="80"/>
+      </w:pPr>
+      <w:r>
+        <w:rPr>
+          <w:b/>
+          <w:color w:val="4F6AFF"/>
+          <w:sz w:val="26"/>
+        </w:rPr>
+        <w:t>10. Управление контрактами, заказами и SLA</w:t>
+      </w:r>
+    </w:p>
+    <w:p>
+      <w:pPr>
+        <w:spacing w:after="80"/>
+      </w:pPr>
+      <w:r>
+        <w:rPr>
+          <w:b/>
+          <w:color w:val="DC2626"/>
+          <w:sz w:val="22"/>
+        </w:rPr>
+        <w:t xml:space="preserve">❌  Не можем  </w:t>
+      </w:r>
+      <w:r>
+        <w:rPr>
+          <w:color w:val="1A1A2E"/>
+          <w:sz w:val="22"/>
+        </w:rPr>
+        <w:t>Контракты, заказы, SLA — это структурированные бизнес-документы с многоэтапными жизненными циклами. Insight может визуализировать данные по ним, но не вести сами объекты.</w:t>
+      </w:r>
+    </w:p>
+    <w:p>
+      <w:pPr>
+        <w:spacing w:after="40" w:before="0"/>
+        <w:jc w:val="left"/>
+      </w:pPr>
+      <w:r>
+        <w:rPr>
+          <w:b/>
+          <w:i w:val="0"/>
+          <w:color w:val="16A34A"/>
+          <w:sz w:val="20"/>
+        </w:rPr>
+        <w:t>Что умеем:</w:t>
+      </w:r>
+    </w:p>
+    <w:p>
+      <w:pPr>
+        <w:pStyle w:val="ListBullet"/>
+        <w:spacing w:after="20"/>
+        <w:ind w:left="288"/>
+      </w:pPr>
+      <w:r>
+        <w:rPr>
+          <w:sz w:val="20"/>
+        </w:rPr>
+        <w:t>• Дашборды по контрактам: суммы, статусы, расходы по периодам</w:t>
+      </w:r>
+    </w:p>
+    <w:p>
+      <w:pPr>
+        <w:pStyle w:val="ListBullet"/>
+        <w:spacing w:after="20"/>
+        <w:ind w:left="288"/>
+      </w:pPr>
+      <w:r>
+        <w:rPr>
+          <w:sz w:val="20"/>
+        </w:rPr>
+        <w:t>• Отчёты по заказам: сводный объём услуг, распределение по КЭ</w:t>
+      </w:r>
+    </w:p>
+    <w:p>
+      <w:pPr>
+        <w:pStyle w:val="ListBullet"/>
+        <w:spacing w:after="20"/>
+        <w:ind w:left="288"/>
+      </w:pPr>
+      <w:r>
+        <w:rPr>
+          <w:sz w:val="20"/>
+        </w:rPr>
+        <w:t>• Визуализация лимитов и контроля переподписки</w:t>
+      </w:r>
+    </w:p>
+    <w:p>
+      <w:pPr>
+        <w:spacing w:after="40" w:before="0"/>
+        <w:jc w:val="left"/>
+      </w:pPr>
+      <w:r>
+        <w:rPr>
+          <w:b/>
+          <w:i w:val="0"/>
+          <w:color w:val="DC2626"/>
+          <w:sz w:val="20"/>
+        </w:rPr>
+        <w:t>Чего не хватает:</w:t>
+      </w:r>
+    </w:p>
+    <w:p>
+      <w:pPr>
+        <w:spacing w:after="20"/>
+        <w:ind w:left="288"/>
+      </w:pPr>
+      <w:r>
+        <w:rPr>
+          <w:color w:val="6B7280"/>
+          <w:sz w:val="20"/>
+        </w:rPr>
+        <w:t>• Ведение контракта: вкладки с услугами, лимитами, этапами, SLA</w:t>
+      </w:r>
+    </w:p>
+    <w:p>
+      <w:pPr>
+        <w:spacing w:after="20"/>
+        <w:ind w:left="288"/>
+      </w:pPr>
+      <w:r>
+        <w:rPr>
+          <w:color w:val="6B7280"/>
+          <w:sz w:val="20"/>
+        </w:rPr>
+        <w:t>• Workflow согласования заказов и проектов заказов</w:t>
+      </w:r>
+    </w:p>
+    <w:p>
+      <w:pPr>
+        <w:spacing w:after="20"/>
+        <w:ind w:left="288"/>
+      </w:pPr>
+      <w:r>
+        <w:rPr>
+          <w:color w:val="6B7280"/>
+          <w:sz w:val="20"/>
+        </w:rPr>
+        <w:t>• Управление SLA: ввод соглашений, контроль выполнения обязательств</w:t>
+      </w:r>
+    </w:p>
+    <w:p>
+      <w:pPr>
+        <w:spacing w:after="20"/>
+        <w:ind w:left="288"/>
+      </w:pPr>
+      <w:r>
+        <w:rPr>
+          <w:color w:val="6B7280"/>
+          <w:sz w:val="20"/>
+        </w:rPr>
+        <w:t>• Журналирование изменений по контракту</w:t>
+      </w:r>
+    </w:p>
+    <w:p>
+      <w:pPr>
+        <w:spacing w:before="200" w:after="80"/>
+      </w:pPr>
+      <w:r>
+        <w:rPr>
+          <w:b/>
+          <w:color w:val="4F6AFF"/>
+          <w:sz w:val="26"/>
+        </w:rPr>
+        <w:t>11. Каталог (поставщики, потребители, услуги, типы КЭ)</w:t>
+      </w:r>
+    </w:p>
+    <w:p>
+      <w:pPr>
+        <w:spacing w:after="80"/>
+      </w:pPr>
+      <w:r>
+        <w:rPr>
+          <w:b/>
+          <w:color w:val="DC2626"/>
+          <w:sz w:val="22"/>
+        </w:rPr>
+        <w:t xml:space="preserve">❌  Не можем  </w:t>
+      </w:r>
+      <w:r>
+        <w:rPr>
+          <w:color w:val="1A1A2E"/>
+          <w:sz w:val="22"/>
+        </w:rPr>
+        <w:t>Каталог ФГИС У — это нормативно-справочная система с полным набором CRUD-операций. Insight — BI-инструмент; справочники можно только отображать, не вести.</w:t>
+      </w:r>
+    </w:p>
+    <w:p>
+      <w:pPr>
+        <w:spacing w:after="40" w:before="0"/>
+        <w:jc w:val="left"/>
+      </w:pPr>
+      <w:r>
+        <w:rPr>
+          <w:b/>
+          <w:i w:val="0"/>
+          <w:color w:val="16A34A"/>
+          <w:sz w:val="20"/>
+        </w:rPr>
+        <w:t>Что умеем:</w:t>
+      </w:r>
+    </w:p>
+    <w:p>
+      <w:pPr>
+        <w:pStyle w:val="ListBullet"/>
+        <w:spacing w:after="20"/>
+        <w:ind w:left="288"/>
+      </w:pPr>
+      <w:r>
+        <w:rPr>
+          <w:sz w:val="20"/>
+        </w:rPr>
+        <w:t>• Отображение каталогов в виде таблиц с поиском и фильтрацией</w:t>
+      </w:r>
+    </w:p>
+    <w:p>
+      <w:pPr>
+        <w:pStyle w:val="ListBullet"/>
+        <w:spacing w:after="20"/>
+        <w:ind w:left="288"/>
+      </w:pPr>
+      <w:r>
+        <w:rPr>
+          <w:sz w:val="20"/>
+        </w:rPr>
+        <w:t>• Статистика по поставщикам/потребителям: кол-во услуг, КЭ, потребление</w:t>
+      </w:r>
+    </w:p>
+    <w:p>
+      <w:pPr>
+        <w:spacing w:after="40" w:before="0"/>
+        <w:jc w:val="left"/>
+      </w:pPr>
+      <w:r>
+        <w:rPr>
+          <w:b/>
+          <w:i w:val="0"/>
+          <w:color w:val="DC2626"/>
+          <w:sz w:val="20"/>
+        </w:rPr>
+        <w:t>Чего не хватает:</w:t>
+      </w:r>
+    </w:p>
+    <w:p>
+      <w:pPr>
+        <w:spacing w:after="20"/>
+        <w:ind w:left="288"/>
+      </w:pPr>
+      <w:r>
+        <w:rPr>
+          <w:color w:val="6B7280"/>
+          <w:sz w:val="20"/>
+        </w:rPr>
+        <w:t>• Добавление, редактирование и удаление поставщиков, потребителей, услуг</w:t>
+      </w:r>
+    </w:p>
+    <w:p>
+      <w:pPr>
+        <w:spacing w:after="20"/>
+        <w:ind w:left="288"/>
+      </w:pPr>
+      <w:r>
+        <w:rPr>
+          <w:color w:val="6B7280"/>
+          <w:sz w:val="20"/>
+        </w:rPr>
+        <w:t>• Управление типами КЭ и их атрибутами</w:t>
+      </w:r>
+    </w:p>
+    <w:p>
+      <w:pPr>
+        <w:spacing w:after="20"/>
+        <w:ind w:left="288"/>
+      </w:pPr>
+      <w:r>
+        <w:rPr>
+          <w:color w:val="6B7280"/>
+          <w:sz w:val="20"/>
+        </w:rPr>
+        <w:t>• Реестр проектов и управление ими</w:t>
+      </w:r>
+    </w:p>
+    <w:p>
+      <w:pPr>
+        <w:spacing w:before="60" w:after="120"/>
+      </w:pPr>
+      <w:r>
+        <w:rPr>
+          <w:i/>
+          <w:color w:val="6B7280"/>
+          <w:sz w:val="20"/>
+        </w:rPr>
+        <w:t>ℹ  Каталог — это master data management; он должен оставаться в основном приложении ФГИС У с полным набором форм и валидаций.</w:t>
+      </w:r>
+    </w:p>
+    <w:p>
+      <w:pPr>
+        <w:spacing w:before="200" w:after="80"/>
+      </w:pPr>
+      <w:r>
+        <w:rPr>
+          <w:b/>
+          <w:color w:val="4F6AFF"/>
+          <w:sz w:val="26"/>
+        </w:rPr>
+        <w:t>12. Публичный портал (новости, документы, мероприятия, услуги)</w:t>
+      </w:r>
+    </w:p>
+    <w:p>
+      <w:pPr>
+        <w:spacing w:after="80"/>
+      </w:pPr>
+      <w:r>
+        <w:rPr>
+          <w:b/>
+          <w:color w:val="D97706"/>
+          <w:sz w:val="22"/>
+        </w:rPr>
+        <w:t xml:space="preserve">⚠️  Частично  </w:t>
+      </w:r>
+      <w:r>
+        <w:rPr>
+          <w:color w:val="1A1A2E"/>
+          <w:sz w:val="22"/>
+        </w:rPr>
+        <w:t>Публичные страницы портала ФГИС У — информационный сайт о ГЕОП. Insight может создавать информационные страницы, но не заменяет полноценную CMS.</w:t>
+      </w:r>
+    </w:p>
+    <w:p>
+      <w:pPr>
+        <w:spacing w:after="40" w:before="0"/>
+        <w:jc w:val="left"/>
+      </w:pPr>
+      <w:r>
+        <w:rPr>
+          <w:b/>
+          <w:i w:val="0"/>
+          <w:color w:val="16A34A"/>
+          <w:sz w:val="20"/>
+        </w:rPr>
+        <w:t>Что умеем:</w:t>
+      </w:r>
+    </w:p>
+    <w:p>
+      <w:pPr>
+        <w:pStyle w:val="ListBullet"/>
+        <w:spacing w:after="20"/>
+        <w:ind w:left="288"/>
+      </w:pPr>
+      <w:r>
+        <w:rPr>
+          <w:sz w:val="20"/>
+        </w:rPr>
+        <w:t>• Статические и динамические информационные страницы (О ГЕОП, ключевые показатели)</w:t>
+      </w:r>
+    </w:p>
+    <w:p>
+      <w:pPr>
+        <w:pStyle w:val="ListBullet"/>
+        <w:spacing w:after="20"/>
+        <w:ind w:left="288"/>
+      </w:pPr>
+      <w:r>
+        <w:rPr>
+          <w:sz w:val="20"/>
+        </w:rPr>
+        <w:t>• Виджеты с новостной лентой при наличии данных в источнике</w:t>
+      </w:r>
+    </w:p>
+    <w:p>
+      <w:pPr>
+        <w:pStyle w:val="ListBullet"/>
+        <w:spacing w:after="20"/>
+        <w:ind w:left="288"/>
+      </w:pPr>
+      <w:r>
+        <w:rPr>
+          <w:sz w:val="20"/>
+        </w:rPr>
+        <w:t>• Карта портала — навигационная страница с ссылками</w:t>
+      </w:r>
+    </w:p>
+    <w:p>
+      <w:pPr>
+        <w:pStyle w:val="ListBullet"/>
+        <w:spacing w:after="20"/>
+        <w:ind w:left="288"/>
+      </w:pPr>
+      <w:r>
+        <w:rPr>
+          <w:sz w:val="20"/>
+        </w:rPr>
+        <w:t>• Инфографика и KPI-показатели для публичного отображения</w:t>
+      </w:r>
+    </w:p>
+    <w:p>
+      <w:pPr>
+        <w:spacing w:after="40" w:before="0"/>
+        <w:jc w:val="left"/>
+      </w:pPr>
+      <w:r>
+        <w:rPr>
+          <w:b/>
+          <w:i w:val="0"/>
+          <w:color w:val="DC2626"/>
+          <w:sz w:val="20"/>
+        </w:rPr>
+        <w:t>Чего не хватает:</w:t>
+      </w:r>
+    </w:p>
+    <w:p>
+      <w:pPr>
+        <w:spacing w:after="20"/>
+        <w:ind w:left="288"/>
+      </w:pPr>
+      <w:r>
+        <w:rPr>
+          <w:color w:val="6B7280"/>
+          <w:sz w:val="20"/>
+        </w:rPr>
+        <w:t>• CMS-функционал: создание новостей, мероприятий, страниц прямо в интерфейсе без разработчика — в Insight это делается только через конструктор приложений</w:t>
+      </w:r>
+    </w:p>
+    <w:p>
+      <w:pPr>
+        <w:spacing w:after="20"/>
+        <w:ind w:left="288"/>
+      </w:pPr>
+      <w:r>
+        <w:rPr>
+          <w:color w:val="6B7280"/>
+          <w:sz w:val="20"/>
+        </w:rPr>
+        <w:t>• Загрузка и хранение документов (НПА, регламенты) с категоризацией</w:t>
+      </w:r>
+    </w:p>
+    <w:p>
+      <w:pPr>
+        <w:spacing w:after="20"/>
+        <w:ind w:left="288"/>
+      </w:pPr>
+      <w:r>
+        <w:rPr>
+          <w:color w:val="6B7280"/>
+          <w:sz w:val="20"/>
+        </w:rPr>
+        <w:t>• Форма обратной связи и раздел «Поддержка» с базой знаний FAQ</w:t>
+      </w:r>
+    </w:p>
+    <w:p>
+      <w:pPr>
+        <w:spacing w:before="60" w:after="120"/>
+      </w:pPr>
+      <w:r>
+        <w:rPr>
+          <w:i/>
+          <w:color w:val="6B7280"/>
+          <w:sz w:val="20"/>
+        </w:rPr>
+        <w:t>ℹ  Публичный портал ФГИС У выполнен на отдельном движке. Insight может дополнить его аналитическими виджетами, но не должен заменять CMS-часть.</w:t>
+      </w:r>
+    </w:p>
+    <w:p>
+      <w:pPr>
+        <w:spacing w:before="200" w:after="80"/>
+      </w:pPr>
+      <w:r>
+        <w:rPr>
+          <w:b/>
+          <w:color w:val="4F6AFF"/>
+          <w:sz w:val="26"/>
+        </w:rPr>
+        <w:t>13. Мобильный доступ</w:t>
+      </w:r>
+    </w:p>
+    <w:p>
+      <w:pPr>
+        <w:spacing w:after="80"/>
+      </w:pPr>
+      <w:r>
+        <w:rPr>
+          <w:b/>
+          <w:color w:val="DC2626"/>
+          <w:sz w:val="22"/>
+        </w:rPr>
+        <w:t xml:space="preserve">❌  Не можем  </w:t>
+      </w:r>
+      <w:r>
+        <w:rPr>
+          <w:color w:val="1A1A2E"/>
+          <w:sz w:val="22"/>
+        </w:rPr>
+        <w:t>У Insight нет нативного мобильного приложения. Web-интерфейс адаптивен, но функциональность в мобильном браузере ограничена.</w:t>
+      </w:r>
+    </w:p>
+    <w:p>
+      <w:pPr>
+        <w:spacing w:after="40" w:before="0"/>
+        <w:jc w:val="left"/>
+      </w:pPr>
+      <w:r>
+        <w:rPr>
+          <w:b/>
+          <w:i w:val="0"/>
+          <w:color w:val="16A34A"/>
+          <w:sz w:val="20"/>
+        </w:rPr>
+        <w:t>Что умеем:</w:t>
+      </w:r>
+    </w:p>
+    <w:p>
+      <w:pPr>
+        <w:pStyle w:val="ListBullet"/>
+        <w:spacing w:after="20"/>
+        <w:ind w:left="288"/>
+      </w:pPr>
+      <w:r>
+        <w:rPr>
+          <w:sz w:val="20"/>
+        </w:rPr>
+        <w:t>• Просмотр дашбордов в мобильном браузере — адаптивная вёрстка</w:t>
+      </w:r>
+    </w:p>
+    <w:p>
+      <w:pPr>
+        <w:pStyle w:val="ListBullet"/>
+        <w:spacing w:after="20"/>
+        <w:ind w:left="288"/>
+      </w:pPr>
+      <w:r>
+        <w:rPr>
+          <w:sz w:val="20"/>
+        </w:rPr>
+        <w:t>• Push-уведомления через модуль уведомлений Insight Pro</w:t>
+      </w:r>
+    </w:p>
+    <w:p>
+      <w:pPr>
+        <w:spacing w:after="40" w:before="0"/>
+        <w:jc w:val="left"/>
+      </w:pPr>
+      <w:r>
+        <w:rPr>
+          <w:b/>
+          <w:i w:val="0"/>
+          <w:color w:val="DC2626"/>
+          <w:sz w:val="20"/>
+        </w:rPr>
+        <w:t>Чего не хватает:</w:t>
+      </w:r>
+    </w:p>
+    <w:p>
+      <w:pPr>
+        <w:spacing w:after="20"/>
+        <w:ind w:left="288"/>
+      </w:pPr>
+      <w:r>
+        <w:rPr>
+          <w:color w:val="6B7280"/>
+          <w:sz w:val="20"/>
+        </w:rPr>
+        <w:t>• Нативное мобильное приложение (iOS / Android) для работы с заявками и КЭ</w:t>
+      </w:r>
+    </w:p>
+    <w:p>
+      <w:pPr>
+        <w:spacing w:after="20"/>
+        <w:ind w:left="288"/>
+      </w:pPr>
+      <w:r>
+        <w:rPr>
+          <w:color w:val="6B7280"/>
+          <w:sz w:val="20"/>
+        </w:rPr>
+        <w:t>• Офлайн-режим работы</w:t>
+      </w:r>
+    </w:p>
+    <w:p>
+      <w:pPr>
+        <w:spacing w:before="200" w:after="80"/>
+      </w:pPr>
+      <w:r>
+        <w:rPr>
+          <w:b/>
+          <w:color w:val="4F6AFF"/>
+          <w:sz w:val="26"/>
+        </w:rPr>
+        <w:t>14. Авторизация и аутентификация</w:t>
+      </w:r>
+    </w:p>
+    <w:p>
+      <w:pPr>
+        <w:spacing w:after="80"/>
+      </w:pPr>
+      <w:r>
+        <w:rPr>
+          <w:b/>
+          <w:color w:val="D97706"/>
+          <w:sz w:val="22"/>
+        </w:rPr>
+        <w:t xml:space="preserve">⚠️  Частично  </w:t>
+      </w:r>
+      <w:r>
+        <w:rPr>
+          <w:color w:val="1A1A2E"/>
+          <w:sz w:val="22"/>
+        </w:rPr>
+        <w:t>Insight использует Keycloak для аутентификации — это совпадает с тем, что уже применяется в ФГИС У. Интеграция выполнена. Задача второго фактора требует дополнительной работы.</w:t>
+      </w:r>
+    </w:p>
+    <w:p>
+      <w:pPr>
+        <w:spacing w:after="40" w:before="0"/>
+        <w:jc w:val="left"/>
+      </w:pPr>
+      <w:r>
+        <w:rPr>
+          <w:b/>
+          <w:i w:val="0"/>
+          <w:color w:val="16A34A"/>
+          <w:sz w:val="20"/>
+        </w:rPr>
+        <w:t>Что умеем:</w:t>
+      </w:r>
+    </w:p>
+    <w:p>
+      <w:pPr>
+        <w:pStyle w:val="ListBullet"/>
+        <w:spacing w:after="20"/>
+        <w:ind w:left="288"/>
+      </w:pPr>
+      <w:r>
+        <w:rPr>
+          <w:sz w:val="20"/>
+        </w:rPr>
+        <w:t>• SSO через Keycloak — уже работает в текущей инсталляции</w:t>
+      </w:r>
+    </w:p>
+    <w:p>
+      <w:pPr>
+        <w:pStyle w:val="ListBullet"/>
+        <w:spacing w:after="20"/>
+        <w:ind w:left="288"/>
+      </w:pPr>
+      <w:r>
+        <w:rPr>
+          <w:sz w:val="20"/>
+        </w:rPr>
+        <w:t>• Разграничение доступа к приложениям и страницам по ролям Keycloak</w:t>
+      </w:r>
+    </w:p>
+    <w:p>
+      <w:pPr>
+        <w:pStyle w:val="ListBullet"/>
+        <w:spacing w:after="20"/>
+        <w:ind w:left="288"/>
+      </w:pPr>
+      <w:r>
+        <w:rPr>
+          <w:sz w:val="20"/>
+        </w:rPr>
+        <w:t>• Стандартный OAuth 2.0 / OIDC поток без необходимости хранить секреты на клиенте</w:t>
+      </w:r>
+    </w:p>
+    <w:p>
+      <w:pPr>
+        <w:spacing w:after="40" w:before="0"/>
+        <w:jc w:val="left"/>
+      </w:pPr>
+      <w:r>
+        <w:rPr>
+          <w:b/>
+          <w:i w:val="0"/>
+          <w:color w:val="DC2626"/>
+          <w:sz w:val="20"/>
+        </w:rPr>
+        <w:t>Чего не хватает:</w:t>
+      </w:r>
+    </w:p>
+    <w:p>
+      <w:pPr>
+        <w:spacing w:after="20"/>
+        <w:ind w:left="288"/>
+      </w:pPr>
+      <w:r>
+        <w:rPr>
+          <w:color w:val="6B7280"/>
+          <w:sz w:val="20"/>
+        </w:rPr>
+        <w:t>• Встроенный второй фактор аутентификации внутри Insight — это настраивается на уровне Keycloak, не Insight</w:t>
+      </w:r>
+    </w:p>
+    <w:p>
+      <w:pPr>
+        <w:spacing w:after="20"/>
+        <w:ind w:left="288"/>
+      </w:pPr>
+      <w:r>
+        <w:rPr>
+          <w:color w:val="6B7280"/>
+          <w:sz w:val="20"/>
+        </w:rPr>
+        <w:t>• Авторизация без Keycloak (LDAP/AD напрямую) в текущей конфигурации не предусмотрена</w:t>
+      </w:r>
+    </w:p>
+    <w:p>
+      <w:pPr>
+        <w:spacing w:before="60" w:after="120"/>
+      </w:pPr>
+      <w:r>
+        <w:rPr>
+          <w:i/>
+          <w:color w:val="6B7280"/>
+          <w:sz w:val="20"/>
+        </w:rPr>
+        <w:t>ℹ  Если требуется второй фактор через отдельный Keycloak-клиент — это решается конфигурацией Keycloak и небольшой доработкой фронтенда (~25–35 ч).</w:t>
       </w:r>
     </w:p>
     <w:p/>
     <w:p>
       <w:pPr>
-        <w:pStyle w:val="Heading1"/>
-        <w:spacing w:before="280" w:after="80"/>
+        <w:spacing w:before="200" w:after="200"/>
       </w:pPr>
       <w:r>
         <w:rPr>
-          <w:color w:val="1E293B"/>
+          <w:color w:val="4F6AFF"/>
         </w:rPr>
-        <w:t>3. Требования заказчика к аналитике и визуализации</w:t>
+        <w:t>────────────────────────────────────────────────────────────────────────────────</w:t>
       </w:r>
     </w:p>
     <w:p>
       <w:pPr>
-        <w:pStyle w:val="Heading2"/>
-        <w:spacing w:before="160" w:after="80"/>
+        <w:spacing w:before="280" w:after="120"/>
       </w:pPr>
       <w:r>
         <w:rPr>
-          <w:color w:val="1E293B"/>
+          <w:b/>
+          <w:color w:val="1A1A2E"/>
+          <w:sz w:val="32"/>
         </w:rPr>
-        <w:t>3.1 Подсистема дашбордов (Руководство администратора, п. 5.18)</w:t>
+        <w:t>Итог и рекомендации</w:t>
       </w:r>
     </w:p>
     <w:p>
       <w:pPr>
-        <w:spacing w:after="80"/>
+        <w:spacing w:after="160" w:before="0"/>
+        <w:jc w:val="left"/>
       </w:pPr>
       <w:r>
         <w:rPr>
           <w:b w:val="0"/>
-          <w:sz w:val="21"/>
+          <w:i w:val="0"/>
+          <w:sz w:val="22"/>
         </w:rPr>
-        <w:t>Согласно руководству администратора, раздел «Дашборды» уже реализован на базе Insight. Ключевые требования:</w:t>
+        <w:t>Платформа Insight сильна там, где ФГИС У нуждается в аналитике: дашборды, отчёты, прогнозная визуализация, self-service конструктор. Эти направления можно развивать и улучшать в рамках текущего контракта без ограничений.</w:t>
       </w:r>
     </w:p>
     <w:p>
       <w:pPr>
-        <w:pStyle w:val="ListBullet"/>
-        <w:spacing w:after="40"/>
+        <w:spacing w:after="160" w:before="0"/>
+        <w:jc w:val="left"/>
       </w:pPr>
       <w:r>
         <w:rPr>
-          <w:sz w:val="21"/>
+          <w:b w:val="0"/>
+          <w:i w:val="0"/>
+          <w:sz w:val="22"/>
         </w:rPr>
-        <w:t>Ролезависимые дашборды: индивидуальная настройка для каждой группы ролей</w:t>
+        <w:t>Управление объектами (КЭ, контракты, заявки, каталоги) — это операционный функционал основного приложения ФГИС У, который Insight не заменяет. Пытаться перенести эти функции на Insight нецелесообразно.</w:t>
       </w:r>
     </w:p>
     <w:p>
       <w:pPr>
-        <w:pStyle w:val="ListBullet"/>
-        <w:spacing w:after="40"/>
-      </w:pPr>
-      <w:r>
-        <w:rPr>
-          <w:sz w:val="21"/>
-        </w:rPr>
-        <w:t>Настраиваемые параметры услуг в разрезах дашборда (добавление/удаление параметров)</w:t>
-      </w:r>
-    </w:p>
-    <w:p>
-      <w:pPr>
-        <w:pStyle w:val="ListBullet"/>
-        <w:spacing w:after="40"/>
-      </w:pPr>
-      <w:r>
-        <w:rPr>
-          <w:sz w:val="21"/>
-        </w:rPr>
-        <w:t>Автообновление экрана: настраиваемый интервал в секундах</w:t>
-      </w:r>
-    </w:p>
-    <w:p>
-      <w:pPr>
-        <w:pStyle w:val="ListBullet"/>
-        <w:spacing w:after="40"/>
-      </w:pPr>
-      <w:r>
-        <w:rPr>
-          <w:sz w:val="21"/>
-        </w:rPr>
-        <w:t>Фильтры сводного отчёта ГосОблака: настройка по типам услуг и метрикам</w:t>
-      </w:r>
-    </w:p>
-    <w:p>
-      <w:pPr>
-        <w:pStyle w:val="ListBullet"/>
-        <w:spacing w:after="40"/>
-      </w:pPr>
-      <w:r>
-        <w:rPr>
-          <w:sz w:val="21"/>
-        </w:rPr>
-        <w:t>Доступ к дашборду через боковое меню (без перезагрузки страницы)</w:t>
-      </w:r>
-    </w:p>
-    <w:p>
-      <w:pPr>
-        <w:pStyle w:val="Heading2"/>
-        <w:spacing w:before="160" w:after="80"/>
-      </w:pPr>
-      <w:r>
-        <w:rPr>
-          <w:color w:val="1E293B"/>
-        </w:rPr>
-        <w:t>3.2 Раздел «Конструктор отчётов» (Руководство администратора, п. 5.14)</w:t>
-      </w:r>
-    </w:p>
-    <w:p>
-      <w:pPr>
-        <w:spacing w:after="80"/>
+        <w:spacing w:after="160" w:before="0"/>
+        <w:jc w:val="left"/>
       </w:pPr>
       <w:r>
         <w:rPr>
           <w:b w:val="0"/>
-          <w:sz w:val="21"/>
-        </w:rPr>
-        <w:t>Конструктор отчётов — инструмент администратора для создания SQL/JSON-запросов к БД. Требования:</w:t>
-      </w:r>
-    </w:p>
-    <w:p>
-      <w:pPr>
-        <w:pStyle w:val="ListBullet"/>
-        <w:spacing w:after="40"/>
-      </w:pPr>
-      <w:r>
-        <w:rPr>
-          <w:sz w:val="21"/>
-        </w:rPr>
-        <w:t>Иерархическое хранение запросов в папках</w:t>
-      </w:r>
-    </w:p>
-    <w:p>
-      <w:pPr>
-        <w:pStyle w:val="ListBullet"/>
-        <w:spacing w:after="40"/>
-      </w:pPr>
-      <w:r>
-        <w:rPr>
-          <w:sz w:val="21"/>
-        </w:rPr>
-        <w:t>Создание/редактирование запросов в формате JSON</w:t>
-      </w:r>
-    </w:p>
-    <w:p>
-      <w:pPr>
-        <w:pStyle w:val="ListBullet"/>
-        <w:spacing w:after="40"/>
-      </w:pPr>
-      <w:r>
-        <w:rPr>
-          <w:sz w:val="21"/>
-        </w:rPr>
-        <w:t>Назначение ролей для каждого запроса (разграничение доступа)</w:t>
-      </w:r>
-    </w:p>
-    <w:p>
-      <w:pPr>
-        <w:pStyle w:val="ListBullet"/>
-        <w:spacing w:after="40"/>
-      </w:pPr>
-      <w:r>
-        <w:rPr>
-          <w:sz w:val="21"/>
-        </w:rPr>
-        <w:t>Экспорт результатов отчётов</w:t>
-      </w:r>
-    </w:p>
-    <w:p>
-      <w:pPr>
-        <w:pStyle w:val="ListBullet"/>
-        <w:spacing w:after="40"/>
-      </w:pPr>
-      <w:r>
-        <w:rPr>
-          <w:sz w:val="21"/>
-        </w:rPr>
-        <w:t>Подключение к источнику данных (БД ФГИС У)</w:t>
-      </w:r>
-    </w:p>
-    <w:p>
-      <w:pPr>
-        <w:pStyle w:val="Heading2"/>
-        <w:spacing w:before="160" w:after="80"/>
-      </w:pPr>
-      <w:r>
-        <w:rPr>
-          <w:color w:val="1E293B"/>
-        </w:rPr>
-        <w:t>3.3 Предустановленные отчёты (Руководство пользователя, раздел 5)</w:t>
-      </w:r>
-    </w:p>
-    <w:p>
-      <w:pPr>
-        <w:spacing w:after="80"/>
-      </w:pPr>
-      <w:r>
-        <w:rPr>
-          <w:b w:val="0"/>
-          <w:sz w:val="21"/>
-        </w:rPr>
-        <w:t>В системе реализован набор из 11+ преднастроенных отчётов. Каждый отчёт содержит фильтры, таблицы и графики:</w:t>
-      </w:r>
-    </w:p>
-    <w:tbl>
-      <w:tblPr>
-        <w:tblStyle w:val="TableGrid"/>
-        <w:tblW w:type="auto" w:w="0"/>
-        <w:jc w:val="left"/>
-        <w:tblLook w:firstColumn="1" w:firstRow="1" w:lastColumn="0" w:lastRow="0" w:noHBand="0" w:noVBand="1" w:val="04A0"/>
-      </w:tblPr>
-      <w:tblGrid>
-        <w:gridCol w:w="3230"/>
-        <w:gridCol w:w="3230"/>
-        <w:gridCol w:w="3230"/>
-      </w:tblGrid>
-      <w:tr>
-        <w:trPr>
-          <w:trHeight w:val="510"/>
-        </w:trPr>
-        <w:tc>
-          <w:tcPr>
-            <w:tcW w:type="dxa" w:w="3685"/>
-            <w:shd w:val="clear" w:color="auto" w:fill="1E293B"/>
-            <w:vAlign w:val="center"/>
-          </w:tcPr>
-          <w:p>
-            <w:pPr>
-              <w:jc w:val="center"/>
-            </w:pPr>
-            <w:r>
-              <w:rPr>
-                <w:b/>
-                <w:color w:val="FFFFFF"/>
-                <w:sz w:val="19"/>
-              </w:rPr>
-              <w:t>Отчёт</w:t>
-            </w:r>
-          </w:p>
-        </w:tc>
-        <w:tc>
-          <w:tcPr>
-            <w:tcW w:type="dxa" w:w="2551"/>
-            <w:shd w:val="clear" w:color="auto" w:fill="1E293B"/>
-            <w:vAlign w:val="center"/>
-          </w:tcPr>
-          <w:p>
-            <w:pPr>
-              <w:jc w:val="center"/>
-            </w:pPr>
-            <w:r>
-              <w:rPr>
-                <w:b/>
-                <w:color w:val="FFFFFF"/>
-                <w:sz w:val="19"/>
-              </w:rPr>
-              <w:t>Основные фильтры</w:t>
-            </w:r>
-          </w:p>
-        </w:tc>
-        <w:tc>
-          <w:tcPr>
-            <w:tcW w:type="dxa" w:w="3118"/>
-            <w:shd w:val="clear" w:color="auto" w:fill="1E293B"/>
-            <w:vAlign w:val="center"/>
-          </w:tcPr>
-          <w:p>
-            <w:pPr>
-              <w:jc w:val="center"/>
-            </w:pPr>
-            <w:r>
-              <w:rPr>
-                <w:b/>
-                <w:color w:val="FFFFFF"/>
-                <w:sz w:val="19"/>
-              </w:rPr>
-              <w:t>Тип визуализации</w:t>
-            </w:r>
-          </w:p>
-        </w:tc>
-      </w:tr>
-      <w:tr>
-        <w:tc>
-          <w:tcPr>
-            <w:tcW w:type="dxa" w:w="3685"/>
-            <w:vAlign w:val="center"/>
-            <w:shd w:val="clear" w:color="auto" w:fill="FFFFFF"/>
-          </w:tcPr>
-          <w:p>
-            <w:pPr>
-              <w:jc w:val="left"/>
-            </w:pPr>
-            <w:r>
-              <w:rPr>
-                <w:b w:val="0"/>
-                <w:sz w:val="19"/>
-              </w:rPr>
-              <w:t>Мониторинг текущего потребления</w:t>
-            </w:r>
-          </w:p>
-        </w:tc>
-        <w:tc>
-          <w:tcPr>
-            <w:tcW w:type="dxa" w:w="2551"/>
-            <w:vAlign w:val="center"/>
-            <w:shd w:val="clear" w:color="auto" w:fill="FFFFFF"/>
-          </w:tcPr>
-          <w:p>
-            <w:pPr>
-              <w:jc w:val="left"/>
-            </w:pPr>
-            <w:r>
-              <w:rPr>
-                <w:b w:val="0"/>
-                <w:sz w:val="19"/>
-              </w:rPr>
-              <w:t>Время, услуга, потребитель</w:t>
-            </w:r>
-          </w:p>
-        </w:tc>
-        <w:tc>
-          <w:tcPr>
-            <w:tcW w:type="dxa" w:w="3118"/>
-            <w:vAlign w:val="center"/>
-            <w:shd w:val="clear" w:color="auto" w:fill="FFFFFF"/>
-          </w:tcPr>
-          <w:p>
-            <w:pPr>
-              <w:jc w:val="left"/>
-            </w:pPr>
-            <w:r>
-              <w:rPr>
-                <w:b w:val="0"/>
-                <w:sz w:val="19"/>
-              </w:rPr>
-              <w:t>График + таблица</w:t>
-            </w:r>
-          </w:p>
-        </w:tc>
-      </w:tr>
-      <w:tr>
-        <w:tc>
-          <w:tcPr>
-            <w:tcW w:type="dxa" w:w="3685"/>
-            <w:vAlign w:val="center"/>
-            <w:shd w:val="clear" w:color="auto" w:fill="F8FAFC"/>
-          </w:tcPr>
-          <w:p>
-            <w:pPr>
-              <w:jc w:val="left"/>
-            </w:pPr>
-            <w:r>
-              <w:rPr>
-                <w:b w:val="0"/>
-                <w:sz w:val="19"/>
-              </w:rPr>
-              <w:t>Доступность услуг (SLA)</w:t>
-            </w:r>
-          </w:p>
-        </w:tc>
-        <w:tc>
-          <w:tcPr>
-            <w:tcW w:type="dxa" w:w="2551"/>
-            <w:vAlign w:val="center"/>
-            <w:shd w:val="clear" w:color="auto" w:fill="F8FAFC"/>
-          </w:tcPr>
-          <w:p>
-            <w:pPr>
-              <w:jc w:val="left"/>
-            </w:pPr>
-            <w:r>
-              <w:rPr>
-                <w:b w:val="0"/>
-                <w:sz w:val="19"/>
-              </w:rPr>
-              <w:t>Период, услуга, поставщик</w:t>
-            </w:r>
-          </w:p>
-        </w:tc>
-        <w:tc>
-          <w:tcPr>
-            <w:tcW w:type="dxa" w:w="3118"/>
-            <w:vAlign w:val="center"/>
-            <w:shd w:val="clear" w:color="auto" w:fill="F8FAFC"/>
-          </w:tcPr>
-          <w:p>
-            <w:pPr>
-              <w:jc w:val="left"/>
-            </w:pPr>
-            <w:r>
-              <w:rPr>
-                <w:b w:val="0"/>
-                <w:sz w:val="19"/>
-              </w:rPr>
-              <w:t>Таблица SLA-метрик</w:t>
-            </w:r>
-          </w:p>
-        </w:tc>
-      </w:tr>
-      <w:tr>
-        <w:tc>
-          <w:tcPr>
-            <w:tcW w:type="dxa" w:w="3685"/>
-            <w:vAlign w:val="center"/>
-            <w:shd w:val="clear" w:color="auto" w:fill="FFFFFF"/>
-          </w:tcPr>
-          <w:p>
-            <w:pPr>
-              <w:jc w:val="left"/>
-            </w:pPr>
-            <w:r>
-              <w:rPr>
-                <w:b w:val="0"/>
-                <w:sz w:val="19"/>
-              </w:rPr>
-              <w:t>Потребление ресурсов заказа</w:t>
-            </w:r>
-          </w:p>
-        </w:tc>
-        <w:tc>
-          <w:tcPr>
-            <w:tcW w:type="dxa" w:w="2551"/>
-            <w:vAlign w:val="center"/>
-            <w:shd w:val="clear" w:color="auto" w:fill="FFFFFF"/>
-          </w:tcPr>
-          <w:p>
-            <w:pPr>
-              <w:jc w:val="left"/>
-            </w:pPr>
-            <w:r>
-              <w:rPr>
-                <w:b w:val="0"/>
-                <w:sz w:val="19"/>
-              </w:rPr>
-              <w:t>Контракт, период</w:t>
-            </w:r>
-          </w:p>
-        </w:tc>
-        <w:tc>
-          <w:tcPr>
-            <w:tcW w:type="dxa" w:w="3118"/>
-            <w:vAlign w:val="center"/>
-            <w:shd w:val="clear" w:color="auto" w:fill="FFFFFF"/>
-          </w:tcPr>
-          <w:p>
-            <w:pPr>
-              <w:jc w:val="left"/>
-            </w:pPr>
-            <w:r>
-              <w:rPr>
-                <w:b w:val="0"/>
-                <w:sz w:val="19"/>
-              </w:rPr>
-              <w:t>Сводная таблица</w:t>
-            </w:r>
-          </w:p>
-        </w:tc>
-      </w:tr>
-      <w:tr>
-        <w:tc>
-          <w:tcPr>
-            <w:tcW w:type="dxa" w:w="3685"/>
-            <w:vAlign w:val="center"/>
-            <w:shd w:val="clear" w:color="auto" w:fill="F8FAFC"/>
-          </w:tcPr>
-          <w:p>
-            <w:pPr>
-              <w:jc w:val="left"/>
-            </w:pPr>
-            <w:r>
-              <w:rPr>
-                <w:b w:val="0"/>
-                <w:sz w:val="19"/>
-              </w:rPr>
-              <w:t>Использование ресурсов ГосОблака</w:t>
-            </w:r>
-          </w:p>
-        </w:tc>
-        <w:tc>
-          <w:tcPr>
-            <w:tcW w:type="dxa" w:w="2551"/>
-            <w:vAlign w:val="center"/>
-            <w:shd w:val="clear" w:color="auto" w:fill="F8FAFC"/>
-          </w:tcPr>
-          <w:p>
-            <w:pPr>
-              <w:jc w:val="left"/>
-            </w:pPr>
-            <w:r>
-              <w:rPr>
-                <w:b w:val="0"/>
-                <w:sz w:val="19"/>
-              </w:rPr>
-              <w:t>Период, услуга, КЭ</w:t>
-            </w:r>
-          </w:p>
-        </w:tc>
-        <w:tc>
-          <w:tcPr>
-            <w:tcW w:type="dxa" w:w="3118"/>
-            <w:vAlign w:val="center"/>
-            <w:shd w:val="clear" w:color="auto" w:fill="F8FAFC"/>
-          </w:tcPr>
-          <w:p>
-            <w:pPr>
-              <w:jc w:val="left"/>
-            </w:pPr>
-            <w:r>
-              <w:rPr>
-                <w:b w:val="0"/>
-                <w:sz w:val="19"/>
-              </w:rPr>
-              <w:t>Диаграмма + детализация</w:t>
-            </w:r>
-          </w:p>
-        </w:tc>
-      </w:tr>
-      <w:tr>
-        <w:tc>
-          <w:tcPr>
-            <w:tcW w:type="dxa" w:w="3685"/>
-            <w:vAlign w:val="center"/>
-            <w:shd w:val="clear" w:color="auto" w:fill="FFFFFF"/>
-          </w:tcPr>
-          <w:p>
-            <w:pPr>
-              <w:jc w:val="left"/>
-            </w:pPr>
-            <w:r>
-              <w:rPr>
-                <w:b w:val="0"/>
-                <w:sz w:val="19"/>
-              </w:rPr>
-              <w:t>Оценка эффективности затрат</w:t>
-            </w:r>
-          </w:p>
-        </w:tc>
-        <w:tc>
-          <w:tcPr>
-            <w:tcW w:type="dxa" w:w="2551"/>
-            <w:vAlign w:val="center"/>
-            <w:shd w:val="clear" w:color="auto" w:fill="FFFFFF"/>
-          </w:tcPr>
-          <w:p>
-            <w:pPr>
-              <w:jc w:val="left"/>
-            </w:pPr>
-            <w:r>
-              <w:rPr>
-                <w:b w:val="0"/>
-                <w:sz w:val="19"/>
-              </w:rPr>
-              <w:t>Период, потребитель</w:t>
-            </w:r>
-          </w:p>
-        </w:tc>
-        <w:tc>
-          <w:tcPr>
-            <w:tcW w:type="dxa" w:w="3118"/>
-            <w:vAlign w:val="center"/>
-            <w:shd w:val="clear" w:color="auto" w:fill="FFFFFF"/>
-          </w:tcPr>
-          <w:p>
-            <w:pPr>
-              <w:jc w:val="left"/>
-            </w:pPr>
-            <w:r>
-              <w:rPr>
-                <w:b w:val="0"/>
-                <w:sz w:val="19"/>
-              </w:rPr>
-              <w:t>KPI + таблица</w:t>
-            </w:r>
-          </w:p>
-        </w:tc>
-      </w:tr>
-      <w:tr>
-        <w:tc>
-          <w:tcPr>
-            <w:tcW w:type="dxa" w:w="3685"/>
-            <w:vAlign w:val="center"/>
-            <w:shd w:val="clear" w:color="auto" w:fill="F8FAFC"/>
-          </w:tcPr>
-          <w:p>
-            <w:pPr>
-              <w:jc w:val="left"/>
-            </w:pPr>
-            <w:r>
-              <w:rPr>
-                <w:b w:val="0"/>
-                <w:sz w:val="19"/>
-              </w:rPr>
-              <w:t>Мониторинг КЭ ГосОблака</w:t>
-            </w:r>
-          </w:p>
-        </w:tc>
-        <w:tc>
-          <w:tcPr>
-            <w:tcW w:type="dxa" w:w="2551"/>
-            <w:vAlign w:val="center"/>
-            <w:shd w:val="clear" w:color="auto" w:fill="F8FAFC"/>
-          </w:tcPr>
-          <w:p>
-            <w:pPr>
-              <w:jc w:val="left"/>
-            </w:pPr>
-            <w:r>
-              <w:rPr>
-                <w:b w:val="0"/>
-                <w:sz w:val="19"/>
-              </w:rPr>
-              <w:t>КЭ, тип, период</w:t>
-            </w:r>
-          </w:p>
-        </w:tc>
-        <w:tc>
-          <w:tcPr>
-            <w:tcW w:type="dxa" w:w="3118"/>
-            <w:vAlign w:val="center"/>
-            <w:shd w:val="clear" w:color="auto" w:fill="F8FAFC"/>
-          </w:tcPr>
-          <w:p>
-            <w:pPr>
-              <w:jc w:val="left"/>
-            </w:pPr>
-            <w:r>
-              <w:rPr>
-                <w:b w:val="0"/>
-                <w:sz w:val="19"/>
-              </w:rPr>
-              <w:t>Журнал событий</w:t>
-            </w:r>
-          </w:p>
-        </w:tc>
-      </w:tr>
-      <w:tr>
-        <w:tc>
-          <w:tcPr>
-            <w:tcW w:type="dxa" w:w="3685"/>
-            <w:vAlign w:val="center"/>
-            <w:shd w:val="clear" w:color="auto" w:fill="FFFFFF"/>
-          </w:tcPr>
-          <w:p>
-            <w:pPr>
-              <w:jc w:val="left"/>
-            </w:pPr>
-            <w:r>
-              <w:rPr>
-                <w:b w:val="0"/>
-                <w:sz w:val="19"/>
-              </w:rPr>
-              <w:t>Использование КЭ ГосОблака</w:t>
-            </w:r>
-          </w:p>
-        </w:tc>
-        <w:tc>
-          <w:tcPr>
-            <w:tcW w:type="dxa" w:w="2551"/>
-            <w:vAlign w:val="center"/>
-            <w:shd w:val="clear" w:color="auto" w:fill="FFFFFF"/>
-          </w:tcPr>
-          <w:p>
-            <w:pPr>
-              <w:jc w:val="left"/>
-            </w:pPr>
-            <w:r>
-              <w:rPr>
-                <w:b w:val="0"/>
-                <w:sz w:val="19"/>
-              </w:rPr>
-              <w:t>КЭ, период</w:t>
-            </w:r>
-          </w:p>
-        </w:tc>
-        <w:tc>
-          <w:tcPr>
-            <w:tcW w:type="dxa" w:w="3118"/>
-            <w:vAlign w:val="center"/>
-            <w:shd w:val="clear" w:color="auto" w:fill="FFFFFF"/>
-          </w:tcPr>
-          <w:p>
-            <w:pPr>
-              <w:jc w:val="left"/>
-            </w:pPr>
-            <w:r>
-              <w:rPr>
-                <w:b w:val="0"/>
-                <w:sz w:val="19"/>
-              </w:rPr>
-              <w:t>Таблица + тренды</w:t>
-            </w:r>
-          </w:p>
-        </w:tc>
-      </w:tr>
-      <w:tr>
-        <w:tc>
-          <w:tcPr>
-            <w:tcW w:type="dxa" w:w="3685"/>
-            <w:vAlign w:val="center"/>
-            <w:shd w:val="clear" w:color="auto" w:fill="F8FAFC"/>
-          </w:tcPr>
-          <w:p>
-            <w:pPr>
-              <w:jc w:val="left"/>
-            </w:pPr>
-            <w:r>
-              <w:rPr>
-                <w:b w:val="0"/>
-                <w:sz w:val="19"/>
-              </w:rPr>
-              <w:t>Плановые объёмы</w:t>
-            </w:r>
-          </w:p>
-        </w:tc>
-        <w:tc>
-          <w:tcPr>
-            <w:tcW w:type="dxa" w:w="2551"/>
-            <w:vAlign w:val="center"/>
-            <w:shd w:val="clear" w:color="auto" w:fill="F8FAFC"/>
-          </w:tcPr>
-          <w:p>
-            <w:pPr>
-              <w:jc w:val="left"/>
-            </w:pPr>
-            <w:r>
-              <w:rPr>
-                <w:b w:val="0"/>
-                <w:sz w:val="19"/>
-              </w:rPr>
-              <w:t>Период, план/факт</w:t>
-            </w:r>
-          </w:p>
-        </w:tc>
-        <w:tc>
-          <w:tcPr>
-            <w:tcW w:type="dxa" w:w="3118"/>
-            <w:vAlign w:val="center"/>
-            <w:shd w:val="clear" w:color="auto" w:fill="F8FAFC"/>
-          </w:tcPr>
-          <w:p>
-            <w:pPr>
-              <w:jc w:val="left"/>
-            </w:pPr>
-            <w:r>
-              <w:rPr>
-                <w:b w:val="0"/>
-                <w:sz w:val="19"/>
-              </w:rPr>
-              <w:t>Таблица сравнения</w:t>
-            </w:r>
-          </w:p>
-        </w:tc>
-      </w:tr>
-      <w:tr>
-        <w:tc>
-          <w:tcPr>
-            <w:tcW w:type="dxa" w:w="3685"/>
-            <w:vAlign w:val="center"/>
-            <w:shd w:val="clear" w:color="auto" w:fill="FFFFFF"/>
-          </w:tcPr>
-          <w:p>
-            <w:pPr>
-              <w:jc w:val="left"/>
-            </w:pPr>
-            <w:r>
-              <w:rPr>
-                <w:b w:val="0"/>
-                <w:sz w:val="19"/>
-              </w:rPr>
-              <w:t>Статистика (Сводный отчёт)</w:t>
-            </w:r>
-          </w:p>
-        </w:tc>
-        <w:tc>
-          <w:tcPr>
-            <w:tcW w:type="dxa" w:w="2551"/>
-            <w:vAlign w:val="center"/>
-            <w:shd w:val="clear" w:color="auto" w:fill="FFFFFF"/>
-          </w:tcPr>
-          <w:p>
-            <w:pPr>
-              <w:jc w:val="left"/>
-            </w:pPr>
-            <w:r>
-              <w:rPr>
-                <w:b w:val="0"/>
-                <w:sz w:val="19"/>
-              </w:rPr>
-              <w:t>Период, агрегация</w:t>
-            </w:r>
-          </w:p>
-        </w:tc>
-        <w:tc>
-          <w:tcPr>
-            <w:tcW w:type="dxa" w:w="3118"/>
-            <w:vAlign w:val="center"/>
-            <w:shd w:val="clear" w:color="auto" w:fill="FFFFFF"/>
-          </w:tcPr>
-          <w:p>
-            <w:pPr>
-              <w:jc w:val="left"/>
-            </w:pPr>
-            <w:r>
-              <w:rPr>
-                <w:b w:val="0"/>
-                <w:sz w:val="19"/>
-              </w:rPr>
-              <w:t>KPI + графики</w:t>
-            </w:r>
-          </w:p>
-        </w:tc>
-      </w:tr>
-      <w:tr>
-        <w:tc>
-          <w:tcPr>
-            <w:tcW w:type="dxa" w:w="3685"/>
-            <w:vAlign w:val="center"/>
-            <w:shd w:val="clear" w:color="auto" w:fill="F8FAFC"/>
-          </w:tcPr>
-          <w:p>
-            <w:pPr>
-              <w:jc w:val="left"/>
-            </w:pPr>
-            <w:r>
-              <w:rPr>
-                <w:b w:val="0"/>
-                <w:sz w:val="19"/>
-              </w:rPr>
-              <w:t>Рейтинг потребителей</w:t>
-            </w:r>
-          </w:p>
-        </w:tc>
-        <w:tc>
-          <w:tcPr>
-            <w:tcW w:type="dxa" w:w="2551"/>
-            <w:vAlign w:val="center"/>
-            <w:shd w:val="clear" w:color="auto" w:fill="F8FAFC"/>
-          </w:tcPr>
-          <w:p>
-            <w:pPr>
-              <w:jc w:val="left"/>
-            </w:pPr>
-            <w:r>
-              <w:rPr>
-                <w:b w:val="0"/>
-                <w:sz w:val="19"/>
-              </w:rPr>
-              <w:t>Период, метрика</w:t>
-            </w:r>
-          </w:p>
-        </w:tc>
-        <w:tc>
-          <w:tcPr>
-            <w:tcW w:type="dxa" w:w="3118"/>
-            <w:vAlign w:val="center"/>
-            <w:shd w:val="clear" w:color="auto" w:fill="F8FAFC"/>
-          </w:tcPr>
-          <w:p>
-            <w:pPr>
-              <w:jc w:val="left"/>
-            </w:pPr>
-            <w:r>
-              <w:rPr>
-                <w:b w:val="0"/>
-                <w:sz w:val="19"/>
-              </w:rPr>
-              <w:t>Топ-список</w:t>
-            </w:r>
-          </w:p>
-        </w:tc>
-      </w:tr>
-      <w:tr>
-        <w:tc>
-          <w:tcPr>
-            <w:tcW w:type="dxa" w:w="3685"/>
-            <w:vAlign w:val="center"/>
-            <w:shd w:val="clear" w:color="auto" w:fill="FFFFFF"/>
-          </w:tcPr>
-          <w:p>
-            <w:pPr>
-              <w:jc w:val="left"/>
-            </w:pPr>
-            <w:r>
-              <w:rPr>
-                <w:b w:val="0"/>
-                <w:sz w:val="19"/>
-              </w:rPr>
-              <w:t>Сводный отчёт по утилизации</w:t>
-            </w:r>
-          </w:p>
-        </w:tc>
-        <w:tc>
-          <w:tcPr>
-            <w:tcW w:type="dxa" w:w="2551"/>
-            <w:vAlign w:val="center"/>
-            <w:shd w:val="clear" w:color="auto" w:fill="FFFFFF"/>
-          </w:tcPr>
-          <w:p>
-            <w:pPr>
-              <w:jc w:val="left"/>
-            </w:pPr>
-            <w:r>
-              <w:rPr>
-                <w:b w:val="0"/>
-                <w:sz w:val="19"/>
-              </w:rPr>
-              <w:t>Период, ресурс</w:t>
-            </w:r>
-          </w:p>
-        </w:tc>
-        <w:tc>
-          <w:tcPr>
-            <w:tcW w:type="dxa" w:w="3118"/>
-            <w:vAlign w:val="center"/>
-            <w:shd w:val="clear" w:color="auto" w:fill="FFFFFF"/>
-          </w:tcPr>
-          <w:p>
-            <w:pPr>
-              <w:jc w:val="left"/>
-            </w:pPr>
-            <w:r>
-              <w:rPr>
-                <w:b w:val="0"/>
-                <w:sz w:val="19"/>
-              </w:rPr>
-              <w:t>Тепловая карта + таблица</w:t>
-            </w:r>
-          </w:p>
-        </w:tc>
-      </w:tr>
-      <w:tr>
-        <w:tc>
-          <w:tcPr>
-            <w:tcW w:type="dxa" w:w="3685"/>
-            <w:vAlign w:val="center"/>
-            <w:shd w:val="clear" w:color="auto" w:fill="F8FAFC"/>
-          </w:tcPr>
-          <w:p>
-            <w:pPr>
-              <w:jc w:val="left"/>
-            </w:pPr>
-            <w:r>
-              <w:rPr>
-                <w:b w:val="0"/>
-                <w:sz w:val="19"/>
-              </w:rPr>
-              <w:t>Контроль переподписки</w:t>
-            </w:r>
-          </w:p>
-        </w:tc>
-        <w:tc>
-          <w:tcPr>
-            <w:tcW w:type="dxa" w:w="2551"/>
-            <w:vAlign w:val="center"/>
-            <w:shd w:val="clear" w:color="auto" w:fill="F8FAFC"/>
-          </w:tcPr>
-          <w:p>
-            <w:pPr>
-              <w:jc w:val="left"/>
-            </w:pPr>
-            <w:r>
-              <w:rPr>
-                <w:b w:val="0"/>
-                <w:sz w:val="19"/>
-              </w:rPr>
-              <w:t>Услуга, порог</w:t>
-            </w:r>
-          </w:p>
-        </w:tc>
-        <w:tc>
-          <w:tcPr>
-            <w:tcW w:type="dxa" w:w="3118"/>
-            <w:vAlign w:val="center"/>
-            <w:shd w:val="clear" w:color="auto" w:fill="F8FAFC"/>
-          </w:tcPr>
-          <w:p>
-            <w:pPr>
-              <w:jc w:val="left"/>
-            </w:pPr>
-            <w:r>
-              <w:rPr>
-                <w:b w:val="0"/>
-                <w:sz w:val="19"/>
-              </w:rPr>
-              <w:t>Аномалии + алерты</w:t>
-            </w:r>
-          </w:p>
-        </w:tc>
-      </w:tr>
-      <w:tr>
-        <w:tc>
-          <w:tcPr>
-            <w:tcW w:type="dxa" w:w="3685"/>
-            <w:vAlign w:val="center"/>
-            <w:shd w:val="clear" w:color="auto" w:fill="FFFFFF"/>
-          </w:tcPr>
-          <w:p>
-            <w:pPr>
-              <w:jc w:val="left"/>
-            </w:pPr>
-            <w:r>
-              <w:rPr>
-                <w:b w:val="0"/>
-                <w:sz w:val="19"/>
-              </w:rPr>
-              <w:t>Эффективность использования ресурсов</w:t>
-            </w:r>
-          </w:p>
-        </w:tc>
-        <w:tc>
-          <w:tcPr>
-            <w:tcW w:type="dxa" w:w="2551"/>
-            <w:vAlign w:val="center"/>
-            <w:shd w:val="clear" w:color="auto" w:fill="FFFFFF"/>
-          </w:tcPr>
-          <w:p>
-            <w:pPr>
-              <w:jc w:val="left"/>
-            </w:pPr>
-            <w:r>
-              <w:rPr>
-                <w:b w:val="0"/>
-                <w:sz w:val="19"/>
-              </w:rPr>
-              <w:t>Период, потребитель</w:t>
-            </w:r>
-          </w:p>
-        </w:tc>
-        <w:tc>
-          <w:tcPr>
-            <w:tcW w:type="dxa" w:w="3118"/>
-            <w:vAlign w:val="center"/>
-            <w:shd w:val="clear" w:color="auto" w:fill="FFFFFF"/>
-          </w:tcPr>
-          <w:p>
-            <w:pPr>
-              <w:jc w:val="left"/>
-            </w:pPr>
-            <w:r>
-              <w:rPr>
-                <w:b w:val="0"/>
-                <w:sz w:val="19"/>
-              </w:rPr>
-              <w:t>Мультиметрика</w:t>
-            </w:r>
-          </w:p>
-        </w:tc>
-      </w:tr>
-      <w:tr>
-        <w:tc>
-          <w:tcPr>
-            <w:tcW w:type="dxa" w:w="3685"/>
-            <w:vAlign w:val="center"/>
-            <w:shd w:val="clear" w:color="auto" w:fill="F8FAFC"/>
-          </w:tcPr>
-          <w:p>
-            <w:pPr>
-              <w:jc w:val="left"/>
-            </w:pPr>
-            <w:r>
-              <w:rPr>
-                <w:b w:val="0"/>
-                <w:sz w:val="19"/>
-              </w:rPr>
-              <w:t>Контроль наличия метрик</w:t>
-            </w:r>
-          </w:p>
-        </w:tc>
-        <w:tc>
-          <w:tcPr>
-            <w:tcW w:type="dxa" w:w="2551"/>
-            <w:vAlign w:val="center"/>
-            <w:shd w:val="clear" w:color="auto" w:fill="F8FAFC"/>
-          </w:tcPr>
-          <w:p>
-            <w:pPr>
-              <w:jc w:val="left"/>
-            </w:pPr>
-            <w:r>
-              <w:rPr>
-                <w:b w:val="0"/>
-                <w:sz w:val="19"/>
-              </w:rPr>
-              <w:t>Услуга, период</w:t>
-            </w:r>
-          </w:p>
-        </w:tc>
-        <w:tc>
-          <w:tcPr>
-            <w:tcW w:type="dxa" w:w="3118"/>
-            <w:vAlign w:val="center"/>
-            <w:shd w:val="clear" w:color="auto" w:fill="F8FAFC"/>
-          </w:tcPr>
-          <w:p>
-            <w:pPr>
-              <w:jc w:val="left"/>
-            </w:pPr>
-            <w:r>
-              <w:rPr>
-                <w:b w:val="0"/>
-                <w:sz w:val="19"/>
-              </w:rPr>
-              <w:t>Чеклист метрик</w:t>
-            </w:r>
-          </w:p>
-        </w:tc>
-      </w:tr>
-    </w:tbl>
-    <w:p/>
-    <w:p>
-      <w:pPr>
-        <w:pStyle w:val="Heading2"/>
-        <w:spacing w:before="160" w:after="80"/>
-      </w:pPr>
-      <w:r>
-        <w:rPr>
-          <w:color w:val="1E293B"/>
-        </w:rPr>
-        <w:t>3.4 Прогноз потребления (Руководство пользователя, раздел 6)</w:t>
-      </w:r>
-    </w:p>
-    <w:p>
-      <w:pPr>
-        <w:pStyle w:val="ListBullet"/>
-        <w:spacing w:after="40"/>
-      </w:pPr>
-      <w:r>
-        <w:rPr>
-          <w:sz w:val="21"/>
-        </w:rPr>
-        <w:t>Прогноз в разрезе услуг — временные ряды с трендом потребления</w:t>
-      </w:r>
-    </w:p>
-    <w:p>
-      <w:pPr>
-        <w:pStyle w:val="ListBullet"/>
-        <w:spacing w:after="40"/>
-      </w:pPr>
-      <w:r>
-        <w:rPr>
-          <w:sz w:val="21"/>
-        </w:rPr>
-        <w:t>Прогноз в разрезе конфигурационных элементов (КЭ) — детализация по ВМ/серверам</w:t>
-      </w:r>
-    </w:p>
-    <w:p>
-      <w:pPr>
-        <w:pStyle w:val="ListBullet"/>
-        <w:spacing w:after="40"/>
-      </w:pPr>
-      <w:r>
-        <w:rPr>
-          <w:sz w:val="21"/>
-        </w:rPr>
-        <w:t>Возможность сравнения прогноз vs план vs факт</w:t>
-      </w:r>
-    </w:p>
-    <w:p/>
-    <w:p>
-      <w:pPr>
-        <w:pStyle w:val="Heading1"/>
-        <w:spacing w:before="280" w:after="80"/>
-      </w:pPr>
-      <w:r>
-        <w:rPr>
-          <w:color w:val="1E293B"/>
-        </w:rPr>
-        <w:t>4. Возможности платформы Insight™</w:t>
-      </w:r>
-    </w:p>
-    <w:p>
-      <w:pPr>
-        <w:pStyle w:val="Heading2"/>
-        <w:spacing w:before="160" w:after="80"/>
-      </w:pPr>
-      <w:r>
-        <w:rPr>
-          <w:color w:val="1E293B"/>
-        </w:rPr>
-        <w:t>4.1 Конструктор приложений</w:t>
-      </w:r>
-    </w:p>
-    <w:p>
-      <w:pPr>
-        <w:pStyle w:val="ListBullet"/>
-        <w:spacing w:after="40"/>
-      </w:pPr>
-      <w:r>
-        <w:rPr>
-          <w:sz w:val="21"/>
-        </w:rPr>
-        <w:t>No-code/low-code конструктор дашбордов и приложений (drag &amp; drop)</w:t>
-      </w:r>
-    </w:p>
-    <w:p>
-      <w:pPr>
-        <w:pStyle w:val="ListBullet"/>
-        <w:spacing w:after="40"/>
-      </w:pPr>
-      <w:r>
-        <w:rPr>
-          <w:sz w:val="21"/>
-        </w:rPr>
-        <w:t>Ролезависимые приложения — разграничение доступа на уровне страниц и виджетов</w:t>
-      </w:r>
-    </w:p>
-    <w:p>
-      <w:pPr>
-        <w:pStyle w:val="ListBullet"/>
-        <w:spacing w:after="40"/>
-      </w:pPr>
-      <w:r>
-        <w:rPr>
-          <w:sz w:val="21"/>
-        </w:rPr>
-        <w:t>Совместная разработка нескольких авторов одновременно</w:t>
-      </w:r>
-    </w:p>
-    <w:p>
-      <w:pPr>
-        <w:pStyle w:val="ListBullet"/>
-        <w:spacing w:after="40"/>
-      </w:pPr>
-      <w:r>
-        <w:rPr>
-          <w:sz w:val="21"/>
-        </w:rPr>
-        <w:t>Версионирование проектов</w:t>
-      </w:r>
-    </w:p>
-    <w:p>
-      <w:pPr>
-        <w:pStyle w:val="ListBullet"/>
-        <w:spacing w:after="40"/>
-      </w:pPr>
-      <w:r>
-        <w:rPr>
-          <w:sz w:val="21"/>
-        </w:rPr>
-        <w:t>Публикация: встраивание в порталы (iframe / микроприложения), прямой URL</w:t>
-      </w:r>
-    </w:p>
-    <w:p>
-      <w:pPr>
-        <w:pStyle w:val="ListBullet"/>
-        <w:spacing w:after="40"/>
-      </w:pPr>
-      <w:r>
-        <w:rPr>
-          <w:sz w:val="21"/>
-        </w:rPr>
-        <w:t>Micro-apps — изолированные мини-приложения внутри основного</w:t>
-      </w:r>
-    </w:p>
-    <w:p>
-      <w:pPr>
-        <w:pStyle w:val="ListBullet"/>
-        <w:spacing w:after="40"/>
-      </w:pPr>
-      <w:r>
-        <w:rPr>
-          <w:sz w:val="21"/>
-        </w:rPr>
-        <w:t>Конфигурируемые CSS-темы без изменения кода</w:t>
-      </w:r>
-    </w:p>
-    <w:p>
-      <w:pPr>
-        <w:pStyle w:val="Heading2"/>
-        <w:spacing w:before="160" w:after="80"/>
-      </w:pPr>
-      <w:r>
-        <w:rPr>
-          <w:color w:val="1E293B"/>
-        </w:rPr>
-        <w:t>4.2 Работа с данными</w:t>
-      </w:r>
-    </w:p>
-    <w:p>
-      <w:pPr>
-        <w:pStyle w:val="ListBullet"/>
-        <w:spacing w:after="40"/>
-      </w:pPr>
-      <w:r>
-        <w:rPr>
-          <w:sz w:val="21"/>
-        </w:rPr>
-        <w:t>Подключение к источникам: JDBC (PostgreSQL, Oracle, Greenplum, ClickHouse и др.), REST API, файлы</w:t>
-      </w:r>
-    </w:p>
-    <w:p>
-      <w:pPr>
-        <w:pStyle w:val="ListBullet"/>
-        <w:spacing w:after="40"/>
-      </w:pPr>
-      <w:r>
-        <w:rPr>
-          <w:sz w:val="21"/>
-        </w:rPr>
-        <w:t>Семантический слой: метрики и измерения поверх БД</w:t>
-      </w:r>
-    </w:p>
-    <w:p>
-      <w:pPr>
-        <w:pStyle w:val="ListBullet"/>
-        <w:spacing w:after="40"/>
-      </w:pPr>
-      <w:r>
-        <w:rPr>
-          <w:sz w:val="21"/>
-        </w:rPr>
-        <w:t>Датасеты и Query Editor — визуальный конструктор запросов</w:t>
-      </w:r>
-    </w:p>
-    <w:p>
-      <w:pPr>
-        <w:pStyle w:val="ListBullet"/>
-        <w:spacing w:after="40"/>
-      </w:pPr>
-      <w:r>
-        <w:rPr>
-          <w:sz w:val="21"/>
-        </w:rPr>
-        <w:t>ETL/ELT оркестраторы и подготовка данных</w:t>
-      </w:r>
-    </w:p>
-    <w:p>
-      <w:pPr>
-        <w:pStyle w:val="ListBullet"/>
-        <w:spacing w:after="40"/>
-      </w:pPr>
-      <w:r>
-        <w:rPr>
-          <w:sz w:val="21"/>
-        </w:rPr>
-        <w:t>Сводная аналитика — OLAP-срезы без написания SQL</w:t>
-      </w:r>
-    </w:p>
-    <w:p>
-      <w:pPr>
-        <w:pStyle w:val="ListBullet"/>
-        <w:spacing w:after="40"/>
-      </w:pPr>
-      <w:r>
-        <w:rPr>
-          <w:sz w:val="21"/>
-        </w:rPr>
-        <w:t>Self-service аналитика — пользователи сами формируют запросы</w:t>
-      </w:r>
-    </w:p>
-    <w:p>
-      <w:pPr>
-        <w:pStyle w:val="ListBullet"/>
-        <w:spacing w:after="40"/>
-      </w:pPr>
-      <w:r>
-        <w:rPr>
-          <w:sz w:val="21"/>
-        </w:rPr>
-        <w:t>Выгрузка данных в Excel, PDF, CSV</w:t>
-      </w:r>
-    </w:p>
-    <w:p>
-      <w:pPr>
-        <w:pStyle w:val="Heading2"/>
-        <w:spacing w:before="160" w:after="80"/>
-      </w:pPr>
-      <w:r>
-        <w:rPr>
-          <w:color w:val="1E293B"/>
-        </w:rPr>
-        <w:t>4.3 Визуализация</w:t>
-      </w:r>
-    </w:p>
-    <w:p>
-      <w:pPr>
-        <w:pStyle w:val="ListBullet"/>
-        <w:spacing w:after="40"/>
-      </w:pPr>
-      <w:r>
-        <w:rPr>
-          <w:sz w:val="21"/>
-        </w:rPr>
-        <w:t>Аналитические виджеты: линейные/столбчатые/площадные/круговые диаграммы, scatter, heatmap, KPI</w:t>
-      </w:r>
-    </w:p>
-    <w:p>
-      <w:pPr>
-        <w:pStyle w:val="ListBullet"/>
-        <w:spacing w:after="40"/>
-      </w:pPr>
-      <w:r>
-        <w:rPr>
-          <w:sz w:val="21"/>
-        </w:rPr>
-        <w:t>Таблицы: сводные, с группировкой, условным форматированием, пагинацией</w:t>
-      </w:r>
-    </w:p>
-    <w:p>
-      <w:pPr>
-        <w:pStyle w:val="ListBullet"/>
-        <w:spacing w:after="40"/>
-      </w:pPr>
-      <w:r>
-        <w:rPr>
-          <w:sz w:val="21"/>
-        </w:rPr>
-        <w:t>Карты: геокарты, тематические карты, слои</w:t>
-      </w:r>
-    </w:p>
-    <w:p>
-      <w:pPr>
-        <w:pStyle w:val="ListBullet"/>
-        <w:spacing w:after="40"/>
-      </w:pPr>
-      <w:r>
-        <w:rPr>
-          <w:sz w:val="21"/>
-        </w:rPr>
-        <w:t>Drill-down: детализация при клике по элементу</w:t>
-      </w:r>
-    </w:p>
-    <w:p>
-      <w:pPr>
-        <w:pStyle w:val="ListBullet"/>
-        <w:spacing w:after="40"/>
-      </w:pPr>
-      <w:r>
-        <w:rPr>
-          <w:sz w:val="21"/>
-        </w:rPr>
-        <w:t>Интерактивные фильтры: дата, мультивыбор, диапазоны</w:t>
-      </w:r>
-    </w:p>
-    <w:p>
-      <w:pPr>
-        <w:pStyle w:val="ListBullet"/>
-        <w:spacing w:after="40"/>
-      </w:pPr>
-      <w:r>
-        <w:rPr>
-          <w:sz w:val="21"/>
-        </w:rPr>
-        <w:t>Кросс-виджетная фильтрация через переменные платформы</w:t>
-      </w:r>
-    </w:p>
-    <w:p>
-      <w:pPr>
-        <w:pStyle w:val="ListBullet"/>
-        <w:spacing w:after="40"/>
-      </w:pPr>
-      <w:r>
-        <w:rPr>
-          <w:sz w:val="21"/>
-        </w:rPr>
-        <w:t>Конфигурируемые цветовые палитры и темы</w:t>
-      </w:r>
-    </w:p>
-    <w:p>
-      <w:pPr>
-        <w:pStyle w:val="ListBullet"/>
-        <w:spacing w:after="40"/>
-      </w:pPr>
-      <w:r>
-        <w:rPr>
-          <w:sz w:val="21"/>
-        </w:rPr>
-        <w:t>Insight Logging — логирование действий пользователей</w:t>
-      </w:r>
-    </w:p>
-    <w:p>
-      <w:pPr>
-        <w:pStyle w:val="Heading2"/>
-        <w:spacing w:before="160" w:after="80"/>
-      </w:pPr>
-      <w:r>
-        <w:rPr>
-          <w:color w:val="1E293B"/>
-        </w:rPr>
-        <w:t>4.4 Безопасность и управление доступом</w:t>
-      </w:r>
-    </w:p>
-    <w:p>
-      <w:pPr>
-        <w:pStyle w:val="ListBullet"/>
-        <w:spacing w:after="40"/>
-      </w:pPr>
-      <w:r>
-        <w:rPr>
-          <w:sz w:val="21"/>
-        </w:rPr>
-        <w:t>Интеграция с Keycloak (SSO, стандартные OAuth 2.0 / OIDC flows)</w:t>
-      </w:r>
-    </w:p>
-    <w:p>
-      <w:pPr>
-        <w:pStyle w:val="ListBullet"/>
-        <w:spacing w:after="40"/>
-      </w:pPr>
-      <w:r>
-        <w:rPr>
-          <w:sz w:val="21"/>
-        </w:rPr>
-        <w:t>Ролевая модель: роли → страницы → виджеты → данные</w:t>
-      </w:r>
-    </w:p>
-    <w:p>
-      <w:pPr>
-        <w:pStyle w:val="ListBullet"/>
-        <w:spacing w:after="40"/>
-      </w:pPr>
-      <w:r>
-        <w:rPr>
-          <w:sz w:val="21"/>
-        </w:rPr>
-        <w:t>Row-level security: фильтрация данных по атрибутам пользователя</w:t>
-      </w:r>
-    </w:p>
-    <w:p>
-      <w:pPr>
-        <w:pStyle w:val="ListBullet"/>
-        <w:spacing w:after="40"/>
-      </w:pPr>
-      <w:r>
-        <w:rPr>
-          <w:sz w:val="21"/>
-        </w:rPr>
-        <w:t>Audit log пользовательских действий</w:t>
-      </w:r>
-    </w:p>
-    <w:p>
-      <w:pPr>
-        <w:pStyle w:val="ListBullet"/>
-        <w:spacing w:after="40"/>
-      </w:pPr>
-      <w:r>
-        <w:rPr>
-          <w:sz w:val="21"/>
-        </w:rPr>
-        <w:t>Поддержка Active Directory / LDAP</w:t>
-      </w:r>
-    </w:p>
-    <w:p>
-      <w:pPr>
-        <w:pStyle w:val="Heading2"/>
-        <w:spacing w:before="160" w:after="80"/>
-      </w:pPr>
-      <w:r>
-        <w:rPr>
-          <w:color w:val="1E293B"/>
-        </w:rPr>
-        <w:t>4.5 Дополнительные модули (лицензия Pro)</w:t>
-      </w:r>
-    </w:p>
-    <w:p>
-      <w:pPr>
-        <w:pStyle w:val="ListBullet"/>
-        <w:spacing w:after="40"/>
-      </w:pPr>
-      <w:r>
-        <w:rPr>
-          <w:sz w:val="21"/>
-        </w:rPr>
-        <w:t>Формы ввода — ввод данных прямо в приложении (нужно для заявок, заказов)</w:t>
-      </w:r>
-    </w:p>
-    <w:p>
-      <w:pPr>
-        <w:pStyle w:val="ListBullet"/>
-        <w:spacing w:after="40"/>
-      </w:pPr>
-      <w:r>
-        <w:rPr>
-          <w:sz w:val="21"/>
-        </w:rPr>
-        <w:t>Модуль BPM — моделирование бизнес-процессов по BPMN</w:t>
-      </w:r>
-    </w:p>
-    <w:p>
-      <w:pPr>
-        <w:pStyle w:val="ListBullet"/>
-        <w:spacing w:after="40"/>
-      </w:pPr>
-      <w:r>
-        <w:rPr>
-          <w:sz w:val="21"/>
-        </w:rPr>
-        <w:t>Модуль уведомлений — push/email-нотификации по событиям</w:t>
-      </w:r>
-    </w:p>
-    <w:p>
-      <w:pPr>
-        <w:pStyle w:val="ListBullet"/>
-        <w:spacing w:after="40"/>
-      </w:pPr>
-      <w:r>
-        <w:rPr>
-          <w:sz w:val="21"/>
-        </w:rPr>
-        <w:t>Модуль Оргструктуры — иерархия организаций и сотрудников</w:t>
-      </w:r>
-    </w:p>
-    <w:p>
-      <w:pPr>
-        <w:pStyle w:val="ListBullet"/>
-        <w:spacing w:after="40"/>
-      </w:pPr>
-      <w:r>
-        <w:rPr>
-          <w:sz w:val="21"/>
-        </w:rPr>
-        <w:t>Модуль фоновых программ — расписание задач, автоматические вычисления</w:t>
-      </w:r>
-    </w:p>
-    <w:p>
-      <w:pPr>
-        <w:pStyle w:val="ListBullet"/>
-        <w:spacing w:after="40"/>
-      </w:pPr>
-      <w:r>
-        <w:rPr>
-          <w:sz w:val="21"/>
-        </w:rPr>
-        <w:t>Умная разметка — AI-разметка документов</w:t>
-      </w:r>
-    </w:p>
-    <w:p>
-      <w:pPr>
-        <w:pStyle w:val="ListBullet"/>
-        <w:spacing w:after="40"/>
-      </w:pPr>
-      <w:r>
-        <w:rPr>
-          <w:sz w:val="21"/>
-        </w:rPr>
-        <w:t>Сервис опросов</w:t>
-      </w:r>
-    </w:p>
-    <w:p/>
-    <w:p>
-      <w:pPr>
-        <w:pStyle w:val="Heading1"/>
-        <w:spacing w:before="280" w:after="80"/>
-      </w:pPr>
-      <w:r>
-        <w:rPr>
-          <w:color w:val="1E293B"/>
-        </w:rPr>
-        <w:t>5. Наш стек кастомных виджетов</w:t>
-      </w:r>
-    </w:p>
-    <w:p>
-      <w:pPr>
-        <w:spacing w:after="80"/>
-      </w:pPr>
-      <w:r>
-        <w:rPr>
-          <w:b w:val="0"/>
-          <w:sz w:val="21"/>
-        </w:rPr>
-        <w:t>Помимо платформенных виджетов Insight, в кодовой базе проекта разработаны следующие кастомные виджеты:</w:t>
-      </w:r>
-    </w:p>
-    <w:tbl>
-      <w:tblPr>
-        <w:tblStyle w:val="TableGrid"/>
-        <w:tblW w:type="auto" w:w="0"/>
-        <w:jc w:val="left"/>
-        <w:tblLook w:firstColumn="1" w:firstRow="1" w:lastColumn="0" w:lastRow="0" w:noHBand="0" w:noVBand="1" w:val="04A0"/>
-      </w:tblPr>
-      <w:tblGrid>
-        <w:gridCol w:w="3230"/>
-        <w:gridCol w:w="3230"/>
-        <w:gridCol w:w="3230"/>
-      </w:tblGrid>
-      <w:tr>
-        <w:trPr>
-          <w:trHeight w:val="510"/>
-        </w:trPr>
-        <w:tc>
-          <w:tcPr>
-            <w:tcW w:type="dxa" w:w="2551"/>
-            <w:shd w:val="clear" w:color="auto" w:fill="1E293B"/>
-            <w:vAlign w:val="center"/>
-          </w:tcPr>
-          <w:p>
-            <w:pPr>
-              <w:jc w:val="center"/>
-            </w:pPr>
-            <w:r>
-              <w:rPr>
-                <w:b/>
-                <w:color w:val="FFFFFF"/>
-                <w:sz w:val="19"/>
-              </w:rPr>
-              <w:t>Виджет</w:t>
-            </w:r>
-          </w:p>
-        </w:tc>
-        <w:tc>
-          <w:tcPr>
-            <w:tcW w:type="dxa" w:w="1701"/>
-            <w:shd w:val="clear" w:color="auto" w:fill="1E293B"/>
-            <w:vAlign w:val="center"/>
-          </w:tcPr>
-          <w:p>
-            <w:pPr>
-              <w:jc w:val="center"/>
-            </w:pPr>
-            <w:r>
-              <w:rPr>
-                <w:b/>
-                <w:color w:val="FFFFFF"/>
-                <w:sz w:val="19"/>
-              </w:rPr>
-              <w:t>Категория</w:t>
-            </w:r>
-          </w:p>
-        </w:tc>
-        <w:tc>
-          <w:tcPr>
-            <w:tcW w:type="dxa" w:w="5102"/>
-            <w:shd w:val="clear" w:color="auto" w:fill="1E293B"/>
-            <w:vAlign w:val="center"/>
-          </w:tcPr>
-          <w:p>
-            <w:pPr>
-              <w:jc w:val="center"/>
-            </w:pPr>
-            <w:r>
-              <w:rPr>
-                <w:b/>
-                <w:color w:val="FFFFFF"/>
-                <w:sz w:val="19"/>
-              </w:rPr>
-              <w:t>Описание</w:t>
-            </w:r>
-          </w:p>
-        </w:tc>
-      </w:tr>
-      <w:tr>
-        <w:tc>
-          <w:tcPr>
-            <w:tcW w:type="dxa" w:w="2551"/>
-            <w:vAlign w:val="center"/>
-            <w:shd w:val="clear" w:color="auto" w:fill="FFFFFF"/>
-          </w:tcPr>
-          <w:p>
-            <w:pPr>
-              <w:jc w:val="left"/>
-            </w:pPr>
-            <w:r>
-              <w:rPr>
-                <w:b w:val="0"/>
-                <w:sz w:val="19"/>
-              </w:rPr>
-              <w:t>ElemCalendar</w:t>
-            </w:r>
-          </w:p>
-        </w:tc>
-        <w:tc>
-          <w:tcPr>
-            <w:tcW w:type="dxa" w:w="1701"/>
-            <w:vAlign w:val="center"/>
-            <w:shd w:val="clear" w:color="auto" w:fill="FFFFFF"/>
-          </w:tcPr>
-          <w:p>
-            <w:pPr>
-              <w:jc w:val="left"/>
-            </w:pPr>
-            <w:r>
-              <w:rPr>
-                <w:b w:val="0"/>
-                <w:sz w:val="19"/>
-              </w:rPr>
-              <w:t>Аналитика / Фильтры</w:t>
-            </w:r>
-          </w:p>
-        </w:tc>
-        <w:tc>
-          <w:tcPr>
-            <w:tcW w:type="dxa" w:w="5102"/>
-            <w:vAlign w:val="center"/>
-            <w:shd w:val="clear" w:color="auto" w:fill="FFFFFF"/>
-          </w:tcPr>
-          <w:p>
-            <w:pPr>
-              <w:jc w:val="left"/>
-            </w:pPr>
-            <w:r>
-              <w:rPr>
-                <w:b w:val="0"/>
-                <w:sz w:val="19"/>
-              </w:rPr>
-              <w:t>Расширенный календарь с поддержкой одиночного выбора, диапазона, мультивыбора, компактного режима «С/По», настраиваемых пресетов дат, тепловой карты событий, видов (месяц/неделя/день/год/agenda), интеграции с переменными платформы</w:t>
-            </w:r>
-          </w:p>
-        </w:tc>
-      </w:tr>
-      <w:tr>
-        <w:tc>
-          <w:tcPr>
-            <w:tcW w:type="dxa" w:w="2551"/>
-            <w:vAlign w:val="center"/>
-            <w:shd w:val="clear" w:color="auto" w:fill="F8FAFC"/>
-          </w:tcPr>
-          <w:p>
-            <w:pPr>
-              <w:jc w:val="left"/>
-            </w:pPr>
-            <w:r>
-              <w:rPr>
-                <w:b w:val="0"/>
-                <w:sz w:val="19"/>
-              </w:rPr>
-              <w:t>ElemFilter</w:t>
-            </w:r>
-          </w:p>
-        </w:tc>
-        <w:tc>
-          <w:tcPr>
-            <w:tcW w:type="dxa" w:w="1701"/>
-            <w:vAlign w:val="center"/>
-            <w:shd w:val="clear" w:color="auto" w:fill="F8FAFC"/>
-          </w:tcPr>
-          <w:p>
-            <w:pPr>
-              <w:jc w:val="left"/>
-            </w:pPr>
-            <w:r>
-              <w:rPr>
-                <w:b w:val="0"/>
-                <w:sz w:val="19"/>
-              </w:rPr>
-              <w:t>Фильтры</w:t>
-            </w:r>
-          </w:p>
-        </w:tc>
-        <w:tc>
-          <w:tcPr>
-            <w:tcW w:type="dxa" w:w="5102"/>
-            <w:vAlign w:val="center"/>
-            <w:shd w:val="clear" w:color="auto" w:fill="F8FAFC"/>
-          </w:tcPr>
-          <w:p>
-            <w:pPr>
-              <w:jc w:val="left"/>
-            </w:pPr>
-            <w:r>
-              <w:rPr>
-                <w:b w:val="0"/>
-                <w:sz w:val="19"/>
-              </w:rPr>
-              <w:t>Компонент фильтрации данных с передачей значений через переменные платформы</w:t>
-            </w:r>
-          </w:p>
-        </w:tc>
-      </w:tr>
-      <w:tr>
-        <w:tc>
-          <w:tcPr>
-            <w:tcW w:type="dxa" w:w="2551"/>
-            <w:vAlign w:val="center"/>
-            <w:shd w:val="clear" w:color="auto" w:fill="FFFFFF"/>
-          </w:tcPr>
-          <w:p>
-            <w:pPr>
-              <w:jc w:val="left"/>
-            </w:pPr>
-            <w:r>
-              <w:rPr>
-                <w:b w:val="0"/>
-                <w:sz w:val="19"/>
-              </w:rPr>
-              <w:t>ElemMultiKpi</w:t>
-            </w:r>
-          </w:p>
-        </w:tc>
-        <w:tc>
-          <w:tcPr>
-            <w:tcW w:type="dxa" w:w="1701"/>
-            <w:vAlign w:val="center"/>
-            <w:shd w:val="clear" w:color="auto" w:fill="FFFFFF"/>
-          </w:tcPr>
-          <w:p>
-            <w:pPr>
-              <w:jc w:val="left"/>
-            </w:pPr>
-            <w:r>
-              <w:rPr>
-                <w:b w:val="0"/>
-                <w:sz w:val="19"/>
-              </w:rPr>
-              <w:t>Аналитика</w:t>
-            </w:r>
-          </w:p>
-        </w:tc>
-        <w:tc>
-          <w:tcPr>
-            <w:tcW w:type="dxa" w:w="5102"/>
-            <w:vAlign w:val="center"/>
-            <w:shd w:val="clear" w:color="auto" w:fill="FFFFFF"/>
-          </w:tcPr>
-          <w:p>
-            <w:pPr>
-              <w:jc w:val="left"/>
-            </w:pPr>
-            <w:r>
-              <w:rPr>
-                <w:b w:val="0"/>
-                <w:sz w:val="19"/>
-              </w:rPr>
-              <w:t>Мультиметрика: несколько KPI-показателей в одном виджете с настраиваемыми порогами и стилями</w:t>
-            </w:r>
-          </w:p>
-        </w:tc>
-      </w:tr>
-      <w:tr>
-        <w:tc>
-          <w:tcPr>
-            <w:tcW w:type="dxa" w:w="2551"/>
-            <w:vAlign w:val="center"/>
-            <w:shd w:val="clear" w:color="auto" w:fill="F8FAFC"/>
-          </w:tcPr>
-          <w:p>
-            <w:pPr>
-              <w:jc w:val="left"/>
-            </w:pPr>
-            <w:r>
-              <w:rPr>
-                <w:b w:val="0"/>
-                <w:sz w:val="19"/>
-              </w:rPr>
-              <w:t>ElemMultiSpline</w:t>
-            </w:r>
-          </w:p>
-        </w:tc>
-        <w:tc>
-          <w:tcPr>
-            <w:tcW w:type="dxa" w:w="1701"/>
-            <w:vAlign w:val="center"/>
-            <w:shd w:val="clear" w:color="auto" w:fill="F8FAFC"/>
-          </w:tcPr>
-          <w:p>
-            <w:pPr>
-              <w:jc w:val="left"/>
-            </w:pPr>
-            <w:r>
-              <w:rPr>
-                <w:b w:val="0"/>
-                <w:sz w:val="19"/>
-              </w:rPr>
-              <w:t>Аналитика</w:t>
-            </w:r>
-          </w:p>
-        </w:tc>
-        <w:tc>
-          <w:tcPr>
-            <w:tcW w:type="dxa" w:w="5102"/>
-            <w:vAlign w:val="center"/>
-            <w:shd w:val="clear" w:color="auto" w:fill="F8FAFC"/>
-          </w:tcPr>
-          <w:p>
-            <w:pPr>
-              <w:jc w:val="left"/>
-            </w:pPr>
-            <w:r>
-              <w:rPr>
-                <w:b w:val="0"/>
-                <w:sz w:val="19"/>
-              </w:rPr>
-              <w:t>Мультилинейный / spline-график для временных рядов с несколькими сериями данных</w:t>
-            </w:r>
-          </w:p>
-        </w:tc>
-      </w:tr>
-      <w:tr>
-        <w:tc>
-          <w:tcPr>
-            <w:tcW w:type="dxa" w:w="2551"/>
-            <w:vAlign w:val="center"/>
-            <w:shd w:val="clear" w:color="auto" w:fill="FFFFFF"/>
-          </w:tcPr>
-          <w:p>
-            <w:pPr>
-              <w:jc w:val="left"/>
-            </w:pPr>
-            <w:r>
-              <w:rPr>
-                <w:b w:val="0"/>
-                <w:sz w:val="19"/>
-              </w:rPr>
-              <w:t>ElemFunnelChart</w:t>
-            </w:r>
-          </w:p>
-        </w:tc>
-        <w:tc>
-          <w:tcPr>
-            <w:tcW w:type="dxa" w:w="1701"/>
-            <w:vAlign w:val="center"/>
-            <w:shd w:val="clear" w:color="auto" w:fill="FFFFFF"/>
-          </w:tcPr>
-          <w:p>
-            <w:pPr>
-              <w:jc w:val="left"/>
-            </w:pPr>
-            <w:r>
-              <w:rPr>
-                <w:b w:val="0"/>
-                <w:sz w:val="19"/>
-              </w:rPr>
-              <w:t>Аналитика</w:t>
-            </w:r>
-          </w:p>
-        </w:tc>
-        <w:tc>
-          <w:tcPr>
-            <w:tcW w:type="dxa" w:w="5102"/>
-            <w:vAlign w:val="center"/>
-            <w:shd w:val="clear" w:color="auto" w:fill="FFFFFF"/>
-          </w:tcPr>
-          <w:p>
-            <w:pPr>
-              <w:jc w:val="left"/>
-            </w:pPr>
-            <w:r>
-              <w:rPr>
-                <w:b w:val="0"/>
-                <w:sz w:val="19"/>
-              </w:rPr>
-              <w:t>Воронкообразная диаграмма для отображения этапов процессов</w:t>
-            </w:r>
-          </w:p>
-        </w:tc>
-      </w:tr>
-      <w:tr>
-        <w:tc>
-          <w:tcPr>
-            <w:tcW w:type="dxa" w:w="2551"/>
-            <w:vAlign w:val="center"/>
-            <w:shd w:val="clear" w:color="auto" w:fill="F8FAFC"/>
-          </w:tcPr>
-          <w:p>
-            <w:pPr>
-              <w:jc w:val="left"/>
-            </w:pPr>
-            <w:r>
-              <w:rPr>
-                <w:b w:val="0"/>
-                <w:sz w:val="19"/>
-              </w:rPr>
-              <w:t>ElemDremioTable</w:t>
-            </w:r>
-          </w:p>
-        </w:tc>
-        <w:tc>
-          <w:tcPr>
-            <w:tcW w:type="dxa" w:w="1701"/>
-            <w:vAlign w:val="center"/>
-            <w:shd w:val="clear" w:color="auto" w:fill="F8FAFC"/>
-          </w:tcPr>
-          <w:p>
-            <w:pPr>
-              <w:jc w:val="left"/>
-            </w:pPr>
-            <w:r>
-              <w:rPr>
-                <w:b w:val="0"/>
-                <w:sz w:val="19"/>
-              </w:rPr>
-              <w:t>Таблицы</w:t>
-            </w:r>
-          </w:p>
-        </w:tc>
-        <w:tc>
-          <w:tcPr>
-            <w:tcW w:type="dxa" w:w="5102"/>
-            <w:vAlign w:val="center"/>
-            <w:shd w:val="clear" w:color="auto" w:fill="F8FAFC"/>
-          </w:tcPr>
-          <w:p>
-            <w:pPr>
-              <w:jc w:val="left"/>
-            </w:pPr>
-            <w:r>
-              <w:rPr>
-                <w:b w:val="0"/>
-                <w:sz w:val="19"/>
-              </w:rPr>
-              <w:t>Таблица данных с поддержкой Dremio — оптимизирована для больших аналитических датасетов</w:t>
-            </w:r>
-          </w:p>
-        </w:tc>
-      </w:tr>
-      <w:tr>
-        <w:tc>
-          <w:tcPr>
-            <w:tcW w:type="dxa" w:w="2551"/>
-            <w:vAlign w:val="center"/>
-            <w:shd w:val="clear" w:color="auto" w:fill="FFFFFF"/>
-          </w:tcPr>
-          <w:p>
-            <w:pPr>
-              <w:jc w:val="left"/>
-            </w:pPr>
-            <w:r>
-              <w:rPr>
-                <w:b w:val="0"/>
-                <w:sz w:val="19"/>
-              </w:rPr>
-              <w:t>ElemGraphMap</w:t>
-            </w:r>
-          </w:p>
-        </w:tc>
-        <w:tc>
-          <w:tcPr>
-            <w:tcW w:type="dxa" w:w="1701"/>
-            <w:vAlign w:val="center"/>
-            <w:shd w:val="clear" w:color="auto" w:fill="FFFFFF"/>
-          </w:tcPr>
-          <w:p>
-            <w:pPr>
-              <w:jc w:val="left"/>
-            </w:pPr>
-            <w:r>
-              <w:rPr>
-                <w:b w:val="0"/>
-                <w:sz w:val="19"/>
-              </w:rPr>
-              <w:t>Карты</w:t>
-            </w:r>
-          </w:p>
-        </w:tc>
-        <w:tc>
-          <w:tcPr>
-            <w:tcW w:type="dxa" w:w="5102"/>
-            <w:vAlign w:val="center"/>
-            <w:shd w:val="clear" w:color="auto" w:fill="FFFFFF"/>
-          </w:tcPr>
-          <w:p>
-            <w:pPr>
-              <w:jc w:val="left"/>
-            </w:pPr>
-            <w:r>
-              <w:rPr>
-                <w:b w:val="0"/>
-                <w:sz w:val="19"/>
-              </w:rPr>
-              <w:t>Граф-карта: визуализация топологии связей между узлами (сети, оргструктура, зависимости КЭ)</w:t>
-            </w:r>
-          </w:p>
-        </w:tc>
-      </w:tr>
-      <w:tr>
-        <w:tc>
-          <w:tcPr>
-            <w:tcW w:type="dxa" w:w="2551"/>
-            <w:vAlign w:val="center"/>
-            <w:shd w:val="clear" w:color="auto" w:fill="F8FAFC"/>
-          </w:tcPr>
-          <w:p>
-            <w:pPr>
-              <w:jc w:val="left"/>
-            </w:pPr>
-            <w:r>
-              <w:rPr>
-                <w:b w:val="0"/>
-                <w:sz w:val="19"/>
-              </w:rPr>
-              <w:t>ElemWowMap</w:t>
-            </w:r>
-          </w:p>
-        </w:tc>
-        <w:tc>
-          <w:tcPr>
-            <w:tcW w:type="dxa" w:w="1701"/>
-            <w:vAlign w:val="center"/>
-            <w:shd w:val="clear" w:color="auto" w:fill="F8FAFC"/>
-          </w:tcPr>
-          <w:p>
-            <w:pPr>
-              <w:jc w:val="left"/>
-            </w:pPr>
-            <w:r>
-              <w:rPr>
-                <w:b w:val="0"/>
-                <w:sz w:val="19"/>
-              </w:rPr>
-              <w:t>Карты</w:t>
-            </w:r>
-          </w:p>
-        </w:tc>
-        <w:tc>
-          <w:tcPr>
-            <w:tcW w:type="dxa" w:w="5102"/>
-            <w:vAlign w:val="center"/>
-            <w:shd w:val="clear" w:color="auto" w:fill="F8FAFC"/>
-          </w:tcPr>
-          <w:p>
-            <w:pPr>
-              <w:jc w:val="left"/>
-            </w:pPr>
-            <w:r>
-              <w:rPr>
-                <w:b w:val="0"/>
-                <w:sz w:val="19"/>
-              </w:rPr>
-              <w:t>Географическая карта с поддержкой слоёв и интерактивных маркеров</w:t>
-            </w:r>
-          </w:p>
-        </w:tc>
-      </w:tr>
-      <w:tr>
-        <w:tc>
-          <w:tcPr>
-            <w:tcW w:type="dxa" w:w="2551"/>
-            <w:vAlign w:val="center"/>
-            <w:shd w:val="clear" w:color="auto" w:fill="FFFFFF"/>
-          </w:tcPr>
-          <w:p>
-            <w:pPr>
-              <w:jc w:val="left"/>
-            </w:pPr>
-            <w:r>
-              <w:rPr>
-                <w:b w:val="0"/>
-                <w:sz w:val="19"/>
-              </w:rPr>
-              <w:t>ElemEventStack / ElemEventContainer</w:t>
-            </w:r>
-          </w:p>
-        </w:tc>
-        <w:tc>
-          <w:tcPr>
-            <w:tcW w:type="dxa" w:w="1701"/>
-            <w:vAlign w:val="center"/>
-            <w:shd w:val="clear" w:color="auto" w:fill="FFFFFF"/>
-          </w:tcPr>
-          <w:p>
-            <w:pPr>
-              <w:jc w:val="left"/>
-            </w:pPr>
-            <w:r>
-              <w:rPr>
-                <w:b w:val="0"/>
-                <w:sz w:val="19"/>
-              </w:rPr>
-              <w:t>Логика</w:t>
-            </w:r>
-          </w:p>
-        </w:tc>
-        <w:tc>
-          <w:tcPr>
-            <w:tcW w:type="dxa" w:w="5102"/>
-            <w:vAlign w:val="center"/>
-            <w:shd w:val="clear" w:color="auto" w:fill="FFFFFF"/>
-          </w:tcPr>
-          <w:p>
-            <w:pPr>
-              <w:jc w:val="left"/>
-            </w:pPr>
-            <w:r>
-              <w:rPr>
-                <w:b w:val="0"/>
-                <w:sz w:val="19"/>
-              </w:rPr>
-              <w:t>Контейнер-переключатель: условный рендер содержимого в зависимости от состояния переменных (активное/неактивное состояние, маски состояний с CSS-настройками)</w:t>
-            </w:r>
-          </w:p>
-        </w:tc>
-      </w:tr>
-      <w:tr>
-        <w:tc>
-          <w:tcPr>
-            <w:tcW w:type="dxa" w:w="2551"/>
-            <w:vAlign w:val="center"/>
-            <w:shd w:val="clear" w:color="auto" w:fill="F8FAFC"/>
-          </w:tcPr>
-          <w:p>
-            <w:pPr>
-              <w:jc w:val="left"/>
-            </w:pPr>
-            <w:r>
-              <w:rPr>
-                <w:b w:val="0"/>
-                <w:sz w:val="19"/>
-              </w:rPr>
-              <w:t>ElemTabs</w:t>
-            </w:r>
-          </w:p>
-        </w:tc>
-        <w:tc>
-          <w:tcPr>
-            <w:tcW w:type="dxa" w:w="1701"/>
-            <w:vAlign w:val="center"/>
-            <w:shd w:val="clear" w:color="auto" w:fill="F8FAFC"/>
-          </w:tcPr>
-          <w:p>
-            <w:pPr>
-              <w:jc w:val="left"/>
-            </w:pPr>
-            <w:r>
-              <w:rPr>
-                <w:b w:val="0"/>
-                <w:sz w:val="19"/>
-              </w:rPr>
-              <w:t>Навигация</w:t>
-            </w:r>
-          </w:p>
-        </w:tc>
-        <w:tc>
-          <w:tcPr>
-            <w:tcW w:type="dxa" w:w="5102"/>
-            <w:vAlign w:val="center"/>
-            <w:shd w:val="clear" w:color="auto" w:fill="F8FAFC"/>
-          </w:tcPr>
-          <w:p>
-            <w:pPr>
-              <w:jc w:val="left"/>
-            </w:pPr>
-            <w:r>
-              <w:rPr>
-                <w:b w:val="0"/>
-                <w:sz w:val="19"/>
-              </w:rPr>
-              <w:t>Табуляция: переключение между разделами без перезагрузки страницы</w:t>
-            </w:r>
-          </w:p>
-        </w:tc>
-      </w:tr>
-      <w:tr>
-        <w:tc>
-          <w:tcPr>
-            <w:tcW w:type="dxa" w:w="2551"/>
-            <w:vAlign w:val="center"/>
-            <w:shd w:val="clear" w:color="auto" w:fill="FFFFFF"/>
-          </w:tcPr>
-          <w:p>
-            <w:pPr>
-              <w:jc w:val="left"/>
-            </w:pPr>
-            <w:r>
-              <w:rPr>
-                <w:b w:val="0"/>
-                <w:sz w:val="19"/>
-              </w:rPr>
-              <w:t>ElemAccordion</w:t>
-            </w:r>
-          </w:p>
-        </w:tc>
-        <w:tc>
-          <w:tcPr>
-            <w:tcW w:type="dxa" w:w="1701"/>
-            <w:vAlign w:val="center"/>
-            <w:shd w:val="clear" w:color="auto" w:fill="FFFFFF"/>
-          </w:tcPr>
-          <w:p>
-            <w:pPr>
-              <w:jc w:val="left"/>
-            </w:pPr>
-            <w:r>
-              <w:rPr>
-                <w:b w:val="0"/>
-                <w:sz w:val="19"/>
-              </w:rPr>
-              <w:t>Навигация</w:t>
-            </w:r>
-          </w:p>
-        </w:tc>
-        <w:tc>
-          <w:tcPr>
-            <w:tcW w:type="dxa" w:w="5102"/>
-            <w:vAlign w:val="center"/>
-            <w:shd w:val="clear" w:color="auto" w:fill="FFFFFF"/>
-          </w:tcPr>
-          <w:p>
-            <w:pPr>
-              <w:jc w:val="left"/>
-            </w:pPr>
-            <w:r>
-              <w:rPr>
-                <w:b w:val="0"/>
-                <w:sz w:val="19"/>
-              </w:rPr>
-              <w:t>Аккордеон: сворачиваемые разделы для компактного отображения большого объёма контента</w:t>
-            </w:r>
-          </w:p>
-        </w:tc>
-      </w:tr>
-      <w:tr>
-        <w:tc>
-          <w:tcPr>
-            <w:tcW w:type="dxa" w:w="2551"/>
-            <w:vAlign w:val="center"/>
-            <w:shd w:val="clear" w:color="auto" w:fill="F8FAFC"/>
-          </w:tcPr>
-          <w:p>
-            <w:pPr>
-              <w:jc w:val="left"/>
-            </w:pPr>
-            <w:r>
-              <w:rPr>
-                <w:b w:val="0"/>
-                <w:sz w:val="19"/>
-              </w:rPr>
-              <w:t>ElemRoutesNavigator</w:t>
-            </w:r>
-          </w:p>
-        </w:tc>
-        <w:tc>
-          <w:tcPr>
-            <w:tcW w:type="dxa" w:w="1701"/>
-            <w:vAlign w:val="center"/>
-            <w:shd w:val="clear" w:color="auto" w:fill="F8FAFC"/>
-          </w:tcPr>
-          <w:p>
-            <w:pPr>
-              <w:jc w:val="left"/>
-            </w:pPr>
-            <w:r>
-              <w:rPr>
-                <w:b w:val="0"/>
-                <w:sz w:val="19"/>
-              </w:rPr>
-              <w:t>Навигация</w:t>
-            </w:r>
-          </w:p>
-        </w:tc>
-        <w:tc>
-          <w:tcPr>
-            <w:tcW w:type="dxa" w:w="5102"/>
-            <w:vAlign w:val="center"/>
-            <w:shd w:val="clear" w:color="auto" w:fill="F8FAFC"/>
-          </w:tcPr>
-          <w:p>
-            <w:pPr>
-              <w:jc w:val="left"/>
-            </w:pPr>
-            <w:r>
-              <w:rPr>
-                <w:b w:val="0"/>
-                <w:sz w:val="19"/>
-              </w:rPr>
-              <w:t>Навигатор по маршрутам приложения — программная навигация с передачей параметров</w:t>
-            </w:r>
-          </w:p>
-        </w:tc>
-      </w:tr>
-      <w:tr>
-        <w:tc>
-          <w:tcPr>
-            <w:tcW w:type="dxa" w:w="2551"/>
-            <w:vAlign w:val="center"/>
-            <w:shd w:val="clear" w:color="auto" w:fill="FFFFFF"/>
-          </w:tcPr>
-          <w:p>
-            <w:pPr>
-              <w:jc w:val="left"/>
-            </w:pPr>
-            <w:r>
-              <w:rPr>
-                <w:b w:val="0"/>
-                <w:sz w:val="19"/>
-              </w:rPr>
-              <w:t>ElemText</w:t>
-            </w:r>
-          </w:p>
-        </w:tc>
-        <w:tc>
-          <w:tcPr>
-            <w:tcW w:type="dxa" w:w="1701"/>
-            <w:vAlign w:val="center"/>
-            <w:shd w:val="clear" w:color="auto" w:fill="FFFFFF"/>
-          </w:tcPr>
-          <w:p>
-            <w:pPr>
-              <w:jc w:val="left"/>
-            </w:pPr>
-            <w:r>
-              <w:rPr>
-                <w:b w:val="0"/>
-                <w:sz w:val="19"/>
-              </w:rPr>
-              <w:t>Контент</w:t>
-            </w:r>
-          </w:p>
-        </w:tc>
-        <w:tc>
-          <w:tcPr>
-            <w:tcW w:type="dxa" w:w="5102"/>
-            <w:vAlign w:val="center"/>
-            <w:shd w:val="clear" w:color="auto" w:fill="FFFFFF"/>
-          </w:tcPr>
-          <w:p>
-            <w:pPr>
-              <w:jc w:val="left"/>
-            </w:pPr>
-            <w:r>
-              <w:rPr>
-                <w:b w:val="0"/>
-                <w:sz w:val="19"/>
-              </w:rPr>
-              <w:t>Расширенный текстовый виджет с поддержкой стилей из панели «I am a Designer», синхронизация с cssStyle платформы</w:t>
-            </w:r>
-          </w:p>
-        </w:tc>
-      </w:tr>
-      <w:tr>
-        <w:tc>
-          <w:tcPr>
-            <w:tcW w:type="dxa" w:w="2551"/>
-            <w:vAlign w:val="center"/>
-            <w:shd w:val="clear" w:color="auto" w:fill="F8FAFC"/>
-          </w:tcPr>
-          <w:p>
-            <w:pPr>
-              <w:jc w:val="left"/>
-            </w:pPr>
-            <w:r>
-              <w:rPr>
-                <w:b w:val="0"/>
-                <w:sz w:val="19"/>
-              </w:rPr>
-              <w:t>ElemButton</w:t>
-            </w:r>
-          </w:p>
-        </w:tc>
-        <w:tc>
-          <w:tcPr>
-            <w:tcW w:type="dxa" w:w="1701"/>
-            <w:vAlign w:val="center"/>
-            <w:shd w:val="clear" w:color="auto" w:fill="F8FAFC"/>
-          </w:tcPr>
-          <w:p>
-            <w:pPr>
-              <w:jc w:val="left"/>
-            </w:pPr>
-            <w:r>
-              <w:rPr>
-                <w:b w:val="0"/>
-                <w:sz w:val="19"/>
-              </w:rPr>
-              <w:t>Действия</w:t>
-            </w:r>
-          </w:p>
-        </w:tc>
-        <w:tc>
-          <w:tcPr>
-            <w:tcW w:type="dxa" w:w="5102"/>
-            <w:vAlign w:val="center"/>
-            <w:shd w:val="clear" w:color="auto" w:fill="F8FAFC"/>
-          </w:tcPr>
-          <w:p>
-            <w:pPr>
-              <w:jc w:val="left"/>
-            </w:pPr>
-            <w:r>
-              <w:rPr>
-                <w:b w:val="0"/>
-                <w:sz w:val="19"/>
-              </w:rPr>
-              <w:t>Кнопка с поддержкой URL-параметров, событий, иконок и стилизации</w:t>
-            </w:r>
-          </w:p>
-        </w:tc>
-      </w:tr>
-      <w:tr>
-        <w:tc>
-          <w:tcPr>
-            <w:tcW w:type="dxa" w:w="2551"/>
-            <w:vAlign w:val="center"/>
-            <w:shd w:val="clear" w:color="auto" w:fill="FFFFFF"/>
-          </w:tcPr>
-          <w:p>
-            <w:pPr>
-              <w:jc w:val="left"/>
-            </w:pPr>
-            <w:r>
-              <w:rPr>
-                <w:b w:val="0"/>
-                <w:sz w:val="19"/>
-              </w:rPr>
-              <w:t>ElemSticker</w:t>
-            </w:r>
-          </w:p>
-        </w:tc>
-        <w:tc>
-          <w:tcPr>
-            <w:tcW w:type="dxa" w:w="1701"/>
-            <w:vAlign w:val="center"/>
-            <w:shd w:val="clear" w:color="auto" w:fill="FFFFFF"/>
-          </w:tcPr>
-          <w:p>
-            <w:pPr>
-              <w:jc w:val="left"/>
-            </w:pPr>
-            <w:r>
-              <w:rPr>
-                <w:b w:val="0"/>
-                <w:sz w:val="19"/>
-              </w:rPr>
-              <w:t>Контент</w:t>
-            </w:r>
-          </w:p>
-        </w:tc>
-        <w:tc>
-          <w:tcPr>
-            <w:tcW w:type="dxa" w:w="5102"/>
-            <w:vAlign w:val="center"/>
-            <w:shd w:val="clear" w:color="auto" w:fill="FFFFFF"/>
-          </w:tcPr>
-          <w:p>
-            <w:pPr>
-              <w:jc w:val="left"/>
-            </w:pPr>
-            <w:r>
-              <w:rPr>
-                <w:b w:val="0"/>
-                <w:sz w:val="19"/>
-              </w:rPr>
-              <w:t>Плашка-стикер: статусные бейджи, метки, информационные плашки</w:t>
-            </w:r>
-          </w:p>
-        </w:tc>
-      </w:tr>
-      <w:tr>
-        <w:tc>
-          <w:tcPr>
-            <w:tcW w:type="dxa" w:w="2551"/>
-            <w:vAlign w:val="center"/>
-            <w:shd w:val="clear" w:color="auto" w:fill="F8FAFC"/>
-          </w:tcPr>
-          <w:p>
-            <w:pPr>
-              <w:jc w:val="left"/>
-            </w:pPr>
-            <w:r>
-              <w:rPr>
-                <w:b w:val="0"/>
-                <w:sz w:val="19"/>
-              </w:rPr>
-              <w:t>ElemAuthContainer</w:t>
-            </w:r>
-          </w:p>
-        </w:tc>
-        <w:tc>
-          <w:tcPr>
-            <w:tcW w:type="dxa" w:w="1701"/>
-            <w:vAlign w:val="center"/>
-            <w:shd w:val="clear" w:color="auto" w:fill="F8FAFC"/>
-          </w:tcPr>
-          <w:p>
-            <w:pPr>
-              <w:jc w:val="left"/>
-            </w:pPr>
-            <w:r>
-              <w:rPr>
-                <w:b w:val="0"/>
-                <w:sz w:val="19"/>
-              </w:rPr>
-              <w:t>Безопасность</w:t>
-            </w:r>
-          </w:p>
-        </w:tc>
-        <w:tc>
-          <w:tcPr>
-            <w:tcW w:type="dxa" w:w="5102"/>
-            <w:vAlign w:val="center"/>
-            <w:shd w:val="clear" w:color="auto" w:fill="F8FAFC"/>
-          </w:tcPr>
-          <w:p>
-            <w:pPr>
-              <w:jc w:val="left"/>
-            </w:pPr>
-            <w:r>
-              <w:rPr>
-                <w:b w:val="0"/>
-                <w:sz w:val="19"/>
-              </w:rPr>
-              <w:t>Контейнер авторизации: условный рендер контента в зависимости от статуса аутентификации (режимы: login, render, redirect)</w:t>
-            </w:r>
-          </w:p>
-        </w:tc>
-      </w:tr>
-      <w:tr>
-        <w:tc>
-          <w:tcPr>
-            <w:tcW w:type="dxa" w:w="2551"/>
-            <w:vAlign w:val="center"/>
-            <w:shd w:val="clear" w:color="auto" w:fill="FFFFFF"/>
-          </w:tcPr>
-          <w:p>
-            <w:pPr>
-              <w:jc w:val="left"/>
-            </w:pPr>
-            <w:r>
-              <w:rPr>
-                <w:b w:val="0"/>
-                <w:sz w:val="19"/>
-              </w:rPr>
-              <w:t>ElemAuthForm</w:t>
-            </w:r>
-          </w:p>
-        </w:tc>
-        <w:tc>
-          <w:tcPr>
-            <w:tcW w:type="dxa" w:w="1701"/>
-            <w:vAlign w:val="center"/>
-            <w:shd w:val="clear" w:color="auto" w:fill="FFFFFF"/>
-          </w:tcPr>
-          <w:p>
-            <w:pPr>
-              <w:jc w:val="left"/>
-            </w:pPr>
-            <w:r>
-              <w:rPr>
-                <w:b w:val="0"/>
-                <w:sz w:val="19"/>
-              </w:rPr>
-              <w:t>Безопасность</w:t>
-            </w:r>
-          </w:p>
-        </w:tc>
-        <w:tc>
-          <w:tcPr>
-            <w:tcW w:type="dxa" w:w="5102"/>
-            <w:vAlign w:val="center"/>
-            <w:shd w:val="clear" w:color="auto" w:fill="FFFFFF"/>
-          </w:tcPr>
-          <w:p>
-            <w:pPr>
-              <w:jc w:val="left"/>
-            </w:pPr>
-            <w:r>
-              <w:rPr>
-                <w:b w:val="0"/>
-                <w:sz w:val="19"/>
-              </w:rPr>
-              <w:t>Форма логина: username/password с прямым вызовом Keycloak-адаптера платформы</w:t>
-            </w:r>
-          </w:p>
-        </w:tc>
-      </w:tr>
-      <w:tr>
-        <w:tc>
-          <w:tcPr>
-            <w:tcW w:type="dxa" w:w="2551"/>
-            <w:vAlign w:val="center"/>
-            <w:shd w:val="clear" w:color="auto" w:fill="F8FAFC"/>
-          </w:tcPr>
-          <w:p>
-            <w:pPr>
-              <w:jc w:val="left"/>
-            </w:pPr>
-            <w:r>
-              <w:rPr>
-                <w:b w:val="0"/>
-                <w:sz w:val="19"/>
-              </w:rPr>
-              <w:t>ElemAutoLogout</w:t>
-            </w:r>
-          </w:p>
-        </w:tc>
-        <w:tc>
-          <w:tcPr>
-            <w:tcW w:type="dxa" w:w="1701"/>
-            <w:vAlign w:val="center"/>
-            <w:shd w:val="clear" w:color="auto" w:fill="F8FAFC"/>
-          </w:tcPr>
-          <w:p>
-            <w:pPr>
-              <w:jc w:val="left"/>
-            </w:pPr>
-            <w:r>
-              <w:rPr>
-                <w:b w:val="0"/>
-                <w:sz w:val="19"/>
-              </w:rPr>
-              <w:t>Безопасность</w:t>
-            </w:r>
-          </w:p>
-        </w:tc>
-        <w:tc>
-          <w:tcPr>
-            <w:tcW w:type="dxa" w:w="5102"/>
-            <w:vAlign w:val="center"/>
-            <w:shd w:val="clear" w:color="auto" w:fill="F8FAFC"/>
-          </w:tcPr>
-          <w:p>
-            <w:pPr>
-              <w:jc w:val="left"/>
-            </w:pPr>
-            <w:r>
-              <w:rPr>
-                <w:b w:val="0"/>
-                <w:sz w:val="19"/>
-              </w:rPr>
-              <w:t>Автоматический выход по таймауту бездействия с настраиваемым предупреждением, восстановлением URL после повторного входа</w:t>
-            </w:r>
-          </w:p>
-        </w:tc>
-      </w:tr>
-      <w:tr>
-        <w:tc>
-          <w:tcPr>
-            <w:tcW w:type="dxa" w:w="2551"/>
-            <w:vAlign w:val="center"/>
-            <w:shd w:val="clear" w:color="auto" w:fill="FFFFFF"/>
-          </w:tcPr>
-          <w:p>
-            <w:pPr>
-              <w:jc w:val="left"/>
-            </w:pPr>
-            <w:r>
-              <w:rPr>
-                <w:b w:val="0"/>
-                <w:sz w:val="19"/>
-              </w:rPr>
-              <w:t>ElemSessionTimeout</w:t>
-            </w:r>
-          </w:p>
-        </w:tc>
-        <w:tc>
-          <w:tcPr>
-            <w:tcW w:type="dxa" w:w="1701"/>
-            <w:vAlign w:val="center"/>
-            <w:shd w:val="clear" w:color="auto" w:fill="FFFFFF"/>
-          </w:tcPr>
-          <w:p>
-            <w:pPr>
-              <w:jc w:val="left"/>
-            </w:pPr>
-            <w:r>
-              <w:rPr>
-                <w:b w:val="0"/>
-                <w:sz w:val="19"/>
-              </w:rPr>
-              <w:t>Безопасность</w:t>
-            </w:r>
-          </w:p>
-        </w:tc>
-        <w:tc>
-          <w:tcPr>
-            <w:tcW w:type="dxa" w:w="5102"/>
-            <w:vAlign w:val="center"/>
-            <w:shd w:val="clear" w:color="auto" w:fill="FFFFFF"/>
-          </w:tcPr>
-          <w:p>
-            <w:pPr>
-              <w:jc w:val="left"/>
-            </w:pPr>
-            <w:r>
-              <w:rPr>
-                <w:b w:val="0"/>
-                <w:sz w:val="19"/>
-              </w:rPr>
-              <w:t>Индикатор / обработчик истечения сессии</w:t>
-            </w:r>
-          </w:p>
-        </w:tc>
-      </w:tr>
-      <w:tr>
-        <w:tc>
-          <w:tcPr>
-            <w:tcW w:type="dxa" w:w="2551"/>
-            <w:vAlign w:val="center"/>
-            <w:shd w:val="clear" w:color="auto" w:fill="F8FAFC"/>
-          </w:tcPr>
-          <w:p>
-            <w:pPr>
-              <w:jc w:val="left"/>
-            </w:pPr>
-            <w:r>
-              <w:rPr>
-                <w:b w:val="0"/>
-                <w:sz w:val="19"/>
-              </w:rPr>
-              <w:t>ElemCompositionTree</w:t>
-            </w:r>
-          </w:p>
-        </w:tc>
-        <w:tc>
-          <w:tcPr>
-            <w:tcW w:type="dxa" w:w="1701"/>
-            <w:vAlign w:val="center"/>
-            <w:shd w:val="clear" w:color="auto" w:fill="F8FAFC"/>
-          </w:tcPr>
-          <w:p>
-            <w:pPr>
-              <w:jc w:val="left"/>
-            </w:pPr>
-            <w:r>
-              <w:rPr>
-                <w:b w:val="0"/>
-                <w:sz w:val="19"/>
-              </w:rPr>
-              <w:t>Разработка</w:t>
-            </w:r>
-          </w:p>
-        </w:tc>
-        <w:tc>
-          <w:tcPr>
-            <w:tcW w:type="dxa" w:w="5102"/>
-            <w:vAlign w:val="center"/>
-            <w:shd w:val="clear" w:color="auto" w:fill="F8FAFC"/>
-          </w:tcPr>
-          <w:p>
-            <w:pPr>
-              <w:jc w:val="left"/>
-            </w:pPr>
-            <w:r>
-              <w:rPr>
-                <w:b w:val="0"/>
-                <w:sz w:val="19"/>
-              </w:rPr>
-              <w:t>Дерево состава виджетов приложения — для отладки и визуализации структуры</w:t>
-            </w:r>
-          </w:p>
-        </w:tc>
-      </w:tr>
-      <w:tr>
-        <w:tc>
-          <w:tcPr>
-            <w:tcW w:type="dxa" w:w="2551"/>
-            <w:vAlign w:val="center"/>
-            <w:shd w:val="clear" w:color="auto" w:fill="FFFFFF"/>
-          </w:tcPr>
-          <w:p>
-            <w:pPr>
-              <w:jc w:val="left"/>
-            </w:pPr>
-            <w:r>
-              <w:rPr>
-                <w:b w:val="0"/>
-                <w:sz w:val="19"/>
-              </w:rPr>
-              <w:t>ElemApiWidget</w:t>
-            </w:r>
-          </w:p>
-        </w:tc>
-        <w:tc>
-          <w:tcPr>
-            <w:tcW w:type="dxa" w:w="1701"/>
-            <w:vAlign w:val="center"/>
-            <w:shd w:val="clear" w:color="auto" w:fill="FFFFFF"/>
-          </w:tcPr>
-          <w:p>
-            <w:pPr>
-              <w:jc w:val="left"/>
-            </w:pPr>
-            <w:r>
-              <w:rPr>
-                <w:b w:val="0"/>
-                <w:sz w:val="19"/>
-              </w:rPr>
-              <w:t>Данные</w:t>
-            </w:r>
-          </w:p>
-        </w:tc>
-        <w:tc>
-          <w:tcPr>
-            <w:tcW w:type="dxa" w:w="5102"/>
-            <w:vAlign w:val="center"/>
-            <w:shd w:val="clear" w:color="auto" w:fill="FFFFFF"/>
-          </w:tcPr>
-          <w:p>
-            <w:pPr>
-              <w:jc w:val="left"/>
-            </w:pPr>
-            <w:r>
-              <w:rPr>
-                <w:b w:val="0"/>
-                <w:sz w:val="19"/>
-              </w:rPr>
-              <w:t>Виджет-враппер для произвольных REST API-вызовов из конструктора</w:t>
-            </w:r>
-          </w:p>
-        </w:tc>
-      </w:tr>
-      <w:tr>
-        <w:tc>
-          <w:tcPr>
-            <w:tcW w:type="dxa" w:w="2551"/>
-            <w:vAlign w:val="center"/>
-            <w:shd w:val="clear" w:color="auto" w:fill="F8FAFC"/>
-          </w:tcPr>
-          <w:p>
-            <w:pPr>
-              <w:jc w:val="left"/>
-            </w:pPr>
-            <w:r>
-              <w:rPr>
-                <w:b w:val="0"/>
-                <w:sz w:val="19"/>
-              </w:rPr>
-              <w:t>ElemGalleryPhoto</w:t>
-            </w:r>
-          </w:p>
-        </w:tc>
-        <w:tc>
-          <w:tcPr>
-            <w:tcW w:type="dxa" w:w="1701"/>
-            <w:vAlign w:val="center"/>
-            <w:shd w:val="clear" w:color="auto" w:fill="F8FAFC"/>
-          </w:tcPr>
-          <w:p>
-            <w:pPr>
-              <w:jc w:val="left"/>
-            </w:pPr>
-            <w:r>
-              <w:rPr>
-                <w:b w:val="0"/>
-                <w:sz w:val="19"/>
-              </w:rPr>
-              <w:t>Медиа</w:t>
-            </w:r>
-          </w:p>
-        </w:tc>
-        <w:tc>
-          <w:tcPr>
-            <w:tcW w:type="dxa" w:w="5102"/>
-            <w:vAlign w:val="center"/>
-            <w:shd w:val="clear" w:color="auto" w:fill="F8FAFC"/>
-          </w:tcPr>
-          <w:p>
-            <w:pPr>
-              <w:jc w:val="left"/>
-            </w:pPr>
-            <w:r>
-              <w:rPr>
-                <w:b w:val="0"/>
-                <w:sz w:val="19"/>
-              </w:rPr>
-              <w:t>Галерея фотографий с лайтбоксом</w:t>
-            </w:r>
-          </w:p>
-        </w:tc>
-      </w:tr>
-      <w:tr>
-        <w:tc>
-          <w:tcPr>
-            <w:tcW w:type="dxa" w:w="2551"/>
-            <w:vAlign w:val="center"/>
-            <w:shd w:val="clear" w:color="auto" w:fill="FFFFFF"/>
-          </w:tcPr>
-          <w:p>
-            <w:pPr>
-              <w:jc w:val="left"/>
-            </w:pPr>
-            <w:r>
-              <w:rPr>
-                <w:b w:val="0"/>
-                <w:sz w:val="19"/>
-              </w:rPr>
-              <w:t>ElemMyKPI</w:t>
-            </w:r>
-          </w:p>
-        </w:tc>
-        <w:tc>
-          <w:tcPr>
-            <w:tcW w:type="dxa" w:w="1701"/>
-            <w:vAlign w:val="center"/>
-            <w:shd w:val="clear" w:color="auto" w:fill="FFFFFF"/>
-          </w:tcPr>
-          <w:p>
-            <w:pPr>
-              <w:jc w:val="left"/>
-            </w:pPr>
-            <w:r>
-              <w:rPr>
-                <w:b w:val="0"/>
-                <w:sz w:val="19"/>
-              </w:rPr>
-              <w:t>Аналитика</w:t>
-            </w:r>
-          </w:p>
-        </w:tc>
-        <w:tc>
-          <w:tcPr>
-            <w:tcW w:type="dxa" w:w="5102"/>
-            <w:vAlign w:val="center"/>
-            <w:shd w:val="clear" w:color="auto" w:fill="FFFFFF"/>
-          </w:tcPr>
-          <w:p>
-            <w:pPr>
-              <w:jc w:val="left"/>
-            </w:pPr>
-            <w:r>
-              <w:rPr>
-                <w:b w:val="0"/>
-                <w:sz w:val="19"/>
-              </w:rPr>
-              <w:t>Одиночный KPI с настраиваемыми порогами, иконками и анимацией</w:t>
-            </w:r>
-          </w:p>
-        </w:tc>
-      </w:tr>
-    </w:tbl>
-    <w:p/>
-    <w:p>
-      <w:pPr>
-        <w:pStyle w:val="Heading1"/>
-        <w:spacing w:before="280" w:after="80"/>
-      </w:pPr>
-      <w:r>
-        <w:rPr>
-          <w:color w:val="1E293B"/>
-        </w:rPr>
-        <w:t>6. Матрица соответствия требований и возможностей</w:t>
-      </w:r>
-    </w:p>
-    <w:p>
-      <w:pPr>
-        <w:spacing w:after="80"/>
-      </w:pPr>
-      <w:r>
-        <w:rPr>
-          <w:b/>
-          <w:sz w:val="21"/>
-        </w:rPr>
-        <w:t>Условные обозначения:</w:t>
-      </w:r>
-    </w:p>
-    <w:p>
-      <w:pPr>
-        <w:spacing w:after="80"/>
-      </w:pPr>
-      <w:r>
-        <w:rPr>
-          <w:b w:val="0"/>
-          <w:color w:val="16A34A"/>
-          <w:sz w:val="21"/>
-        </w:rPr>
-        <w:t>✅ Покрыто — требование полностью закрывается штатными или кастомными средствами</w:t>
-      </w:r>
-    </w:p>
-    <w:p>
-      <w:pPr>
-        <w:spacing w:after="80"/>
-      </w:pPr>
-      <w:r>
-        <w:rPr>
-          <w:b w:val="0"/>
-          <w:color w:val="D97706"/>
-          <w:sz w:val="21"/>
-        </w:rPr>
-        <w:t>⚠️ Частично — требование закрывается, но с оговорками (настройка, Pro-лицензия, доработка)</w:t>
-      </w:r>
-    </w:p>
-    <w:p>
-      <w:pPr>
-        <w:spacing w:after="80"/>
-      </w:pPr>
-      <w:r>
-        <w:rPr>
-          <w:b w:val="0"/>
-          <w:color w:val="DC2626"/>
-          <w:sz w:val="21"/>
-        </w:rPr>
-        <w:t>❌ Пробел — требование не покрывается текущими средствами</w:t>
-      </w:r>
-    </w:p>
-    <w:p/>
-    <w:tbl>
-      <w:tblPr>
-        <w:tblStyle w:val="TableGrid"/>
-        <w:tblW w:type="auto" w:w="0"/>
-        <w:jc w:val="left"/>
-        <w:tblLook w:firstColumn="1" w:firstRow="1" w:lastColumn="0" w:lastRow="0" w:noHBand="0" w:noVBand="1" w:val="04A0"/>
-      </w:tblPr>
-      <w:tblGrid>
-        <w:gridCol w:w="1938"/>
-        <w:gridCol w:w="1938"/>
-        <w:gridCol w:w="1938"/>
-        <w:gridCol w:w="1938"/>
-        <w:gridCol w:w="1938"/>
-      </w:tblGrid>
-      <w:tr>
-        <w:tc>
-          <w:tcPr>
-            <w:tcW w:type="dxa" w:w="3402"/>
-            <w:shd w:val="clear" w:color="auto" w:fill="1E293B"/>
-            <w:vAlign w:val="center"/>
-          </w:tcPr>
-          <w:p>
-            <w:pPr>
-              <w:jc w:val="center"/>
-            </w:pPr>
-            <w:r>
-              <w:rPr>
-                <w:b/>
-                <w:color w:val="FFFFFF"/>
-                <w:sz w:val="18"/>
-              </w:rPr>
-              <w:t>Требование ФГИС У</w:t>
-            </w:r>
-          </w:p>
-        </w:tc>
-        <w:tc>
-          <w:tcPr>
-            <w:tcW w:type="dxa" w:w="1247"/>
-            <w:shd w:val="clear" w:color="auto" w:fill="1E293B"/>
-            <w:vAlign w:val="center"/>
-          </w:tcPr>
-          <w:p>
-            <w:pPr>
-              <w:jc w:val="center"/>
-            </w:pPr>
-            <w:r>
-              <w:rPr>
-                <w:b/>
-                <w:color w:val="FFFFFF"/>
-                <w:sz w:val="18"/>
-              </w:rPr>
-              <w:t>Insight native</w:t>
-            </w:r>
-          </w:p>
-        </w:tc>
-        <w:tc>
-          <w:tcPr>
-            <w:tcW w:type="dxa" w:w="1984"/>
-            <w:shd w:val="clear" w:color="auto" w:fill="1E293B"/>
-            <w:vAlign w:val="center"/>
-          </w:tcPr>
-          <w:p>
-            <w:pPr>
-              <w:jc w:val="center"/>
-            </w:pPr>
-            <w:r>
-              <w:rPr>
-                <w:b/>
-                <w:color w:val="FFFFFF"/>
-                <w:sz w:val="18"/>
-              </w:rPr>
-              <w:t>Наш виджет</w:t>
-            </w:r>
-          </w:p>
-        </w:tc>
-        <w:tc>
-          <w:tcPr>
-            <w:tcW w:type="dxa" w:w="1020"/>
-            <w:shd w:val="clear" w:color="auto" w:fill="1E293B"/>
-            <w:vAlign w:val="center"/>
-          </w:tcPr>
-          <w:p>
-            <w:pPr>
-              <w:jc w:val="center"/>
-            </w:pPr>
-            <w:r>
-              <w:rPr>
-                <w:b/>
-                <w:color w:val="FFFFFF"/>
-                <w:sz w:val="18"/>
-              </w:rPr>
-              <w:t>Статус</w:t>
-            </w:r>
-          </w:p>
-        </w:tc>
-        <w:tc>
-          <w:tcPr>
-            <w:tcW w:type="dxa" w:w="2835"/>
-            <w:shd w:val="clear" w:color="auto" w:fill="1E293B"/>
-            <w:vAlign w:val="center"/>
-          </w:tcPr>
-          <w:p>
-            <w:pPr>
-              <w:jc w:val="center"/>
-            </w:pPr>
-            <w:r>
-              <w:rPr>
-                <w:b/>
-                <w:color w:val="FFFFFF"/>
-                <w:sz w:val="18"/>
-              </w:rPr>
-              <w:t>Примечание</w:t>
-            </w:r>
-          </w:p>
-        </w:tc>
-      </w:tr>
-      <w:tr>
-        <w:tc>
-          <w:tcPr>
-            <w:tcW w:type="dxa" w:w="3402"/>
-            <w:vAlign w:val="center"/>
-            <w:shd w:val="clear" w:color="auto" w:fill="FFFFFF"/>
-          </w:tcPr>
-          <w:p>
-            <w:pPr>
-              <w:jc w:val="left"/>
-            </w:pPr>
-            <w:r>
-              <w:rPr>
-                <w:sz w:val="18"/>
-              </w:rPr>
-              <w:t>Дашборды, ролезависимые</w:t>
-            </w:r>
-          </w:p>
-        </w:tc>
-        <w:tc>
-          <w:tcPr>
-            <w:tcW w:type="dxa" w:w="1247"/>
-            <w:vAlign w:val="center"/>
-            <w:shd w:val="clear" w:color="auto" w:fill="FFFFFF"/>
-          </w:tcPr>
-          <w:p>
-            <w:pPr>
-              <w:jc w:val="center"/>
-            </w:pPr>
-            <w:r>
-              <w:rPr>
-                <w:sz w:val="18"/>
-              </w:rPr>
-              <w:t>✅</w:t>
-            </w:r>
-          </w:p>
-        </w:tc>
-        <w:tc>
-          <w:tcPr>
-            <w:tcW w:type="dxa" w:w="1984"/>
-            <w:vAlign w:val="center"/>
-            <w:shd w:val="clear" w:color="auto" w:fill="FFFFFF"/>
-          </w:tcPr>
-          <w:p>
-            <w:pPr>
-              <w:jc w:val="left"/>
-            </w:pPr>
-            <w:r>
-              <w:rPr>
-                <w:sz w:val="18"/>
-              </w:rPr>
-              <w:t>ElemEventStack, ElemTabs</w:t>
-            </w:r>
-          </w:p>
-        </w:tc>
-        <w:tc>
-          <w:tcPr>
-            <w:tcW w:type="dxa" w:w="1020"/>
-            <w:vAlign w:val="center"/>
-            <w:shd w:val="clear" w:color="auto" w:fill="DCFCE7"/>
-          </w:tcPr>
-          <w:p>
-            <w:pPr>
-              <w:jc w:val="center"/>
-            </w:pPr>
-            <w:r>
-              <w:rPr>
-                <w:sz w:val="18"/>
-              </w:rPr>
-              <w:t>✅</w:t>
-            </w:r>
-          </w:p>
-        </w:tc>
-        <w:tc>
-          <w:tcPr>
-            <w:tcW w:type="dxa" w:w="2835"/>
-            <w:vAlign w:val="center"/>
-            <w:shd w:val="clear" w:color="auto" w:fill="FFFFFF"/>
-          </w:tcPr>
-          <w:p>
-            <w:pPr>
-              <w:jc w:val="left"/>
-            </w:pPr>
-            <w:r>
-              <w:rPr>
-                <w:sz w:val="18"/>
-              </w:rPr>
-              <w:t>Штатно в Insight + переключение состояний</w:t>
-            </w:r>
-          </w:p>
-        </w:tc>
-      </w:tr>
-      <w:tr>
-        <w:tc>
-          <w:tcPr>
-            <w:tcW w:type="dxa" w:w="3402"/>
-            <w:vAlign w:val="center"/>
-            <w:shd w:val="clear" w:color="auto" w:fill="F8FAFC"/>
-          </w:tcPr>
-          <w:p>
-            <w:pPr>
-              <w:jc w:val="left"/>
-            </w:pPr>
-            <w:r>
-              <w:rPr>
-                <w:sz w:val="18"/>
-              </w:rPr>
-              <w:t>Автообновление дашборда</w:t>
-            </w:r>
-          </w:p>
-        </w:tc>
-        <w:tc>
-          <w:tcPr>
-            <w:tcW w:type="dxa" w:w="1247"/>
-            <w:vAlign w:val="center"/>
-            <w:shd w:val="clear" w:color="auto" w:fill="F8FAFC"/>
-          </w:tcPr>
-          <w:p>
-            <w:pPr>
-              <w:jc w:val="center"/>
-            </w:pPr>
-            <w:r>
-              <w:rPr>
-                <w:sz w:val="18"/>
-              </w:rPr>
-              <w:t>✅</w:t>
-            </w:r>
-          </w:p>
-        </w:tc>
-        <w:tc>
-          <w:tcPr>
-            <w:tcW w:type="dxa" w:w="1984"/>
-            <w:vAlign w:val="center"/>
-            <w:shd w:val="clear" w:color="auto" w:fill="F8FAFC"/>
-          </w:tcPr>
-          <w:p>
-            <w:pPr>
-              <w:jc w:val="left"/>
-            </w:pPr>
-            <w:r>
-              <w:rPr>
-                <w:sz w:val="18"/>
-              </w:rPr>
-              <w:t>—</w:t>
-            </w:r>
-          </w:p>
-        </w:tc>
-        <w:tc>
-          <w:tcPr>
-            <w:tcW w:type="dxa" w:w="1020"/>
-            <w:vAlign w:val="center"/>
-            <w:shd w:val="clear" w:color="auto" w:fill="DCFCE7"/>
-          </w:tcPr>
-          <w:p>
-            <w:pPr>
-              <w:jc w:val="center"/>
-            </w:pPr>
-            <w:r>
-              <w:rPr>
-                <w:sz w:val="18"/>
-              </w:rPr>
-              <w:t>✅</w:t>
-            </w:r>
-          </w:p>
-        </w:tc>
-        <w:tc>
-          <w:tcPr>
-            <w:tcW w:type="dxa" w:w="2835"/>
-            <w:vAlign w:val="center"/>
-            <w:shd w:val="clear" w:color="auto" w:fill="F8FAFC"/>
-          </w:tcPr>
-          <w:p>
-            <w:pPr>
-              <w:jc w:val="left"/>
-            </w:pPr>
-            <w:r>
-              <w:rPr>
-                <w:sz w:val="18"/>
-              </w:rPr>
-              <w:t>Настройка интервала на уровне датасета</w:t>
-            </w:r>
-          </w:p>
-        </w:tc>
-      </w:tr>
-      <w:tr>
-        <w:tc>
-          <w:tcPr>
-            <w:tcW w:type="dxa" w:w="3402"/>
-            <w:vAlign w:val="center"/>
-            <w:shd w:val="clear" w:color="auto" w:fill="FFFFFF"/>
-          </w:tcPr>
-          <w:p>
-            <w:pPr>
-              <w:jc w:val="left"/>
-            </w:pPr>
-            <w:r>
-              <w:rPr>
-                <w:sz w:val="18"/>
-              </w:rPr>
-              <w:t>KPI-метрики</w:t>
-            </w:r>
-          </w:p>
-        </w:tc>
-        <w:tc>
-          <w:tcPr>
-            <w:tcW w:type="dxa" w:w="1247"/>
-            <w:vAlign w:val="center"/>
-            <w:shd w:val="clear" w:color="auto" w:fill="FFFFFF"/>
-          </w:tcPr>
-          <w:p>
-            <w:pPr>
-              <w:jc w:val="center"/>
-            </w:pPr>
-            <w:r>
-              <w:rPr>
-                <w:sz w:val="18"/>
-              </w:rPr>
-              <w:t>✅</w:t>
-            </w:r>
-          </w:p>
-        </w:tc>
-        <w:tc>
-          <w:tcPr>
-            <w:tcW w:type="dxa" w:w="1984"/>
-            <w:vAlign w:val="center"/>
-            <w:shd w:val="clear" w:color="auto" w:fill="FFFFFF"/>
-          </w:tcPr>
-          <w:p>
-            <w:pPr>
-              <w:jc w:val="left"/>
-            </w:pPr>
-            <w:r>
-              <w:rPr>
-                <w:sz w:val="18"/>
-              </w:rPr>
-              <w:t>ElemMultiKpi, ElemMyKPI</w:t>
-            </w:r>
-          </w:p>
-        </w:tc>
-        <w:tc>
-          <w:tcPr>
-            <w:tcW w:type="dxa" w:w="1020"/>
-            <w:vAlign w:val="center"/>
-            <w:shd w:val="clear" w:color="auto" w:fill="DCFCE7"/>
-          </w:tcPr>
-          <w:p>
-            <w:pPr>
-              <w:jc w:val="center"/>
-            </w:pPr>
-            <w:r>
-              <w:rPr>
-                <w:sz w:val="18"/>
-              </w:rPr>
-              <w:t>✅</w:t>
-            </w:r>
-          </w:p>
-        </w:tc>
-        <w:tc>
-          <w:tcPr>
-            <w:tcW w:type="dxa" w:w="2835"/>
-            <w:vAlign w:val="center"/>
-            <w:shd w:val="clear" w:color="auto" w:fill="FFFFFF"/>
-          </w:tcPr>
-          <w:p>
-            <w:pPr>
-              <w:jc w:val="left"/>
-            </w:pPr>
-            <w:r>
-              <w:rPr>
-                <w:sz w:val="18"/>
-              </w:rPr>
-              <w:t>Кастомные виджеты добавляют пороги и мультипоказатели</w:t>
-            </w:r>
-          </w:p>
-        </w:tc>
-      </w:tr>
-      <w:tr>
-        <w:tc>
-          <w:tcPr>
-            <w:tcW w:type="dxa" w:w="3402"/>
-            <w:vAlign w:val="center"/>
-            <w:shd w:val="clear" w:color="auto" w:fill="F8FAFC"/>
-          </w:tcPr>
-          <w:p>
-            <w:pPr>
-              <w:jc w:val="left"/>
-            </w:pPr>
-            <w:r>
-              <w:rPr>
-                <w:sz w:val="18"/>
-              </w:rPr>
-              <w:t>Графики временных рядов (потребление)</w:t>
-            </w:r>
-          </w:p>
-        </w:tc>
-        <w:tc>
-          <w:tcPr>
-            <w:tcW w:type="dxa" w:w="1247"/>
-            <w:vAlign w:val="center"/>
-            <w:shd w:val="clear" w:color="auto" w:fill="F8FAFC"/>
-          </w:tcPr>
-          <w:p>
-            <w:pPr>
-              <w:jc w:val="center"/>
-            </w:pPr>
-            <w:r>
-              <w:rPr>
-                <w:sz w:val="18"/>
-              </w:rPr>
-              <w:t>✅</w:t>
-            </w:r>
-          </w:p>
-        </w:tc>
-        <w:tc>
-          <w:tcPr>
-            <w:tcW w:type="dxa" w:w="1984"/>
-            <w:vAlign w:val="center"/>
-            <w:shd w:val="clear" w:color="auto" w:fill="F8FAFC"/>
-          </w:tcPr>
-          <w:p>
-            <w:pPr>
-              <w:jc w:val="left"/>
-            </w:pPr>
-            <w:r>
-              <w:rPr>
-                <w:sz w:val="18"/>
-              </w:rPr>
-              <w:t>ElemMultiSpline</w:t>
-            </w:r>
-          </w:p>
-        </w:tc>
-        <w:tc>
-          <w:tcPr>
-            <w:tcW w:type="dxa" w:w="1020"/>
-            <w:vAlign w:val="center"/>
-            <w:shd w:val="clear" w:color="auto" w:fill="DCFCE7"/>
-          </w:tcPr>
-          <w:p>
-            <w:pPr>
-              <w:jc w:val="center"/>
-            </w:pPr>
-            <w:r>
-              <w:rPr>
-                <w:sz w:val="18"/>
-              </w:rPr>
-              <w:t>✅</w:t>
-            </w:r>
-          </w:p>
-        </w:tc>
-        <w:tc>
-          <w:tcPr>
-            <w:tcW w:type="dxa" w:w="2835"/>
-            <w:vAlign w:val="center"/>
-            <w:shd w:val="clear" w:color="auto" w:fill="F8FAFC"/>
-          </w:tcPr>
-          <w:p>
-            <w:pPr>
-              <w:jc w:val="left"/>
-            </w:pPr>
-            <w:r>
-              <w:rPr>
-                <w:sz w:val="18"/>
-              </w:rPr>
-              <w:t>Мультисерийный spline-график</w:t>
-            </w:r>
-          </w:p>
-        </w:tc>
-      </w:tr>
-      <w:tr>
-        <w:tc>
-          <w:tcPr>
-            <w:tcW w:type="dxa" w:w="3402"/>
-            <w:vAlign w:val="center"/>
-            <w:shd w:val="clear" w:color="auto" w:fill="FFFFFF"/>
-          </w:tcPr>
-          <w:p>
-            <w:pPr>
-              <w:jc w:val="left"/>
-            </w:pPr>
-            <w:r>
-              <w:rPr>
-                <w:sz w:val="18"/>
-              </w:rPr>
-              <w:t>Таблицы отчётов</w:t>
-            </w:r>
-          </w:p>
-        </w:tc>
-        <w:tc>
-          <w:tcPr>
-            <w:tcW w:type="dxa" w:w="1247"/>
-            <w:vAlign w:val="center"/>
-            <w:shd w:val="clear" w:color="auto" w:fill="FFFFFF"/>
-          </w:tcPr>
-          <w:p>
-            <w:pPr>
-              <w:jc w:val="center"/>
-            </w:pPr>
-            <w:r>
-              <w:rPr>
-                <w:sz w:val="18"/>
-              </w:rPr>
-              <w:t>✅</w:t>
-            </w:r>
-          </w:p>
-        </w:tc>
-        <w:tc>
-          <w:tcPr>
-            <w:tcW w:type="dxa" w:w="1984"/>
-            <w:vAlign w:val="center"/>
-            <w:shd w:val="clear" w:color="auto" w:fill="FFFFFF"/>
-          </w:tcPr>
-          <w:p>
-            <w:pPr>
-              <w:jc w:val="left"/>
-            </w:pPr>
-            <w:r>
-              <w:rPr>
-                <w:sz w:val="18"/>
-              </w:rPr>
-              <w:t>ElemDremioTable</w:t>
-            </w:r>
-          </w:p>
-        </w:tc>
-        <w:tc>
-          <w:tcPr>
-            <w:tcW w:type="dxa" w:w="1020"/>
-            <w:vAlign w:val="center"/>
-            <w:shd w:val="clear" w:color="auto" w:fill="DCFCE7"/>
-          </w:tcPr>
-          <w:p>
-            <w:pPr>
-              <w:jc w:val="center"/>
-            </w:pPr>
-            <w:r>
-              <w:rPr>
-                <w:sz w:val="18"/>
-              </w:rPr>
-              <w:t>✅</w:t>
-            </w:r>
-          </w:p>
-        </w:tc>
-        <w:tc>
-          <w:tcPr>
-            <w:tcW w:type="dxa" w:w="2835"/>
-            <w:vAlign w:val="center"/>
-            <w:shd w:val="clear" w:color="auto" w:fill="FFFFFF"/>
-          </w:tcPr>
-          <w:p>
-            <w:pPr>
-              <w:jc w:val="left"/>
-            </w:pPr>
-            <w:r>
-              <w:rPr>
-                <w:sz w:val="18"/>
-              </w:rPr>
-              <w:t>Большие аналитические датасеты через Dremio</w:t>
-            </w:r>
-          </w:p>
-        </w:tc>
-      </w:tr>
-      <w:tr>
-        <w:tc>
-          <w:tcPr>
-            <w:tcW w:type="dxa" w:w="3402"/>
-            <w:vAlign w:val="center"/>
-            <w:shd w:val="clear" w:color="auto" w:fill="F8FAFC"/>
-          </w:tcPr>
-          <w:p>
-            <w:pPr>
-              <w:jc w:val="left"/>
-            </w:pPr>
-            <w:r>
-              <w:rPr>
-                <w:sz w:val="18"/>
-              </w:rPr>
-              <w:t>Тепловая карта (утилизация)</w:t>
-            </w:r>
-          </w:p>
-        </w:tc>
-        <w:tc>
-          <w:tcPr>
-            <w:tcW w:type="dxa" w:w="1247"/>
-            <w:vAlign w:val="center"/>
-            <w:shd w:val="clear" w:color="auto" w:fill="F8FAFC"/>
-          </w:tcPr>
-          <w:p>
-            <w:pPr>
-              <w:jc w:val="center"/>
-            </w:pPr>
-            <w:r>
-              <w:rPr>
-                <w:sz w:val="18"/>
-              </w:rPr>
-              <w:t>✅</w:t>
-            </w:r>
-          </w:p>
-        </w:tc>
-        <w:tc>
-          <w:tcPr>
-            <w:tcW w:type="dxa" w:w="1984"/>
-            <w:vAlign w:val="center"/>
-            <w:shd w:val="clear" w:color="auto" w:fill="F8FAFC"/>
-          </w:tcPr>
-          <w:p>
-            <w:pPr>
-              <w:jc w:val="left"/>
-            </w:pPr>
-            <w:r>
-              <w:rPr>
-                <w:sz w:val="18"/>
-              </w:rPr>
-              <w:t>ElemCalendar (heatmap)</w:t>
-            </w:r>
-          </w:p>
-        </w:tc>
-        <w:tc>
-          <w:tcPr>
-            <w:tcW w:type="dxa" w:w="1020"/>
-            <w:vAlign w:val="center"/>
-            <w:shd w:val="clear" w:color="auto" w:fill="DCFCE7"/>
-          </w:tcPr>
-          <w:p>
-            <w:pPr>
-              <w:jc w:val="center"/>
-            </w:pPr>
-            <w:r>
-              <w:rPr>
-                <w:sz w:val="18"/>
-              </w:rPr>
-              <w:t>✅</w:t>
-            </w:r>
-          </w:p>
-        </w:tc>
-        <w:tc>
-          <w:tcPr>
-            <w:tcW w:type="dxa" w:w="2835"/>
-            <w:vAlign w:val="center"/>
-            <w:shd w:val="clear" w:color="auto" w:fill="F8FAFC"/>
-          </w:tcPr>
-          <w:p>
-            <w:pPr>
-              <w:jc w:val="left"/>
-            </w:pPr>
-            <w:r>
-              <w:rPr>
-                <w:sz w:val="18"/>
-              </w:rPr>
-              <w:t>Встроенная тепловая карта в ElemCalendar</w:t>
-            </w:r>
-          </w:p>
-        </w:tc>
-      </w:tr>
-      <w:tr>
-        <w:tc>
-          <w:tcPr>
-            <w:tcW w:type="dxa" w:w="3402"/>
-            <w:vAlign w:val="center"/>
-            <w:shd w:val="clear" w:color="auto" w:fill="FFFFFF"/>
-          </w:tcPr>
-          <w:p>
-            <w:pPr>
-              <w:jc w:val="left"/>
-            </w:pPr>
-            <w:r>
-              <w:rPr>
-                <w:sz w:val="18"/>
-              </w:rPr>
-              <w:t>Воронка (этапы процессов)</w:t>
-            </w:r>
-          </w:p>
-        </w:tc>
-        <w:tc>
-          <w:tcPr>
-            <w:tcW w:type="dxa" w:w="1247"/>
-            <w:vAlign w:val="center"/>
-            <w:shd w:val="clear" w:color="auto" w:fill="FFFFFF"/>
-          </w:tcPr>
-          <w:p>
-            <w:pPr>
-              <w:jc w:val="center"/>
-            </w:pPr>
-            <w:r>
-              <w:rPr>
-                <w:sz w:val="18"/>
-              </w:rPr>
-              <w:t>✅</w:t>
-            </w:r>
-          </w:p>
-        </w:tc>
-        <w:tc>
-          <w:tcPr>
-            <w:tcW w:type="dxa" w:w="1984"/>
-            <w:vAlign w:val="center"/>
-            <w:shd w:val="clear" w:color="auto" w:fill="FFFFFF"/>
-          </w:tcPr>
-          <w:p>
-            <w:pPr>
-              <w:jc w:val="left"/>
-            </w:pPr>
-            <w:r>
-              <w:rPr>
-                <w:sz w:val="18"/>
-              </w:rPr>
-              <w:t>ElemFunnelChart</w:t>
-            </w:r>
-          </w:p>
-        </w:tc>
-        <w:tc>
-          <w:tcPr>
-            <w:tcW w:type="dxa" w:w="1020"/>
-            <w:vAlign w:val="center"/>
-            <w:shd w:val="clear" w:color="auto" w:fill="DCFCE7"/>
-          </w:tcPr>
-          <w:p>
-            <w:pPr>
-              <w:jc w:val="center"/>
-            </w:pPr>
-            <w:r>
-              <w:rPr>
-                <w:sz w:val="18"/>
-              </w:rPr>
-              <w:t>✅</w:t>
-            </w:r>
-          </w:p>
-        </w:tc>
-        <w:tc>
-          <w:tcPr>
-            <w:tcW w:type="dxa" w:w="2835"/>
-            <w:vAlign w:val="center"/>
-            <w:shd w:val="clear" w:color="auto" w:fill="FFFFFF"/>
-          </w:tcPr>
-          <w:p>
-            <w:pPr>
-              <w:jc w:val="left"/>
-            </w:pPr>
-            <w:r>
-              <w:rPr>
-                <w:sz w:val="18"/>
-              </w:rPr>
-              <w:t>Кастомный виджет воронки</w:t>
-            </w:r>
-          </w:p>
-        </w:tc>
-      </w:tr>
-      <w:tr>
-        <w:tc>
-          <w:tcPr>
-            <w:tcW w:type="dxa" w:w="3402"/>
-            <w:vAlign w:val="center"/>
-            <w:shd w:val="clear" w:color="auto" w:fill="F8FAFC"/>
-          </w:tcPr>
-          <w:p>
-            <w:pPr>
-              <w:jc w:val="left"/>
-            </w:pPr>
-            <w:r>
-              <w:rPr>
-                <w:sz w:val="18"/>
-              </w:rPr>
-              <w:t>Топология / граф КЭ</w:t>
-            </w:r>
-          </w:p>
-        </w:tc>
-        <w:tc>
-          <w:tcPr>
-            <w:tcW w:type="dxa" w:w="1247"/>
-            <w:vAlign w:val="center"/>
-            <w:shd w:val="clear" w:color="auto" w:fill="F8FAFC"/>
-          </w:tcPr>
-          <w:p>
-            <w:pPr>
-              <w:jc w:val="center"/>
-            </w:pPr>
-            <w:r>
-              <w:rPr>
-                <w:sz w:val="18"/>
-              </w:rPr>
-              <w:t>⚠️</w:t>
-            </w:r>
-          </w:p>
-        </w:tc>
-        <w:tc>
-          <w:tcPr>
-            <w:tcW w:type="dxa" w:w="1984"/>
-            <w:vAlign w:val="center"/>
-            <w:shd w:val="clear" w:color="auto" w:fill="F8FAFC"/>
-          </w:tcPr>
-          <w:p>
-            <w:pPr>
-              <w:jc w:val="left"/>
-            </w:pPr>
-            <w:r>
-              <w:rPr>
-                <w:sz w:val="18"/>
-              </w:rPr>
-              <w:t>ElemGraphMap</w:t>
-            </w:r>
-          </w:p>
-        </w:tc>
-        <w:tc>
-          <w:tcPr>
-            <w:tcW w:type="dxa" w:w="1020"/>
-            <w:vAlign w:val="center"/>
-            <w:shd w:val="clear" w:color="auto" w:fill="DCFCE7"/>
-          </w:tcPr>
-          <w:p>
-            <w:pPr>
-              <w:jc w:val="center"/>
-            </w:pPr>
-            <w:r>
-              <w:rPr>
-                <w:sz w:val="18"/>
-              </w:rPr>
-              <w:t>✅</w:t>
-            </w:r>
-          </w:p>
-        </w:tc>
-        <w:tc>
-          <w:tcPr>
-            <w:tcW w:type="dxa" w:w="2835"/>
-            <w:vAlign w:val="center"/>
-            <w:shd w:val="clear" w:color="auto" w:fill="F8FAFC"/>
-          </w:tcPr>
-          <w:p>
-            <w:pPr>
-              <w:jc w:val="left"/>
-            </w:pPr>
-            <w:r>
-              <w:rPr>
-                <w:sz w:val="18"/>
-              </w:rPr>
-              <w:t>Граф-карта для визуализации связей</w:t>
-            </w:r>
-          </w:p>
-        </w:tc>
-      </w:tr>
-      <w:tr>
-        <w:tc>
-          <w:tcPr>
-            <w:tcW w:type="dxa" w:w="3402"/>
-            <w:vAlign w:val="center"/>
-            <w:shd w:val="clear" w:color="auto" w:fill="FFFFFF"/>
-          </w:tcPr>
-          <w:p>
-            <w:pPr>
-              <w:jc w:val="left"/>
-            </w:pPr>
-            <w:r>
-              <w:rPr>
-                <w:sz w:val="18"/>
-              </w:rPr>
-              <w:t>Географическая карта</w:t>
-            </w:r>
-          </w:p>
-        </w:tc>
-        <w:tc>
-          <w:tcPr>
-            <w:tcW w:type="dxa" w:w="1247"/>
-            <w:vAlign w:val="center"/>
-            <w:shd w:val="clear" w:color="auto" w:fill="FFFFFF"/>
-          </w:tcPr>
-          <w:p>
-            <w:pPr>
-              <w:jc w:val="center"/>
-            </w:pPr>
-            <w:r>
-              <w:rPr>
-                <w:sz w:val="18"/>
-              </w:rPr>
-              <w:t>✅</w:t>
-            </w:r>
-          </w:p>
-        </w:tc>
-        <w:tc>
-          <w:tcPr>
-            <w:tcW w:type="dxa" w:w="1984"/>
-            <w:vAlign w:val="center"/>
-            <w:shd w:val="clear" w:color="auto" w:fill="FFFFFF"/>
-          </w:tcPr>
-          <w:p>
-            <w:pPr>
-              <w:jc w:val="left"/>
-            </w:pPr>
-            <w:r>
-              <w:rPr>
-                <w:sz w:val="18"/>
-              </w:rPr>
-              <w:t>ElemWowMap</w:t>
-            </w:r>
-          </w:p>
-        </w:tc>
-        <w:tc>
-          <w:tcPr>
-            <w:tcW w:type="dxa" w:w="1020"/>
-            <w:vAlign w:val="center"/>
-            <w:shd w:val="clear" w:color="auto" w:fill="DCFCE7"/>
-          </w:tcPr>
-          <w:p>
-            <w:pPr>
-              <w:jc w:val="center"/>
-            </w:pPr>
-            <w:r>
-              <w:rPr>
-                <w:sz w:val="18"/>
-              </w:rPr>
-              <w:t>✅</w:t>
-            </w:r>
-          </w:p>
-        </w:tc>
-        <w:tc>
-          <w:tcPr>
-            <w:tcW w:type="dxa" w:w="2835"/>
-            <w:vAlign w:val="center"/>
-            <w:shd w:val="clear" w:color="auto" w:fill="FFFFFF"/>
-          </w:tcPr>
-          <w:p>
-            <w:pPr>
-              <w:jc w:val="left"/>
-            </w:pPr>
-            <w:r>
-              <w:rPr>
-                <w:sz w:val="18"/>
-              </w:rPr>
-              <w:t>Карта с маркерами поставщиков/потребителей</w:t>
-            </w:r>
-          </w:p>
-        </w:tc>
-      </w:tr>
-      <w:tr>
-        <w:tc>
-          <w:tcPr>
-            <w:tcW w:type="dxa" w:w="3402"/>
-            <w:vAlign w:val="center"/>
-            <w:shd w:val="clear" w:color="auto" w:fill="F8FAFC"/>
-          </w:tcPr>
-          <w:p>
-            <w:pPr>
-              <w:jc w:val="left"/>
-            </w:pPr>
-            <w:r>
-              <w:rPr>
-                <w:sz w:val="18"/>
-              </w:rPr>
-              <w:t>Фильтры по периоду</w:t>
-            </w:r>
-          </w:p>
-        </w:tc>
-        <w:tc>
-          <w:tcPr>
-            <w:tcW w:type="dxa" w:w="1247"/>
-            <w:vAlign w:val="center"/>
-            <w:shd w:val="clear" w:color="auto" w:fill="F8FAFC"/>
-          </w:tcPr>
-          <w:p>
-            <w:pPr>
-              <w:jc w:val="center"/>
-            </w:pPr>
-            <w:r>
-              <w:rPr>
-                <w:sz w:val="18"/>
-              </w:rPr>
-              <w:t>✅</w:t>
-            </w:r>
-          </w:p>
-        </w:tc>
-        <w:tc>
-          <w:tcPr>
-            <w:tcW w:type="dxa" w:w="1984"/>
-            <w:vAlign w:val="center"/>
-            <w:shd w:val="clear" w:color="auto" w:fill="F8FAFC"/>
-          </w:tcPr>
-          <w:p>
-            <w:pPr>
-              <w:jc w:val="left"/>
-            </w:pPr>
-            <w:r>
-              <w:rPr>
-                <w:sz w:val="18"/>
-              </w:rPr>
-              <w:t>ElemCalendar, ElemFilter</w:t>
-            </w:r>
-          </w:p>
-        </w:tc>
-        <w:tc>
-          <w:tcPr>
-            <w:tcW w:type="dxa" w:w="1020"/>
-            <w:vAlign w:val="center"/>
-            <w:shd w:val="clear" w:color="auto" w:fill="DCFCE7"/>
-          </w:tcPr>
-          <w:p>
-            <w:pPr>
-              <w:jc w:val="center"/>
-            </w:pPr>
-            <w:r>
-              <w:rPr>
-                <w:sz w:val="18"/>
-              </w:rPr>
-              <w:t>✅</w:t>
-            </w:r>
-          </w:p>
-        </w:tc>
-        <w:tc>
-          <w:tcPr>
-            <w:tcW w:type="dxa" w:w="2835"/>
-            <w:vAlign w:val="center"/>
-            <w:shd w:val="clear" w:color="auto" w:fill="F8FAFC"/>
-          </w:tcPr>
-          <w:p>
-            <w:pPr>
-              <w:jc w:val="left"/>
-            </w:pPr>
-            <w:r>
-              <w:rPr>
-                <w:sz w:val="18"/>
-              </w:rPr>
-              <w:t>Расширенный календарь с компактным режимом С/По</w:t>
-            </w:r>
-          </w:p>
-        </w:tc>
-      </w:tr>
-      <w:tr>
-        <w:tc>
-          <w:tcPr>
-            <w:tcW w:type="dxa" w:w="3402"/>
-            <w:vAlign w:val="center"/>
-            <w:shd w:val="clear" w:color="auto" w:fill="FFFFFF"/>
-          </w:tcPr>
-          <w:p>
-            <w:pPr>
-              <w:jc w:val="left"/>
-            </w:pPr>
-            <w:r>
-              <w:rPr>
-                <w:sz w:val="18"/>
-              </w:rPr>
-              <w:t>Мультивыбор в фильтрах</w:t>
-            </w:r>
-          </w:p>
-        </w:tc>
-        <w:tc>
-          <w:tcPr>
-            <w:tcW w:type="dxa" w:w="1247"/>
-            <w:vAlign w:val="center"/>
-            <w:shd w:val="clear" w:color="auto" w:fill="FFFFFF"/>
-          </w:tcPr>
-          <w:p>
-            <w:pPr>
-              <w:jc w:val="center"/>
-            </w:pPr>
-            <w:r>
-              <w:rPr>
-                <w:sz w:val="18"/>
-              </w:rPr>
-              <w:t>✅</w:t>
-            </w:r>
-          </w:p>
-        </w:tc>
-        <w:tc>
-          <w:tcPr>
-            <w:tcW w:type="dxa" w:w="1984"/>
-            <w:vAlign w:val="center"/>
-            <w:shd w:val="clear" w:color="auto" w:fill="FFFFFF"/>
-          </w:tcPr>
-          <w:p>
-            <w:pPr>
-              <w:jc w:val="left"/>
-            </w:pPr>
-            <w:r>
-              <w:rPr>
-                <w:sz w:val="18"/>
-              </w:rPr>
-              <w:t>ElemFilter</w:t>
-            </w:r>
-          </w:p>
-        </w:tc>
-        <w:tc>
-          <w:tcPr>
-            <w:tcW w:type="dxa" w:w="1020"/>
-            <w:vAlign w:val="center"/>
-            <w:shd w:val="clear" w:color="auto" w:fill="DCFCE7"/>
-          </w:tcPr>
-          <w:p>
-            <w:pPr>
-              <w:jc w:val="center"/>
-            </w:pPr>
-            <w:r>
-              <w:rPr>
-                <w:sz w:val="18"/>
-              </w:rPr>
-              <w:t>✅</w:t>
-            </w:r>
-          </w:p>
-        </w:tc>
-        <w:tc>
-          <w:tcPr>
-            <w:tcW w:type="dxa" w:w="2835"/>
-            <w:vAlign w:val="center"/>
-            <w:shd w:val="clear" w:color="auto" w:fill="FFFFFF"/>
-          </w:tcPr>
-          <w:p>
-            <w:pPr>
-              <w:jc w:val="left"/>
-            </w:pPr>
-            <w:r>
-              <w:rPr>
-                <w:sz w:val="18"/>
-              </w:rPr>
-              <w:t>Мультиселект с передачей в переменные</w:t>
-            </w:r>
-          </w:p>
-        </w:tc>
-      </w:tr>
-      <w:tr>
-        <w:tc>
-          <w:tcPr>
-            <w:tcW w:type="dxa" w:w="3402"/>
-            <w:vAlign w:val="center"/>
-            <w:shd w:val="clear" w:color="auto" w:fill="F8FAFC"/>
-          </w:tcPr>
-          <w:p>
-            <w:pPr>
-              <w:jc w:val="left"/>
-            </w:pPr>
-            <w:r>
-              <w:rPr>
-                <w:sz w:val="18"/>
-              </w:rPr>
-              <w:t>Кросс-виджетная фильтрация</w:t>
-            </w:r>
-          </w:p>
-        </w:tc>
-        <w:tc>
-          <w:tcPr>
-            <w:tcW w:type="dxa" w:w="1247"/>
-            <w:vAlign w:val="center"/>
-            <w:shd w:val="clear" w:color="auto" w:fill="F8FAFC"/>
-          </w:tcPr>
-          <w:p>
-            <w:pPr>
-              <w:jc w:val="center"/>
-            </w:pPr>
-            <w:r>
-              <w:rPr>
-                <w:sz w:val="18"/>
-              </w:rPr>
-              <w:t>✅</w:t>
-            </w:r>
-          </w:p>
-        </w:tc>
-        <w:tc>
-          <w:tcPr>
-            <w:tcW w:type="dxa" w:w="1984"/>
-            <w:vAlign w:val="center"/>
-            <w:shd w:val="clear" w:color="auto" w:fill="F8FAFC"/>
-          </w:tcPr>
-          <w:p>
-            <w:pPr>
-              <w:jc w:val="left"/>
-            </w:pPr>
-            <w:r>
-              <w:rPr>
-                <w:sz w:val="18"/>
-              </w:rPr>
-              <w:t>—</w:t>
-            </w:r>
-          </w:p>
-        </w:tc>
-        <w:tc>
-          <w:tcPr>
-            <w:tcW w:type="dxa" w:w="1020"/>
-            <w:vAlign w:val="center"/>
-            <w:shd w:val="clear" w:color="auto" w:fill="DCFCE7"/>
-          </w:tcPr>
-          <w:p>
-            <w:pPr>
-              <w:jc w:val="center"/>
-            </w:pPr>
-            <w:r>
-              <w:rPr>
-                <w:sz w:val="18"/>
-              </w:rPr>
-              <w:t>✅</w:t>
-            </w:r>
-          </w:p>
-        </w:tc>
-        <w:tc>
-          <w:tcPr>
-            <w:tcW w:type="dxa" w:w="2835"/>
-            <w:vAlign w:val="center"/>
-            <w:shd w:val="clear" w:color="auto" w:fill="F8FAFC"/>
-          </w:tcPr>
-          <w:p>
-            <w:pPr>
-              <w:jc w:val="left"/>
-            </w:pPr>
-            <w:r>
-              <w:rPr>
-                <w:sz w:val="18"/>
-              </w:rPr>
-              <w:t>Переменные платформы — стандартный механизм</w:t>
-            </w:r>
-          </w:p>
-        </w:tc>
-      </w:tr>
-      <w:tr>
-        <w:tc>
-          <w:tcPr>
-            <w:tcW w:type="dxa" w:w="3402"/>
-            <w:vAlign w:val="center"/>
-            <w:shd w:val="clear" w:color="auto" w:fill="FFFFFF"/>
-          </w:tcPr>
-          <w:p>
-            <w:pPr>
-              <w:jc w:val="left"/>
-            </w:pPr>
-            <w:r>
-              <w:rPr>
-                <w:sz w:val="18"/>
-              </w:rPr>
-              <w:t>Конструктор отчётов (Self-service)</w:t>
-            </w:r>
-          </w:p>
-        </w:tc>
-        <w:tc>
-          <w:tcPr>
-            <w:tcW w:type="dxa" w:w="1247"/>
-            <w:vAlign w:val="center"/>
-            <w:shd w:val="clear" w:color="auto" w:fill="FFFFFF"/>
-          </w:tcPr>
-          <w:p>
-            <w:pPr>
-              <w:jc w:val="center"/>
-            </w:pPr>
-            <w:r>
-              <w:rPr>
-                <w:sz w:val="18"/>
-              </w:rPr>
-              <w:t>✅</w:t>
-            </w:r>
-          </w:p>
-        </w:tc>
-        <w:tc>
-          <w:tcPr>
-            <w:tcW w:type="dxa" w:w="1984"/>
-            <w:vAlign w:val="center"/>
-            <w:shd w:val="clear" w:color="auto" w:fill="FFFFFF"/>
-          </w:tcPr>
-          <w:p>
-            <w:pPr>
-              <w:jc w:val="left"/>
-            </w:pPr>
-            <w:r>
-              <w:rPr>
-                <w:sz w:val="18"/>
-              </w:rPr>
-              <w:t>—</w:t>
-            </w:r>
-          </w:p>
-        </w:tc>
-        <w:tc>
-          <w:tcPr>
-            <w:tcW w:type="dxa" w:w="1020"/>
-            <w:vAlign w:val="center"/>
-            <w:shd w:val="clear" w:color="auto" w:fill="DCFCE7"/>
-          </w:tcPr>
-          <w:p>
-            <w:pPr>
-              <w:jc w:val="center"/>
-            </w:pPr>
-            <w:r>
-              <w:rPr>
-                <w:sz w:val="18"/>
-              </w:rPr>
-              <w:t>✅</w:t>
-            </w:r>
-          </w:p>
-        </w:tc>
-        <w:tc>
-          <w:tcPr>
-            <w:tcW w:type="dxa" w:w="2835"/>
-            <w:vAlign w:val="center"/>
-            <w:shd w:val="clear" w:color="auto" w:fill="FFFFFF"/>
-          </w:tcPr>
-          <w:p>
-            <w:pPr>
-              <w:jc w:val="left"/>
-            </w:pPr>
-            <w:r>
-              <w:rPr>
-                <w:sz w:val="18"/>
-              </w:rPr>
-              <w:t>Встроен в Insight; JSON-запросы + ролевой доступ</w:t>
-            </w:r>
-          </w:p>
-        </w:tc>
-      </w:tr>
-      <w:tr>
-        <w:tc>
-          <w:tcPr>
-            <w:tcW w:type="dxa" w:w="3402"/>
-            <w:vAlign w:val="center"/>
-            <w:shd w:val="clear" w:color="auto" w:fill="F8FAFC"/>
-          </w:tcPr>
-          <w:p>
-            <w:pPr>
-              <w:jc w:val="left"/>
-            </w:pPr>
-            <w:r>
-              <w:rPr>
-                <w:sz w:val="18"/>
-              </w:rPr>
-              <w:t>Экспорт в Excel / PDF</w:t>
-            </w:r>
-          </w:p>
-        </w:tc>
-        <w:tc>
-          <w:tcPr>
-            <w:tcW w:type="dxa" w:w="1247"/>
-            <w:vAlign w:val="center"/>
-            <w:shd w:val="clear" w:color="auto" w:fill="F8FAFC"/>
-          </w:tcPr>
-          <w:p>
-            <w:pPr>
-              <w:jc w:val="center"/>
-            </w:pPr>
-            <w:r>
-              <w:rPr>
-                <w:sz w:val="18"/>
-              </w:rPr>
-              <w:t>✅</w:t>
-            </w:r>
-          </w:p>
-        </w:tc>
-        <w:tc>
-          <w:tcPr>
-            <w:tcW w:type="dxa" w:w="1984"/>
-            <w:vAlign w:val="center"/>
-            <w:shd w:val="clear" w:color="auto" w:fill="F8FAFC"/>
-          </w:tcPr>
-          <w:p>
-            <w:pPr>
-              <w:jc w:val="left"/>
-            </w:pPr>
-            <w:r>
-              <w:rPr>
-                <w:sz w:val="18"/>
-              </w:rPr>
-              <w:t>—</w:t>
-            </w:r>
-          </w:p>
-        </w:tc>
-        <w:tc>
-          <w:tcPr>
-            <w:tcW w:type="dxa" w:w="1020"/>
-            <w:vAlign w:val="center"/>
-            <w:shd w:val="clear" w:color="auto" w:fill="DCFCE7"/>
-          </w:tcPr>
-          <w:p>
-            <w:pPr>
-              <w:jc w:val="center"/>
-            </w:pPr>
-            <w:r>
-              <w:rPr>
-                <w:sz w:val="18"/>
-              </w:rPr>
-              <w:t>✅</w:t>
-            </w:r>
-          </w:p>
-        </w:tc>
-        <w:tc>
-          <w:tcPr>
-            <w:tcW w:type="dxa" w:w="2835"/>
-            <w:vAlign w:val="center"/>
-            <w:shd w:val="clear" w:color="auto" w:fill="F8FAFC"/>
-          </w:tcPr>
-          <w:p>
-            <w:pPr>
-              <w:jc w:val="left"/>
-            </w:pPr>
-            <w:r>
-              <w:rPr>
-                <w:sz w:val="18"/>
-              </w:rPr>
-              <w:t>Штатный экспорт виджетов и страниц</w:t>
-            </w:r>
-          </w:p>
-        </w:tc>
-      </w:tr>
-      <w:tr>
-        <w:tc>
-          <w:tcPr>
-            <w:tcW w:type="dxa" w:w="3402"/>
-            <w:vAlign w:val="center"/>
-            <w:shd w:val="clear" w:color="auto" w:fill="FFFFFF"/>
-          </w:tcPr>
-          <w:p>
-            <w:pPr>
-              <w:jc w:val="left"/>
-            </w:pPr>
-            <w:r>
-              <w:rPr>
-                <w:sz w:val="18"/>
-              </w:rPr>
-              <w:t>Ролевая модель доступа</w:t>
-            </w:r>
-          </w:p>
-        </w:tc>
-        <w:tc>
-          <w:tcPr>
-            <w:tcW w:type="dxa" w:w="1247"/>
-            <w:vAlign w:val="center"/>
-            <w:shd w:val="clear" w:color="auto" w:fill="FFFFFF"/>
-          </w:tcPr>
-          <w:p>
-            <w:pPr>
-              <w:jc w:val="center"/>
-            </w:pPr>
-            <w:r>
-              <w:rPr>
-                <w:sz w:val="18"/>
-              </w:rPr>
-              <w:t>✅</w:t>
-            </w:r>
-          </w:p>
-        </w:tc>
-        <w:tc>
-          <w:tcPr>
-            <w:tcW w:type="dxa" w:w="1984"/>
-            <w:vAlign w:val="center"/>
-            <w:shd w:val="clear" w:color="auto" w:fill="FFFFFF"/>
-          </w:tcPr>
-          <w:p>
-            <w:pPr>
-              <w:jc w:val="left"/>
-            </w:pPr>
-            <w:r>
-              <w:rPr>
-                <w:sz w:val="18"/>
-              </w:rPr>
-              <w:t>ElemAuthContainer</w:t>
-            </w:r>
-          </w:p>
-        </w:tc>
-        <w:tc>
-          <w:tcPr>
-            <w:tcW w:type="dxa" w:w="1020"/>
-            <w:vAlign w:val="center"/>
-            <w:shd w:val="clear" w:color="auto" w:fill="DCFCE7"/>
-          </w:tcPr>
-          <w:p>
-            <w:pPr>
-              <w:jc w:val="center"/>
-            </w:pPr>
-            <w:r>
-              <w:rPr>
-                <w:sz w:val="18"/>
-              </w:rPr>
-              <w:t>✅</w:t>
-            </w:r>
-          </w:p>
-        </w:tc>
-        <w:tc>
-          <w:tcPr>
-            <w:tcW w:type="dxa" w:w="2835"/>
-            <w:vAlign w:val="center"/>
-            <w:shd w:val="clear" w:color="auto" w:fill="FFFFFF"/>
-          </w:tcPr>
-          <w:p>
-            <w:pPr>
-              <w:jc w:val="left"/>
-            </w:pPr>
-            <w:r>
-              <w:rPr>
-                <w:sz w:val="18"/>
-              </w:rPr>
-              <w:t>Разграничение + контейнер авторизации</w:t>
-            </w:r>
-          </w:p>
-        </w:tc>
-      </w:tr>
-      <w:tr>
-        <w:tc>
-          <w:tcPr>
-            <w:tcW w:type="dxa" w:w="3402"/>
-            <w:vAlign w:val="center"/>
-            <w:shd w:val="clear" w:color="auto" w:fill="F8FAFC"/>
-          </w:tcPr>
-          <w:p>
-            <w:pPr>
-              <w:jc w:val="left"/>
-            </w:pPr>
-            <w:r>
-              <w:rPr>
-                <w:sz w:val="18"/>
-              </w:rPr>
-              <w:t>SSO / Keycloak</w:t>
-            </w:r>
-          </w:p>
-        </w:tc>
-        <w:tc>
-          <w:tcPr>
-            <w:tcW w:type="dxa" w:w="1247"/>
-            <w:vAlign w:val="center"/>
-            <w:shd w:val="clear" w:color="auto" w:fill="F8FAFC"/>
-          </w:tcPr>
-          <w:p>
-            <w:pPr>
-              <w:jc w:val="center"/>
-            </w:pPr>
-            <w:r>
-              <w:rPr>
-                <w:sz w:val="18"/>
-              </w:rPr>
-              <w:t>✅</w:t>
-            </w:r>
-          </w:p>
-        </w:tc>
-        <w:tc>
-          <w:tcPr>
-            <w:tcW w:type="dxa" w:w="1984"/>
-            <w:vAlign w:val="center"/>
-            <w:shd w:val="clear" w:color="auto" w:fill="F8FAFC"/>
-          </w:tcPr>
-          <w:p>
-            <w:pPr>
-              <w:jc w:val="left"/>
-            </w:pPr>
-            <w:r>
-              <w:rPr>
-                <w:sz w:val="18"/>
-              </w:rPr>
-              <w:t>ElemAuthForm, ElemAutoLogout</w:t>
-            </w:r>
-          </w:p>
-        </w:tc>
-        <w:tc>
-          <w:tcPr>
-            <w:tcW w:type="dxa" w:w="1020"/>
-            <w:vAlign w:val="center"/>
-            <w:shd w:val="clear" w:color="auto" w:fill="DCFCE7"/>
-          </w:tcPr>
-          <w:p>
-            <w:pPr>
-              <w:jc w:val="center"/>
-            </w:pPr>
-            <w:r>
-              <w:rPr>
-                <w:sz w:val="18"/>
-              </w:rPr>
-              <w:t>✅</w:t>
-            </w:r>
-          </w:p>
-        </w:tc>
-        <w:tc>
-          <w:tcPr>
-            <w:tcW w:type="dxa" w:w="2835"/>
-            <w:vAlign w:val="center"/>
-            <w:shd w:val="clear" w:color="auto" w:fill="F8FAFC"/>
-          </w:tcPr>
-          <w:p>
-            <w:pPr>
-              <w:jc w:val="left"/>
-            </w:pPr>
-            <w:r>
-              <w:rPr>
-                <w:sz w:val="18"/>
-              </w:rPr>
-              <w:t>Полная интеграция с Keycloak</w:t>
-            </w:r>
-          </w:p>
-        </w:tc>
-      </w:tr>
-      <w:tr>
-        <w:tc>
-          <w:tcPr>
-            <w:tcW w:type="dxa" w:w="3402"/>
-            <w:vAlign w:val="center"/>
-            <w:shd w:val="clear" w:color="auto" w:fill="FFFFFF"/>
-          </w:tcPr>
-          <w:p>
-            <w:pPr>
-              <w:jc w:val="left"/>
-            </w:pPr>
-            <w:r>
-              <w:rPr>
-                <w:sz w:val="18"/>
-              </w:rPr>
-              <w:t>Автовыход по бездействию</w:t>
-            </w:r>
-          </w:p>
-        </w:tc>
-        <w:tc>
-          <w:tcPr>
-            <w:tcW w:type="dxa" w:w="1247"/>
-            <w:vAlign w:val="center"/>
-            <w:shd w:val="clear" w:color="auto" w:fill="FFFFFF"/>
-          </w:tcPr>
-          <w:p>
-            <w:pPr>
-              <w:jc w:val="center"/>
-            </w:pPr>
-            <w:r>
-              <w:rPr>
-                <w:sz w:val="18"/>
-              </w:rPr>
-              <w:t>✅</w:t>
-            </w:r>
-          </w:p>
-        </w:tc>
-        <w:tc>
-          <w:tcPr>
-            <w:tcW w:type="dxa" w:w="1984"/>
-            <w:vAlign w:val="center"/>
-            <w:shd w:val="clear" w:color="auto" w:fill="FFFFFF"/>
-          </w:tcPr>
-          <w:p>
-            <w:pPr>
-              <w:jc w:val="left"/>
-            </w:pPr>
-            <w:r>
-              <w:rPr>
-                <w:sz w:val="18"/>
-              </w:rPr>
-              <w:t>ElemAutoLogout</w:t>
-            </w:r>
-          </w:p>
-        </w:tc>
-        <w:tc>
-          <w:tcPr>
-            <w:tcW w:type="dxa" w:w="1020"/>
-            <w:vAlign w:val="center"/>
-            <w:shd w:val="clear" w:color="auto" w:fill="DCFCE7"/>
-          </w:tcPr>
-          <w:p>
-            <w:pPr>
-              <w:jc w:val="center"/>
-            </w:pPr>
-            <w:r>
-              <w:rPr>
-                <w:sz w:val="18"/>
-              </w:rPr>
-              <w:t>✅</w:t>
-            </w:r>
-          </w:p>
-        </w:tc>
-        <w:tc>
-          <w:tcPr>
-            <w:tcW w:type="dxa" w:w="2835"/>
-            <w:vAlign w:val="center"/>
-            <w:shd w:val="clear" w:color="auto" w:fill="FFFFFF"/>
-          </w:tcPr>
-          <w:p>
-            <w:pPr>
-              <w:jc w:val="left"/>
-            </w:pPr>
-            <w:r>
-              <w:rPr>
-                <w:sz w:val="18"/>
-              </w:rPr>
-              <w:t>Кастомный виджет с таймером и предупреждением</w:t>
-            </w:r>
-          </w:p>
-        </w:tc>
-      </w:tr>
-      <w:tr>
-        <w:tc>
-          <w:tcPr>
-            <w:tcW w:type="dxa" w:w="3402"/>
-            <w:vAlign w:val="center"/>
-            <w:shd w:val="clear" w:color="auto" w:fill="F8FAFC"/>
-          </w:tcPr>
-          <w:p>
-            <w:pPr>
-              <w:jc w:val="left"/>
-            </w:pPr>
-            <w:r>
-              <w:rPr>
-                <w:sz w:val="18"/>
-              </w:rPr>
-              <w:t>Уведомления по событиям</w:t>
-            </w:r>
-          </w:p>
-        </w:tc>
-        <w:tc>
-          <w:tcPr>
-            <w:tcW w:type="dxa" w:w="1247"/>
-            <w:vAlign w:val="center"/>
-            <w:shd w:val="clear" w:color="auto" w:fill="F8FAFC"/>
-          </w:tcPr>
-          <w:p>
-            <w:pPr>
-              <w:jc w:val="center"/>
-            </w:pPr>
-            <w:r>
-              <w:rPr>
-                <w:sz w:val="18"/>
-              </w:rPr>
-              <w:t>✅ (Pro)</w:t>
-            </w:r>
-          </w:p>
-        </w:tc>
-        <w:tc>
-          <w:tcPr>
-            <w:tcW w:type="dxa" w:w="1984"/>
-            <w:vAlign w:val="center"/>
-            <w:shd w:val="clear" w:color="auto" w:fill="F8FAFC"/>
-          </w:tcPr>
-          <w:p>
-            <w:pPr>
-              <w:jc w:val="left"/>
-            </w:pPr>
-            <w:r>
-              <w:rPr>
-                <w:sz w:val="18"/>
-              </w:rPr>
-              <w:t>—</w:t>
-            </w:r>
-          </w:p>
-        </w:tc>
-        <w:tc>
-          <w:tcPr>
-            <w:tcW w:type="dxa" w:w="1020"/>
-            <w:vAlign w:val="center"/>
-            <w:shd w:val="clear" w:color="auto" w:fill="FEF9C3"/>
-          </w:tcPr>
-          <w:p>
-            <w:pPr>
-              <w:jc w:val="center"/>
-            </w:pPr>
-            <w:r>
-              <w:rPr>
-                <w:sz w:val="18"/>
-              </w:rPr>
-              <w:t>⚠️</w:t>
-            </w:r>
-          </w:p>
-        </w:tc>
-        <w:tc>
-          <w:tcPr>
-            <w:tcW w:type="dxa" w:w="2835"/>
-            <w:vAlign w:val="center"/>
-            <w:shd w:val="clear" w:color="auto" w:fill="F8FAFC"/>
-          </w:tcPr>
-          <w:p>
-            <w:pPr>
-              <w:jc w:val="left"/>
-            </w:pPr>
-            <w:r>
-              <w:rPr>
-                <w:sz w:val="18"/>
-              </w:rPr>
-              <w:t>Требует модуля уведомлений Pro-лицензии</w:t>
-            </w:r>
-          </w:p>
-        </w:tc>
-      </w:tr>
-      <w:tr>
-        <w:tc>
-          <w:tcPr>
-            <w:tcW w:type="dxa" w:w="3402"/>
-            <w:vAlign w:val="center"/>
-            <w:shd w:val="clear" w:color="auto" w:fill="FFFFFF"/>
-          </w:tcPr>
-          <w:p>
-            <w:pPr>
-              <w:jc w:val="left"/>
-            </w:pPr>
-            <w:r>
-              <w:rPr>
-                <w:sz w:val="18"/>
-              </w:rPr>
-              <w:t>Прогноз потребления (тренды)</w:t>
-            </w:r>
-          </w:p>
-        </w:tc>
-        <w:tc>
-          <w:tcPr>
-            <w:tcW w:type="dxa" w:w="1247"/>
-            <w:vAlign w:val="center"/>
-            <w:shd w:val="clear" w:color="auto" w:fill="FFFFFF"/>
-          </w:tcPr>
-          <w:p>
-            <w:pPr>
-              <w:jc w:val="center"/>
-            </w:pPr>
-            <w:r>
-              <w:rPr>
-                <w:sz w:val="18"/>
-              </w:rPr>
-              <w:t>⚠️</w:t>
-            </w:r>
-          </w:p>
-        </w:tc>
-        <w:tc>
-          <w:tcPr>
-            <w:tcW w:type="dxa" w:w="1984"/>
-            <w:vAlign w:val="center"/>
-            <w:shd w:val="clear" w:color="auto" w:fill="FFFFFF"/>
-          </w:tcPr>
-          <w:p>
-            <w:pPr>
-              <w:jc w:val="left"/>
-            </w:pPr>
-            <w:r>
-              <w:rPr>
-                <w:sz w:val="18"/>
-              </w:rPr>
-              <w:t>ElemMultiSpline</w:t>
-            </w:r>
-          </w:p>
-        </w:tc>
-        <w:tc>
-          <w:tcPr>
-            <w:tcW w:type="dxa" w:w="1020"/>
-            <w:vAlign w:val="center"/>
-            <w:shd w:val="clear" w:color="auto" w:fill="FEF9C3"/>
-          </w:tcPr>
-          <w:p>
-            <w:pPr>
-              <w:jc w:val="center"/>
-            </w:pPr>
-            <w:r>
-              <w:rPr>
-                <w:sz w:val="18"/>
-              </w:rPr>
-              <w:t>⚠️</w:t>
-            </w:r>
-          </w:p>
-        </w:tc>
-        <w:tc>
-          <w:tcPr>
-            <w:tcW w:type="dxa" w:w="2835"/>
-            <w:vAlign w:val="center"/>
-            <w:shd w:val="clear" w:color="auto" w:fill="FFFFFF"/>
-          </w:tcPr>
-          <w:p>
-            <w:pPr>
-              <w:jc w:val="left"/>
-            </w:pPr>
-            <w:r>
-              <w:rPr>
-                <w:sz w:val="18"/>
-              </w:rPr>
-              <w:t>Тренд-линии возможны; ML-прогнозирование — GAP</w:t>
-            </w:r>
-          </w:p>
-        </w:tc>
-      </w:tr>
-      <w:tr>
-        <w:tc>
-          <w:tcPr>
-            <w:tcW w:type="dxa" w:w="3402"/>
-            <w:vAlign w:val="center"/>
-            <w:shd w:val="clear" w:color="auto" w:fill="F8FAFC"/>
-          </w:tcPr>
-          <w:p>
-            <w:pPr>
-              <w:jc w:val="left"/>
-            </w:pPr>
-            <w:r>
-              <w:rPr>
-                <w:sz w:val="18"/>
-              </w:rPr>
-              <w:t>Переподписка (специфичная логика)</w:t>
-            </w:r>
-          </w:p>
-        </w:tc>
-        <w:tc>
-          <w:tcPr>
-            <w:tcW w:type="dxa" w:w="1247"/>
-            <w:vAlign w:val="center"/>
-            <w:shd w:val="clear" w:color="auto" w:fill="F8FAFC"/>
-          </w:tcPr>
-          <w:p>
-            <w:pPr>
-              <w:jc w:val="center"/>
-            </w:pPr>
-            <w:r>
-              <w:rPr>
-                <w:sz w:val="18"/>
-              </w:rPr>
-              <w:t>⚠️</w:t>
-            </w:r>
-          </w:p>
-        </w:tc>
-        <w:tc>
-          <w:tcPr>
-            <w:tcW w:type="dxa" w:w="1984"/>
-            <w:vAlign w:val="center"/>
-            <w:shd w:val="clear" w:color="auto" w:fill="F8FAFC"/>
-          </w:tcPr>
-          <w:p>
-            <w:pPr>
-              <w:jc w:val="left"/>
-            </w:pPr>
-            <w:r>
-              <w:rPr>
-                <w:sz w:val="18"/>
-              </w:rPr>
-              <w:t>—</w:t>
-            </w:r>
-          </w:p>
-        </w:tc>
-        <w:tc>
-          <w:tcPr>
-            <w:tcW w:type="dxa" w:w="1020"/>
-            <w:vAlign w:val="center"/>
-            <w:shd w:val="clear" w:color="auto" w:fill="FEF9C3"/>
-          </w:tcPr>
-          <w:p>
-            <w:pPr>
-              <w:jc w:val="center"/>
-            </w:pPr>
-            <w:r>
-              <w:rPr>
-                <w:sz w:val="18"/>
-              </w:rPr>
-              <w:t>⚠️</w:t>
-            </w:r>
-          </w:p>
-        </w:tc>
-        <w:tc>
-          <w:tcPr>
-            <w:tcW w:type="dxa" w:w="2835"/>
-            <w:vAlign w:val="center"/>
-            <w:shd w:val="clear" w:color="auto" w:fill="F8FAFC"/>
-          </w:tcPr>
-          <w:p>
-            <w:pPr>
-              <w:jc w:val="left"/>
-            </w:pPr>
-            <w:r>
-              <w:rPr>
-                <w:sz w:val="18"/>
-              </w:rPr>
-              <w:t>Требует написания кастомных SQL-запросов в конструкторе</w:t>
-            </w:r>
-          </w:p>
-        </w:tc>
-      </w:tr>
-      <w:tr>
-        <w:tc>
-          <w:tcPr>
-            <w:tcW w:type="dxa" w:w="3402"/>
-            <w:vAlign w:val="center"/>
-            <w:shd w:val="clear" w:color="auto" w:fill="FFFFFF"/>
-          </w:tcPr>
-          <w:p>
-            <w:pPr>
-              <w:jc w:val="left"/>
-            </w:pPr>
-            <w:r>
-              <w:rPr>
-                <w:sz w:val="18"/>
-              </w:rPr>
-              <w:t>Формы ввода заявок/заказов</w:t>
-            </w:r>
-          </w:p>
-        </w:tc>
-        <w:tc>
-          <w:tcPr>
-            <w:tcW w:type="dxa" w:w="1247"/>
-            <w:vAlign w:val="center"/>
-            <w:shd w:val="clear" w:color="auto" w:fill="FFFFFF"/>
-          </w:tcPr>
-          <w:p>
-            <w:pPr>
-              <w:jc w:val="center"/>
-            </w:pPr>
-            <w:r>
-              <w:rPr>
-                <w:sz w:val="18"/>
-              </w:rPr>
-              <w:t>✅ (Pro)</w:t>
-            </w:r>
-          </w:p>
-        </w:tc>
-        <w:tc>
-          <w:tcPr>
-            <w:tcW w:type="dxa" w:w="1984"/>
-            <w:vAlign w:val="center"/>
-            <w:shd w:val="clear" w:color="auto" w:fill="FFFFFF"/>
-          </w:tcPr>
-          <w:p>
-            <w:pPr>
-              <w:jc w:val="left"/>
-            </w:pPr>
-            <w:r>
-              <w:rPr>
-                <w:sz w:val="18"/>
-              </w:rPr>
-              <w:t>—</w:t>
-            </w:r>
-          </w:p>
-        </w:tc>
-        <w:tc>
-          <w:tcPr>
-            <w:tcW w:type="dxa" w:w="1020"/>
-            <w:vAlign w:val="center"/>
-            <w:shd w:val="clear" w:color="auto" w:fill="FEF9C3"/>
-          </w:tcPr>
-          <w:p>
-            <w:pPr>
-              <w:jc w:val="center"/>
-            </w:pPr>
-            <w:r>
-              <w:rPr>
-                <w:sz w:val="18"/>
-              </w:rPr>
-              <w:t>⚠️</w:t>
-            </w:r>
-          </w:p>
-        </w:tc>
-        <w:tc>
-          <w:tcPr>
-            <w:tcW w:type="dxa" w:w="2835"/>
-            <w:vAlign w:val="center"/>
-            <w:shd w:val="clear" w:color="auto" w:fill="FFFFFF"/>
-          </w:tcPr>
-          <w:p>
-            <w:pPr>
-              <w:jc w:val="left"/>
-            </w:pPr>
-            <w:r>
-              <w:rPr>
-                <w:sz w:val="18"/>
-              </w:rPr>
-              <w:t>Возможно через модуль Форм (Pro) или кастомный виджет</w:t>
-            </w:r>
-          </w:p>
-        </w:tc>
-      </w:tr>
-      <w:tr>
-        <w:tc>
-          <w:tcPr>
-            <w:tcW w:type="dxa" w:w="3402"/>
-            <w:vAlign w:val="center"/>
-            <w:shd w:val="clear" w:color="auto" w:fill="F8FAFC"/>
-          </w:tcPr>
-          <w:p>
-            <w:pPr>
-              <w:jc w:val="left"/>
-            </w:pPr>
-            <w:r>
-              <w:rPr>
-                <w:sz w:val="18"/>
-              </w:rPr>
-              <w:t>BPM-процессы (согласование)</w:t>
-            </w:r>
-          </w:p>
-        </w:tc>
-        <w:tc>
-          <w:tcPr>
-            <w:tcW w:type="dxa" w:w="1247"/>
-            <w:vAlign w:val="center"/>
-            <w:shd w:val="clear" w:color="auto" w:fill="F8FAFC"/>
-          </w:tcPr>
-          <w:p>
-            <w:pPr>
-              <w:jc w:val="center"/>
-            </w:pPr>
-            <w:r>
-              <w:rPr>
-                <w:sz w:val="18"/>
-              </w:rPr>
-              <w:t>✅ (Pro)</w:t>
-            </w:r>
-          </w:p>
-        </w:tc>
-        <w:tc>
-          <w:tcPr>
-            <w:tcW w:type="dxa" w:w="1984"/>
-            <w:vAlign w:val="center"/>
-            <w:shd w:val="clear" w:color="auto" w:fill="F8FAFC"/>
-          </w:tcPr>
-          <w:p>
-            <w:pPr>
-              <w:jc w:val="left"/>
-            </w:pPr>
-            <w:r>
-              <w:rPr>
-                <w:sz w:val="18"/>
-              </w:rPr>
-              <w:t>—</w:t>
-            </w:r>
-          </w:p>
-        </w:tc>
-        <w:tc>
-          <w:tcPr>
-            <w:tcW w:type="dxa" w:w="1020"/>
-            <w:vAlign w:val="center"/>
-            <w:shd w:val="clear" w:color="auto" w:fill="FEF9C3"/>
-          </w:tcPr>
-          <w:p>
-            <w:pPr>
-              <w:jc w:val="center"/>
-            </w:pPr>
-            <w:r>
-              <w:rPr>
-                <w:sz w:val="18"/>
-              </w:rPr>
-              <w:t>⚠️</w:t>
-            </w:r>
-          </w:p>
-        </w:tc>
-        <w:tc>
-          <w:tcPr>
-            <w:tcW w:type="dxa" w:w="2835"/>
-            <w:vAlign w:val="center"/>
-            <w:shd w:val="clear" w:color="auto" w:fill="F8FAFC"/>
-          </w:tcPr>
-          <w:p>
-            <w:pPr>
-              <w:jc w:val="left"/>
-            </w:pPr>
-            <w:r>
-              <w:rPr>
-                <w:sz w:val="18"/>
-              </w:rPr>
-              <w:t>Требует Pro-лицензии, BPMN-моделирования</w:t>
-            </w:r>
-          </w:p>
-        </w:tc>
-      </w:tr>
-      <w:tr>
-        <w:tc>
-          <w:tcPr>
-            <w:tcW w:type="dxa" w:w="3402"/>
-            <w:vAlign w:val="center"/>
-            <w:shd w:val="clear" w:color="auto" w:fill="FFFFFF"/>
-          </w:tcPr>
-          <w:p>
-            <w:pPr>
-              <w:jc w:val="left"/>
-            </w:pPr>
-            <w:r>
-              <w:rPr>
-                <w:sz w:val="18"/>
-              </w:rPr>
-              <w:t>Портальные страницы (новости, FAQ)</w:t>
-            </w:r>
-          </w:p>
-        </w:tc>
-        <w:tc>
-          <w:tcPr>
-            <w:tcW w:type="dxa" w:w="1247"/>
-            <w:vAlign w:val="center"/>
-            <w:shd w:val="clear" w:color="auto" w:fill="FFFFFF"/>
-          </w:tcPr>
-          <w:p>
-            <w:pPr>
-              <w:jc w:val="center"/>
-            </w:pPr>
-            <w:r>
-              <w:rPr>
-                <w:sz w:val="18"/>
-              </w:rPr>
-              <w:t>✅</w:t>
-            </w:r>
-          </w:p>
-        </w:tc>
-        <w:tc>
-          <w:tcPr>
-            <w:tcW w:type="dxa" w:w="1984"/>
-            <w:vAlign w:val="center"/>
-            <w:shd w:val="clear" w:color="auto" w:fill="FFFFFF"/>
-          </w:tcPr>
-          <w:p>
-            <w:pPr>
-              <w:jc w:val="left"/>
-            </w:pPr>
-            <w:r>
-              <w:rPr>
-                <w:sz w:val="18"/>
-              </w:rPr>
-              <w:t>ElemText, ElemAccordion</w:t>
-            </w:r>
-          </w:p>
-        </w:tc>
-        <w:tc>
-          <w:tcPr>
-            <w:tcW w:type="dxa" w:w="1020"/>
-            <w:vAlign w:val="center"/>
-            <w:shd w:val="clear" w:color="auto" w:fill="DCFCE7"/>
-          </w:tcPr>
-          <w:p>
-            <w:pPr>
-              <w:jc w:val="center"/>
-            </w:pPr>
-            <w:r>
-              <w:rPr>
-                <w:sz w:val="18"/>
-              </w:rPr>
-              <w:t>✅</w:t>
-            </w:r>
-          </w:p>
-        </w:tc>
-        <w:tc>
-          <w:tcPr>
-            <w:tcW w:type="dxa" w:w="2835"/>
-            <w:vAlign w:val="center"/>
-            <w:shd w:val="clear" w:color="auto" w:fill="FFFFFF"/>
-          </w:tcPr>
-          <w:p>
-            <w:pPr>
-              <w:jc w:val="left"/>
-            </w:pPr>
-            <w:r>
-              <w:rPr>
-                <w:sz w:val="18"/>
-              </w:rPr>
-              <w:t>Контентные страницы без аналитики</w:t>
-            </w:r>
-          </w:p>
-        </w:tc>
-      </w:tr>
-      <w:tr>
-        <w:tc>
-          <w:tcPr>
-            <w:tcW w:type="dxa" w:w="3402"/>
-            <w:vAlign w:val="center"/>
-            <w:shd w:val="clear" w:color="auto" w:fill="F8FAFC"/>
-          </w:tcPr>
-          <w:p>
-            <w:pPr>
-              <w:jc w:val="left"/>
-            </w:pPr>
-            <w:r>
-              <w:rPr>
-                <w:sz w:val="18"/>
-              </w:rPr>
-              <w:t>Навигация между разделами</w:t>
-            </w:r>
-          </w:p>
-        </w:tc>
-        <w:tc>
-          <w:tcPr>
-            <w:tcW w:type="dxa" w:w="1247"/>
-            <w:vAlign w:val="center"/>
-            <w:shd w:val="clear" w:color="auto" w:fill="F8FAFC"/>
-          </w:tcPr>
-          <w:p>
-            <w:pPr>
-              <w:jc w:val="center"/>
-            </w:pPr>
-            <w:r>
-              <w:rPr>
-                <w:sz w:val="18"/>
-              </w:rPr>
-              <w:t>✅</w:t>
-            </w:r>
-          </w:p>
-        </w:tc>
-        <w:tc>
-          <w:tcPr>
-            <w:tcW w:type="dxa" w:w="1984"/>
-            <w:vAlign w:val="center"/>
-            <w:shd w:val="clear" w:color="auto" w:fill="F8FAFC"/>
-          </w:tcPr>
-          <w:p>
-            <w:pPr>
-              <w:jc w:val="left"/>
-            </w:pPr>
-            <w:r>
-              <w:rPr>
-                <w:sz w:val="18"/>
-              </w:rPr>
-              <w:t>ElemTabs, ElemRoutesNavigator</w:t>
-            </w:r>
-          </w:p>
-        </w:tc>
-        <w:tc>
-          <w:tcPr>
-            <w:tcW w:type="dxa" w:w="1020"/>
-            <w:vAlign w:val="center"/>
-            <w:shd w:val="clear" w:color="auto" w:fill="DCFCE7"/>
-          </w:tcPr>
-          <w:p>
-            <w:pPr>
-              <w:jc w:val="center"/>
-            </w:pPr>
-            <w:r>
-              <w:rPr>
-                <w:sz w:val="18"/>
-              </w:rPr>
-              <w:t>✅</w:t>
-            </w:r>
-          </w:p>
-        </w:tc>
-        <w:tc>
-          <w:tcPr>
-            <w:tcW w:type="dxa" w:w="2835"/>
-            <w:vAlign w:val="center"/>
-            <w:shd w:val="clear" w:color="auto" w:fill="F8FAFC"/>
-          </w:tcPr>
-          <w:p>
-            <w:pPr>
-              <w:jc w:val="left"/>
-            </w:pPr>
-            <w:r>
-              <w:rPr>
-                <w:sz w:val="18"/>
-              </w:rPr>
-              <w:t>Вкладки + программная навигация</w:t>
-            </w:r>
-          </w:p>
-        </w:tc>
-      </w:tr>
-      <w:tr>
-        <w:tc>
-          <w:tcPr>
-            <w:tcW w:type="dxa" w:w="3402"/>
-            <w:vAlign w:val="center"/>
-            <w:shd w:val="clear" w:color="auto" w:fill="FFFFFF"/>
-          </w:tcPr>
-          <w:p>
-            <w:pPr>
-              <w:jc w:val="left"/>
-            </w:pPr>
-            <w:r>
-              <w:rPr>
-                <w:sz w:val="18"/>
-              </w:rPr>
-              <w:t>Мобильный доступ</w:t>
-            </w:r>
-          </w:p>
-        </w:tc>
-        <w:tc>
-          <w:tcPr>
-            <w:tcW w:type="dxa" w:w="1247"/>
-            <w:vAlign w:val="center"/>
-            <w:shd w:val="clear" w:color="auto" w:fill="FFFFFF"/>
-          </w:tcPr>
-          <w:p>
-            <w:pPr>
-              <w:jc w:val="center"/>
-            </w:pPr>
-            <w:r>
-              <w:rPr>
-                <w:sz w:val="18"/>
-              </w:rPr>
-              <w:t>✅</w:t>
-            </w:r>
-          </w:p>
-        </w:tc>
-        <w:tc>
-          <w:tcPr>
-            <w:tcW w:type="dxa" w:w="1984"/>
-            <w:vAlign w:val="center"/>
-            <w:shd w:val="clear" w:color="auto" w:fill="FFFFFF"/>
-          </w:tcPr>
-          <w:p>
-            <w:pPr>
-              <w:jc w:val="left"/>
-            </w:pPr>
-            <w:r>
-              <w:rPr>
-                <w:sz w:val="18"/>
-              </w:rPr>
-              <w:t>—</w:t>
-            </w:r>
-          </w:p>
-        </w:tc>
-        <w:tc>
-          <w:tcPr>
-            <w:tcW w:type="dxa" w:w="1020"/>
-            <w:vAlign w:val="center"/>
-            <w:shd w:val="clear" w:color="auto" w:fill="DCFCE7"/>
-          </w:tcPr>
-          <w:p>
-            <w:pPr>
-              <w:jc w:val="center"/>
-            </w:pPr>
-            <w:r>
-              <w:rPr>
-                <w:sz w:val="18"/>
-              </w:rPr>
-              <w:t>✅</w:t>
-            </w:r>
-          </w:p>
-        </w:tc>
-        <w:tc>
-          <w:tcPr>
-            <w:tcW w:type="dxa" w:w="2835"/>
-            <w:vAlign w:val="center"/>
-            <w:shd w:val="clear" w:color="auto" w:fill="FFFFFF"/>
-          </w:tcPr>
-          <w:p>
-            <w:pPr>
-              <w:jc w:val="left"/>
-            </w:pPr>
-            <w:r>
-              <w:rPr>
-                <w:sz w:val="18"/>
-              </w:rPr>
-              <w:t>Адаптивный дизайн из коробки</w:t>
-            </w:r>
-          </w:p>
-        </w:tc>
-      </w:tr>
-      <w:tr>
-        <w:tc>
-          <w:tcPr>
-            <w:tcW w:type="dxa" w:w="3402"/>
-            <w:vAlign w:val="center"/>
-            <w:shd w:val="clear" w:color="auto" w:fill="F8FAFC"/>
-          </w:tcPr>
-          <w:p>
-            <w:pPr>
-              <w:jc w:val="left"/>
-            </w:pPr>
-            <w:r>
-              <w:rPr>
-                <w:sz w:val="18"/>
-              </w:rPr>
-              <w:t>Встраивание в ФГИС У (iframe)</w:t>
-            </w:r>
-          </w:p>
-        </w:tc>
-        <w:tc>
-          <w:tcPr>
-            <w:tcW w:type="dxa" w:w="1247"/>
-            <w:vAlign w:val="center"/>
-            <w:shd w:val="clear" w:color="auto" w:fill="F8FAFC"/>
-          </w:tcPr>
-          <w:p>
-            <w:pPr>
-              <w:jc w:val="center"/>
-            </w:pPr>
-            <w:r>
-              <w:rPr>
-                <w:sz w:val="18"/>
-              </w:rPr>
-              <w:t>✅</w:t>
-            </w:r>
-          </w:p>
-        </w:tc>
-        <w:tc>
-          <w:tcPr>
-            <w:tcW w:type="dxa" w:w="1984"/>
-            <w:vAlign w:val="center"/>
-            <w:shd w:val="clear" w:color="auto" w:fill="F8FAFC"/>
-          </w:tcPr>
-          <w:p>
-            <w:pPr>
-              <w:jc w:val="left"/>
-            </w:pPr>
-            <w:r>
-              <w:rPr>
-                <w:sz w:val="18"/>
-              </w:rPr>
-              <w:t>—</w:t>
-            </w:r>
-          </w:p>
-        </w:tc>
-        <w:tc>
-          <w:tcPr>
-            <w:tcW w:type="dxa" w:w="1020"/>
-            <w:vAlign w:val="center"/>
-            <w:shd w:val="clear" w:color="auto" w:fill="DCFCE7"/>
-          </w:tcPr>
-          <w:p>
-            <w:pPr>
-              <w:jc w:val="center"/>
-            </w:pPr>
-            <w:r>
-              <w:rPr>
-                <w:sz w:val="18"/>
-              </w:rPr>
-              <w:t>✅</w:t>
-            </w:r>
-          </w:p>
-        </w:tc>
-        <w:tc>
-          <w:tcPr>
-            <w:tcW w:type="dxa" w:w="2835"/>
-            <w:vAlign w:val="center"/>
-            <w:shd w:val="clear" w:color="auto" w:fill="F8FAFC"/>
-          </w:tcPr>
-          <w:p>
-            <w:pPr>
-              <w:jc w:val="left"/>
-            </w:pPr>
-            <w:r>
-              <w:rPr>
-                <w:sz w:val="18"/>
-              </w:rPr>
-              <w:t>Микроприложения / iframe-публикация</w:t>
-            </w:r>
-          </w:p>
-        </w:tc>
-      </w:tr>
-      <w:tr>
-        <w:tc>
-          <w:tcPr>
-            <w:tcW w:type="dxa" w:w="3402"/>
-            <w:vAlign w:val="center"/>
-            <w:shd w:val="clear" w:color="auto" w:fill="FFFFFF"/>
-          </w:tcPr>
-          <w:p>
-            <w:pPr>
-              <w:jc w:val="left"/>
-            </w:pPr>
-            <w:r>
-              <w:rPr>
-                <w:sz w:val="18"/>
-              </w:rPr>
-              <w:t>ML-прогнозирование ресурсов</w:t>
-            </w:r>
-          </w:p>
-        </w:tc>
-        <w:tc>
-          <w:tcPr>
-            <w:tcW w:type="dxa" w:w="1247"/>
-            <w:vAlign w:val="center"/>
-            <w:shd w:val="clear" w:color="auto" w:fill="FFFFFF"/>
-          </w:tcPr>
-          <w:p>
-            <w:pPr>
-              <w:jc w:val="center"/>
-            </w:pPr>
-            <w:r>
-              <w:rPr>
-                <w:sz w:val="18"/>
-              </w:rPr>
-              <w:t>❌</w:t>
-            </w:r>
-          </w:p>
-        </w:tc>
-        <w:tc>
-          <w:tcPr>
-            <w:tcW w:type="dxa" w:w="1984"/>
-            <w:vAlign w:val="center"/>
-            <w:shd w:val="clear" w:color="auto" w:fill="FFFFFF"/>
-          </w:tcPr>
-          <w:p>
-            <w:pPr>
-              <w:jc w:val="left"/>
-            </w:pPr>
-            <w:r>
-              <w:rPr>
-                <w:sz w:val="18"/>
-              </w:rPr>
-              <w:t>—</w:t>
-            </w:r>
-          </w:p>
-        </w:tc>
-        <w:tc>
-          <w:tcPr>
-            <w:tcW w:type="dxa" w:w="1020"/>
-            <w:vAlign w:val="center"/>
-            <w:shd w:val="clear" w:color="auto" w:fill="FEE2E2"/>
-          </w:tcPr>
-          <w:p>
-            <w:pPr>
-              <w:jc w:val="center"/>
-            </w:pPr>
-            <w:r>
-              <w:rPr>
-                <w:sz w:val="18"/>
-              </w:rPr>
-              <w:t>❌</w:t>
-            </w:r>
-          </w:p>
-        </w:tc>
-        <w:tc>
-          <w:tcPr>
-            <w:tcW w:type="dxa" w:w="2835"/>
-            <w:vAlign w:val="center"/>
-            <w:shd w:val="clear" w:color="auto" w:fill="FFFFFF"/>
-          </w:tcPr>
-          <w:p>
-            <w:pPr>
-              <w:jc w:val="left"/>
-            </w:pPr>
-            <w:r>
-              <w:rPr>
-                <w:sz w:val="18"/>
-              </w:rPr>
-              <w:t>Отсутствует; требует интеграции внешнего ML-сервиса</w:t>
-            </w:r>
-          </w:p>
-        </w:tc>
-      </w:tr>
-      <w:tr>
-        <w:tc>
-          <w:tcPr>
-            <w:tcW w:type="dxa" w:w="3402"/>
-            <w:vAlign w:val="center"/>
-            <w:shd w:val="clear" w:color="auto" w:fill="F8FAFC"/>
-          </w:tcPr>
-          <w:p>
-            <w:pPr>
-              <w:jc w:val="left"/>
-            </w:pPr>
-            <w:r>
-              <w:rPr>
-                <w:sz w:val="18"/>
-              </w:rPr>
-              <w:t>Иерархия КЭ (дерево структуры)</w:t>
-            </w:r>
-          </w:p>
-        </w:tc>
-        <w:tc>
-          <w:tcPr>
-            <w:tcW w:type="dxa" w:w="1247"/>
-            <w:vAlign w:val="center"/>
-            <w:shd w:val="clear" w:color="auto" w:fill="F8FAFC"/>
-          </w:tcPr>
-          <w:p>
-            <w:pPr>
-              <w:jc w:val="center"/>
-            </w:pPr>
-            <w:r>
-              <w:rPr>
-                <w:sz w:val="18"/>
-              </w:rPr>
-              <w:t>⚠️</w:t>
-            </w:r>
-          </w:p>
-        </w:tc>
-        <w:tc>
-          <w:tcPr>
-            <w:tcW w:type="dxa" w:w="1984"/>
-            <w:vAlign w:val="center"/>
-            <w:shd w:val="clear" w:color="auto" w:fill="F8FAFC"/>
-          </w:tcPr>
-          <w:p>
-            <w:pPr>
-              <w:jc w:val="left"/>
-            </w:pPr>
-            <w:r>
-              <w:rPr>
-                <w:sz w:val="18"/>
-              </w:rPr>
-              <w:t>ElemCompositionTree</w:t>
-            </w:r>
-          </w:p>
-        </w:tc>
-        <w:tc>
-          <w:tcPr>
-            <w:tcW w:type="dxa" w:w="1020"/>
-            <w:vAlign w:val="center"/>
-            <w:shd w:val="clear" w:color="auto" w:fill="FEF9C3"/>
-          </w:tcPr>
-          <w:p>
-            <w:pPr>
-              <w:jc w:val="center"/>
-            </w:pPr>
-            <w:r>
-              <w:rPr>
-                <w:sz w:val="18"/>
-              </w:rPr>
-              <w:t>⚠️</w:t>
-            </w:r>
-          </w:p>
-        </w:tc>
-        <w:tc>
-          <w:tcPr>
-            <w:tcW w:type="dxa" w:w="2835"/>
-            <w:vAlign w:val="center"/>
-            <w:shd w:val="clear" w:color="auto" w:fill="F8FAFC"/>
-          </w:tcPr>
-          <w:p>
-            <w:pPr>
-              <w:jc w:val="left"/>
-            </w:pPr>
-            <w:r>
-              <w:rPr>
-                <w:sz w:val="18"/>
-              </w:rPr>
-              <w:t>CompositionTree — для дерева виджетов; нужна адаптация</w:t>
-            </w:r>
-          </w:p>
-        </w:tc>
-      </w:tr>
-    </w:tbl>
-    <w:p/>
-    <w:p>
-      <w:pPr>
-        <w:pStyle w:val="Heading1"/>
-        <w:spacing w:before="280" w:after="80"/>
-      </w:pPr>
-      <w:r>
-        <w:rPr>
-          <w:color w:val="1E293B"/>
-        </w:rPr>
-        <w:t>7. GAP-анализ</w:t>
-      </w:r>
-    </w:p>
-    <w:p>
-      <w:pPr>
-        <w:pStyle w:val="Heading2"/>
-        <w:spacing w:before="160" w:after="80"/>
-      </w:pPr>
-      <w:r>
-        <w:rPr>
-          <w:color w:val="1E293B"/>
-        </w:rPr>
-        <w:t>7.1 Полностью покрытые требования</w:t>
-      </w:r>
-    </w:p>
-    <w:p>
-      <w:pPr>
-        <w:spacing w:after="80"/>
-      </w:pPr>
-      <w:r>
-        <w:rPr>
-          <w:b w:val="0"/>
-          <w:color w:val="16A34A"/>
-          <w:sz w:val="21"/>
-        </w:rPr>
-        <w:t>Следующие требования ФГИС У закрываются штатными возможностями Insight + нашими кастомными виджетами без дополнительных разработок:</w:t>
-      </w:r>
-    </w:p>
-    <w:p>
-      <w:pPr>
-        <w:pStyle w:val="ListBullet"/>
-        <w:spacing w:after="40"/>
-      </w:pPr>
-      <w:r>
-        <w:rPr>
-          <w:sz w:val="21"/>
-        </w:rPr>
-        <w:t>Ролезависимые дашборды с автообновлением</w:t>
-      </w:r>
-    </w:p>
-    <w:p>
-      <w:pPr>
-        <w:pStyle w:val="ListBullet"/>
-        <w:spacing w:after="40"/>
-      </w:pPr>
-      <w:r>
-        <w:rPr>
-          <w:sz w:val="21"/>
-        </w:rPr>
-        <w:t>KPI-метрики, графики временных рядов, таблицы, воронки</w:t>
-      </w:r>
-    </w:p>
-    <w:p>
-      <w:pPr>
-        <w:pStyle w:val="ListBullet"/>
-        <w:spacing w:after="40"/>
-      </w:pPr>
-      <w:r>
-        <w:rPr>
-          <w:sz w:val="21"/>
-        </w:rPr>
-        <w:t>Тепловая карта потребления (ElemCalendar heatmap mode)</w:t>
-      </w:r>
-    </w:p>
-    <w:p>
-      <w:pPr>
-        <w:pStyle w:val="ListBullet"/>
-        <w:spacing w:after="40"/>
-      </w:pPr>
-      <w:r>
-        <w:rPr>
-          <w:sz w:val="21"/>
-        </w:rPr>
-        <w:t>Граф-визуализация (ElemGraphMap) для топологии КЭ</w:t>
-      </w:r>
-    </w:p>
-    <w:p>
-      <w:pPr>
-        <w:pStyle w:val="ListBullet"/>
-        <w:spacing w:after="40"/>
-      </w:pPr>
-      <w:r>
-        <w:rPr>
-          <w:sz w:val="21"/>
-        </w:rPr>
-        <w:t>Фильтрация по периоду (ElemCalendar с компактным режимом С/По)</w:t>
-      </w:r>
-    </w:p>
-    <w:p>
-      <w:pPr>
-        <w:pStyle w:val="ListBullet"/>
-        <w:spacing w:after="40"/>
-      </w:pPr>
-      <w:r>
-        <w:rPr>
-          <w:sz w:val="21"/>
-        </w:rPr>
-        <w:t>Кросс-виджетная фильтрация через переменные платформы</w:t>
-      </w:r>
-    </w:p>
-    <w:p>
-      <w:pPr>
-        <w:pStyle w:val="ListBullet"/>
-        <w:spacing w:after="40"/>
-      </w:pPr>
-      <w:r>
-        <w:rPr>
-          <w:sz w:val="21"/>
-        </w:rPr>
-        <w:t>Self-service конструктор отчётов с ролевым доступом</w:t>
-      </w:r>
-    </w:p>
-    <w:p>
-      <w:pPr>
-        <w:pStyle w:val="ListBullet"/>
-        <w:spacing w:after="40"/>
-      </w:pPr>
-      <w:r>
-        <w:rPr>
-          <w:sz w:val="21"/>
-        </w:rPr>
-        <w:t>Экспорт отчётов в Excel/PDF</w:t>
-      </w:r>
-    </w:p>
-    <w:p>
-      <w:pPr>
-        <w:pStyle w:val="ListBullet"/>
-        <w:spacing w:after="40"/>
-      </w:pPr>
-      <w:r>
-        <w:rPr>
-          <w:sz w:val="21"/>
-        </w:rPr>
-        <w:t>SSO/Keycloak, авторизация, автовыход по бездействию</w:t>
-      </w:r>
-    </w:p>
-    <w:p>
-      <w:pPr>
-        <w:pStyle w:val="ListBullet"/>
-        <w:spacing w:after="40"/>
-      </w:pPr>
-      <w:r>
-        <w:rPr>
-          <w:sz w:val="21"/>
-        </w:rPr>
-        <w:t>Навигация, вкладки, аккордеон, контентные страницы</w:t>
-      </w:r>
-    </w:p>
-    <w:p>
-      <w:pPr>
-        <w:pStyle w:val="ListBullet"/>
-        <w:spacing w:after="40"/>
-      </w:pPr>
-      <w:r>
-        <w:rPr>
-          <w:sz w:val="21"/>
-        </w:rPr>
-        <w:t>Встраивание в портал ФГИС У через iframe/микроприложения</w:t>
-      </w:r>
-    </w:p>
-    <w:p>
-      <w:pPr>
-        <w:pStyle w:val="Heading2"/>
-        <w:spacing w:before="160" w:after="80"/>
-      </w:pPr>
-      <w:r>
-        <w:rPr>
-          <w:color w:val="1E293B"/>
-        </w:rPr>
-        <w:t>7.2 Частично покрытые — требуют настройки или Pro-лицензии</w:t>
-      </w:r>
-    </w:p>
-    <w:p>
-      <w:pPr>
-        <w:spacing w:after="80"/>
-      </w:pPr>
-      <w:r>
-        <w:rPr>
-          <w:b w:val="0"/>
-          <w:color w:val="D97706"/>
-          <w:sz w:val="21"/>
-        </w:rPr>
-        <w:t>Следующие требования реализуемы, но требуют дополнительных действий:</w:t>
-      </w:r>
-    </w:p>
-    <w:p>
-      <w:pPr>
-        <w:spacing w:after="40"/>
-      </w:pPr>
-      <w:r>
-        <w:rPr>
-          <w:b/>
-          <w:color w:val="D97706"/>
-          <w:sz w:val="21"/>
-        </w:rPr>
-        <w:t xml:space="preserve">▸ Прогноз потребления (тренды): </w:t>
-      </w:r>
-      <w:r>
-        <w:rPr>
-          <w:sz w:val="21"/>
-        </w:rPr>
-        <w:t>ElemMultiSpline поддерживает отображение трендовых линий на основе готовых данных. Если требуется ML-прогноз (авторегрессия, Prophet и т.д.) — необходим внешний сервис расчёта прогноза с передачей результата в Insight через датасет.</w:t>
-      </w:r>
-    </w:p>
-    <w:p>
-      <w:pPr>
-        <w:spacing w:after="40"/>
-      </w:pPr>
-      <w:r>
-        <w:rPr>
-          <w:b/>
-          <w:color w:val="D97706"/>
-          <w:sz w:val="21"/>
-        </w:rPr>
-        <w:t xml:space="preserve">▸ Контроль переподписки: </w:t>
-      </w:r>
-      <w:r>
-        <w:rPr>
-          <w:sz w:val="21"/>
-        </w:rPr>
-        <w:t>Специфичная бизнес-логика (расчёт коэффициента переподписки по ВМ) реализуется через кастомные SQL-запросы в конструкторе отчётов или метрики семантического слоя. Нет необходимости в кастомном виджете.</w:t>
-      </w:r>
-    </w:p>
-    <w:p>
-      <w:pPr>
-        <w:spacing w:after="40"/>
-      </w:pPr>
-      <w:r>
-        <w:rPr>
-          <w:b/>
-          <w:color w:val="D97706"/>
-          <w:sz w:val="21"/>
-        </w:rPr>
-        <w:t xml:space="preserve">▸ Формы ввода заявок / заказов: </w:t>
-      </w:r>
-      <w:r>
-        <w:rPr>
-          <w:sz w:val="21"/>
-        </w:rPr>
-        <w:t>Доступны в Insight Pro. Если Pro-лицензия есть — реализуется без разработки. Без Pro — потребуется кастомный ElemFormControl или интеграция с внешней системой.</w:t>
-      </w:r>
-    </w:p>
-    <w:p>
-      <w:pPr>
-        <w:spacing w:after="40"/>
-      </w:pPr>
-      <w:r>
-        <w:rPr>
-          <w:b/>
-          <w:color w:val="D97706"/>
-          <w:sz w:val="21"/>
-        </w:rPr>
-        <w:t xml:space="preserve">▸ BPM-процессы (согласование заявок, инцидентов): </w:t>
-      </w:r>
-      <w:r>
-        <w:rPr>
-          <w:sz w:val="21"/>
-        </w:rPr>
-        <w:t>Доступно в Insight Pro (BPMN-модуль). Согласование инцидентов и заявок в ФГИС У скорее всего уже реализовано в back-end системы; Insight отображает статус процесса.</w:t>
-      </w:r>
-    </w:p>
-    <w:p>
-      <w:pPr>
-        <w:spacing w:after="40"/>
-      </w:pPr>
-      <w:r>
-        <w:rPr>
-          <w:b/>
-          <w:color w:val="D97706"/>
-          <w:sz w:val="21"/>
-        </w:rPr>
-        <w:t xml:space="preserve">▸ Уведомления: </w:t>
-      </w:r>
-      <w:r>
-        <w:rPr>
-          <w:sz w:val="21"/>
-        </w:rPr>
-        <w:t>Модуль уведомлений доступен в Pro. Без него — уведомления через кастомный виджет (email/push через внешний API).</w:t>
-      </w:r>
-    </w:p>
-    <w:p>
-      <w:pPr>
-        <w:spacing w:after="40"/>
-      </w:pPr>
-      <w:r>
-        <w:rPr>
-          <w:b/>
-          <w:color w:val="D97706"/>
-          <w:sz w:val="21"/>
-        </w:rPr>
-        <w:t xml:space="preserve">▸ Дерево иерархии КЭ: </w:t>
-      </w:r>
-      <w:r>
-        <w:rPr>
-          <w:sz w:val="21"/>
-        </w:rPr>
-        <w:t>ElemCompositionTree визуализирует дерево виджетов Insight. Для дерева структуры КЭ нужна адаптация под внешние данные или новый виджет ~2 дня.</w:t>
-      </w:r>
-    </w:p>
-    <w:p>
-      <w:pPr>
-        <w:pStyle w:val="Heading2"/>
-        <w:spacing w:before="160" w:after="80"/>
-      </w:pPr>
-      <w:r>
-        <w:rPr>
-          <w:color w:val="1E293B"/>
-        </w:rPr>
-        <w:t>7.3 Пробелы — требуют разработки</w:t>
-      </w:r>
-    </w:p>
-    <w:p>
-      <w:pPr>
-        <w:spacing w:after="80"/>
-      </w:pPr>
-      <w:r>
-        <w:rPr>
-          <w:b w:val="0"/>
-          <w:color w:val="DC2626"/>
-          <w:sz w:val="21"/>
-        </w:rPr>
-        <w:t>Следующие требования не покрываются текущими средствами:</w:t>
-      </w:r>
-    </w:p>
-    <w:p>
-      <w:pPr>
-        <w:spacing w:after="40"/>
-      </w:pPr>
-      <w:r>
-        <w:rPr>
-          <w:b/>
-          <w:color w:val="DC2626"/>
-          <w:sz w:val="21"/>
-        </w:rPr>
-        <w:t xml:space="preserve">▸ ML-прогнозирование ресурсов: </w:t>
-      </w:r>
-      <w:r>
-        <w:rPr>
-          <w:sz w:val="21"/>
-        </w:rPr>
-        <w:t>Insight не содержит встроенных алгоритмов машинного обучения для прогнозирования. Решение: развернуть сервис прогнозирования (Python/Prophet/scikit-learn), рассчитывать прогноз в ETL-пайплайне, хранить результат в БД — Insight читает готовые значения через датасет. Трудозатраты: ~3–5 дней (ML-разработчик).</w:t>
-      </w:r>
-    </w:p>
-    <w:p/>
-    <w:p>
-      <w:pPr>
-        <w:pStyle w:val="Heading1"/>
-        <w:spacing w:before="280" w:after="80"/>
-      </w:pPr>
-      <w:r>
-        <w:rPr>
-          <w:color w:val="1E293B"/>
-        </w:rPr>
-        <w:t>8. Рекомендации</w:t>
-      </w:r>
-    </w:p>
-    <w:p>
-      <w:pPr>
-        <w:pStyle w:val="Heading2"/>
-        <w:spacing w:before="160" w:after="80"/>
-      </w:pPr>
-      <w:r>
-        <w:rPr>
-          <w:color w:val="1E293B"/>
-        </w:rPr>
-        <w:t>8.1 Быстрый старт — что можно сделать сразу</w:t>
-      </w:r>
-    </w:p>
-    <w:p>
-      <w:pPr>
-        <w:spacing w:after="80"/>
-      </w:pPr>
-      <w:r>
-        <w:rPr>
-          <w:b w:val="0"/>
-          <w:sz w:val="21"/>
-        </w:rPr>
-        <w:t>Без дополнительной разработки, только конфигурацией Insight:</w:t>
-      </w:r>
-    </w:p>
-    <w:p>
-      <w:pPr>
-        <w:pStyle w:val="ListBullet"/>
-        <w:spacing w:after="40"/>
-      </w:pPr>
-      <w:r>
-        <w:rPr>
-          <w:sz w:val="21"/>
-        </w:rPr>
-        <w:t>Подключить БД ФГИС У как датасет в Insight (JDBC/PostgreSQL)</w:t>
-      </w:r>
-    </w:p>
-    <w:p>
-      <w:pPr>
-        <w:pStyle w:val="ListBullet"/>
-        <w:spacing w:after="40"/>
-      </w:pPr>
-      <w:r>
-        <w:rPr>
-          <w:sz w:val="21"/>
-        </w:rPr>
-        <w:t>Настроить ролезависимые дашборды для каждой роли ФГИС У (Регулятор, Поставщик, Потребитель)</w:t>
-      </w:r>
-    </w:p>
-    <w:p>
-      <w:pPr>
-        <w:pStyle w:val="ListBullet"/>
-        <w:spacing w:after="40"/>
-      </w:pPr>
-      <w:r>
-        <w:rPr>
-          <w:sz w:val="21"/>
-        </w:rPr>
-        <w:t>Собрать 11 преднастроенных отчётов через конструктор с использованием ElemMultiSpline, ElemMultiKpi, ElemDremioTable</w:t>
-      </w:r>
-    </w:p>
-    <w:p>
-      <w:pPr>
-        <w:pStyle w:val="ListBullet"/>
-        <w:spacing w:after="40"/>
-      </w:pPr>
-      <w:r>
-        <w:rPr>
-          <w:sz w:val="21"/>
-        </w:rPr>
-        <w:t>Добавить фильтры периода через ElemCalendar (режим «С/По», компактный вид)</w:t>
-      </w:r>
-    </w:p>
-    <w:p>
-      <w:pPr>
-        <w:pStyle w:val="ListBullet"/>
-        <w:spacing w:after="40"/>
-      </w:pPr>
-      <w:r>
-        <w:rPr>
-          <w:sz w:val="21"/>
-        </w:rPr>
-        <w:t>Подключить SSO через Keycloak (уже реализован ElemAuthContainer + ElemAutoLogout)</w:t>
-      </w:r>
-    </w:p>
-    <w:p>
-      <w:pPr>
-        <w:pStyle w:val="ListBullet"/>
-        <w:spacing w:after="40"/>
-      </w:pPr>
-      <w:r>
-        <w:rPr>
-          <w:sz w:val="21"/>
-        </w:rPr>
-        <w:t>Встроить дашборды в портал ФГИС У через микроприложения Insight</w:t>
-      </w:r>
-    </w:p>
-    <w:p>
-      <w:pPr>
-        <w:pStyle w:val="Heading2"/>
-        <w:spacing w:before="160" w:after="80"/>
-      </w:pPr>
-      <w:r>
-        <w:rPr>
-          <w:color w:val="1E293B"/>
-        </w:rPr>
-        <w:t>8.2 Средний приоритет — конфигурация + настройка</w:t>
-      </w:r>
-    </w:p>
-    <w:p>
-      <w:pPr>
-        <w:pStyle w:val="ListBullet"/>
-        <w:spacing w:after="40"/>
-      </w:pPr>
-      <w:r>
-        <w:rPr>
-          <w:sz w:val="21"/>
-        </w:rPr>
-        <w:t>Реализовать тепловую карту потребления через ElemCalendar (режим heatmap)</w:t>
-      </w:r>
-    </w:p>
-    <w:p>
-      <w:pPr>
-        <w:pStyle w:val="ListBullet"/>
-        <w:spacing w:after="40"/>
-      </w:pPr>
-      <w:r>
-        <w:rPr>
-          <w:sz w:val="21"/>
-        </w:rPr>
-        <w:t>Настроить граф-топологию КЭ через ElemGraphMap с данными из ФГИС У</w:t>
-      </w:r>
-    </w:p>
-    <w:p>
-      <w:pPr>
-        <w:pStyle w:val="ListBullet"/>
-        <w:spacing w:after="40"/>
-      </w:pPr>
-      <w:r>
-        <w:rPr>
-          <w:sz w:val="21"/>
-        </w:rPr>
-        <w:t>Написать SQL-запросы для расчёта переподписки в конструкторе отчётов</w:t>
-      </w:r>
-    </w:p>
-    <w:p>
-      <w:pPr>
-        <w:pStyle w:val="ListBullet"/>
-        <w:spacing w:after="40"/>
-      </w:pPr>
-      <w:r>
-        <w:rPr>
-          <w:sz w:val="21"/>
-        </w:rPr>
-        <w:t>Настроить уведомления по превышению порогов (Pro) или через внешний сервис</w:t>
-      </w:r>
-    </w:p>
-    <w:p>
-      <w:pPr>
-        <w:pStyle w:val="Heading2"/>
-        <w:spacing w:before="160" w:after="80"/>
-      </w:pPr>
-      <w:r>
-        <w:rPr>
-          <w:color w:val="1E293B"/>
-        </w:rPr>
-        <w:t>8.3 Разработка — нестандартные требования</w:t>
-      </w:r>
-    </w:p>
-    <w:p>
-      <w:pPr>
-        <w:pStyle w:val="ListBullet"/>
-        <w:spacing w:after="40"/>
-      </w:pPr>
-      <w:r>
-        <w:rPr>
-          <w:sz w:val="21"/>
-        </w:rPr>
-        <w:t>ML-прогнозирование: разработать ETL-пайплайн с моделью прогноза (~3–5 дней ML + 1 день интеграция)</w:t>
-      </w:r>
-    </w:p>
-    <w:p>
-      <w:pPr>
-        <w:pStyle w:val="ListBullet"/>
-        <w:spacing w:after="40"/>
-      </w:pPr>
-      <w:r>
-        <w:rPr>
-          <w:sz w:val="21"/>
-        </w:rPr>
-        <w:t>Кастомный виджет дерева КЭ если ElemGraphMap не покрывает (оценка: ~3–4 дня)</w:t>
-      </w:r>
-    </w:p>
-    <w:p>
-      <w:pPr>
-        <w:pStyle w:val="ListBullet"/>
-        <w:spacing w:after="40"/>
-      </w:pPr>
-      <w:r>
-        <w:rPr>
-          <w:sz w:val="21"/>
-        </w:rPr>
-        <w:t>ElemSecondFactorContainer для защиты чувствительных данных расчётного листка через Keycloak 2FA (~4–5 дней)</w:t>
-      </w:r>
-    </w:p>
-    <w:p>
-      <w:pPr>
-        <w:pStyle w:val="Heading2"/>
-        <w:spacing w:before="160" w:after="80"/>
-      </w:pPr>
-      <w:r>
-        <w:rPr>
-          <w:color w:val="1E293B"/>
-        </w:rPr>
-        <w:t>8.4 Лицензионный вопрос</w:t>
-      </w:r>
-    </w:p>
-    <w:p>
-      <w:pPr>
-        <w:spacing w:after="80"/>
-      </w:pPr>
-      <w:r>
-        <w:rPr>
-          <w:b w:val="0"/>
-          <w:sz w:val="21"/>
-        </w:rPr>
-        <w:t>Ряд требований (формы ввода, BPM, уведомления) требует Insight Pro. Рекомендуется уточнить наличие Pro-лицензии в проекте — это закроет существенную часть «частично покрытых» пунктов без дополнительной разработки.</w:t>
-      </w:r>
-    </w:p>
-    <w:p/>
-    <w:p>
-      <w:pPr>
-        <w:pStyle w:val="Heading1"/>
-        <w:spacing w:before="280" w:after="80"/>
-      </w:pPr>
-      <w:r>
-        <w:rPr>
-          <w:color w:val="1E293B"/>
-        </w:rPr>
-        <w:t>9. Сводная оценка покрытия</w:t>
-      </w:r>
-    </w:p>
-    <w:tbl>
-      <w:tblPr>
-        <w:tblStyle w:val="TableGrid"/>
-        <w:tblW w:type="auto" w:w="0"/>
-        <w:jc w:val="left"/>
-        <w:tblLook w:firstColumn="1" w:firstRow="1" w:lastColumn="0" w:lastRow="0" w:noHBand="0" w:noVBand="1" w:val="04A0"/>
-      </w:tblPr>
-      <w:tblGrid>
-        <w:gridCol w:w="3230"/>
-        <w:gridCol w:w="3230"/>
-        <w:gridCol w:w="3230"/>
-      </w:tblGrid>
-      <w:tr>
-        <w:trPr>
-          <w:trHeight w:val="510"/>
-        </w:trPr>
-        <w:tc>
-          <w:tcPr>
-            <w:tcW w:type="dxa" w:w="4535"/>
-            <w:shd w:val="clear" w:color="auto" w:fill="1E293B"/>
-            <w:vAlign w:val="center"/>
-          </w:tcPr>
-          <w:p>
-            <w:pPr>
-              <w:jc w:val="center"/>
-            </w:pPr>
-            <w:r>
-              <w:rPr>
-                <w:b/>
-                <w:color w:val="FFFFFF"/>
-                <w:sz w:val="19"/>
-              </w:rPr>
-              <w:t>Статус</w:t>
-            </w:r>
-          </w:p>
-        </w:tc>
-        <w:tc>
-          <w:tcPr>
-            <w:tcW w:type="dxa" w:w="2835"/>
-            <w:shd w:val="clear" w:color="auto" w:fill="1E293B"/>
-            <w:vAlign w:val="center"/>
-          </w:tcPr>
-          <w:p>
-            <w:pPr>
-              <w:jc w:val="center"/>
-            </w:pPr>
-            <w:r>
-              <w:rPr>
-                <w:b/>
-                <w:color w:val="FFFFFF"/>
-                <w:sz w:val="19"/>
-              </w:rPr>
-              <w:t>Количество требований</w:t>
-            </w:r>
-          </w:p>
-        </w:tc>
-        <w:tc>
-          <w:tcPr>
-            <w:tcW w:type="dxa" w:w="2268"/>
-            <w:shd w:val="clear" w:color="auto" w:fill="1E293B"/>
-            <w:vAlign w:val="center"/>
-          </w:tcPr>
-          <w:p>
-            <w:pPr>
-              <w:jc w:val="center"/>
-            </w:pPr>
-            <w:r>
-              <w:rPr>
-                <w:b/>
-                <w:color w:val="FFFFFF"/>
-                <w:sz w:val="19"/>
-              </w:rPr>
-              <w:t>Доля</w:t>
-            </w:r>
-          </w:p>
-        </w:tc>
-      </w:tr>
-      <w:tr>
-        <w:tc>
-          <w:tcPr>
-            <w:tcW w:type="dxa" w:w="4535"/>
-            <w:vAlign w:val="center"/>
-            <w:shd w:val="clear" w:color="auto" w:fill="DCFCE7"/>
-          </w:tcPr>
-          <w:p>
-            <w:pPr>
-              <w:jc w:val="left"/>
-            </w:pPr>
-            <w:r>
-              <w:rPr>
-                <w:b w:val="0"/>
-                <w:sz w:val="19"/>
-              </w:rPr>
-              <w:t>✅ Полностью покрыто</w:t>
-            </w:r>
-          </w:p>
-        </w:tc>
-        <w:tc>
-          <w:tcPr>
-            <w:tcW w:type="dxa" w:w="2835"/>
-            <w:vAlign w:val="center"/>
-            <w:shd w:val="clear" w:color="auto" w:fill="DCFCE7"/>
-          </w:tcPr>
-          <w:p>
-            <w:pPr>
-              <w:jc w:val="left"/>
-            </w:pPr>
-            <w:r>
-              <w:rPr>
-                <w:b w:val="0"/>
-                <w:sz w:val="19"/>
-              </w:rPr>
-              <w:t>21</w:t>
-            </w:r>
-          </w:p>
-        </w:tc>
-        <w:tc>
-          <w:tcPr>
-            <w:tcW w:type="dxa" w:w="2268"/>
-            <w:vAlign w:val="center"/>
-            <w:shd w:val="clear" w:color="auto" w:fill="DCFCE7"/>
-          </w:tcPr>
-          <w:p>
-            <w:pPr>
-              <w:jc w:val="left"/>
-            </w:pPr>
-            <w:r>
-              <w:rPr>
-                <w:b w:val="0"/>
-                <w:sz w:val="19"/>
-              </w:rPr>
-              <w:t>75%</w:t>
-            </w:r>
-          </w:p>
-        </w:tc>
-      </w:tr>
-      <w:tr>
-        <w:tc>
-          <w:tcPr>
-            <w:tcW w:type="dxa" w:w="4535"/>
-            <w:vAlign w:val="center"/>
-            <w:shd w:val="clear" w:color="auto" w:fill="FEF9C3"/>
-          </w:tcPr>
-          <w:p>
-            <w:pPr>
-              <w:jc w:val="left"/>
-            </w:pPr>
-            <w:r>
-              <w:rPr>
-                <w:b w:val="0"/>
-                <w:sz w:val="19"/>
-              </w:rPr>
-              <w:t>⚠️ Частично / Pro-лицензия</w:t>
-            </w:r>
-          </w:p>
-        </w:tc>
-        <w:tc>
-          <w:tcPr>
-            <w:tcW w:type="dxa" w:w="2835"/>
-            <w:vAlign w:val="center"/>
-            <w:shd w:val="clear" w:color="auto" w:fill="FEF9C3"/>
-          </w:tcPr>
-          <w:p>
-            <w:pPr>
-              <w:jc w:val="left"/>
-            </w:pPr>
-            <w:r>
-              <w:rPr>
-                <w:b w:val="0"/>
-                <w:sz w:val="19"/>
-              </w:rPr>
-              <w:t>6</w:t>
-            </w:r>
-          </w:p>
-        </w:tc>
-        <w:tc>
-          <w:tcPr>
-            <w:tcW w:type="dxa" w:w="2268"/>
-            <w:vAlign w:val="center"/>
-            <w:shd w:val="clear" w:color="auto" w:fill="FEF9C3"/>
-          </w:tcPr>
-          <w:p>
-            <w:pPr>
-              <w:jc w:val="left"/>
-            </w:pPr>
-            <w:r>
-              <w:rPr>
-                <w:b w:val="0"/>
-                <w:sz w:val="19"/>
-              </w:rPr>
-              <w:t>21%</w:t>
-            </w:r>
-          </w:p>
-        </w:tc>
-      </w:tr>
-      <w:tr>
-        <w:tc>
-          <w:tcPr>
-            <w:tcW w:type="dxa" w:w="4535"/>
-            <w:vAlign w:val="center"/>
-            <w:shd w:val="clear" w:color="auto" w:fill="FEE2E2"/>
-          </w:tcPr>
-          <w:p>
-            <w:pPr>
-              <w:jc w:val="left"/>
-            </w:pPr>
-            <w:r>
-              <w:rPr>
-                <w:b w:val="0"/>
-                <w:sz w:val="19"/>
-              </w:rPr>
-              <w:t>❌ Требует разработки</w:t>
-            </w:r>
-          </w:p>
-        </w:tc>
-        <w:tc>
-          <w:tcPr>
-            <w:tcW w:type="dxa" w:w="2835"/>
-            <w:vAlign w:val="center"/>
-            <w:shd w:val="clear" w:color="auto" w:fill="FEE2E2"/>
-          </w:tcPr>
-          <w:p>
-            <w:pPr>
-              <w:jc w:val="left"/>
-            </w:pPr>
-            <w:r>
-              <w:rPr>
-                <w:b w:val="0"/>
-                <w:sz w:val="19"/>
-              </w:rPr>
-              <w:t>1</w:t>
-            </w:r>
-          </w:p>
-        </w:tc>
-        <w:tc>
-          <w:tcPr>
-            <w:tcW w:type="dxa" w:w="2268"/>
-            <w:vAlign w:val="center"/>
-            <w:shd w:val="clear" w:color="auto" w:fill="FEE2E2"/>
-          </w:tcPr>
-          <w:p>
-            <w:pPr>
-              <w:jc w:val="left"/>
-            </w:pPr>
-            <w:r>
-              <w:rPr>
-                <w:b w:val="0"/>
-                <w:sz w:val="19"/>
-              </w:rPr>
-              <w:t>4%</w:t>
-            </w:r>
-          </w:p>
-        </w:tc>
-      </w:tr>
-      <w:tr>
-        <w:tc>
-          <w:tcPr>
-            <w:tcW w:type="dxa" w:w="4535"/>
-            <w:vAlign w:val="center"/>
-            <w:shd w:val="clear" w:color="auto" w:fill="F8FAFC"/>
-          </w:tcPr>
-          <w:p>
-            <w:pPr>
-              <w:jc w:val="left"/>
-            </w:pPr>
-            <w:r>
-              <w:rPr>
-                <w:b w:val="0"/>
-                <w:sz w:val="19"/>
-              </w:rPr>
-              <w:t>Итого</w:t>
-            </w:r>
-          </w:p>
-        </w:tc>
-        <w:tc>
-          <w:tcPr>
-            <w:tcW w:type="dxa" w:w="2835"/>
-            <w:vAlign w:val="center"/>
-            <w:shd w:val="clear" w:color="auto" w:fill="F8FAFC"/>
-          </w:tcPr>
-          <w:p>
-            <w:pPr>
-              <w:jc w:val="left"/>
-            </w:pPr>
-            <w:r>
-              <w:rPr>
-                <w:b w:val="0"/>
-                <w:sz w:val="19"/>
-              </w:rPr>
-              <w:t>28</w:t>
-            </w:r>
-          </w:p>
-        </w:tc>
-        <w:tc>
-          <w:tcPr>
-            <w:tcW w:type="dxa" w:w="2268"/>
-            <w:vAlign w:val="center"/>
-            <w:shd w:val="clear" w:color="auto" w:fill="F8FAFC"/>
-          </w:tcPr>
-          <w:p>
-            <w:pPr>
-              <w:jc w:val="left"/>
-            </w:pPr>
-            <w:r>
-              <w:rPr>
-                <w:b w:val="0"/>
-                <w:sz w:val="19"/>
-              </w:rPr>
-              <w:t>100%</w:t>
-            </w:r>
-          </w:p>
-        </w:tc>
-      </w:tr>
-    </w:tbl>
-    <w:p/>
-    <w:p>
-      <w:r>
-        <w:rPr>
-          <w:b/>
-          <w:color w:val="1E293B"/>
+          <w:i w:val="0"/>
           <w:sz w:val="22"/>
         </w:rPr>
-        <w:t>Вывод: платформа Insight™ с нашим стеком кастомных виджетов покрывает 21 из 28 выявленных требований (75%) без дополнительной разработки. Ещё 6 требования (21%) решаются через конфигурацию или Pro-лицензию. Только 1 требование (4%) требует разработки нового компонента (ML-прогнозирование).</w:t>
+        <w:t>Для расширения аналитического покрытия рекомендуется приоритизировать: (1) новые дашборды для ролей Регулятора и Аналитика ГосОблака, (2) улучшение раздела «Отчёты» с поддержкой экспорта в ODF, (3) подключение уведомлений по критическим событиям (Insight Pro).</w:t>
       </w:r>
     </w:p>
     <w:sectPr>

--- a/2.1/Анализ_ФГИС_У_Insight.docx
+++ b/2.1/Анализ_ФГИС_У_Insight.docx
@@ -2,101 +2,335 @@
 <file path=word/document.xml><?xml version="1.0" encoding="utf-8"?>
 <w:document xmlns:wpc="http://schemas.microsoft.com/office/word/2010/wordprocessingCanvas" xmlns:mo="http://schemas.microsoft.com/office/mac/office/2008/main" xmlns:mc="http://schemas.openxmlformats.org/markup-compatibility/2006" xmlns:mv="urn:schemas-microsoft-com:mac:vml" xmlns:o="urn:schemas-microsoft-com:office:office" xmlns:r="http://schemas.openxmlformats.org/officeDocument/2006/relationships" xmlns:m="http://schemas.openxmlformats.org/officeDocument/2006/math" xmlns:v="urn:schemas-microsoft-com:vml" xmlns:wp14="http://schemas.microsoft.com/office/word/2010/wordprocessingDrawing" xmlns:wp="http://schemas.openxmlformats.org/drawingml/2006/wordprocessingDrawing" xmlns:w10="urn:schemas-microsoft-com:office:word" xmlns:w="http://schemas.openxmlformats.org/wordprocessingml/2006/main" xmlns:w14="http://schemas.microsoft.com/office/word/2010/wordml" xmlns:wpg="http://schemas.microsoft.com/office/word/2010/wordprocessingGroup" xmlns:wpi="http://schemas.microsoft.com/office/word/2010/wordprocessingInk" xmlns:wne="http://schemas.microsoft.com/office/word/2006/wordml" xmlns:wps="http://schemas.microsoft.com/office/word/2010/wordprocessingShape" mc:Ignorable="w14 wp14">
   <w:body>
+    <w:tbl>
+      <w:tblPr>
+        <w:tblW w:type="auto" w:w="0"/>
+        <w:jc w:val="left"/>
+        <w:tblLook w:firstColumn="1" w:firstRow="1" w:lastColumn="0" w:lastRow="0" w:noHBand="0" w:noVBand="1" w:val="04A0"/>
+      </w:tblPr>
+      <w:tblGrid>
+        <w:gridCol w:w="9689"/>
+      </w:tblGrid>
+      <w:tr>
+        <w:tc>
+          <w:tcPr>
+            <w:tcW w:type="dxa" w:w="9689"/>
+            <w:shd w:val="clear" w:color="auto" w:fill="4F6AFF"/>
+            <w:tcBorders>
+              <w:top w:val="none" w:sz="0" w:space="0" w:color="auto"/>
+              <w:bottom w:val="none" w:sz="0" w:space="0" w:color="auto"/>
+              <w:left w:val="none" w:sz="0" w:space="0" w:color="auto"/>
+              <w:right w:val="none" w:sz="0" w:space="0" w:color="auto"/>
+            </w:tcBorders>
+            <w:tcMar>
+              <w:top w:w="200" w:type="dxa"/>
+              <w:bottom w:w="160" w:type="dxa"/>
+              <w:left w:w="160" w:type="dxa"/>
+              <w:right w:w="160" w:type="dxa"/>
+            </w:tcMar>
+          </w:tcPr>
+          <w:p>
+            <w:pPr>
+              <w:spacing w:before="0" w:after="80"/>
+              <w:jc w:val="left"/>
+            </w:pPr>
+            <w:r>
+              <w:rPr>
+                <w:b/>
+                <w:color w:val="FFFFFF"/>
+                <w:sz w:val="36"/>
+              </w:rPr>
+              <w:t>Анализ применимости платформы Insight</w:t>
+            </w:r>
+          </w:p>
+          <w:p>
+            <w:pPr>
+              <w:spacing w:before="0" w:after="0"/>
+              <w:jc w:val="left"/>
+            </w:pPr>
+            <w:r>
+              <w:rPr>
+                <w:b w:val="0"/>
+                <w:color w:val="FFFFFF"/>
+                <w:sz w:val="24"/>
+              </w:rPr>
+              <w:t>для ФГИС «Управление ГосОблаком» (ФГИС У)</w:t>
+            </w:r>
+          </w:p>
+        </w:tc>
+      </w:tr>
+    </w:tbl>
     <w:p>
       <w:pPr>
-        <w:spacing w:before="0" w:after="40"/>
+        <w:spacing w:before="0" w:after="80"/>
+      </w:pPr>
+      <w:rPr>
+        <w:sz w:val="2"/>
+      </w:rPr>
+    </w:p>
+    <w:tbl>
+      <w:tblPr>
+        <w:tblW w:type="auto" w:w="0"/>
+        <w:jc w:val="left"/>
+        <w:tblLook w:firstColumn="1" w:firstRow="1" w:lastColumn="0" w:lastRow="0" w:noHBand="0" w:noVBand="1" w:val="04A0"/>
+      </w:tblPr>
+      <w:tblGrid>
+        <w:gridCol w:w="3230"/>
+        <w:gridCol w:w="3230"/>
+        <w:gridCol w:w="3230"/>
+      </w:tblGrid>
+      <w:tr>
+        <w:tc>
+          <w:tcPr>
+            <w:tcW w:type="dxa" w:w="3230"/>
+            <w:shd w:val="clear" w:color="auto" w:fill="EFF2FF"/>
+            <w:tcBorders>
+              <w:top w:val="none" w:sz="0" w:space="0" w:color="auto"/>
+              <w:bottom w:val="none" w:sz="0" w:space="0" w:color="auto"/>
+              <w:left w:val="none" w:sz="0" w:space="0" w:color="auto"/>
+              <w:right w:val="none" w:sz="0" w:space="0" w:color="auto"/>
+            </w:tcBorders>
+            <w:tcMar>
+              <w:top w:w="80" w:type="dxa"/>
+              <w:bottom w:w="80" w:type="dxa"/>
+              <w:left w:w="100" w:type="dxa"/>
+              <w:right w:w="100" w:type="dxa"/>
+            </w:tcMar>
+          </w:tcPr>
+          <w:p>
+            <w:pPr>
+              <w:spacing w:before="0" w:after="40"/>
+              <w:jc w:val="left"/>
+            </w:pPr>
+            <w:r>
+              <w:rPr>
+                <w:b/>
+                <w:color w:val="6B7280"/>
+                <w:sz w:val="16"/>
+              </w:rPr>
+              <w:t>Заказчик</w:t>
+            </w:r>
+          </w:p>
+          <w:p>
+            <w:pPr>
+              <w:spacing w:before="0" w:after="0"/>
+              <w:jc w:val="left"/>
+            </w:pPr>
+            <w:r>
+              <w:rPr>
+                <w:b w:val="0"/>
+                <w:color w:val="1A1A2E"/>
+                <w:sz w:val="18"/>
+              </w:rPr>
+              <w:t>НИИ «Восход» / Минцифры России</w:t>
+            </w:r>
+          </w:p>
+        </w:tc>
+        <w:tc>
+          <w:tcPr>
+            <w:tcW w:type="dxa" w:w="3230"/>
+            <w:shd w:val="clear" w:color="auto" w:fill="EFF2FF"/>
+            <w:tcBorders>
+              <w:top w:val="none" w:sz="0" w:space="0" w:color="auto"/>
+              <w:bottom w:val="none" w:sz="0" w:space="0" w:color="auto"/>
+              <w:left w:val="none" w:sz="0" w:space="0" w:color="auto"/>
+              <w:right w:val="none" w:sz="0" w:space="0" w:color="auto"/>
+            </w:tcBorders>
+            <w:tcMar>
+              <w:top w:w="80" w:type="dxa"/>
+              <w:bottom w:w="80" w:type="dxa"/>
+              <w:left w:w="100" w:type="dxa"/>
+              <w:right w:w="100" w:type="dxa"/>
+            </w:tcMar>
+          </w:tcPr>
+          <w:p>
+            <w:pPr>
+              <w:spacing w:before="0" w:after="40"/>
+              <w:jc w:val="left"/>
+            </w:pPr>
+            <w:r>
+              <w:rPr>
+                <w:b/>
+                <w:color w:val="6B7280"/>
+                <w:sz w:val="16"/>
+              </w:rPr>
+              <w:t>Платформа</w:t>
+            </w:r>
+          </w:p>
+          <w:p>
+            <w:pPr>
+              <w:spacing w:before="0" w:after="0"/>
+              <w:jc w:val="left"/>
+            </w:pPr>
+            <w:r>
+              <w:rPr>
+                <w:b w:val="0"/>
+                <w:color w:val="1A1A2E"/>
+                <w:sz w:val="18"/>
+              </w:rPr>
+              <w:t>Insight™  ООО «Эй Би Си Солюшенс»</w:t>
+            </w:r>
+          </w:p>
+        </w:tc>
+        <w:tc>
+          <w:tcPr>
+            <w:tcW w:type="dxa" w:w="3230"/>
+            <w:shd w:val="clear" w:color="auto" w:fill="EFF2FF"/>
+            <w:tcBorders>
+              <w:top w:val="none" w:sz="0" w:space="0" w:color="auto"/>
+              <w:bottom w:val="none" w:sz="0" w:space="0" w:color="auto"/>
+              <w:left w:val="none" w:sz="0" w:space="0" w:color="auto"/>
+              <w:right w:val="none" w:sz="0" w:space="0" w:color="auto"/>
+            </w:tcBorders>
+            <w:tcMar>
+              <w:top w:w="80" w:type="dxa"/>
+              <w:bottom w:w="80" w:type="dxa"/>
+              <w:left w:w="100" w:type="dxa"/>
+              <w:right w:w="100" w:type="dxa"/>
+            </w:tcMar>
+          </w:tcPr>
+          <w:p>
+            <w:pPr>
+              <w:spacing w:before="0" w:after="40"/>
+              <w:jc w:val="left"/>
+            </w:pPr>
+            <w:r>
+              <w:rPr>
+                <w:b/>
+                <w:color w:val="6B7280"/>
+                <w:sz w:val="16"/>
+              </w:rPr>
+              <w:t>Дата</w:t>
+            </w:r>
+          </w:p>
+          <w:p>
+            <w:pPr>
+              <w:spacing w:before="0" w:after="0"/>
+              <w:jc w:val="left"/>
+            </w:pPr>
+            <w:r>
+              <w:rPr>
+                <w:b w:val="0"/>
+                <w:color w:val="1A1A2E"/>
+                <w:sz w:val="18"/>
+              </w:rPr>
+              <w:t>Май 2025</w:t>
+            </w:r>
+          </w:p>
+        </w:tc>
+      </w:tr>
+    </w:tbl>
+    <w:p>
+      <w:pPr>
+        <w:spacing w:before="0" w:after="280"/>
+      </w:pPr>
+      <w:rPr>
+        <w:sz w:val="2"/>
+      </w:rPr>
+    </w:p>
+    <w:tbl>
+      <w:tblPr>
+        <w:tblW w:type="auto" w:w="0"/>
+        <w:jc w:val="left"/>
+        <w:tblLook w:firstColumn="1" w:firstRow="1" w:lastColumn="0" w:lastRow="0" w:noHBand="0" w:noVBand="1" w:val="04A0"/>
+      </w:tblPr>
+      <w:tblGrid>
+        <w:gridCol w:w="4844"/>
+        <w:gridCol w:w="4844"/>
+      </w:tblGrid>
+      <w:tr>
+        <w:trPr>
+          <w:trHeight w:val="500"/>
+        </w:trPr>
+        <w:tc>
+          <w:tcPr>
+            <w:shd w:val="clear" w:color="auto" w:fill="4F6AFF"/>
+            <w:tcBorders>
+              <w:top w:val="none" w:sz="0" w:space="0" w:color="auto"/>
+              <w:bottom w:val="none" w:sz="0" w:space="0" w:color="auto"/>
+              <w:left w:val="none" w:sz="0" w:space="0" w:color="auto"/>
+              <w:right w:val="none" w:sz="0" w:space="0" w:color="auto"/>
+            </w:tcBorders>
+            <w:tcW w:w="115" w:type="dxa"/>
+          </w:tcPr>
+          <w:p/>
+        </w:tc>
+        <w:tc>
+          <w:tcPr>
+            <w:tcW w:type="dxa" w:w="4844"/>
+            <w:shd w:val="clear" w:color="auto" w:fill="F8F9FF"/>
+            <w:tcBorders>
+              <w:top w:val="none" w:sz="0" w:space="0" w:color="auto"/>
+              <w:bottom w:val="none" w:sz="0" w:space="0" w:color="auto"/>
+              <w:left w:val="none" w:sz="0" w:space="0" w:color="auto"/>
+              <w:right w:val="none" w:sz="0" w:space="0" w:color="auto"/>
+            </w:tcBorders>
+            <w:tcMar>
+              <w:top w:w="100" w:type="dxa"/>
+              <w:bottom w:w="100" w:type="dxa"/>
+              <w:left w:w="120" w:type="dxa"/>
+              <w:right w:w="120" w:type="dxa"/>
+            </w:tcMar>
+          </w:tcPr>
+          <w:p>
+            <w:pPr>
+              <w:spacing w:before="0" w:after="0"/>
+              <w:jc w:val="left"/>
+            </w:pPr>
+            <w:r>
+              <w:rPr>
+                <w:b w:val="0"/>
+                <w:color w:val="1A1A2E"/>
+                <w:sz w:val="20"/>
+              </w:rPr>
+              <w:t>Документ отвечает на вопрос: что из функционала ФГИС У может закрыть платформа Insight, а что — нет. Insight планируется к внедрению в ФГИС У в качестве аналитической надстройки. Оценка основана на руководствах пользователя и администратора ФГИС У (v 4.0/4.1) и функционально-техническом описании Insight.</w:t>
+            </w:r>
+          </w:p>
+        </w:tc>
+      </w:tr>
+    </w:tbl>
+    <w:p>
+      <w:pPr>
+        <w:spacing w:before="0" w:after="280"/>
+      </w:pPr>
+      <w:rPr>
+        <w:sz w:val="2"/>
+      </w:rPr>
+    </w:p>
+    <w:p>
+      <w:pPr>
+        <w:spacing w:before="0" w:after="120"/>
+      </w:pPr>
+      <w:rPr>
+        <w:sz w:val="2"/>
+      </w:rPr>
+    </w:p>
+    <w:p>
+      <w:pPr>
+        <w:spacing w:before="0" w:after="120"/>
+        <w:pBdr>
+          <w:bottom w:val="single" w:sz="6" w:space="4" w:color="4F6AFF"/>
+        </w:pBdr>
       </w:pPr>
       <w:r>
         <w:rPr>
           <w:b/>
           <w:color w:val="1A1A2E"/>
-          <w:sz w:val="44"/>
+          <w:sz w:val="28"/>
         </w:rPr>
-        <w:t>Анализ применимости платформы Insight</w:t>
+        <w:t>Общая картина</w:t>
       </w:r>
     </w:p>
     <w:p>
       <w:pPr>
-        <w:spacing w:after="80"/>
+        <w:spacing w:before="0" w:after="80"/>
       </w:pPr>
-      <w:r>
-        <w:rPr>
-          <w:b w:val="0"/>
-          <w:color w:val="6B7280"/>
-          <w:sz w:val="28"/>
-        </w:rPr>
-        <w:t>для ФГИС «Управление ГосОблаком» (ФГИС У)</w:t>
-      </w:r>
-    </w:p>
-    <w:p>
-      <w:pPr>
-        <w:spacing w:after="240" w:before="0"/>
-        <w:jc w:val="left"/>
-      </w:pPr>
-      <w:r>
-        <w:rPr>
-          <w:b w:val="0"/>
-          <w:i w:val="0"/>
-          <w:color w:val="6B7280"/>
-          <w:sz w:val="20"/>
-        </w:rPr>
-        <w:t>ООО «Эй Би Си Солюшенс»  ·  Май 2025</w:t>
-      </w:r>
-    </w:p>
-    <w:p>
-      <w:pPr>
-        <w:spacing w:after="280"/>
-      </w:pPr>
-      <w:r>
-        <w:rPr>
-          <w:color w:val="4F6AFF"/>
-        </w:rPr>
-        <w:t>────────────────────────────────────────────────────────────────────────────────</w:t>
-      </w:r>
-    </w:p>
-    <w:p>
-      <w:pPr>
-        <w:spacing w:before="280" w:after="120"/>
-      </w:pPr>
-      <w:r>
-        <w:rPr>
-          <w:b/>
-          <w:color w:val="1A1A2E"/>
-          <w:sz w:val="32"/>
-        </w:rPr>
-        <w:t>Резюме</w:t>
-      </w:r>
-    </w:p>
-    <w:p>
-      <w:pPr>
-        <w:spacing w:after="160" w:before="0"/>
-        <w:jc w:val="left"/>
-      </w:pPr>
-      <w:r>
-        <w:rPr>
-          <w:b w:val="0"/>
-          <w:i w:val="0"/>
-          <w:sz w:val="22"/>
-        </w:rPr>
-        <w:t>Платформа Insight уже встроена в ФГИС У как инструмент аналитики и построения дашбордов. На основе анализа руководств пользователя и администратора ФГИС У (версии 4.0/4.1), а также полного функционально-технического описания Insight, ниже приведён ответ: что из требуемого функционала мы можем закрыть «из коробки» или с минимальной настройкой, что — частично, и где есть принципиальные ограничения.</w:t>
-      </w:r>
-    </w:p>
-    <w:p>
-      <w:pPr>
-        <w:spacing w:before="200" w:after="80"/>
-      </w:pPr>
-      <w:r>
-        <w:rPr>
-          <w:b/>
-          <w:color w:val="4F6AFF"/>
-          <w:sz w:val="26"/>
-        </w:rPr>
-        <w:t>Общая картина</w:t>
-      </w:r>
+      <w:rPr>
+        <w:sz w:val="2"/>
+      </w:rPr>
     </w:p>
     <w:tbl>
       <w:tblPr>
-        <w:tblStyle w:val="TableGrid"/>
         <w:tblW w:type="auto" w:w="0"/>
         <w:jc w:val="left"/>
         <w:tblLook w:firstColumn="1" w:firstRow="1" w:lastColumn="0" w:lastRow="0" w:noHBand="0" w:noVBand="1" w:val="04A0"/>
@@ -108,14 +342,30 @@
       <w:tr>
         <w:tc>
           <w:tcPr>
-            <w:tcW w:type="dxa" w:w="6048"/>
-            <w:shd w:val="clear" w:color="auto" w:fill="EFF2FF"/>
+            <w:shd w:val="clear" w:color="auto" w:fill="4F6AFF"/>
+            <w:tcBorders>
+              <w:top w:val="none" w:sz="0" w:space="0" w:color="auto"/>
+              <w:bottom w:val="none" w:sz="0" w:space="0" w:color="auto"/>
+              <w:left w:val="none" w:sz="0" w:space="0" w:color="auto"/>
+              <w:right w:val="none" w:sz="0" w:space="0" w:color="auto"/>
+            </w:tcBorders>
+            <w:tcMar>
+              <w:top w:w="80" w:type="dxa"/>
+              <w:bottom w:w="80" w:type="dxa"/>
+              <w:left w:w="100" w:type="dxa"/>
+              <w:right w:w="60" w:type="dxa"/>
+            </w:tcMar>
+            <w:tcW w:w="6336" w:type="dxa"/>
           </w:tcPr>
           <w:p>
+            <w:pPr>
+              <w:spacing w:before="0" w:after="40"/>
+              <w:jc w:val="left"/>
+            </w:pPr>
             <w:r>
               <w:rPr>
                 <w:b/>
-                <w:color w:val="1A1A2E"/>
+                <w:color w:val="FFFFFF"/>
                 <w:sz w:val="20"/>
               </w:rPr>
               <w:t>Функциональное направление</w:t>
@@ -124,14 +374,30 @@
         </w:tc>
         <w:tc>
           <w:tcPr>
-            <w:tcW w:type="dxa" w:w="2592"/>
-            <w:shd w:val="clear" w:color="auto" w:fill="EFF2FF"/>
+            <w:shd w:val="clear" w:color="auto" w:fill="4F6AFF"/>
+            <w:tcBorders>
+              <w:top w:val="none" w:sz="0" w:space="0" w:color="auto"/>
+              <w:bottom w:val="none" w:sz="0" w:space="0" w:color="auto"/>
+              <w:left w:val="none" w:sz="0" w:space="0" w:color="auto"/>
+              <w:right w:val="none" w:sz="0" w:space="0" w:color="auto"/>
+            </w:tcBorders>
+            <w:tcMar>
+              <w:top w:w="80" w:type="dxa"/>
+              <w:bottom w:w="80" w:type="dxa"/>
+              <w:left w:w="60" w:type="dxa"/>
+              <w:right w:w="100" w:type="dxa"/>
+            </w:tcMar>
+            <w:tcW w:w="2592" w:type="dxa"/>
           </w:tcPr>
           <w:p>
+            <w:pPr>
+              <w:spacing w:before="0" w:after="40"/>
+              <w:jc w:val="left"/>
+            </w:pPr>
             <w:r>
               <w:rPr>
                 <w:b/>
-                <w:color w:val="1A1A2E"/>
+                <w:color w:val="FFFFFF"/>
                 <w:sz w:val="20"/>
               </w:rPr>
               <w:t>Возможность</w:t>
@@ -143,10 +409,29 @@
         <w:tc>
           <w:tcPr>
             <w:tcW w:type="dxa" w:w="4844"/>
+            <w:shd w:val="clear" w:color="auto" w:fill="FFFFFF"/>
+            <w:tcBorders>
+              <w:top w:val="none" w:sz="0" w:space="0" w:color="auto"/>
+              <w:bottom w:val="none" w:sz="0" w:space="0" w:color="auto"/>
+              <w:left w:val="none" w:sz="0" w:space="0" w:color="auto"/>
+              <w:right w:val="none" w:sz="0" w:space="0" w:color="auto"/>
+            </w:tcBorders>
+            <w:tcMar>
+              <w:top w:w="60" w:type="dxa"/>
+              <w:bottom w:w="60" w:type="dxa"/>
+              <w:left w:w="100" w:type="dxa"/>
+              <w:right w:w="60" w:type="dxa"/>
+            </w:tcMar>
           </w:tcPr>
           <w:p>
+            <w:pPr>
+              <w:spacing w:before="0" w:after="40"/>
+              <w:jc w:val="left"/>
+            </w:pPr>
             <w:r>
               <w:rPr>
+                <w:b w:val="0"/>
+                <w:color w:val="1A1A2E"/>
                 <w:sz w:val="20"/>
               </w:rPr>
               <w:t>Визуализация и дашборды (мониторинг, KPI, тренды)</w:t>
@@ -156,15 +441,32 @@
         <w:tc>
           <w:tcPr>
             <w:tcW w:type="dxa" w:w="4844"/>
+            <w:shd w:val="clear" w:color="auto" w:fill="FFFFFF"/>
+            <w:tcBorders>
+              <w:top w:val="none" w:sz="0" w:space="0" w:color="auto"/>
+              <w:bottom w:val="none" w:sz="0" w:space="0" w:color="auto"/>
+              <w:left w:val="none" w:sz="0" w:space="0" w:color="auto"/>
+              <w:right w:val="none" w:sz="0" w:space="0" w:color="auto"/>
+            </w:tcBorders>
+            <w:tcMar>
+              <w:top w:w="60" w:type="dxa"/>
+              <w:bottom w:w="60" w:type="dxa"/>
+              <w:left w:w="60" w:type="dxa"/>
+              <w:right w:w="100" w:type="dxa"/>
+            </w:tcMar>
           </w:tcPr>
           <w:p>
+            <w:pPr>
+              <w:spacing w:before="0" w:after="40"/>
+              <w:jc w:val="left"/>
+            </w:pPr>
             <w:r>
               <w:rPr>
                 <w:b/>
                 <w:color w:val="16A34A"/>
                 <w:sz w:val="20"/>
               </w:rPr>
-              <w:t>✅  Можем</w:t>
+              <w:t>✅ Можем</w:t>
             </w:r>
           </w:p>
         </w:tc>
@@ -173,10 +475,29 @@
         <w:tc>
           <w:tcPr>
             <w:tcW w:type="dxa" w:w="4844"/>
+            <w:shd w:val="clear" w:color="auto" w:fill="F9FAFB"/>
+            <w:tcBorders>
+              <w:top w:val="none" w:sz="0" w:space="0" w:color="auto"/>
+              <w:bottom w:val="none" w:sz="0" w:space="0" w:color="auto"/>
+              <w:left w:val="none" w:sz="0" w:space="0" w:color="auto"/>
+              <w:right w:val="none" w:sz="0" w:space="0" w:color="auto"/>
+            </w:tcBorders>
+            <w:tcMar>
+              <w:top w:w="60" w:type="dxa"/>
+              <w:bottom w:w="60" w:type="dxa"/>
+              <w:left w:w="100" w:type="dxa"/>
+              <w:right w:w="60" w:type="dxa"/>
+            </w:tcMar>
           </w:tcPr>
           <w:p>
+            <w:pPr>
+              <w:spacing w:before="0" w:after="40"/>
+              <w:jc w:val="left"/>
+            </w:pPr>
             <w:r>
               <w:rPr>
+                <w:b w:val="0"/>
+                <w:color w:val="1A1A2E"/>
                 <w:sz w:val="20"/>
               </w:rPr>
               <w:t>Аналитическая отчётность по ресурсам и КЭ</w:t>
@@ -186,15 +507,32 @@
         <w:tc>
           <w:tcPr>
             <w:tcW w:type="dxa" w:w="4844"/>
+            <w:shd w:val="clear" w:color="auto" w:fill="F9FAFB"/>
+            <w:tcBorders>
+              <w:top w:val="none" w:sz="0" w:space="0" w:color="auto"/>
+              <w:bottom w:val="none" w:sz="0" w:space="0" w:color="auto"/>
+              <w:left w:val="none" w:sz="0" w:space="0" w:color="auto"/>
+              <w:right w:val="none" w:sz="0" w:space="0" w:color="auto"/>
+            </w:tcBorders>
+            <w:tcMar>
+              <w:top w:w="60" w:type="dxa"/>
+              <w:bottom w:w="60" w:type="dxa"/>
+              <w:left w:w="60" w:type="dxa"/>
+              <w:right w:w="100" w:type="dxa"/>
+            </w:tcMar>
           </w:tcPr>
           <w:p>
+            <w:pPr>
+              <w:spacing w:before="0" w:after="40"/>
+              <w:jc w:val="left"/>
+            </w:pPr>
             <w:r>
               <w:rPr>
                 <w:b/>
                 <w:color w:val="16A34A"/>
                 <w:sz w:val="20"/>
               </w:rPr>
-              <w:t>✅  Можем</w:t>
+              <w:t>✅ Можем</w:t>
             </w:r>
           </w:p>
         </w:tc>
@@ -203,10 +541,29 @@
         <w:tc>
           <w:tcPr>
             <w:tcW w:type="dxa" w:w="4844"/>
+            <w:shd w:val="clear" w:color="auto" w:fill="FFFFFF"/>
+            <w:tcBorders>
+              <w:top w:val="none" w:sz="0" w:space="0" w:color="auto"/>
+              <w:bottom w:val="none" w:sz="0" w:space="0" w:color="auto"/>
+              <w:left w:val="none" w:sz="0" w:space="0" w:color="auto"/>
+              <w:right w:val="none" w:sz="0" w:space="0" w:color="auto"/>
+            </w:tcBorders>
+            <w:tcMar>
+              <w:top w:w="60" w:type="dxa"/>
+              <w:bottom w:w="60" w:type="dxa"/>
+              <w:left w:w="100" w:type="dxa"/>
+              <w:right w:w="60" w:type="dxa"/>
+            </w:tcMar>
           </w:tcPr>
           <w:p>
+            <w:pPr>
+              <w:spacing w:before="0" w:after="40"/>
+              <w:jc w:val="left"/>
+            </w:pPr>
             <w:r>
               <w:rPr>
+                <w:b w:val="0"/>
+                <w:color w:val="1A1A2E"/>
                 <w:sz w:val="20"/>
               </w:rPr>
               <w:t>Self-service конструктор отчётов</w:t>
@@ -216,15 +573,32 @@
         <w:tc>
           <w:tcPr>
             <w:tcW w:type="dxa" w:w="4844"/>
+            <w:shd w:val="clear" w:color="auto" w:fill="FFFFFF"/>
+            <w:tcBorders>
+              <w:top w:val="none" w:sz="0" w:space="0" w:color="auto"/>
+              <w:bottom w:val="none" w:sz="0" w:space="0" w:color="auto"/>
+              <w:left w:val="none" w:sz="0" w:space="0" w:color="auto"/>
+              <w:right w:val="none" w:sz="0" w:space="0" w:color="auto"/>
+            </w:tcBorders>
+            <w:tcMar>
+              <w:top w:w="60" w:type="dxa"/>
+              <w:bottom w:w="60" w:type="dxa"/>
+              <w:left w:w="60" w:type="dxa"/>
+              <w:right w:w="100" w:type="dxa"/>
+            </w:tcMar>
           </w:tcPr>
           <w:p>
+            <w:pPr>
+              <w:spacing w:before="0" w:after="40"/>
+              <w:jc w:val="left"/>
+            </w:pPr>
             <w:r>
               <w:rPr>
                 <w:b/>
                 <w:color w:val="16A34A"/>
                 <w:sz w:val="20"/>
               </w:rPr>
-              <w:t>✅  Можем</w:t>
+              <w:t>✅ Можем</w:t>
             </w:r>
           </w:p>
         </w:tc>
@@ -233,10 +607,227 @@
         <w:tc>
           <w:tcPr>
             <w:tcW w:type="dxa" w:w="4844"/>
+            <w:shd w:val="clear" w:color="auto" w:fill="F9FAFB"/>
+            <w:tcBorders>
+              <w:top w:val="none" w:sz="0" w:space="0" w:color="auto"/>
+              <w:bottom w:val="none" w:sz="0" w:space="0" w:color="auto"/>
+              <w:left w:val="none" w:sz="0" w:space="0" w:color="auto"/>
+              <w:right w:val="none" w:sz="0" w:space="0" w:color="auto"/>
+            </w:tcBorders>
+            <w:tcMar>
+              <w:top w:w="60" w:type="dxa"/>
+              <w:bottom w:w="60" w:type="dxa"/>
+              <w:left w:w="100" w:type="dxa"/>
+              <w:right w:w="60" w:type="dxa"/>
+            </w:tcMar>
           </w:tcPr>
           <w:p>
+            <w:pPr>
+              <w:spacing w:before="0" w:after="40"/>
+              <w:jc w:val="left"/>
+            </w:pPr>
             <w:r>
               <w:rPr>
+                <w:b w:val="0"/>
+                <w:color w:val="1A1A2E"/>
+                <w:sz w:val="20"/>
+              </w:rPr>
+              <w:t>Формы ввода данных (заявки, записи, справочники)</w:t>
+            </w:r>
+          </w:p>
+        </w:tc>
+        <w:tc>
+          <w:tcPr>
+            <w:tcW w:type="dxa" w:w="4844"/>
+            <w:shd w:val="clear" w:color="auto" w:fill="F9FAFB"/>
+            <w:tcBorders>
+              <w:top w:val="none" w:sz="0" w:space="0" w:color="auto"/>
+              <w:bottom w:val="none" w:sz="0" w:space="0" w:color="auto"/>
+              <w:left w:val="none" w:sz="0" w:space="0" w:color="auto"/>
+              <w:right w:val="none" w:sz="0" w:space="0" w:color="auto"/>
+            </w:tcBorders>
+            <w:tcMar>
+              <w:top w:w="60" w:type="dxa"/>
+              <w:bottom w:w="60" w:type="dxa"/>
+              <w:left w:w="60" w:type="dxa"/>
+              <w:right w:w="100" w:type="dxa"/>
+            </w:tcMar>
+          </w:tcPr>
+          <w:p>
+            <w:pPr>
+              <w:spacing w:before="0" w:after="40"/>
+              <w:jc w:val="left"/>
+            </w:pPr>
+            <w:r>
+              <w:rPr>
+                <w:b/>
+                <w:color w:val="16A34A"/>
+                <w:sz w:val="20"/>
+              </w:rPr>
+              <w:t>✅ Можем</w:t>
+            </w:r>
+          </w:p>
+        </w:tc>
+      </w:tr>
+      <w:tr>
+        <w:tc>
+          <w:tcPr>
+            <w:tcW w:type="dxa" w:w="4844"/>
+            <w:shd w:val="clear" w:color="auto" w:fill="FFFFFF"/>
+            <w:tcBorders>
+              <w:top w:val="none" w:sz="0" w:space="0" w:color="auto"/>
+              <w:bottom w:val="none" w:sz="0" w:space="0" w:color="auto"/>
+              <w:left w:val="none" w:sz="0" w:space="0" w:color="auto"/>
+              <w:right w:val="none" w:sz="0" w:space="0" w:color="auto"/>
+            </w:tcBorders>
+            <w:tcMar>
+              <w:top w:w="60" w:type="dxa"/>
+              <w:bottom w:w="60" w:type="dxa"/>
+              <w:left w:w="100" w:type="dxa"/>
+              <w:right w:w="60" w:type="dxa"/>
+            </w:tcMar>
+          </w:tcPr>
+          <w:p>
+            <w:pPr>
+              <w:spacing w:before="0" w:after="40"/>
+              <w:jc w:val="left"/>
+            </w:pPr>
+            <w:r>
+              <w:rPr>
+                <w:b w:val="0"/>
+                <w:color w:val="1A1A2E"/>
+                <w:sz w:val="20"/>
+              </w:rPr>
+              <w:t>Уведомления по событиям</w:t>
+            </w:r>
+          </w:p>
+        </w:tc>
+        <w:tc>
+          <w:tcPr>
+            <w:tcW w:type="dxa" w:w="4844"/>
+            <w:shd w:val="clear" w:color="auto" w:fill="FFFFFF"/>
+            <w:tcBorders>
+              <w:top w:val="none" w:sz="0" w:space="0" w:color="auto"/>
+              <w:bottom w:val="none" w:sz="0" w:space="0" w:color="auto"/>
+              <w:left w:val="none" w:sz="0" w:space="0" w:color="auto"/>
+              <w:right w:val="none" w:sz="0" w:space="0" w:color="auto"/>
+            </w:tcBorders>
+            <w:tcMar>
+              <w:top w:w="60" w:type="dxa"/>
+              <w:bottom w:w="60" w:type="dxa"/>
+              <w:left w:w="60" w:type="dxa"/>
+              <w:right w:w="100" w:type="dxa"/>
+            </w:tcMar>
+          </w:tcPr>
+          <w:p>
+            <w:pPr>
+              <w:spacing w:before="0" w:after="40"/>
+              <w:jc w:val="left"/>
+            </w:pPr>
+            <w:r>
+              <w:rPr>
+                <w:b/>
+                <w:color w:val="16A34A"/>
+                <w:sz w:val="20"/>
+              </w:rPr>
+              <w:t>✅ Можем</w:t>
+            </w:r>
+          </w:p>
+        </w:tc>
+      </w:tr>
+      <w:tr>
+        <w:tc>
+          <w:tcPr>
+            <w:tcW w:type="dxa" w:w="4844"/>
+            <w:shd w:val="clear" w:color="auto" w:fill="F9FAFB"/>
+            <w:tcBorders>
+              <w:top w:val="none" w:sz="0" w:space="0" w:color="auto"/>
+              <w:bottom w:val="none" w:sz="0" w:space="0" w:color="auto"/>
+              <w:left w:val="none" w:sz="0" w:space="0" w:color="auto"/>
+              <w:right w:val="none" w:sz="0" w:space="0" w:color="auto"/>
+            </w:tcBorders>
+            <w:tcMar>
+              <w:top w:w="60" w:type="dxa"/>
+              <w:bottom w:w="60" w:type="dxa"/>
+              <w:left w:w="100" w:type="dxa"/>
+              <w:right w:w="60" w:type="dxa"/>
+            </w:tcMar>
+          </w:tcPr>
+          <w:p>
+            <w:pPr>
+              <w:spacing w:before="0" w:after="40"/>
+              <w:jc w:val="left"/>
+            </w:pPr>
+            <w:r>
+              <w:rPr>
+                <w:b w:val="0"/>
+                <w:color w:val="1A1A2E"/>
+                <w:sz w:val="20"/>
+              </w:rPr>
+              <w:t>Ролевой доступ к контенту дашбордов</w:t>
+            </w:r>
+          </w:p>
+        </w:tc>
+        <w:tc>
+          <w:tcPr>
+            <w:tcW w:type="dxa" w:w="4844"/>
+            <w:shd w:val="clear" w:color="auto" w:fill="F9FAFB"/>
+            <w:tcBorders>
+              <w:top w:val="none" w:sz="0" w:space="0" w:color="auto"/>
+              <w:bottom w:val="none" w:sz="0" w:space="0" w:color="auto"/>
+              <w:left w:val="none" w:sz="0" w:space="0" w:color="auto"/>
+              <w:right w:val="none" w:sz="0" w:space="0" w:color="auto"/>
+            </w:tcBorders>
+            <w:tcMar>
+              <w:top w:w="60" w:type="dxa"/>
+              <w:bottom w:w="60" w:type="dxa"/>
+              <w:left w:w="60" w:type="dxa"/>
+              <w:right w:w="100" w:type="dxa"/>
+            </w:tcMar>
+          </w:tcPr>
+          <w:p>
+            <w:pPr>
+              <w:spacing w:before="0" w:after="40"/>
+              <w:jc w:val="left"/>
+            </w:pPr>
+            <w:r>
+              <w:rPr>
+                <w:b/>
+                <w:color w:val="16A34A"/>
+                <w:sz w:val="20"/>
+              </w:rPr>
+              <w:t>✅ Можем</w:t>
+            </w:r>
+          </w:p>
+        </w:tc>
+      </w:tr>
+      <w:tr>
+        <w:tc>
+          <w:tcPr>
+            <w:tcW w:type="dxa" w:w="4844"/>
+            <w:shd w:val="clear" w:color="auto" w:fill="FFFFFF"/>
+            <w:tcBorders>
+              <w:top w:val="none" w:sz="0" w:space="0" w:color="auto"/>
+              <w:bottom w:val="none" w:sz="0" w:space="0" w:color="auto"/>
+              <w:left w:val="none" w:sz="0" w:space="0" w:color="auto"/>
+              <w:right w:val="none" w:sz="0" w:space="0" w:color="auto"/>
+            </w:tcBorders>
+            <w:tcMar>
+              <w:top w:w="60" w:type="dxa"/>
+              <w:bottom w:w="60" w:type="dxa"/>
+              <w:left w:w="100" w:type="dxa"/>
+              <w:right w:w="60" w:type="dxa"/>
+            </w:tcMar>
+          </w:tcPr>
+          <w:p>
+            <w:pPr>
+              <w:spacing w:before="0" w:after="40"/>
+              <w:jc w:val="left"/>
+            </w:pPr>
+            <w:r>
+              <w:rPr>
+                <w:b w:val="0"/>
+                <w:color w:val="1A1A2E"/>
                 <w:sz w:val="20"/>
               </w:rPr>
               <w:t>Прогнозирование потребления</w:t>
@@ -246,8 +837,25 @@
         <w:tc>
           <w:tcPr>
             <w:tcW w:type="dxa" w:w="4844"/>
+            <w:shd w:val="clear" w:color="auto" w:fill="FFFFFF"/>
+            <w:tcBorders>
+              <w:top w:val="none" w:sz="0" w:space="0" w:color="auto"/>
+              <w:bottom w:val="none" w:sz="0" w:space="0" w:color="auto"/>
+              <w:left w:val="none" w:sz="0" w:space="0" w:color="auto"/>
+              <w:right w:val="none" w:sz="0" w:space="0" w:color="auto"/>
+            </w:tcBorders>
+            <w:tcMar>
+              <w:top w:w="60" w:type="dxa"/>
+              <w:bottom w:w="60" w:type="dxa"/>
+              <w:left w:w="60" w:type="dxa"/>
+              <w:right w:w="100" w:type="dxa"/>
+            </w:tcMar>
           </w:tcPr>
           <w:p>
+            <w:pPr>
+              <w:spacing w:before="0" w:after="40"/>
+              <w:jc w:val="left"/>
+            </w:pPr>
             <w:r>
               <w:rPr>
                 <w:b/>
@@ -263,81 +871,57 @@
         <w:tc>
           <w:tcPr>
             <w:tcW w:type="dxa" w:w="4844"/>
+            <w:shd w:val="clear" w:color="auto" w:fill="F9FAFB"/>
+            <w:tcBorders>
+              <w:top w:val="none" w:sz="0" w:space="0" w:color="auto"/>
+              <w:bottom w:val="none" w:sz="0" w:space="0" w:color="auto"/>
+              <w:left w:val="none" w:sz="0" w:space="0" w:color="auto"/>
+              <w:right w:val="none" w:sz="0" w:space="0" w:color="auto"/>
+            </w:tcBorders>
+            <w:tcMar>
+              <w:top w:w="60" w:type="dxa"/>
+              <w:bottom w:w="60" w:type="dxa"/>
+              <w:left w:w="100" w:type="dxa"/>
+              <w:right w:w="60" w:type="dxa"/>
+            </w:tcMar>
           </w:tcPr>
           <w:p>
+            <w:pPr>
+              <w:spacing w:before="0" w:after="40"/>
+              <w:jc w:val="left"/>
+            </w:pPr>
             <w:r>
               <w:rPr>
+                <w:b w:val="0"/>
+                <w:color w:val="1A1A2E"/>
                 <w:sz w:val="20"/>
               </w:rPr>
-              <w:t>Уведомления по событиям</w:t>
+              <w:t>Управление заявками с BPM-процессом</w:t>
             </w:r>
           </w:p>
         </w:tc>
         <w:tc>
           <w:tcPr>
             <w:tcW w:type="dxa" w:w="4844"/>
+            <w:shd w:val="clear" w:color="auto" w:fill="F9FAFB"/>
+            <w:tcBorders>
+              <w:top w:val="none" w:sz="0" w:space="0" w:color="auto"/>
+              <w:bottom w:val="none" w:sz="0" w:space="0" w:color="auto"/>
+              <w:left w:val="none" w:sz="0" w:space="0" w:color="auto"/>
+              <w:right w:val="none" w:sz="0" w:space="0" w:color="auto"/>
+            </w:tcBorders>
+            <w:tcMar>
+              <w:top w:w="60" w:type="dxa"/>
+              <w:bottom w:w="60" w:type="dxa"/>
+              <w:left w:w="60" w:type="dxa"/>
+              <w:right w:w="100" w:type="dxa"/>
+            </w:tcMar>
           </w:tcPr>
           <w:p>
-            <w:r>
-              <w:rPr>
-                <w:b/>
-                <w:color w:val="16A34A"/>
-                <w:sz w:val="20"/>
-              </w:rPr>
-              <w:t>✅  Можем</w:t>
-            </w:r>
-          </w:p>
-        </w:tc>
-      </w:tr>
-      <w:tr>
-        <w:tc>
-          <w:tcPr>
-            <w:tcW w:type="dxa" w:w="4844"/>
-          </w:tcPr>
-          <w:p>
-            <w:r>
-              <w:rPr>
-                <w:sz w:val="20"/>
-              </w:rPr>
-              <w:t>Ролевой доступ к контенту</w:t>
-            </w:r>
-          </w:p>
-        </w:tc>
-        <w:tc>
-          <w:tcPr>
-            <w:tcW w:type="dxa" w:w="4844"/>
-          </w:tcPr>
-          <w:p>
-            <w:r>
-              <w:rPr>
-                <w:b/>
-                <w:color w:val="16A34A"/>
-                <w:sz w:val="20"/>
-              </w:rPr>
-              <w:t>✅  Можем</w:t>
-            </w:r>
-          </w:p>
-        </w:tc>
-      </w:tr>
-      <w:tr>
-        <w:tc>
-          <w:tcPr>
-            <w:tcW w:type="dxa" w:w="4844"/>
-          </w:tcPr>
-          <w:p>
-            <w:r>
-              <w:rPr>
-                <w:sz w:val="20"/>
-              </w:rPr>
-              <w:t>Формы ввода (заявки, заказы, контракты)</w:t>
-            </w:r>
-          </w:p>
-        </w:tc>
-        <w:tc>
-          <w:tcPr>
-            <w:tcW w:type="dxa" w:w="4844"/>
-          </w:tcPr>
-          <w:p>
+            <w:pPr>
+              <w:spacing w:before="0" w:after="40"/>
+              <w:jc w:val="left"/>
+            </w:pPr>
             <w:r>
               <w:rPr>
                 <w:b/>
@@ -353,111 +937,57 @@
         <w:tc>
           <w:tcPr>
             <w:tcW w:type="dxa" w:w="4844"/>
+            <w:shd w:val="clear" w:color="auto" w:fill="FFFFFF"/>
+            <w:tcBorders>
+              <w:top w:val="none" w:sz="0" w:space="0" w:color="auto"/>
+              <w:bottom w:val="none" w:sz="0" w:space="0" w:color="auto"/>
+              <w:left w:val="none" w:sz="0" w:space="0" w:color="auto"/>
+              <w:right w:val="none" w:sz="0" w:space="0" w:color="auto"/>
+            </w:tcBorders>
+            <w:tcMar>
+              <w:top w:w="60" w:type="dxa"/>
+              <w:bottom w:w="60" w:type="dxa"/>
+              <w:left w:w="100" w:type="dxa"/>
+              <w:right w:w="60" w:type="dxa"/>
+            </w:tcMar>
           </w:tcPr>
           <w:p>
+            <w:pPr>
+              <w:spacing w:before="0" w:after="40"/>
+              <w:jc w:val="left"/>
+            </w:pPr>
             <w:r>
               <w:rPr>
+                <w:b w:val="0"/>
+                <w:color w:val="1A1A2E"/>
                 <w:sz w:val="20"/>
               </w:rPr>
-              <w:t>Управление КЭ (CRUD конфигурационных единиц)</w:t>
+              <w:t>Публичный портал (новости, документы, услуги)</w:t>
             </w:r>
           </w:p>
         </w:tc>
         <w:tc>
           <w:tcPr>
             <w:tcW w:type="dxa" w:w="4844"/>
+            <w:shd w:val="clear" w:color="auto" w:fill="FFFFFF"/>
+            <w:tcBorders>
+              <w:top w:val="none" w:sz="0" w:space="0" w:color="auto"/>
+              <w:bottom w:val="none" w:sz="0" w:space="0" w:color="auto"/>
+              <w:left w:val="none" w:sz="0" w:space="0" w:color="auto"/>
+              <w:right w:val="none" w:sz="0" w:space="0" w:color="auto"/>
+            </w:tcBorders>
+            <w:tcMar>
+              <w:top w:w="60" w:type="dxa"/>
+              <w:bottom w:w="60" w:type="dxa"/>
+              <w:left w:w="60" w:type="dxa"/>
+              <w:right w:w="100" w:type="dxa"/>
+            </w:tcMar>
           </w:tcPr>
           <w:p>
-            <w:r>
-              <w:rPr>
-                <w:b/>
-                <w:color w:val="DC2626"/>
-                <w:sz w:val="20"/>
-              </w:rPr>
-              <w:t>❌  Не можем</w:t>
-            </w:r>
-          </w:p>
-        </w:tc>
-      </w:tr>
-      <w:tr>
-        <w:tc>
-          <w:tcPr>
-            <w:tcW w:type="dxa" w:w="4844"/>
-          </w:tcPr>
-          <w:p>
-            <w:r>
-              <w:rPr>
-                <w:sz w:val="20"/>
-              </w:rPr>
-              <w:t>Полноценное управление заявками и тех.поддержкой (ITSM)</w:t>
-            </w:r>
-          </w:p>
-        </w:tc>
-        <w:tc>
-          <w:tcPr>
-            <w:tcW w:type="dxa" w:w="4844"/>
-          </w:tcPr>
-          <w:p>
-            <w:r>
-              <w:rPr>
-                <w:b/>
-                <w:color w:val="DC2626"/>
-                <w:sz w:val="20"/>
-              </w:rPr>
-              <w:t>❌  Не можем</w:t>
-            </w:r>
-          </w:p>
-        </w:tc>
-      </w:tr>
-      <w:tr>
-        <w:tc>
-          <w:tcPr>
-            <w:tcW w:type="dxa" w:w="4844"/>
-          </w:tcPr>
-          <w:p>
-            <w:r>
-              <w:rPr>
-                <w:sz w:val="20"/>
-              </w:rPr>
-              <w:t>Управление контрактами и SLA</w:t>
-            </w:r>
-          </w:p>
-        </w:tc>
-        <w:tc>
-          <w:tcPr>
-            <w:tcW w:type="dxa" w:w="4844"/>
-          </w:tcPr>
-          <w:p>
-            <w:r>
-              <w:rPr>
-                <w:b/>
-                <w:color w:val="DC2626"/>
-                <w:sz w:val="20"/>
-              </w:rPr>
-              <w:t>❌  Не можем</w:t>
-            </w:r>
-          </w:p>
-        </w:tc>
-      </w:tr>
-      <w:tr>
-        <w:tc>
-          <w:tcPr>
-            <w:tcW w:type="dxa" w:w="4844"/>
-          </w:tcPr>
-          <w:p>
-            <w:r>
-              <w:rPr>
-                <w:sz w:val="20"/>
-              </w:rPr>
-              <w:t>Управление заказами с workflow согласования</w:t>
-            </w:r>
-          </w:p>
-        </w:tc>
-        <w:tc>
-          <w:tcPr>
-            <w:tcW w:type="dxa" w:w="4844"/>
-          </w:tcPr>
-          <w:p>
+            <w:pPr>
+              <w:spacing w:before="0" w:after="40"/>
+              <w:jc w:val="left"/>
+            </w:pPr>
             <w:r>
               <w:rPr>
                 <w:b/>
@@ -473,21 +1003,57 @@
         <w:tc>
           <w:tcPr>
             <w:tcW w:type="dxa" w:w="4844"/>
+            <w:shd w:val="clear" w:color="auto" w:fill="F9FAFB"/>
+            <w:tcBorders>
+              <w:top w:val="none" w:sz="0" w:space="0" w:color="auto"/>
+              <w:bottom w:val="none" w:sz="0" w:space="0" w:color="auto"/>
+              <w:left w:val="none" w:sz="0" w:space="0" w:color="auto"/>
+              <w:right w:val="none" w:sz="0" w:space="0" w:color="auto"/>
+            </w:tcBorders>
+            <w:tcMar>
+              <w:top w:w="60" w:type="dxa"/>
+              <w:bottom w:w="60" w:type="dxa"/>
+              <w:left w:w="100" w:type="dxa"/>
+              <w:right w:w="60" w:type="dxa"/>
+            </w:tcMar>
           </w:tcPr>
           <w:p>
+            <w:pPr>
+              <w:spacing w:before="0" w:after="40"/>
+              <w:jc w:val="left"/>
+            </w:pPr>
             <w:r>
               <w:rPr>
+                <w:b w:val="0"/>
+                <w:color w:val="1A1A2E"/>
                 <w:sz w:val="20"/>
               </w:rPr>
-              <w:t>Публичный портал (новости, документы, услуги)</w:t>
+              <w:t>Авторизация и SSO через Keycloak</w:t>
             </w:r>
           </w:p>
         </w:tc>
         <w:tc>
           <w:tcPr>
             <w:tcW w:type="dxa" w:w="4844"/>
+            <w:shd w:val="clear" w:color="auto" w:fill="F9FAFB"/>
+            <w:tcBorders>
+              <w:top w:val="none" w:sz="0" w:space="0" w:color="auto"/>
+              <w:bottom w:val="none" w:sz="0" w:space="0" w:color="auto"/>
+              <w:left w:val="none" w:sz="0" w:space="0" w:color="auto"/>
+              <w:right w:val="none" w:sz="0" w:space="0" w:color="auto"/>
+            </w:tcBorders>
+            <w:tcMar>
+              <w:top w:w="60" w:type="dxa"/>
+              <w:bottom w:w="60" w:type="dxa"/>
+              <w:left w:w="60" w:type="dxa"/>
+              <w:right w:w="100" w:type="dxa"/>
+            </w:tcMar>
           </w:tcPr>
           <w:p>
+            <w:pPr>
+              <w:spacing w:before="0" w:after="40"/>
+              <w:jc w:val="left"/>
+            </w:pPr>
             <w:r>
               <w:rPr>
                 <w:b/>
@@ -503,10 +1069,227 @@
         <w:tc>
           <w:tcPr>
             <w:tcW w:type="dxa" w:w="4844"/>
+            <w:shd w:val="clear" w:color="auto" w:fill="FFFFFF"/>
+            <w:tcBorders>
+              <w:top w:val="none" w:sz="0" w:space="0" w:color="auto"/>
+              <w:bottom w:val="none" w:sz="0" w:space="0" w:color="auto"/>
+              <w:left w:val="none" w:sz="0" w:space="0" w:color="auto"/>
+              <w:right w:val="none" w:sz="0" w:space="0" w:color="auto"/>
+            </w:tcBorders>
+            <w:tcMar>
+              <w:top w:w="60" w:type="dxa"/>
+              <w:bottom w:w="60" w:type="dxa"/>
+              <w:left w:w="100" w:type="dxa"/>
+              <w:right w:w="60" w:type="dxa"/>
+            </w:tcMar>
           </w:tcPr>
           <w:p>
+            <w:pPr>
+              <w:spacing w:before="0" w:after="40"/>
+              <w:jc w:val="left"/>
+            </w:pPr>
             <w:r>
               <w:rPr>
+                <w:b w:val="0"/>
+                <w:color w:val="1A1A2E"/>
+                <w:sz w:val="20"/>
+              </w:rPr>
+              <w:t>Управление КЭ (CRUD конфигурационных единиц)</w:t>
+            </w:r>
+          </w:p>
+        </w:tc>
+        <w:tc>
+          <w:tcPr>
+            <w:tcW w:type="dxa" w:w="4844"/>
+            <w:shd w:val="clear" w:color="auto" w:fill="FFFFFF"/>
+            <w:tcBorders>
+              <w:top w:val="none" w:sz="0" w:space="0" w:color="auto"/>
+              <w:bottom w:val="none" w:sz="0" w:space="0" w:color="auto"/>
+              <w:left w:val="none" w:sz="0" w:space="0" w:color="auto"/>
+              <w:right w:val="none" w:sz="0" w:space="0" w:color="auto"/>
+            </w:tcBorders>
+            <w:tcMar>
+              <w:top w:w="60" w:type="dxa"/>
+              <w:bottom w:w="60" w:type="dxa"/>
+              <w:left w:w="60" w:type="dxa"/>
+              <w:right w:w="100" w:type="dxa"/>
+            </w:tcMar>
+          </w:tcPr>
+          <w:p>
+            <w:pPr>
+              <w:spacing w:before="0" w:after="40"/>
+              <w:jc w:val="left"/>
+            </w:pPr>
+            <w:r>
+              <w:rPr>
+                <w:b/>
+                <w:color w:val="DC2626"/>
+                <w:sz w:val="20"/>
+              </w:rPr>
+              <w:t>❌ Не можем</w:t>
+            </w:r>
+          </w:p>
+        </w:tc>
+      </w:tr>
+      <w:tr>
+        <w:tc>
+          <w:tcPr>
+            <w:tcW w:type="dxa" w:w="4844"/>
+            <w:shd w:val="clear" w:color="auto" w:fill="F9FAFB"/>
+            <w:tcBorders>
+              <w:top w:val="none" w:sz="0" w:space="0" w:color="auto"/>
+              <w:bottom w:val="none" w:sz="0" w:space="0" w:color="auto"/>
+              <w:left w:val="none" w:sz="0" w:space="0" w:color="auto"/>
+              <w:right w:val="none" w:sz="0" w:space="0" w:color="auto"/>
+            </w:tcBorders>
+            <w:tcMar>
+              <w:top w:w="60" w:type="dxa"/>
+              <w:bottom w:w="60" w:type="dxa"/>
+              <w:left w:w="100" w:type="dxa"/>
+              <w:right w:w="60" w:type="dxa"/>
+            </w:tcMar>
+          </w:tcPr>
+          <w:p>
+            <w:pPr>
+              <w:spacing w:before="0" w:after="40"/>
+              <w:jc w:val="left"/>
+            </w:pPr>
+            <w:r>
+              <w:rPr>
+                <w:b w:val="0"/>
+                <w:color w:val="1A1A2E"/>
+                <w:sz w:val="20"/>
+              </w:rPr>
+              <w:t>Полноценная тех.поддержка — ITSM (инциденты, SLA)</w:t>
+            </w:r>
+          </w:p>
+        </w:tc>
+        <w:tc>
+          <w:tcPr>
+            <w:tcW w:type="dxa" w:w="4844"/>
+            <w:shd w:val="clear" w:color="auto" w:fill="F9FAFB"/>
+            <w:tcBorders>
+              <w:top w:val="none" w:sz="0" w:space="0" w:color="auto"/>
+              <w:bottom w:val="none" w:sz="0" w:space="0" w:color="auto"/>
+              <w:left w:val="none" w:sz="0" w:space="0" w:color="auto"/>
+              <w:right w:val="none" w:sz="0" w:space="0" w:color="auto"/>
+            </w:tcBorders>
+            <w:tcMar>
+              <w:top w:w="60" w:type="dxa"/>
+              <w:bottom w:w="60" w:type="dxa"/>
+              <w:left w:w="60" w:type="dxa"/>
+              <w:right w:w="100" w:type="dxa"/>
+            </w:tcMar>
+          </w:tcPr>
+          <w:p>
+            <w:pPr>
+              <w:spacing w:before="0" w:after="40"/>
+              <w:jc w:val="left"/>
+            </w:pPr>
+            <w:r>
+              <w:rPr>
+                <w:b/>
+                <w:color w:val="DC2626"/>
+                <w:sz w:val="20"/>
+              </w:rPr>
+              <w:t>❌ Не можем</w:t>
+            </w:r>
+          </w:p>
+        </w:tc>
+      </w:tr>
+      <w:tr>
+        <w:tc>
+          <w:tcPr>
+            <w:tcW w:type="dxa" w:w="4844"/>
+            <w:shd w:val="clear" w:color="auto" w:fill="FFFFFF"/>
+            <w:tcBorders>
+              <w:top w:val="none" w:sz="0" w:space="0" w:color="auto"/>
+              <w:bottom w:val="none" w:sz="0" w:space="0" w:color="auto"/>
+              <w:left w:val="none" w:sz="0" w:space="0" w:color="auto"/>
+              <w:right w:val="none" w:sz="0" w:space="0" w:color="auto"/>
+            </w:tcBorders>
+            <w:tcMar>
+              <w:top w:w="60" w:type="dxa"/>
+              <w:bottom w:w="60" w:type="dxa"/>
+              <w:left w:w="100" w:type="dxa"/>
+              <w:right w:w="60" w:type="dxa"/>
+            </w:tcMar>
+          </w:tcPr>
+          <w:p>
+            <w:pPr>
+              <w:spacing w:before="0" w:after="40"/>
+              <w:jc w:val="left"/>
+            </w:pPr>
+            <w:r>
+              <w:rPr>
+                <w:b w:val="0"/>
+                <w:color w:val="1A1A2E"/>
+                <w:sz w:val="20"/>
+              </w:rPr>
+              <w:t>Ведение контрактов, заказов, SLA</w:t>
+            </w:r>
+          </w:p>
+        </w:tc>
+        <w:tc>
+          <w:tcPr>
+            <w:tcW w:type="dxa" w:w="4844"/>
+            <w:shd w:val="clear" w:color="auto" w:fill="FFFFFF"/>
+            <w:tcBorders>
+              <w:top w:val="none" w:sz="0" w:space="0" w:color="auto"/>
+              <w:bottom w:val="none" w:sz="0" w:space="0" w:color="auto"/>
+              <w:left w:val="none" w:sz="0" w:space="0" w:color="auto"/>
+              <w:right w:val="none" w:sz="0" w:space="0" w:color="auto"/>
+            </w:tcBorders>
+            <w:tcMar>
+              <w:top w:w="60" w:type="dxa"/>
+              <w:bottom w:w="60" w:type="dxa"/>
+              <w:left w:w="60" w:type="dxa"/>
+              <w:right w:w="100" w:type="dxa"/>
+            </w:tcMar>
+          </w:tcPr>
+          <w:p>
+            <w:pPr>
+              <w:spacing w:before="0" w:after="40"/>
+              <w:jc w:val="left"/>
+            </w:pPr>
+            <w:r>
+              <w:rPr>
+                <w:b/>
+                <w:color w:val="DC2626"/>
+                <w:sz w:val="20"/>
+              </w:rPr>
+              <w:t>❌ Не можем</w:t>
+            </w:r>
+          </w:p>
+        </w:tc>
+      </w:tr>
+      <w:tr>
+        <w:tc>
+          <w:tcPr>
+            <w:tcW w:type="dxa" w:w="4844"/>
+            <w:shd w:val="clear" w:color="auto" w:fill="F9FAFB"/>
+            <w:tcBorders>
+              <w:top w:val="none" w:sz="0" w:space="0" w:color="auto"/>
+              <w:bottom w:val="none" w:sz="0" w:space="0" w:color="auto"/>
+              <w:left w:val="none" w:sz="0" w:space="0" w:color="auto"/>
+              <w:right w:val="none" w:sz="0" w:space="0" w:color="auto"/>
+            </w:tcBorders>
+            <w:tcMar>
+              <w:top w:w="60" w:type="dxa"/>
+              <w:bottom w:w="60" w:type="dxa"/>
+              <w:left w:w="100" w:type="dxa"/>
+              <w:right w:w="60" w:type="dxa"/>
+            </w:tcMar>
+          </w:tcPr>
+          <w:p>
+            <w:pPr>
+              <w:spacing w:before="0" w:after="40"/>
+              <w:jc w:val="left"/>
+            </w:pPr>
+            <w:r>
+              <w:rPr>
+                <w:b w:val="0"/>
+                <w:color w:val="1A1A2E"/>
                 <w:sz w:val="20"/>
               </w:rPr>
               <w:t>Мобильное приложение</w:t>
@@ -516,2162 +1299,5353 @@
         <w:tc>
           <w:tcPr>
             <w:tcW w:type="dxa" w:w="4844"/>
+            <w:shd w:val="clear" w:color="auto" w:fill="F9FAFB"/>
+            <w:tcBorders>
+              <w:top w:val="none" w:sz="0" w:space="0" w:color="auto"/>
+              <w:bottom w:val="none" w:sz="0" w:space="0" w:color="auto"/>
+              <w:left w:val="none" w:sz="0" w:space="0" w:color="auto"/>
+              <w:right w:val="none" w:sz="0" w:space="0" w:color="auto"/>
+            </w:tcBorders>
+            <w:tcMar>
+              <w:top w:w="60" w:type="dxa"/>
+              <w:bottom w:w="60" w:type="dxa"/>
+              <w:left w:w="60" w:type="dxa"/>
+              <w:right w:w="100" w:type="dxa"/>
+            </w:tcMar>
           </w:tcPr>
           <w:p>
+            <w:pPr>
+              <w:spacing w:before="0" w:after="40"/>
+              <w:jc w:val="left"/>
+            </w:pPr>
             <w:r>
               <w:rPr>
                 <w:b/>
                 <w:color w:val="DC2626"/>
                 <w:sz w:val="20"/>
               </w:rPr>
-              <w:t>❌  Не можем</w:t>
+              <w:t>❌ Не можем</w:t>
             </w:r>
           </w:p>
         </w:tc>
       </w:tr>
     </w:tbl>
-    <w:p/>
     <w:p>
       <w:pPr>
-        <w:spacing w:before="280" w:after="120"/>
+        <w:spacing w:before="0" w:after="320"/>
+      </w:pPr>
+      <w:rPr>
+        <w:sz w:val="2"/>
+      </w:rPr>
+    </w:p>
+    <w:p>
+      <w:pPr>
+        <w:spacing w:before="0" w:after="120"/>
+      </w:pPr>
+      <w:rPr>
+        <w:sz w:val="2"/>
+      </w:rPr>
+    </w:p>
+    <w:p>
+      <w:pPr>
+        <w:spacing w:before="0" w:after="120"/>
+        <w:pBdr>
+          <w:bottom w:val="single" w:sz="6" w:space="4" w:color="4F6AFF"/>
+        </w:pBdr>
       </w:pPr>
       <w:r>
         <w:rPr>
           <w:b/>
           <w:color w:val="1A1A2E"/>
-          <w:sz w:val="32"/>
+          <w:sz w:val="28"/>
         </w:rPr>
-        <w:t>Детальный разбор по направлениям</w:t>
+        <w:t>Детальный разбор</w:t>
       </w:r>
     </w:p>
     <w:p>
       <w:pPr>
-        <w:spacing w:before="200" w:after="80"/>
+        <w:spacing w:before="0" w:after="120"/>
       </w:pPr>
-      <w:r>
-        <w:rPr>
-          <w:b/>
-          <w:color w:val="4F6AFF"/>
-          <w:sz w:val="26"/>
-        </w:rPr>
-        <w:t>1. Мониторинг ресурсов ГосОблака (дашборды)</w:t>
-      </w:r>
+      <w:rPr>
+        <w:sz w:val="2"/>
+      </w:rPr>
+    </w:p>
+    <w:tbl>
+      <w:tblPr>
+        <w:tblW w:type="auto" w:w="0"/>
+        <w:jc w:val="left"/>
+        <w:tblLook w:firstColumn="1" w:firstRow="1" w:lastColumn="0" w:lastRow="0" w:noHBand="0" w:noVBand="1" w:val="04A0"/>
+      </w:tblPr>
+      <w:tblGrid>
+        <w:gridCol w:w="3230"/>
+        <w:gridCol w:w="3230"/>
+        <w:gridCol w:w="3230"/>
+      </w:tblGrid>
+      <w:tr>
+        <w:tc>
+          <w:tcPr>
+            <w:shd w:val="clear" w:color="auto" w:fill="4F6AFF"/>
+            <w:tcBorders>
+              <w:top w:val="none" w:sz="0" w:space="0" w:color="auto"/>
+              <w:bottom w:val="none" w:sz="0" w:space="0" w:color="auto"/>
+              <w:left w:val="none" w:sz="0" w:space="0" w:color="auto"/>
+              <w:right w:val="none" w:sz="0" w:space="0" w:color="auto"/>
+            </w:tcBorders>
+            <w:tcW w:w="460" w:type="dxa"/>
+            <w:tcMar>
+              <w:top w:w="80" w:type="dxa"/>
+              <w:bottom w:w="80" w:type="dxa"/>
+              <w:left w:w="60" w:type="dxa"/>
+              <w:right w:w="60" w:type="dxa"/>
+            </w:tcMar>
+          </w:tcPr>
+          <w:p>
+            <w:pPr>
+              <w:spacing w:before="0" w:after="40"/>
+              <w:jc w:val="center"/>
+            </w:pPr>
+            <w:r>
+              <w:rPr>
+                <w:b/>
+                <w:color w:val="FFFFFF"/>
+                <w:sz w:val="22"/>
+              </w:rPr>
+              <w:t>1</w:t>
+            </w:r>
+          </w:p>
+        </w:tc>
+        <w:tc>
+          <w:tcPr>
+            <w:shd w:val="clear" w:color="auto" w:fill="1A1A2E"/>
+            <w:tcBorders>
+              <w:top w:val="none" w:sz="0" w:space="0" w:color="auto"/>
+              <w:bottom w:val="none" w:sz="0" w:space="0" w:color="auto"/>
+              <w:left w:val="none" w:sz="0" w:space="0" w:color="auto"/>
+              <w:right w:val="none" w:sz="0" w:space="0" w:color="auto"/>
+            </w:tcBorders>
+            <w:tcW w:w="6163" w:type="dxa"/>
+            <w:tcMar>
+              <w:top w:w="80" w:type="dxa"/>
+              <w:bottom w:w="80" w:type="dxa"/>
+              <w:left w:w="100" w:type="dxa"/>
+              <w:right w:w="60" w:type="dxa"/>
+            </w:tcMar>
+          </w:tcPr>
+          <w:p>
+            <w:pPr>
+              <w:spacing w:before="0" w:after="40"/>
+              <w:jc w:val="left"/>
+            </w:pPr>
+            <w:r>
+              <w:rPr>
+                <w:b/>
+                <w:color w:val="FFFFFF"/>
+                <w:sz w:val="24"/>
+              </w:rPr>
+              <w:t>Визуализация и дашборды (мониторинг, KPI, тренды)</w:t>
+            </w:r>
+          </w:p>
+        </w:tc>
+        <w:tc>
+          <w:tcPr>
+            <w:shd w:val="clear" w:color="auto" w:fill="D1FAE5"/>
+            <w:tcBorders>
+              <w:top w:val="none" w:sz="0" w:space="0" w:color="auto"/>
+              <w:bottom w:val="none" w:sz="0" w:space="0" w:color="auto"/>
+              <w:left w:val="none" w:sz="0" w:space="0" w:color="auto"/>
+              <w:right w:val="none" w:sz="0" w:space="0" w:color="auto"/>
+            </w:tcBorders>
+            <w:tcW w:w="2304" w:type="dxa"/>
+            <w:tcMar>
+              <w:top w:w="80" w:type="dxa"/>
+              <w:bottom w:w="80" w:type="dxa"/>
+              <w:left w:w="60" w:type="dxa"/>
+              <w:right w:w="80" w:type="dxa"/>
+            </w:tcMar>
+          </w:tcPr>
+          <w:p>
+            <w:pPr>
+              <w:spacing w:before="0" w:after="40"/>
+              <w:jc w:val="center"/>
+            </w:pPr>
+            <w:r>
+              <w:rPr>
+                <w:b/>
+                <w:color w:val="16A34A"/>
+                <w:sz w:val="20"/>
+              </w:rPr>
+              <w:t>✅ Можем</w:t>
+            </w:r>
+          </w:p>
+        </w:tc>
+      </w:tr>
+    </w:tbl>
+    <w:tbl>
+      <w:tblPr>
+        <w:tblW w:type="auto" w:w="0"/>
+        <w:jc w:val="left"/>
+        <w:tblLook w:firstColumn="1" w:firstRow="1" w:lastColumn="0" w:lastRow="0" w:noHBand="0" w:noVBand="1" w:val="04A0"/>
+      </w:tblPr>
+      <w:tblGrid>
+        <w:gridCol w:w="9689"/>
+      </w:tblGrid>
+      <w:tr>
+        <w:tc>
+          <w:tcPr>
+            <w:tcW w:type="dxa" w:w="9689"/>
+            <w:shd w:val="clear" w:color="auto" w:fill="F3F4F6"/>
+            <w:tcBorders>
+              <w:top w:val="none" w:sz="0" w:space="0" w:color="auto"/>
+              <w:bottom w:val="none" w:sz="0" w:space="0" w:color="auto"/>
+              <w:left w:val="none" w:sz="0" w:space="0" w:color="auto"/>
+              <w:right w:val="none" w:sz="0" w:space="0" w:color="auto"/>
+            </w:tcBorders>
+            <w:tcMar>
+              <w:top w:w="80" w:type="dxa"/>
+              <w:bottom w:w="80" w:type="dxa"/>
+              <w:left w:w="100" w:type="dxa"/>
+              <w:right w:w="100" w:type="dxa"/>
+            </w:tcMar>
+          </w:tcPr>
+          <w:p>
+            <w:pPr>
+              <w:spacing w:before="0" w:after="0"/>
+              <w:jc w:val="left"/>
+            </w:pPr>
+            <w:r>
+              <w:rPr>
+                <w:b w:val="0"/>
+                <w:color w:val="1A1A2E"/>
+                <w:sz w:val="20"/>
+              </w:rPr>
+              <w:t>Главная «витрина» системы — дашборды по потреблению CPU/RAM/хранилища, доступности услуг, рейтингу потребителей — полностью реализуется в Insight без ограничений.</w:t>
+            </w:r>
+          </w:p>
+        </w:tc>
+      </w:tr>
+    </w:tbl>
+    <w:tbl>
+      <w:tblPr>
+        <w:tblW w:type="auto" w:w="0"/>
+        <w:jc w:val="left"/>
+        <w:tblLook w:firstColumn="1" w:firstRow="1" w:lastColumn="0" w:lastRow="0" w:noHBand="0" w:noVBand="1" w:val="04A0"/>
+      </w:tblPr>
+      <w:tblGrid>
+        <w:gridCol w:w="4844"/>
+        <w:gridCol w:w="4844"/>
+      </w:tblGrid>
+      <w:tr>
+        <w:tc>
+          <w:tcPr>
+            <w:shd w:val="clear" w:color="auto" w:fill="FFFFFF"/>
+            <w:tcBorders>
+              <w:top w:val="none" w:sz="4" w:space="0" w:color="000000"/>
+              <w:bottom w:val="none" w:sz="4" w:space="0" w:color="000000"/>
+              <w:left w:val="single" w:sz="12" w:space="0" w:color="16A34A"/>
+              <w:right w:val="none" w:sz="4" w:space="0" w:color="000000"/>
+            </w:tcBorders>
+            <w:tcMar>
+              <w:top w:w="80" w:type="dxa"/>
+              <w:bottom w:w="80" w:type="dxa"/>
+              <w:left w:w="100" w:type="dxa"/>
+              <w:right w:w="80" w:type="dxa"/>
+            </w:tcMar>
+            <w:tcW w:w="4464" w:type="dxa"/>
+          </w:tcPr>
+          <w:p>
+            <w:pPr>
+              <w:spacing w:before="0" w:after="80"/>
+              <w:jc w:val="left"/>
+            </w:pPr>
+            <w:r>
+              <w:rPr>
+                <w:b/>
+                <w:color w:val="16A34A"/>
+                <w:sz w:val="18"/>
+              </w:rPr>
+              <w:t>✔  Что умеем</w:t>
+            </w:r>
+          </w:p>
+          <w:p>
+            <w:pPr>
+              <w:spacing w:before="0" w:after="40"/>
+              <w:ind w:left="173"/>
+            </w:pPr>
+            <w:r>
+              <w:rPr>
+                <w:color w:val="1A1A2E"/>
+                <w:sz w:val="19"/>
+              </w:rPr>
+              <w:t>• KPI-плитки с текущими значениями, динамикой и пороговыми индикаторами</w:t>
+            </w:r>
+          </w:p>
+          <w:p>
+            <w:pPr>
+              <w:spacing w:before="0" w:after="40"/>
+              <w:ind w:left="173"/>
+            </w:pPr>
+            <w:r>
+              <w:rPr>
+                <w:color w:val="1A1A2E"/>
+                <w:sz w:val="19"/>
+              </w:rPr>
+              <w:t>• Линейные и столбчатые графики потребления в разрезе времени, поставщика, типа КЭ</w:t>
+            </w:r>
+          </w:p>
+          <w:p>
+            <w:pPr>
+              <w:spacing w:before="0" w:after="40"/>
+              <w:ind w:left="173"/>
+            </w:pPr>
+            <w:r>
+              <w:rPr>
+                <w:color w:val="1A1A2E"/>
+                <w:sz w:val="19"/>
+              </w:rPr>
+              <w:t>• Тепловые карты нагрузки, waterfall, sankey, gauge</w:t>
+            </w:r>
+          </w:p>
+          <w:p>
+            <w:pPr>
+              <w:spacing w:before="0" w:after="40"/>
+              <w:ind w:left="173"/>
+            </w:pPr>
+            <w:r>
+              <w:rPr>
+                <w:color w:val="1A1A2E"/>
+                <w:sz w:val="19"/>
+              </w:rPr>
+              <w:t>• Pivot-таблицы и drill-down для детальной аналитики</w:t>
+            </w:r>
+          </w:p>
+          <w:p>
+            <w:pPr>
+              <w:spacing w:before="0" w:after="40"/>
+              <w:ind w:left="173"/>
+            </w:pPr>
+            <w:r>
+              <w:rPr>
+                <w:color w:val="1A1A2E"/>
+                <w:sz w:val="19"/>
+              </w:rPr>
+              <w:t>• Настраиваемые дашборды для каждой роли (Поставщик, Потребитель, Регулятор, Аналитик)</w:t>
+            </w:r>
+          </w:p>
+          <w:p>
+            <w:pPr>
+              <w:spacing w:before="0" w:after="40"/>
+              <w:ind w:left="173"/>
+            </w:pPr>
+            <w:r>
+              <w:rPr>
+                <w:color w:val="1A1A2E"/>
+                <w:sz w:val="19"/>
+              </w:rPr>
+              <w:t>• Real-time обновление данных без перезагрузки страницы</w:t>
+            </w:r>
+          </w:p>
+          <w:p>
+            <w:pPr>
+              <w:spacing w:before="0" w:after="40"/>
+              <w:ind w:left="173"/>
+            </w:pPr>
+            <w:r>
+              <w:rPr>
+                <w:color w:val="1A1A2E"/>
+                <w:sz w:val="19"/>
+              </w:rPr>
+              <w:t>• Сводные отчёты по ГосОблаку в целом и в разрезе потребителя</w:t>
+            </w:r>
+          </w:p>
+        </w:tc>
+        <w:tc>
+          <w:tcPr>
+            <w:shd w:val="clear" w:color="auto" w:fill="FFFFFF"/>
+            <w:tcBorders>
+              <w:top w:val="none" w:sz="4" w:space="0" w:color="000000"/>
+              <w:bottom w:val="none" w:sz="4" w:space="0" w:color="000000"/>
+              <w:left w:val="single" w:sz="12" w:space="0" w:color="DC2626"/>
+              <w:right w:val="none" w:sz="4" w:space="0" w:color="000000"/>
+            </w:tcBorders>
+            <w:tcMar>
+              <w:top w:w="80" w:type="dxa"/>
+              <w:bottom w:w="80" w:type="dxa"/>
+              <w:left w:w="100" w:type="dxa"/>
+              <w:right w:w="80" w:type="dxa"/>
+            </w:tcMar>
+            <w:tcW w:w="4464" w:type="dxa"/>
+          </w:tcPr>
+          <w:p>
+            <w:pPr>
+              <w:spacing w:before="0" w:after="80"/>
+              <w:jc w:val="left"/>
+            </w:pPr>
+            <w:r>
+              <w:rPr>
+                <w:b/>
+                <w:color w:val="DC2626"/>
+                <w:sz w:val="18"/>
+              </w:rPr>
+              <w:t>✗  Ограничения</w:t>
+            </w:r>
+          </w:p>
+          <w:p>
+            <w:pPr>
+              <w:spacing w:before="0" w:after="40"/>
+              <w:ind w:left="173"/>
+            </w:pPr>
+            <w:r>
+              <w:rPr>
+                <w:color w:val="6B7280"/>
+                <w:sz w:val="19"/>
+              </w:rPr>
+              <w:t>• Сам сбор метрик с агентов мониторинга — это задача бэкенда ФГИС У; Insight только визуализирует подготовленные данные</w:t>
+            </w:r>
+          </w:p>
+        </w:tc>
+      </w:tr>
+    </w:tbl>
+    <w:p>
+      <w:pPr>
+        <w:spacing w:before="0" w:after="200"/>
+      </w:pPr>
+      <w:rPr>
+        <w:sz w:val="2"/>
+      </w:rPr>
+    </w:p>
+    <w:tbl>
+      <w:tblPr>
+        <w:tblW w:type="auto" w:w="0"/>
+        <w:jc w:val="left"/>
+        <w:tblLook w:firstColumn="1" w:firstRow="1" w:lastColumn="0" w:lastRow="0" w:noHBand="0" w:noVBand="1" w:val="04A0"/>
+      </w:tblPr>
+      <w:tblGrid>
+        <w:gridCol w:w="3230"/>
+        <w:gridCol w:w="3230"/>
+        <w:gridCol w:w="3230"/>
+      </w:tblGrid>
+      <w:tr>
+        <w:tc>
+          <w:tcPr>
+            <w:shd w:val="clear" w:color="auto" w:fill="4F6AFF"/>
+            <w:tcBorders>
+              <w:top w:val="none" w:sz="0" w:space="0" w:color="auto"/>
+              <w:bottom w:val="none" w:sz="0" w:space="0" w:color="auto"/>
+              <w:left w:val="none" w:sz="0" w:space="0" w:color="auto"/>
+              <w:right w:val="none" w:sz="0" w:space="0" w:color="auto"/>
+            </w:tcBorders>
+            <w:tcW w:w="460" w:type="dxa"/>
+            <w:tcMar>
+              <w:top w:w="80" w:type="dxa"/>
+              <w:bottom w:w="80" w:type="dxa"/>
+              <w:left w:w="60" w:type="dxa"/>
+              <w:right w:w="60" w:type="dxa"/>
+            </w:tcMar>
+          </w:tcPr>
+          <w:p>
+            <w:pPr>
+              <w:spacing w:before="0" w:after="40"/>
+              <w:jc w:val="center"/>
+            </w:pPr>
+            <w:r>
+              <w:rPr>
+                <w:b/>
+                <w:color w:val="FFFFFF"/>
+                <w:sz w:val="22"/>
+              </w:rPr>
+              <w:t>2</w:t>
+            </w:r>
+          </w:p>
+        </w:tc>
+        <w:tc>
+          <w:tcPr>
+            <w:shd w:val="clear" w:color="auto" w:fill="1A1A2E"/>
+            <w:tcBorders>
+              <w:top w:val="none" w:sz="0" w:space="0" w:color="auto"/>
+              <w:bottom w:val="none" w:sz="0" w:space="0" w:color="auto"/>
+              <w:left w:val="none" w:sz="0" w:space="0" w:color="auto"/>
+              <w:right w:val="none" w:sz="0" w:space="0" w:color="auto"/>
+            </w:tcBorders>
+            <w:tcW w:w="6163" w:type="dxa"/>
+            <w:tcMar>
+              <w:top w:w="80" w:type="dxa"/>
+              <w:bottom w:w="80" w:type="dxa"/>
+              <w:left w:w="100" w:type="dxa"/>
+              <w:right w:w="60" w:type="dxa"/>
+            </w:tcMar>
+          </w:tcPr>
+          <w:p>
+            <w:pPr>
+              <w:spacing w:before="0" w:after="40"/>
+              <w:jc w:val="left"/>
+            </w:pPr>
+            <w:r>
+              <w:rPr>
+                <w:b/>
+                <w:color w:val="FFFFFF"/>
+                <w:sz w:val="24"/>
+              </w:rPr>
+              <w:t>Аналитическая отчётность</w:t>
+            </w:r>
+          </w:p>
+        </w:tc>
+        <w:tc>
+          <w:tcPr>
+            <w:shd w:val="clear" w:color="auto" w:fill="D1FAE5"/>
+            <w:tcBorders>
+              <w:top w:val="none" w:sz="0" w:space="0" w:color="auto"/>
+              <w:bottom w:val="none" w:sz="0" w:space="0" w:color="auto"/>
+              <w:left w:val="none" w:sz="0" w:space="0" w:color="auto"/>
+              <w:right w:val="none" w:sz="0" w:space="0" w:color="auto"/>
+            </w:tcBorders>
+            <w:tcW w:w="2304" w:type="dxa"/>
+            <w:tcMar>
+              <w:top w:w="80" w:type="dxa"/>
+              <w:bottom w:w="80" w:type="dxa"/>
+              <w:left w:w="60" w:type="dxa"/>
+              <w:right w:w="80" w:type="dxa"/>
+            </w:tcMar>
+          </w:tcPr>
+          <w:p>
+            <w:pPr>
+              <w:spacing w:before="0" w:after="40"/>
+              <w:jc w:val="center"/>
+            </w:pPr>
+            <w:r>
+              <w:rPr>
+                <w:b/>
+                <w:color w:val="16A34A"/>
+                <w:sz w:val="20"/>
+              </w:rPr>
+              <w:t>✅ Можем</w:t>
+            </w:r>
+          </w:p>
+        </w:tc>
+      </w:tr>
+    </w:tbl>
+    <w:tbl>
+      <w:tblPr>
+        <w:tblW w:type="auto" w:w="0"/>
+        <w:jc w:val="left"/>
+        <w:tblLook w:firstColumn="1" w:firstRow="1" w:lastColumn="0" w:lastRow="0" w:noHBand="0" w:noVBand="1" w:val="04A0"/>
+      </w:tblPr>
+      <w:tblGrid>
+        <w:gridCol w:w="9689"/>
+      </w:tblGrid>
+      <w:tr>
+        <w:tc>
+          <w:tcPr>
+            <w:tcW w:type="dxa" w:w="9689"/>
+            <w:shd w:val="clear" w:color="auto" w:fill="F3F4F6"/>
+            <w:tcBorders>
+              <w:top w:val="none" w:sz="0" w:space="0" w:color="auto"/>
+              <w:bottom w:val="none" w:sz="0" w:space="0" w:color="auto"/>
+              <w:left w:val="none" w:sz="0" w:space="0" w:color="auto"/>
+              <w:right w:val="none" w:sz="0" w:space="0" w:color="auto"/>
+            </w:tcBorders>
+            <w:tcMar>
+              <w:top w:w="80" w:type="dxa"/>
+              <w:bottom w:w="80" w:type="dxa"/>
+              <w:left w:w="100" w:type="dxa"/>
+              <w:right w:w="100" w:type="dxa"/>
+            </w:tcMar>
+          </w:tcPr>
+          <w:p>
+            <w:pPr>
+              <w:spacing w:before="0" w:after="0"/>
+              <w:jc w:val="left"/>
+            </w:pPr>
+            <w:r>
+              <w:rPr>
+                <w:b w:val="0"/>
+                <w:color w:val="1A1A2E"/>
+                <w:sz w:val="20"/>
+              </w:rPr>
+              <w:t>Все 11+ типов отчётов ФГИС У — от «Отчёта по использованию КЭ» до «Рейтинга потребителей» — строятся стандартными средствами Insight.</w:t>
+            </w:r>
+          </w:p>
+        </w:tc>
+      </w:tr>
+    </w:tbl>
+    <w:tbl>
+      <w:tblPr>
+        <w:tblW w:type="auto" w:w="0"/>
+        <w:jc w:val="left"/>
+        <w:tblLook w:firstColumn="1" w:firstRow="1" w:lastColumn="0" w:lastRow="0" w:noHBand="0" w:noVBand="1" w:val="04A0"/>
+      </w:tblPr>
+      <w:tblGrid>
+        <w:gridCol w:w="4844"/>
+        <w:gridCol w:w="4844"/>
+      </w:tblGrid>
+      <w:tr>
+        <w:tc>
+          <w:tcPr>
+            <w:shd w:val="clear" w:color="auto" w:fill="FFFFFF"/>
+            <w:tcBorders>
+              <w:top w:val="none" w:sz="4" w:space="0" w:color="000000"/>
+              <w:bottom w:val="none" w:sz="4" w:space="0" w:color="000000"/>
+              <w:left w:val="single" w:sz="12" w:space="0" w:color="16A34A"/>
+              <w:right w:val="none" w:sz="4" w:space="0" w:color="000000"/>
+            </w:tcBorders>
+            <w:tcMar>
+              <w:top w:w="80" w:type="dxa"/>
+              <w:bottom w:w="80" w:type="dxa"/>
+              <w:left w:w="100" w:type="dxa"/>
+              <w:right w:w="80" w:type="dxa"/>
+            </w:tcMar>
+            <w:tcW w:w="4464" w:type="dxa"/>
+          </w:tcPr>
+          <w:p>
+            <w:pPr>
+              <w:spacing w:before="0" w:after="80"/>
+              <w:jc w:val="left"/>
+            </w:pPr>
+            <w:r>
+              <w:rPr>
+                <w:b/>
+                <w:color w:val="16A34A"/>
+                <w:sz w:val="18"/>
+              </w:rPr>
+              <w:t>✔  Что умеем</w:t>
+            </w:r>
+          </w:p>
+          <w:p>
+            <w:pPr>
+              <w:spacing w:before="0" w:after="40"/>
+              <w:ind w:left="173"/>
+            </w:pPr>
+            <w:r>
+              <w:rPr>
+                <w:color w:val="1A1A2E"/>
+                <w:sz w:val="19"/>
+              </w:rPr>
+              <w:t>• Параметрические отчёты с фильтрами: период, потребитель, услуга, КЭ</w:t>
+            </w:r>
+          </w:p>
+          <w:p>
+            <w:pPr>
+              <w:spacing w:before="0" w:after="40"/>
+              <w:ind w:left="173"/>
+            </w:pPr>
+            <w:r>
+              <w:rPr>
+                <w:color w:val="1A1A2E"/>
+                <w:sz w:val="19"/>
+              </w:rPr>
+              <w:t>• Множественный выбор в фильтрах (мультиселект), каскадные зависимые фильтры</w:t>
+            </w:r>
+          </w:p>
+          <w:p>
+            <w:pPr>
+              <w:spacing w:before="0" w:after="40"/>
+              <w:ind w:left="173"/>
+            </w:pPr>
+            <w:r>
+              <w:rPr>
+                <w:color w:val="1A1A2E"/>
+                <w:sz w:val="19"/>
+              </w:rPr>
+              <w:t>• Сворачиваемые иерархические строки в таблицах</w:t>
+            </w:r>
+          </w:p>
+          <w:p>
+            <w:pPr>
+              <w:spacing w:before="0" w:after="40"/>
+              <w:ind w:left="173"/>
+            </w:pPr>
+            <w:r>
+              <w:rPr>
+                <w:color w:val="1A1A2E"/>
+                <w:sz w:val="19"/>
+              </w:rPr>
+              <w:t>• Цветовая индикация: рекомендации «уменьшить / оставить / увеличить»</w:t>
+            </w:r>
+          </w:p>
+          <w:p>
+            <w:pPr>
+              <w:spacing w:before="0" w:after="40"/>
+              <w:ind w:left="173"/>
+            </w:pPr>
+            <w:r>
+              <w:rPr>
+                <w:color w:val="1A1A2E"/>
+                <w:sz w:val="19"/>
+              </w:rPr>
+              <w:t>• Экспорт в Excel, CSV, PDF из интерфейса</w:t>
+            </w:r>
+          </w:p>
+        </w:tc>
+        <w:tc>
+          <w:tcPr>
+            <w:shd w:val="clear" w:color="auto" w:fill="FFFFFF"/>
+            <w:tcBorders>
+              <w:top w:val="none" w:sz="4" w:space="0" w:color="000000"/>
+              <w:bottom w:val="none" w:sz="4" w:space="0" w:color="000000"/>
+              <w:left w:val="single" w:sz="12" w:space="0" w:color="DC2626"/>
+              <w:right w:val="none" w:sz="4" w:space="0" w:color="000000"/>
+            </w:tcBorders>
+            <w:tcMar>
+              <w:top w:w="80" w:type="dxa"/>
+              <w:bottom w:w="80" w:type="dxa"/>
+              <w:left w:w="100" w:type="dxa"/>
+              <w:right w:w="80" w:type="dxa"/>
+            </w:tcMar>
+            <w:tcW w:w="4464" w:type="dxa"/>
+          </w:tcPr>
+          <w:p>
+            <w:pPr>
+              <w:spacing w:before="0" w:after="80"/>
+              <w:jc w:val="left"/>
+            </w:pPr>
+            <w:r>
+              <w:rPr>
+                <w:b/>
+                <w:color w:val="DC2626"/>
+                <w:sz w:val="18"/>
+              </w:rPr>
+              <w:t>✗  Ограничения</w:t>
+            </w:r>
+          </w:p>
+          <w:p>
+            <w:pPr>
+              <w:spacing w:before="0" w:after="40"/>
+              <w:ind w:left="173"/>
+            </w:pPr>
+            <w:r>
+              <w:rPr>
+                <w:color w:val="6B7280"/>
+                <w:sz w:val="19"/>
+              </w:rPr>
+              <w:t>• Выгрузка в ODF (формат, принятый в ФГИС У) — нативно не поддерживается, нужна конвертация или доработка</w:t>
+            </w:r>
+          </w:p>
+        </w:tc>
+      </w:tr>
+    </w:tbl>
+    <w:tbl>
+      <w:tblPr>
+        <w:tblW w:type="auto" w:w="0"/>
+        <w:jc w:val="left"/>
+        <w:tblLook w:firstColumn="1" w:firstRow="1" w:lastColumn="0" w:lastRow="0" w:noHBand="0" w:noVBand="1" w:val="04A0"/>
+      </w:tblPr>
+      <w:tblGrid>
+        <w:gridCol w:w="4844"/>
+        <w:gridCol w:w="4844"/>
+      </w:tblGrid>
+      <w:tr>
+        <w:tc>
+          <w:tcPr>
+            <w:shd w:val="clear" w:color="auto" w:fill="FEF9C3"/>
+            <w:tcBorders>
+              <w:top w:val="none" w:sz="0" w:space="0" w:color="auto"/>
+              <w:bottom w:val="none" w:sz="0" w:space="0" w:color="auto"/>
+              <w:left w:val="none" w:sz="0" w:space="0" w:color="auto"/>
+              <w:right w:val="none" w:sz="0" w:space="0" w:color="auto"/>
+            </w:tcBorders>
+            <w:tcW w:w="316" w:type="dxa"/>
+            <w:tcMar>
+              <w:top w:w="60" w:type="dxa"/>
+              <w:bottom w:w="60" w:type="dxa"/>
+              <w:left w:w="80" w:type="dxa"/>
+              <w:right w:w="20" w:type="dxa"/>
+            </w:tcMar>
+          </w:tcPr>
+          <w:p>
+            <w:pPr>
+              <w:spacing w:before="0" w:after="40"/>
+              <w:jc w:val="center"/>
+            </w:pPr>
+            <w:r>
+              <w:rPr>
+                <w:b/>
+                <w:color w:val="B45A09"/>
+                <w:sz w:val="20"/>
+              </w:rPr>
+              <w:t>ℹ</w:t>
+            </w:r>
+          </w:p>
+        </w:tc>
+        <w:tc>
+          <w:tcPr>
+            <w:tcW w:type="dxa" w:w="4844"/>
+            <w:shd w:val="clear" w:color="auto" w:fill="FEF9C3"/>
+            <w:tcBorders>
+              <w:top w:val="none" w:sz="0" w:space="0" w:color="auto"/>
+              <w:bottom w:val="none" w:sz="0" w:space="0" w:color="auto"/>
+              <w:left w:val="none" w:sz="0" w:space="0" w:color="auto"/>
+              <w:right w:val="none" w:sz="0" w:space="0" w:color="auto"/>
+            </w:tcBorders>
+            <w:tcMar>
+              <w:top w:w="60" w:type="dxa"/>
+              <w:bottom w:w="60" w:type="dxa"/>
+              <w:left w:w="20" w:type="dxa"/>
+              <w:right w:w="80" w:type="dxa"/>
+            </w:tcMar>
+          </w:tcPr>
+          <w:p>
+            <w:pPr>
+              <w:spacing w:before="0" w:after="0"/>
+              <w:jc w:val="left"/>
+            </w:pPr>
+            <w:r>
+              <w:rPr>
+                <w:b w:val="0"/>
+                <w:color w:val="783500"/>
+                <w:sz w:val="18"/>
+              </w:rPr>
+              <w:t>Конструктор отчётов предполагается встроить в ФГИС У в рамках внедрения платформы.</w:t>
+            </w:r>
+          </w:p>
+        </w:tc>
+      </w:tr>
+    </w:tbl>
+    <w:p>
+      <w:pPr>
+        <w:spacing w:before="0" w:after="200"/>
+      </w:pPr>
+      <w:rPr>
+        <w:sz w:val="2"/>
+      </w:rPr>
+    </w:p>
+    <w:tbl>
+      <w:tblPr>
+        <w:tblW w:type="auto" w:w="0"/>
+        <w:jc w:val="left"/>
+        <w:tblLook w:firstColumn="1" w:firstRow="1" w:lastColumn="0" w:lastRow="0" w:noHBand="0" w:noVBand="1" w:val="04A0"/>
+      </w:tblPr>
+      <w:tblGrid>
+        <w:gridCol w:w="3230"/>
+        <w:gridCol w:w="3230"/>
+        <w:gridCol w:w="3230"/>
+      </w:tblGrid>
+      <w:tr>
+        <w:tc>
+          <w:tcPr>
+            <w:shd w:val="clear" w:color="auto" w:fill="4F6AFF"/>
+            <w:tcBorders>
+              <w:top w:val="none" w:sz="0" w:space="0" w:color="auto"/>
+              <w:bottom w:val="none" w:sz="0" w:space="0" w:color="auto"/>
+              <w:left w:val="none" w:sz="0" w:space="0" w:color="auto"/>
+              <w:right w:val="none" w:sz="0" w:space="0" w:color="auto"/>
+            </w:tcBorders>
+            <w:tcW w:w="460" w:type="dxa"/>
+            <w:tcMar>
+              <w:top w:w="80" w:type="dxa"/>
+              <w:bottom w:w="80" w:type="dxa"/>
+              <w:left w:w="60" w:type="dxa"/>
+              <w:right w:w="60" w:type="dxa"/>
+            </w:tcMar>
+          </w:tcPr>
+          <w:p>
+            <w:pPr>
+              <w:spacing w:before="0" w:after="40"/>
+              <w:jc w:val="center"/>
+            </w:pPr>
+            <w:r>
+              <w:rPr>
+                <w:b/>
+                <w:color w:val="FFFFFF"/>
+                <w:sz w:val="22"/>
+              </w:rPr>
+              <w:t>3</w:t>
+            </w:r>
+          </w:p>
+        </w:tc>
+        <w:tc>
+          <w:tcPr>
+            <w:shd w:val="clear" w:color="auto" w:fill="1A1A2E"/>
+            <w:tcBorders>
+              <w:top w:val="none" w:sz="0" w:space="0" w:color="auto"/>
+              <w:bottom w:val="none" w:sz="0" w:space="0" w:color="auto"/>
+              <w:left w:val="none" w:sz="0" w:space="0" w:color="auto"/>
+              <w:right w:val="none" w:sz="0" w:space="0" w:color="auto"/>
+            </w:tcBorders>
+            <w:tcW w:w="6163" w:type="dxa"/>
+            <w:tcMar>
+              <w:top w:w="80" w:type="dxa"/>
+              <w:bottom w:w="80" w:type="dxa"/>
+              <w:left w:w="100" w:type="dxa"/>
+              <w:right w:w="60" w:type="dxa"/>
+            </w:tcMar>
+          </w:tcPr>
+          <w:p>
+            <w:pPr>
+              <w:spacing w:before="0" w:after="40"/>
+              <w:jc w:val="left"/>
+            </w:pPr>
+            <w:r>
+              <w:rPr>
+                <w:b/>
+                <w:color w:val="FFFFFF"/>
+                <w:sz w:val="24"/>
+              </w:rPr>
+              <w:t>Self-service конструктор отчётов</w:t>
+            </w:r>
+          </w:p>
+        </w:tc>
+        <w:tc>
+          <w:tcPr>
+            <w:shd w:val="clear" w:color="auto" w:fill="D1FAE5"/>
+            <w:tcBorders>
+              <w:top w:val="none" w:sz="0" w:space="0" w:color="auto"/>
+              <w:bottom w:val="none" w:sz="0" w:space="0" w:color="auto"/>
+              <w:left w:val="none" w:sz="0" w:space="0" w:color="auto"/>
+              <w:right w:val="none" w:sz="0" w:space="0" w:color="auto"/>
+            </w:tcBorders>
+            <w:tcW w:w="2304" w:type="dxa"/>
+            <w:tcMar>
+              <w:top w:w="80" w:type="dxa"/>
+              <w:bottom w:w="80" w:type="dxa"/>
+              <w:left w:w="60" w:type="dxa"/>
+              <w:right w:w="80" w:type="dxa"/>
+            </w:tcMar>
+          </w:tcPr>
+          <w:p>
+            <w:pPr>
+              <w:spacing w:before="0" w:after="40"/>
+              <w:jc w:val="center"/>
+            </w:pPr>
+            <w:r>
+              <w:rPr>
+                <w:b/>
+                <w:color w:val="16A34A"/>
+                <w:sz w:val="20"/>
+              </w:rPr>
+              <w:t>✅ Можем</w:t>
+            </w:r>
+          </w:p>
+        </w:tc>
+      </w:tr>
+    </w:tbl>
+    <w:tbl>
+      <w:tblPr>
+        <w:tblW w:type="auto" w:w="0"/>
+        <w:jc w:val="left"/>
+        <w:tblLook w:firstColumn="1" w:firstRow="1" w:lastColumn="0" w:lastRow="0" w:noHBand="0" w:noVBand="1" w:val="04A0"/>
+      </w:tblPr>
+      <w:tblGrid>
+        <w:gridCol w:w="9689"/>
+      </w:tblGrid>
+      <w:tr>
+        <w:tc>
+          <w:tcPr>
+            <w:tcW w:type="dxa" w:w="9689"/>
+            <w:shd w:val="clear" w:color="auto" w:fill="F3F4F6"/>
+            <w:tcBorders>
+              <w:top w:val="none" w:sz="0" w:space="0" w:color="auto"/>
+              <w:bottom w:val="none" w:sz="0" w:space="0" w:color="auto"/>
+              <w:left w:val="none" w:sz="0" w:space="0" w:color="auto"/>
+              <w:right w:val="none" w:sz="0" w:space="0" w:color="auto"/>
+            </w:tcBorders>
+            <w:tcMar>
+              <w:top w:w="80" w:type="dxa"/>
+              <w:bottom w:w="80" w:type="dxa"/>
+              <w:left w:w="100" w:type="dxa"/>
+              <w:right w:w="100" w:type="dxa"/>
+            </w:tcMar>
+          </w:tcPr>
+          <w:p>
+            <w:pPr>
+              <w:spacing w:before="0" w:after="0"/>
+              <w:jc w:val="left"/>
+            </w:pPr>
+            <w:r>
+              <w:rPr>
+                <w:b w:val="0"/>
+                <w:color w:val="1A1A2E"/>
+                <w:sz w:val="20"/>
+              </w:rPr>
+              <w:t>Пользователи самостоятельно строят новые отчёты без привлечения разработчика. Полностью закрывает раздел «Конструктор отчётов» руководства пользователя ФГИС У (гл. 5.12).</w:t>
+            </w:r>
+          </w:p>
+        </w:tc>
+      </w:tr>
+    </w:tbl>
+    <w:tbl>
+      <w:tblPr>
+        <w:tblW w:type="auto" w:w="0"/>
+        <w:jc w:val="left"/>
+        <w:tblLook w:firstColumn="1" w:firstRow="1" w:lastColumn="0" w:lastRow="0" w:noHBand="0" w:noVBand="1" w:val="04A0"/>
+      </w:tblPr>
+      <w:tblGrid>
+        <w:gridCol w:w="9689"/>
+      </w:tblGrid>
+      <w:tr>
+        <w:tc>
+          <w:tcPr>
+            <w:shd w:val="clear" w:color="auto" w:fill="FFFFFF"/>
+            <w:tcBorders>
+              <w:top w:val="none" w:sz="4" w:space="0" w:color="000000"/>
+              <w:bottom w:val="none" w:sz="4" w:space="0" w:color="000000"/>
+              <w:left w:val="single" w:sz="12" w:space="0" w:color="16A34A"/>
+              <w:right w:val="none" w:sz="4" w:space="0" w:color="000000"/>
+            </w:tcBorders>
+            <w:tcMar>
+              <w:top w:w="80" w:type="dxa"/>
+              <w:bottom w:w="80" w:type="dxa"/>
+              <w:left w:w="100" w:type="dxa"/>
+              <w:right w:w="80" w:type="dxa"/>
+            </w:tcMar>
+            <w:tcW w:w="8928" w:type="dxa"/>
+          </w:tcPr>
+          <w:p>
+            <w:pPr>
+              <w:spacing w:before="0" w:after="80"/>
+              <w:jc w:val="left"/>
+            </w:pPr>
+            <w:r>
+              <w:rPr>
+                <w:b/>
+                <w:color w:val="16A34A"/>
+                <w:sz w:val="18"/>
+              </w:rPr>
+              <w:t>✔  Что умеем</w:t>
+            </w:r>
+          </w:p>
+          <w:p>
+            <w:pPr>
+              <w:spacing w:before="0" w:after="40"/>
+              <w:ind w:left="173"/>
+            </w:pPr>
+            <w:r>
+              <w:rPr>
+                <w:color w:val="1A1A2E"/>
+                <w:sz w:val="19"/>
+              </w:rPr>
+              <w:t>• Подключение к источнику данных через семантический слой без SQL</w:t>
+            </w:r>
+          </w:p>
+          <w:p>
+            <w:pPr>
+              <w:spacing w:before="0" w:after="40"/>
+              <w:ind w:left="173"/>
+            </w:pPr>
+            <w:r>
+              <w:rPr>
+                <w:color w:val="1A1A2E"/>
+                <w:sz w:val="19"/>
+              </w:rPr>
+              <w:t>• Drag-and-drop: выбор метрик, измерений, фильтров</w:t>
+            </w:r>
+          </w:p>
+          <w:p>
+            <w:pPr>
+              <w:spacing w:before="0" w:after="40"/>
+              <w:ind w:left="173"/>
+            </w:pPr>
+            <w:r>
+              <w:rPr>
+                <w:color w:val="1A1A2E"/>
+                <w:sz w:val="19"/>
+              </w:rPr>
+              <w:t>• Форматирование, условное выделение, сохранение и публикация отчётов</w:t>
+            </w:r>
+          </w:p>
+          <w:p>
+            <w:pPr>
+              <w:spacing w:before="0" w:after="40"/>
+              <w:ind w:left="173"/>
+            </w:pPr>
+            <w:r>
+              <w:rPr>
+                <w:color w:val="1A1A2E"/>
+                <w:sz w:val="19"/>
+              </w:rPr>
+              <w:t>• Регламентная отчётность с расписанием и автоматической рассылкой</w:t>
+            </w:r>
+          </w:p>
+          <w:p>
+            <w:pPr>
+              <w:spacing w:before="0" w:after="40"/>
+              <w:ind w:left="173"/>
+            </w:pPr>
+            <w:r>
+              <w:rPr>
+                <w:color w:val="1A1A2E"/>
+                <w:sz w:val="19"/>
+              </w:rPr>
+              <w:t>• Выгрузка страницы и отдельного виджета в PDF/Excel</w:t>
+            </w:r>
+          </w:p>
+        </w:tc>
+      </w:tr>
+    </w:tbl>
+    <w:p>
+      <w:pPr>
+        <w:spacing w:before="0" w:after="200"/>
+      </w:pPr>
+      <w:rPr>
+        <w:sz w:val="2"/>
+      </w:rPr>
+    </w:p>
+    <w:tbl>
+      <w:tblPr>
+        <w:tblW w:type="auto" w:w="0"/>
+        <w:jc w:val="left"/>
+        <w:tblLook w:firstColumn="1" w:firstRow="1" w:lastColumn="0" w:lastRow="0" w:noHBand="0" w:noVBand="1" w:val="04A0"/>
+      </w:tblPr>
+      <w:tblGrid>
+        <w:gridCol w:w="3230"/>
+        <w:gridCol w:w="3230"/>
+        <w:gridCol w:w="3230"/>
+      </w:tblGrid>
+      <w:tr>
+        <w:tc>
+          <w:tcPr>
+            <w:shd w:val="clear" w:color="auto" w:fill="4F6AFF"/>
+            <w:tcBorders>
+              <w:top w:val="none" w:sz="0" w:space="0" w:color="auto"/>
+              <w:bottom w:val="none" w:sz="0" w:space="0" w:color="auto"/>
+              <w:left w:val="none" w:sz="0" w:space="0" w:color="auto"/>
+              <w:right w:val="none" w:sz="0" w:space="0" w:color="auto"/>
+            </w:tcBorders>
+            <w:tcW w:w="460" w:type="dxa"/>
+            <w:tcMar>
+              <w:top w:w="80" w:type="dxa"/>
+              <w:bottom w:w="80" w:type="dxa"/>
+              <w:left w:w="60" w:type="dxa"/>
+              <w:right w:w="60" w:type="dxa"/>
+            </w:tcMar>
+          </w:tcPr>
+          <w:p>
+            <w:pPr>
+              <w:spacing w:before="0" w:after="40"/>
+              <w:jc w:val="center"/>
+            </w:pPr>
+            <w:r>
+              <w:rPr>
+                <w:b/>
+                <w:color w:val="FFFFFF"/>
+                <w:sz w:val="22"/>
+              </w:rPr>
+              <w:t>4</w:t>
+            </w:r>
+          </w:p>
+        </w:tc>
+        <w:tc>
+          <w:tcPr>
+            <w:shd w:val="clear" w:color="auto" w:fill="1A1A2E"/>
+            <w:tcBorders>
+              <w:top w:val="none" w:sz="0" w:space="0" w:color="auto"/>
+              <w:bottom w:val="none" w:sz="0" w:space="0" w:color="auto"/>
+              <w:left w:val="none" w:sz="0" w:space="0" w:color="auto"/>
+              <w:right w:val="none" w:sz="0" w:space="0" w:color="auto"/>
+            </w:tcBorders>
+            <w:tcW w:w="6163" w:type="dxa"/>
+            <w:tcMar>
+              <w:top w:w="80" w:type="dxa"/>
+              <w:bottom w:w="80" w:type="dxa"/>
+              <w:left w:w="100" w:type="dxa"/>
+              <w:right w:w="60" w:type="dxa"/>
+            </w:tcMar>
+          </w:tcPr>
+          <w:p>
+            <w:pPr>
+              <w:spacing w:before="0" w:after="40"/>
+              <w:jc w:val="left"/>
+            </w:pPr>
+            <w:r>
+              <w:rPr>
+                <w:b/>
+                <w:color w:val="FFFFFF"/>
+                <w:sz w:val="24"/>
+              </w:rPr>
+              <w:t>Формы ввода данных</w:t>
+            </w:r>
+          </w:p>
+        </w:tc>
+        <w:tc>
+          <w:tcPr>
+            <w:shd w:val="clear" w:color="auto" w:fill="D1FAE5"/>
+            <w:tcBorders>
+              <w:top w:val="none" w:sz="0" w:space="0" w:color="auto"/>
+              <w:bottom w:val="none" w:sz="0" w:space="0" w:color="auto"/>
+              <w:left w:val="none" w:sz="0" w:space="0" w:color="auto"/>
+              <w:right w:val="none" w:sz="0" w:space="0" w:color="auto"/>
+            </w:tcBorders>
+            <w:tcW w:w="2304" w:type="dxa"/>
+            <w:tcMar>
+              <w:top w:w="80" w:type="dxa"/>
+              <w:bottom w:w="80" w:type="dxa"/>
+              <w:left w:w="60" w:type="dxa"/>
+              <w:right w:w="80" w:type="dxa"/>
+            </w:tcMar>
+          </w:tcPr>
+          <w:p>
+            <w:pPr>
+              <w:spacing w:before="0" w:after="40"/>
+              <w:jc w:val="center"/>
+            </w:pPr>
+            <w:r>
+              <w:rPr>
+                <w:b/>
+                <w:color w:val="16A34A"/>
+                <w:sz w:val="20"/>
+              </w:rPr>
+              <w:t>✅ Можем</w:t>
+            </w:r>
+          </w:p>
+        </w:tc>
+      </w:tr>
+    </w:tbl>
+    <w:tbl>
+      <w:tblPr>
+        <w:tblW w:type="auto" w:w="0"/>
+        <w:jc w:val="left"/>
+        <w:tblLook w:firstColumn="1" w:firstRow="1" w:lastColumn="0" w:lastRow="0" w:noHBand="0" w:noVBand="1" w:val="04A0"/>
+      </w:tblPr>
+      <w:tblGrid>
+        <w:gridCol w:w="9689"/>
+      </w:tblGrid>
+      <w:tr>
+        <w:tc>
+          <w:tcPr>
+            <w:tcW w:type="dxa" w:w="9689"/>
+            <w:shd w:val="clear" w:color="auto" w:fill="F3F4F6"/>
+            <w:tcBorders>
+              <w:top w:val="none" w:sz="0" w:space="0" w:color="auto"/>
+              <w:bottom w:val="none" w:sz="0" w:space="0" w:color="auto"/>
+              <w:left w:val="none" w:sz="0" w:space="0" w:color="auto"/>
+              <w:right w:val="none" w:sz="0" w:space="0" w:color="auto"/>
+            </w:tcBorders>
+            <w:tcMar>
+              <w:top w:w="80" w:type="dxa"/>
+              <w:bottom w:w="80" w:type="dxa"/>
+              <w:left w:w="100" w:type="dxa"/>
+              <w:right w:w="100" w:type="dxa"/>
+            </w:tcMar>
+          </w:tcPr>
+          <w:p>
+            <w:pPr>
+              <w:spacing w:before="0" w:after="0"/>
+              <w:jc w:val="left"/>
+            </w:pPr>
+            <w:r>
+              <w:rPr>
+                <w:b w:val="0"/>
+                <w:color w:val="1A1A2E"/>
+                <w:sz w:val="20"/>
+              </w:rPr>
+              <w:t>Insight имеет полноценный сервис форм ввода (ElemTaskForm + BPM-модуль) для создания и редактирования структурированных данных: заявок, записей справочников, карточек КЭ, отчётных форм — с ролями, статусами и маршрутизацией.</w:t>
+            </w:r>
+          </w:p>
+        </w:tc>
+      </w:tr>
+    </w:tbl>
+    <w:tbl>
+      <w:tblPr>
+        <w:tblW w:type="auto" w:w="0"/>
+        <w:jc w:val="left"/>
+        <w:tblLook w:firstColumn="1" w:firstRow="1" w:lastColumn="0" w:lastRow="0" w:noHBand="0" w:noVBand="1" w:val="04A0"/>
+      </w:tblPr>
+      <w:tblGrid>
+        <w:gridCol w:w="4844"/>
+        <w:gridCol w:w="4844"/>
+      </w:tblGrid>
+      <w:tr>
+        <w:tc>
+          <w:tcPr>
+            <w:shd w:val="clear" w:color="auto" w:fill="FFFFFF"/>
+            <w:tcBorders>
+              <w:top w:val="none" w:sz="4" w:space="0" w:color="000000"/>
+              <w:bottom w:val="none" w:sz="4" w:space="0" w:color="000000"/>
+              <w:left w:val="single" w:sz="12" w:space="0" w:color="16A34A"/>
+              <w:right w:val="none" w:sz="4" w:space="0" w:color="000000"/>
+            </w:tcBorders>
+            <w:tcMar>
+              <w:top w:w="80" w:type="dxa"/>
+              <w:bottom w:w="80" w:type="dxa"/>
+              <w:left w:w="100" w:type="dxa"/>
+              <w:right w:w="80" w:type="dxa"/>
+            </w:tcMar>
+            <w:tcW w:w="4464" w:type="dxa"/>
+          </w:tcPr>
+          <w:p>
+            <w:pPr>
+              <w:spacing w:before="0" w:after="80"/>
+              <w:jc w:val="left"/>
+            </w:pPr>
+            <w:r>
+              <w:rPr>
+                <w:b/>
+                <w:color w:val="16A34A"/>
+                <w:sz w:val="18"/>
+              </w:rPr>
+              <w:t>✔  Что умеем</w:t>
+            </w:r>
+          </w:p>
+          <w:p>
+            <w:pPr>
+              <w:spacing w:before="0" w:after="40"/>
+              <w:ind w:left="173"/>
+            </w:pPr>
+            <w:r>
+              <w:rPr>
+                <w:color w:val="1A1A2E"/>
+                <w:sz w:val="19"/>
+              </w:rPr>
+              <w:t>• Конфигурируемые поля: строка, число, дата, справочник (dropdown/multiselect), чекбокс</w:t>
+            </w:r>
+          </w:p>
+          <w:p>
+            <w:pPr>
+              <w:spacing w:before="0" w:after="40"/>
+              <w:ind w:left="173"/>
+            </w:pPr>
+            <w:r>
+              <w:rPr>
+                <w:color w:val="1A1A2E"/>
+                <w:sz w:val="19"/>
+              </w:rPr>
+              <w:t>• Группировка полей с визуальной разметкой секций (макет сетки)</w:t>
+            </w:r>
+          </w:p>
+          <w:p>
+            <w:pPr>
+              <w:spacing w:before="0" w:after="40"/>
+              <w:ind w:left="173"/>
+            </w:pPr>
+            <w:r>
+              <w:rPr>
+                <w:color w:val="1A1A2E"/>
+                <w:sz w:val="19"/>
+              </w:rPr>
+              <w:t>• Матрица статусных переходов — разные роли видят разные доступные статусы</w:t>
+            </w:r>
+          </w:p>
+          <w:p>
+            <w:pPr>
+              <w:spacing w:before="0" w:after="40"/>
+              <w:ind w:left="173"/>
+            </w:pPr>
+            <w:r>
+              <w:rPr>
+                <w:color w:val="1A1A2E"/>
+                <w:sz w:val="19"/>
+              </w:rPr>
+              <w:t>• Разграничение прав по статусам: кто может читать/редактировать запись в каждом статусе</w:t>
+            </w:r>
+          </w:p>
+          <w:p>
+            <w:pPr>
+              <w:spacing w:before="0" w:after="40"/>
+              <w:ind w:left="173"/>
+            </w:pPr>
+            <w:r>
+              <w:rPr>
+                <w:color w:val="1A1A2E"/>
+                <w:sz w:val="19"/>
+              </w:rPr>
+              <w:t>• Валидация обязательных полей, кастомные сообщения об ошибках</w:t>
+            </w:r>
+          </w:p>
+          <w:p>
+            <w:pPr>
+              <w:spacing w:before="0" w:after="40"/>
+              <w:ind w:left="173"/>
+            </w:pPr>
+            <w:r>
+              <w:rPr>
+                <w:color w:val="1A1A2E"/>
+                <w:sz w:val="19"/>
+              </w:rPr>
+              <w:t>• Кастомные кнопки действий с событиями (например, «Перейти к связанному объекту»)</w:t>
+            </w:r>
+          </w:p>
+          <w:p>
+            <w:pPr>
+              <w:spacing w:before="0" w:after="40"/>
+              <w:ind w:left="173"/>
+            </w:pPr>
+            <w:r>
+              <w:rPr>
+                <w:color w:val="1A1A2E"/>
+                <w:sz w:val="19"/>
+              </w:rPr>
+              <w:t>• Интеграция с таблицами: изменение в форме автоматически обновляет таблицу на странице</w:t>
+            </w:r>
+          </w:p>
+          <w:p>
+            <w:pPr>
+              <w:spacing w:before="0" w:after="40"/>
+              <w:ind w:left="173"/>
+            </w:pPr>
+            <w:r>
+              <w:rPr>
+                <w:color w:val="1A1A2E"/>
+                <w:sz w:val="19"/>
+              </w:rPr>
+              <w:t>• Прямая запись в PostgreSQL — форма работает с любой таблицей БД ФГИС У</w:t>
+            </w:r>
+          </w:p>
+          <w:p>
+            <w:pPr>
+              <w:spacing w:before="0" w:after="40"/>
+              <w:ind w:left="173"/>
+            </w:pPr>
+            <w:r>
+              <w:rPr>
+                <w:color w:val="1A1A2E"/>
+                <w:sz w:val="19"/>
+              </w:rPr>
+              <w:t>• Интеграция с модулем оргструктуры для выбора сотрудников и подразделений</w:t>
+            </w:r>
+          </w:p>
+          <w:p>
+            <w:pPr>
+              <w:spacing w:before="0" w:after="40"/>
+              <w:ind w:left="173"/>
+            </w:pPr>
+            <w:r>
+              <w:rPr>
+                <w:color w:val="1A1A2E"/>
+                <w:sz w:val="19"/>
+              </w:rPr>
+              <w:t>• Динамическая форма — поля подгружаются по конфигурации из admin-панели</w:t>
+            </w:r>
+          </w:p>
+        </w:tc>
+        <w:tc>
+          <w:tcPr>
+            <w:shd w:val="clear" w:color="auto" w:fill="FFFFFF"/>
+            <w:tcBorders>
+              <w:top w:val="none" w:sz="4" w:space="0" w:color="000000"/>
+              <w:bottom w:val="none" w:sz="4" w:space="0" w:color="000000"/>
+              <w:left w:val="single" w:sz="12" w:space="0" w:color="DC2626"/>
+              <w:right w:val="none" w:sz="4" w:space="0" w:color="000000"/>
+            </w:tcBorders>
+            <w:tcMar>
+              <w:top w:w="80" w:type="dxa"/>
+              <w:bottom w:w="80" w:type="dxa"/>
+              <w:left w:w="100" w:type="dxa"/>
+              <w:right w:w="80" w:type="dxa"/>
+            </w:tcMar>
+            <w:tcW w:w="4464" w:type="dxa"/>
+          </w:tcPr>
+          <w:p>
+            <w:pPr>
+              <w:spacing w:before="0" w:after="80"/>
+              <w:jc w:val="left"/>
+            </w:pPr>
+            <w:r>
+              <w:rPr>
+                <w:b/>
+                <w:color w:val="DC2626"/>
+                <w:sz w:val="18"/>
+              </w:rPr>
+              <w:t>✗  Ограничения</w:t>
+            </w:r>
+          </w:p>
+          <w:p>
+            <w:pPr>
+              <w:spacing w:before="0" w:after="40"/>
+              <w:ind w:left="173"/>
+            </w:pPr>
+            <w:r>
+              <w:rPr>
+                <w:color w:val="6B7280"/>
+                <w:sz w:val="19"/>
+              </w:rPr>
+              <w:t>• BPMN-граф согласования с параллельными ветками и таймерами — нужен Insight Pro BPM</w:t>
+            </w:r>
+          </w:p>
+          <w:p>
+            <w:pPr>
+              <w:spacing w:before="0" w:after="40"/>
+              <w:ind w:left="173"/>
+            </w:pPr>
+            <w:r>
+              <w:rPr>
+                <w:color w:val="6B7280"/>
+                <w:sz w:val="19"/>
+              </w:rPr>
+              <w:t>• Файловые вложения к записи — тип поля «Файл» ещё не реализован</w:t>
+            </w:r>
+          </w:p>
+          <w:p>
+            <w:pPr>
+              <w:spacing w:before="0" w:after="40"/>
+              <w:ind w:left="173"/>
+            </w:pPr>
+            <w:r>
+              <w:rPr>
+                <w:color w:val="6B7280"/>
+                <w:sz w:val="19"/>
+              </w:rPr>
+              <w:t>• Генерация печатных форм DOCX/PDF из записи — отдельная интеграция</w:t>
+            </w:r>
+          </w:p>
+        </w:tc>
+      </w:tr>
+    </w:tbl>
+    <w:tbl>
+      <w:tblPr>
+        <w:tblW w:type="auto" w:w="0"/>
+        <w:jc w:val="left"/>
+        <w:tblLook w:firstColumn="1" w:firstRow="1" w:lastColumn="0" w:lastRow="0" w:noHBand="0" w:noVBand="1" w:val="04A0"/>
+      </w:tblPr>
+      <w:tblGrid>
+        <w:gridCol w:w="4844"/>
+        <w:gridCol w:w="4844"/>
+      </w:tblGrid>
+      <w:tr>
+        <w:tc>
+          <w:tcPr>
+            <w:shd w:val="clear" w:color="auto" w:fill="FEF9C3"/>
+            <w:tcBorders>
+              <w:top w:val="none" w:sz="0" w:space="0" w:color="auto"/>
+              <w:bottom w:val="none" w:sz="0" w:space="0" w:color="auto"/>
+              <w:left w:val="none" w:sz="0" w:space="0" w:color="auto"/>
+              <w:right w:val="none" w:sz="0" w:space="0" w:color="auto"/>
+            </w:tcBorders>
+            <w:tcW w:w="316" w:type="dxa"/>
+            <w:tcMar>
+              <w:top w:w="60" w:type="dxa"/>
+              <w:bottom w:w="60" w:type="dxa"/>
+              <w:left w:w="80" w:type="dxa"/>
+              <w:right w:w="20" w:type="dxa"/>
+            </w:tcMar>
+          </w:tcPr>
+          <w:p>
+            <w:pPr>
+              <w:spacing w:before="0" w:after="40"/>
+              <w:jc w:val="center"/>
+            </w:pPr>
+            <w:r>
+              <w:rPr>
+                <w:b/>
+                <w:color w:val="B45A09"/>
+                <w:sz w:val="20"/>
+              </w:rPr>
+              <w:t>ℹ</w:t>
+            </w:r>
+          </w:p>
+        </w:tc>
+        <w:tc>
+          <w:tcPr>
+            <w:tcW w:type="dxa" w:w="4844"/>
+            <w:shd w:val="clear" w:color="auto" w:fill="FEF9C3"/>
+            <w:tcBorders>
+              <w:top w:val="none" w:sz="0" w:space="0" w:color="auto"/>
+              <w:bottom w:val="none" w:sz="0" w:space="0" w:color="auto"/>
+              <w:left w:val="none" w:sz="0" w:space="0" w:color="auto"/>
+              <w:right w:val="none" w:sz="0" w:space="0" w:color="auto"/>
+            </w:tcBorders>
+            <w:tcMar>
+              <w:top w:w="60" w:type="dxa"/>
+              <w:bottom w:w="60" w:type="dxa"/>
+              <w:left w:w="20" w:type="dxa"/>
+              <w:right w:w="80" w:type="dxa"/>
+            </w:tcMar>
+          </w:tcPr>
+          <w:p>
+            <w:pPr>
+              <w:spacing w:before="0" w:after="0"/>
+              <w:jc w:val="left"/>
+            </w:pPr>
+            <w:r>
+              <w:rPr>
+                <w:b w:val="0"/>
+                <w:color w:val="783500"/>
+                <w:sz w:val="18"/>
+              </w:rPr>
+              <w:t>Требует настройки бизнес-аналитиком через admin-панель Insight и работы дата-инженера для подготовки представлений в БД. Входит в Insight Pro.</w:t>
+            </w:r>
+          </w:p>
+        </w:tc>
+      </w:tr>
+    </w:tbl>
+    <w:p>
+      <w:pPr>
+        <w:spacing w:before="0" w:after="200"/>
+      </w:pPr>
+      <w:rPr>
+        <w:sz w:val="2"/>
+      </w:rPr>
+    </w:p>
+    <w:tbl>
+      <w:tblPr>
+        <w:tblW w:type="auto" w:w="0"/>
+        <w:jc w:val="left"/>
+        <w:tblLook w:firstColumn="1" w:firstRow="1" w:lastColumn="0" w:lastRow="0" w:noHBand="0" w:noVBand="1" w:val="04A0"/>
+      </w:tblPr>
+      <w:tblGrid>
+        <w:gridCol w:w="3230"/>
+        <w:gridCol w:w="3230"/>
+        <w:gridCol w:w="3230"/>
+      </w:tblGrid>
+      <w:tr>
+        <w:tc>
+          <w:tcPr>
+            <w:shd w:val="clear" w:color="auto" w:fill="4F6AFF"/>
+            <w:tcBorders>
+              <w:top w:val="none" w:sz="0" w:space="0" w:color="auto"/>
+              <w:bottom w:val="none" w:sz="0" w:space="0" w:color="auto"/>
+              <w:left w:val="none" w:sz="0" w:space="0" w:color="auto"/>
+              <w:right w:val="none" w:sz="0" w:space="0" w:color="auto"/>
+            </w:tcBorders>
+            <w:tcW w:w="460" w:type="dxa"/>
+            <w:tcMar>
+              <w:top w:w="80" w:type="dxa"/>
+              <w:bottom w:w="80" w:type="dxa"/>
+              <w:left w:w="60" w:type="dxa"/>
+              <w:right w:w="60" w:type="dxa"/>
+            </w:tcMar>
+          </w:tcPr>
+          <w:p>
+            <w:pPr>
+              <w:spacing w:before="0" w:after="40"/>
+              <w:jc w:val="center"/>
+            </w:pPr>
+            <w:r>
+              <w:rPr>
+                <w:b/>
+                <w:color w:val="FFFFFF"/>
+                <w:sz w:val="22"/>
+              </w:rPr>
+              <w:t>5</w:t>
+            </w:r>
+          </w:p>
+        </w:tc>
+        <w:tc>
+          <w:tcPr>
+            <w:shd w:val="clear" w:color="auto" w:fill="1A1A2E"/>
+            <w:tcBorders>
+              <w:top w:val="none" w:sz="0" w:space="0" w:color="auto"/>
+              <w:bottom w:val="none" w:sz="0" w:space="0" w:color="auto"/>
+              <w:left w:val="none" w:sz="0" w:space="0" w:color="auto"/>
+              <w:right w:val="none" w:sz="0" w:space="0" w:color="auto"/>
+            </w:tcBorders>
+            <w:tcW w:w="6163" w:type="dxa"/>
+            <w:tcMar>
+              <w:top w:w="80" w:type="dxa"/>
+              <w:bottom w:w="80" w:type="dxa"/>
+              <w:left w:w="100" w:type="dxa"/>
+              <w:right w:w="60" w:type="dxa"/>
+            </w:tcMar>
+          </w:tcPr>
+          <w:p>
+            <w:pPr>
+              <w:spacing w:before="0" w:after="40"/>
+              <w:jc w:val="left"/>
+            </w:pPr>
+            <w:r>
+              <w:rPr>
+                <w:b/>
+                <w:color w:val="FFFFFF"/>
+                <w:sz w:val="24"/>
+              </w:rPr>
+              <w:t>Уведомления по событиям</w:t>
+            </w:r>
+          </w:p>
+        </w:tc>
+        <w:tc>
+          <w:tcPr>
+            <w:shd w:val="clear" w:color="auto" w:fill="D1FAE5"/>
+            <w:tcBorders>
+              <w:top w:val="none" w:sz="0" w:space="0" w:color="auto"/>
+              <w:bottom w:val="none" w:sz="0" w:space="0" w:color="auto"/>
+              <w:left w:val="none" w:sz="0" w:space="0" w:color="auto"/>
+              <w:right w:val="none" w:sz="0" w:space="0" w:color="auto"/>
+            </w:tcBorders>
+            <w:tcW w:w="2304" w:type="dxa"/>
+            <w:tcMar>
+              <w:top w:w="80" w:type="dxa"/>
+              <w:bottom w:w="80" w:type="dxa"/>
+              <w:left w:w="60" w:type="dxa"/>
+              <w:right w:w="80" w:type="dxa"/>
+            </w:tcMar>
+          </w:tcPr>
+          <w:p>
+            <w:pPr>
+              <w:spacing w:before="0" w:after="40"/>
+              <w:jc w:val="center"/>
+            </w:pPr>
+            <w:r>
+              <w:rPr>
+                <w:b/>
+                <w:color w:val="16A34A"/>
+                <w:sz w:val="20"/>
+              </w:rPr>
+              <w:t>✅ Можем</w:t>
+            </w:r>
+          </w:p>
+        </w:tc>
+      </w:tr>
+    </w:tbl>
+    <w:tbl>
+      <w:tblPr>
+        <w:tblW w:type="auto" w:w="0"/>
+        <w:jc w:val="left"/>
+        <w:tblLook w:firstColumn="1" w:firstRow="1" w:lastColumn="0" w:lastRow="0" w:noHBand="0" w:noVBand="1" w:val="04A0"/>
+      </w:tblPr>
+      <w:tblGrid>
+        <w:gridCol w:w="9689"/>
+      </w:tblGrid>
+      <w:tr>
+        <w:tc>
+          <w:tcPr>
+            <w:tcW w:type="dxa" w:w="9689"/>
+            <w:shd w:val="clear" w:color="auto" w:fill="F3F4F6"/>
+            <w:tcBorders>
+              <w:top w:val="none" w:sz="0" w:space="0" w:color="auto"/>
+              <w:bottom w:val="none" w:sz="0" w:space="0" w:color="auto"/>
+              <w:left w:val="none" w:sz="0" w:space="0" w:color="auto"/>
+              <w:right w:val="none" w:sz="0" w:space="0" w:color="auto"/>
+            </w:tcBorders>
+            <w:tcMar>
+              <w:top w:w="80" w:type="dxa"/>
+              <w:bottom w:w="80" w:type="dxa"/>
+              <w:left w:w="100" w:type="dxa"/>
+              <w:right w:w="100" w:type="dxa"/>
+            </w:tcMar>
+          </w:tcPr>
+          <w:p>
+            <w:pPr>
+              <w:spacing w:before="0" w:after="0"/>
+              <w:jc w:val="left"/>
+            </w:pPr>
+            <w:r>
+              <w:rPr>
+                <w:b w:val="0"/>
+                <w:color w:val="1A1A2E"/>
+                <w:sz w:val="20"/>
+              </w:rPr>
+              <w:t>Модуль уведомлений Insight Pro закрывает потребность в оповещении пользователей о событиях: смена статуса, превышение порога, создание обращения.</w:t>
+            </w:r>
+          </w:p>
+        </w:tc>
+      </w:tr>
+    </w:tbl>
+    <w:tbl>
+      <w:tblPr>
+        <w:tblW w:type="auto" w:w="0"/>
+        <w:jc w:val="left"/>
+        <w:tblLook w:firstColumn="1" w:firstRow="1" w:lastColumn="0" w:lastRow="0" w:noHBand="0" w:noVBand="1" w:val="04A0"/>
+      </w:tblPr>
+      <w:tblGrid>
+        <w:gridCol w:w="9689"/>
+      </w:tblGrid>
+      <w:tr>
+        <w:tc>
+          <w:tcPr>
+            <w:shd w:val="clear" w:color="auto" w:fill="FFFFFF"/>
+            <w:tcBorders>
+              <w:top w:val="none" w:sz="4" w:space="0" w:color="000000"/>
+              <w:bottom w:val="none" w:sz="4" w:space="0" w:color="000000"/>
+              <w:left w:val="single" w:sz="12" w:space="0" w:color="16A34A"/>
+              <w:right w:val="none" w:sz="4" w:space="0" w:color="000000"/>
+            </w:tcBorders>
+            <w:tcMar>
+              <w:top w:w="80" w:type="dxa"/>
+              <w:bottom w:w="80" w:type="dxa"/>
+              <w:left w:w="100" w:type="dxa"/>
+              <w:right w:w="80" w:type="dxa"/>
+            </w:tcMar>
+            <w:tcW w:w="8928" w:type="dxa"/>
+          </w:tcPr>
+          <w:p>
+            <w:pPr>
+              <w:spacing w:before="0" w:after="80"/>
+              <w:jc w:val="left"/>
+            </w:pPr>
+            <w:r>
+              <w:rPr>
+                <w:b/>
+                <w:color w:val="16A34A"/>
+                <w:sz w:val="18"/>
+              </w:rPr>
+              <w:t>✔  Что умеем</w:t>
+            </w:r>
+          </w:p>
+          <w:p>
+            <w:pPr>
+              <w:spacing w:before="0" w:after="40"/>
+              <w:ind w:left="173"/>
+            </w:pPr>
+            <w:r>
+              <w:rPr>
+                <w:color w:val="1A1A2E"/>
+                <w:sz w:val="19"/>
+              </w:rPr>
+              <w:t>• Триггеры: смена статуса объекта, достижение порога метрики, создание записи</w:t>
+            </w:r>
+          </w:p>
+          <w:p>
+            <w:pPr>
+              <w:spacing w:before="0" w:after="40"/>
+              <w:ind w:left="173"/>
+            </w:pPr>
+            <w:r>
+              <w:rPr>
+                <w:color w:val="1A1A2E"/>
+                <w:sz w:val="19"/>
+              </w:rPr>
+              <w:t>• Каналы: email, push-уведомление, сообщение в цифровой ассистент / мессенджер</w:t>
+            </w:r>
+          </w:p>
+          <w:p>
+            <w:pPr>
+              <w:spacing w:before="0" w:after="40"/>
+              <w:ind w:left="173"/>
+            </w:pPr>
+            <w:r>
+              <w:rPr>
+                <w:color w:val="1A1A2E"/>
+                <w:sz w:val="19"/>
+              </w:rPr>
+              <w:t>• Шаблоны с динамическими полями (подстановка значений из объекта)</w:t>
+            </w:r>
+          </w:p>
+          <w:p>
+            <w:pPr>
+              <w:spacing w:before="0" w:after="40"/>
+              <w:ind w:left="173"/>
+            </w:pPr>
+            <w:r>
+              <w:rPr>
+                <w:color w:val="1A1A2E"/>
+                <w:sz w:val="19"/>
+              </w:rPr>
+              <w:t>• Персональные подписки — пользователь выбирает, какие события получать</w:t>
+            </w:r>
+          </w:p>
+          <w:p>
+            <w:pPr>
+              <w:spacing w:before="0" w:after="40"/>
+              <w:ind w:left="173"/>
+            </w:pPr>
+            <w:r>
+              <w:rPr>
+                <w:color w:val="1A1A2E"/>
+                <w:sz w:val="19"/>
+              </w:rPr>
+              <w:t>• Журнал доставки со статусами (отправлено, ошибка, в очереди)</w:t>
+            </w:r>
+          </w:p>
+          <w:p>
+            <w:pPr>
+              <w:spacing w:before="0" w:after="40"/>
+              <w:ind w:left="173"/>
+            </w:pPr>
+            <w:r>
+              <w:rPr>
+                <w:color w:val="1A1A2E"/>
+                <w:sz w:val="19"/>
+              </w:rPr>
+              <w:t>• Real-time счётчик непрочитанных в интерфейсе</w:t>
+            </w:r>
+          </w:p>
+        </w:tc>
+      </w:tr>
+    </w:tbl>
+    <w:tbl>
+      <w:tblPr>
+        <w:tblW w:type="auto" w:w="0"/>
+        <w:jc w:val="left"/>
+        <w:tblLook w:firstColumn="1" w:firstRow="1" w:lastColumn="0" w:lastRow="0" w:noHBand="0" w:noVBand="1" w:val="04A0"/>
+      </w:tblPr>
+      <w:tblGrid>
+        <w:gridCol w:w="4844"/>
+        <w:gridCol w:w="4844"/>
+      </w:tblGrid>
+      <w:tr>
+        <w:tc>
+          <w:tcPr>
+            <w:shd w:val="clear" w:color="auto" w:fill="FEF9C3"/>
+            <w:tcBorders>
+              <w:top w:val="none" w:sz="0" w:space="0" w:color="auto"/>
+              <w:bottom w:val="none" w:sz="0" w:space="0" w:color="auto"/>
+              <w:left w:val="none" w:sz="0" w:space="0" w:color="auto"/>
+              <w:right w:val="none" w:sz="0" w:space="0" w:color="auto"/>
+            </w:tcBorders>
+            <w:tcW w:w="316" w:type="dxa"/>
+            <w:tcMar>
+              <w:top w:w="60" w:type="dxa"/>
+              <w:bottom w:w="60" w:type="dxa"/>
+              <w:left w:w="80" w:type="dxa"/>
+              <w:right w:w="20" w:type="dxa"/>
+            </w:tcMar>
+          </w:tcPr>
+          <w:p>
+            <w:pPr>
+              <w:spacing w:before="0" w:after="40"/>
+              <w:jc w:val="center"/>
+            </w:pPr>
+            <w:r>
+              <w:rPr>
+                <w:b/>
+                <w:color w:val="B45A09"/>
+                <w:sz w:val="20"/>
+              </w:rPr>
+              <w:t>ℹ</w:t>
+            </w:r>
+          </w:p>
+        </w:tc>
+        <w:tc>
+          <w:tcPr>
+            <w:tcW w:type="dxa" w:w="4844"/>
+            <w:shd w:val="clear" w:color="auto" w:fill="FEF9C3"/>
+            <w:tcBorders>
+              <w:top w:val="none" w:sz="0" w:space="0" w:color="auto"/>
+              <w:bottom w:val="none" w:sz="0" w:space="0" w:color="auto"/>
+              <w:left w:val="none" w:sz="0" w:space="0" w:color="auto"/>
+              <w:right w:val="none" w:sz="0" w:space="0" w:color="auto"/>
+            </w:tcBorders>
+            <w:tcMar>
+              <w:top w:w="60" w:type="dxa"/>
+              <w:bottom w:w="60" w:type="dxa"/>
+              <w:left w:w="20" w:type="dxa"/>
+              <w:right w:w="80" w:type="dxa"/>
+            </w:tcMar>
+          </w:tcPr>
+          <w:p>
+            <w:pPr>
+              <w:spacing w:before="0" w:after="0"/>
+              <w:jc w:val="left"/>
+            </w:pPr>
+            <w:r>
+              <w:rPr>
+                <w:b w:val="0"/>
+                <w:color w:val="783500"/>
+                <w:sz w:val="18"/>
+              </w:rPr>
+              <w:t>Требуется лицензия Insight Pro. Standard не включает модуль уведомлений.</w:t>
+            </w:r>
+          </w:p>
+        </w:tc>
+      </w:tr>
+    </w:tbl>
+    <w:p>
+      <w:pPr>
+        <w:spacing w:before="0" w:after="200"/>
+      </w:pPr>
+      <w:rPr>
+        <w:sz w:val="2"/>
+      </w:rPr>
+    </w:p>
+    <w:tbl>
+      <w:tblPr>
+        <w:tblW w:type="auto" w:w="0"/>
+        <w:jc w:val="left"/>
+        <w:tblLook w:firstColumn="1" w:firstRow="1" w:lastColumn="0" w:lastRow="0" w:noHBand="0" w:noVBand="1" w:val="04A0"/>
+      </w:tblPr>
+      <w:tblGrid>
+        <w:gridCol w:w="3230"/>
+        <w:gridCol w:w="3230"/>
+        <w:gridCol w:w="3230"/>
+      </w:tblGrid>
+      <w:tr>
+        <w:tc>
+          <w:tcPr>
+            <w:shd w:val="clear" w:color="auto" w:fill="4F6AFF"/>
+            <w:tcBorders>
+              <w:top w:val="none" w:sz="0" w:space="0" w:color="auto"/>
+              <w:bottom w:val="none" w:sz="0" w:space="0" w:color="auto"/>
+              <w:left w:val="none" w:sz="0" w:space="0" w:color="auto"/>
+              <w:right w:val="none" w:sz="0" w:space="0" w:color="auto"/>
+            </w:tcBorders>
+            <w:tcW w:w="460" w:type="dxa"/>
+            <w:tcMar>
+              <w:top w:w="80" w:type="dxa"/>
+              <w:bottom w:w="80" w:type="dxa"/>
+              <w:left w:w="60" w:type="dxa"/>
+              <w:right w:w="60" w:type="dxa"/>
+            </w:tcMar>
+          </w:tcPr>
+          <w:p>
+            <w:pPr>
+              <w:spacing w:before="0" w:after="40"/>
+              <w:jc w:val="center"/>
+            </w:pPr>
+            <w:r>
+              <w:rPr>
+                <w:b/>
+                <w:color w:val="FFFFFF"/>
+                <w:sz w:val="22"/>
+              </w:rPr>
+              <w:t>6</w:t>
+            </w:r>
+          </w:p>
+        </w:tc>
+        <w:tc>
+          <w:tcPr>
+            <w:shd w:val="clear" w:color="auto" w:fill="1A1A2E"/>
+            <w:tcBorders>
+              <w:top w:val="none" w:sz="0" w:space="0" w:color="auto"/>
+              <w:bottom w:val="none" w:sz="0" w:space="0" w:color="auto"/>
+              <w:left w:val="none" w:sz="0" w:space="0" w:color="auto"/>
+              <w:right w:val="none" w:sz="0" w:space="0" w:color="auto"/>
+            </w:tcBorders>
+            <w:tcW w:w="6163" w:type="dxa"/>
+            <w:tcMar>
+              <w:top w:w="80" w:type="dxa"/>
+              <w:bottom w:w="80" w:type="dxa"/>
+              <w:left w:w="100" w:type="dxa"/>
+              <w:right w:w="60" w:type="dxa"/>
+            </w:tcMar>
+          </w:tcPr>
+          <w:p>
+            <w:pPr>
+              <w:spacing w:before="0" w:after="40"/>
+              <w:jc w:val="left"/>
+            </w:pPr>
+            <w:r>
+              <w:rPr>
+                <w:b/>
+                <w:color w:val="FFFFFF"/>
+                <w:sz w:val="24"/>
+              </w:rPr>
+              <w:t>Ролевой доступ к контенту дашбордов</w:t>
+            </w:r>
+          </w:p>
+        </w:tc>
+        <w:tc>
+          <w:tcPr>
+            <w:shd w:val="clear" w:color="auto" w:fill="D1FAE5"/>
+            <w:tcBorders>
+              <w:top w:val="none" w:sz="0" w:space="0" w:color="auto"/>
+              <w:bottom w:val="none" w:sz="0" w:space="0" w:color="auto"/>
+              <w:left w:val="none" w:sz="0" w:space="0" w:color="auto"/>
+              <w:right w:val="none" w:sz="0" w:space="0" w:color="auto"/>
+            </w:tcBorders>
+            <w:tcW w:w="2304" w:type="dxa"/>
+            <w:tcMar>
+              <w:top w:w="80" w:type="dxa"/>
+              <w:bottom w:w="80" w:type="dxa"/>
+              <w:left w:w="60" w:type="dxa"/>
+              <w:right w:w="80" w:type="dxa"/>
+            </w:tcMar>
+          </w:tcPr>
+          <w:p>
+            <w:pPr>
+              <w:spacing w:before="0" w:after="40"/>
+              <w:jc w:val="center"/>
+            </w:pPr>
+            <w:r>
+              <w:rPr>
+                <w:b/>
+                <w:color w:val="16A34A"/>
+                <w:sz w:val="20"/>
+              </w:rPr>
+              <w:t>✅ Можем</w:t>
+            </w:r>
+          </w:p>
+        </w:tc>
+      </w:tr>
+    </w:tbl>
+    <w:tbl>
+      <w:tblPr>
+        <w:tblW w:type="auto" w:w="0"/>
+        <w:jc w:val="left"/>
+        <w:tblLook w:firstColumn="1" w:firstRow="1" w:lastColumn="0" w:lastRow="0" w:noHBand="0" w:noVBand="1" w:val="04A0"/>
+      </w:tblPr>
+      <w:tblGrid>
+        <w:gridCol w:w="9689"/>
+      </w:tblGrid>
+      <w:tr>
+        <w:tc>
+          <w:tcPr>
+            <w:tcW w:type="dxa" w:w="9689"/>
+            <w:shd w:val="clear" w:color="auto" w:fill="F3F4F6"/>
+            <w:tcBorders>
+              <w:top w:val="none" w:sz="0" w:space="0" w:color="auto"/>
+              <w:bottom w:val="none" w:sz="0" w:space="0" w:color="auto"/>
+              <w:left w:val="none" w:sz="0" w:space="0" w:color="auto"/>
+              <w:right w:val="none" w:sz="0" w:space="0" w:color="auto"/>
+            </w:tcBorders>
+            <w:tcMar>
+              <w:top w:w="80" w:type="dxa"/>
+              <w:bottom w:w="80" w:type="dxa"/>
+              <w:left w:w="100" w:type="dxa"/>
+              <w:right w:w="100" w:type="dxa"/>
+            </w:tcMar>
+          </w:tcPr>
+          <w:p>
+            <w:pPr>
+              <w:spacing w:before="0" w:after="0"/>
+              <w:jc w:val="left"/>
+            </w:pPr>
+            <w:r>
+              <w:rPr>
+                <w:b w:val="0"/>
+                <w:color w:val="1A1A2E"/>
+                <w:sz w:val="20"/>
+              </w:rPr>
+              <w:t>Разные роли ФГИС У (Поставщик, Потребитель, Регулятор, Аналитик) видят разный контент — это нативно поддерживается в Insight.</w:t>
+            </w:r>
+          </w:p>
+        </w:tc>
+      </w:tr>
+    </w:tbl>
+    <w:tbl>
+      <w:tblPr>
+        <w:tblW w:type="auto" w:w="0"/>
+        <w:jc w:val="left"/>
+        <w:tblLook w:firstColumn="1" w:firstRow="1" w:lastColumn="0" w:lastRow="0" w:noHBand="0" w:noVBand="1" w:val="04A0"/>
+      </w:tblPr>
+      <w:tblGrid>
+        <w:gridCol w:w="4844"/>
+        <w:gridCol w:w="4844"/>
+      </w:tblGrid>
+      <w:tr>
+        <w:tc>
+          <w:tcPr>
+            <w:shd w:val="clear" w:color="auto" w:fill="FFFFFF"/>
+            <w:tcBorders>
+              <w:top w:val="none" w:sz="4" w:space="0" w:color="000000"/>
+              <w:bottom w:val="none" w:sz="4" w:space="0" w:color="000000"/>
+              <w:left w:val="single" w:sz="12" w:space="0" w:color="16A34A"/>
+              <w:right w:val="none" w:sz="4" w:space="0" w:color="000000"/>
+            </w:tcBorders>
+            <w:tcMar>
+              <w:top w:w="80" w:type="dxa"/>
+              <w:bottom w:w="80" w:type="dxa"/>
+              <w:left w:w="100" w:type="dxa"/>
+              <w:right w:w="80" w:type="dxa"/>
+            </w:tcMar>
+            <w:tcW w:w="4464" w:type="dxa"/>
+          </w:tcPr>
+          <w:p>
+            <w:pPr>
+              <w:spacing w:before="0" w:after="80"/>
+              <w:jc w:val="left"/>
+            </w:pPr>
+            <w:r>
+              <w:rPr>
+                <w:b/>
+                <w:color w:val="16A34A"/>
+                <w:sz w:val="18"/>
+              </w:rPr>
+              <w:t>✔  Что умеем</w:t>
+            </w:r>
+          </w:p>
+          <w:p>
+            <w:pPr>
+              <w:spacing w:before="0" w:after="40"/>
+              <w:ind w:left="173"/>
+            </w:pPr>
+            <w:r>
+              <w:rPr>
+                <w:color w:val="1A1A2E"/>
+                <w:sz w:val="19"/>
+              </w:rPr>
+              <w:t>• Индивидуальная настройка дашборда под каждую группу ролей</w:t>
+            </w:r>
+          </w:p>
+          <w:p>
+            <w:pPr>
+              <w:spacing w:before="0" w:after="40"/>
+              <w:ind w:left="173"/>
+            </w:pPr>
+            <w:r>
+              <w:rPr>
+                <w:color w:val="1A1A2E"/>
+                <w:sz w:val="19"/>
+              </w:rPr>
+              <w:t>• Скрытие/показ блоков, разделов и кнопок в зависимости от роли</w:t>
+            </w:r>
+          </w:p>
+          <w:p>
+            <w:pPr>
+              <w:spacing w:before="0" w:after="40"/>
+              <w:ind w:left="173"/>
+            </w:pPr>
+            <w:r>
+              <w:rPr>
+                <w:color w:val="1A1A2E"/>
+                <w:sz w:val="19"/>
+              </w:rPr>
+              <w:t>• Разграничение доступа к приложениям и страницам</w:t>
+            </w:r>
+          </w:p>
+          <w:p>
+            <w:pPr>
+              <w:spacing w:before="0" w:after="40"/>
+              <w:ind w:left="173"/>
+            </w:pPr>
+            <w:r>
+              <w:rPr>
+                <w:color w:val="1A1A2E"/>
+                <w:sz w:val="19"/>
+              </w:rPr>
+              <w:t>• Интеграция с Keycloak — роли берутся из текущей IAM ФГИС У</w:t>
+            </w:r>
+          </w:p>
+        </w:tc>
+        <w:tc>
+          <w:tcPr>
+            <w:shd w:val="clear" w:color="auto" w:fill="FFFFFF"/>
+            <w:tcBorders>
+              <w:top w:val="none" w:sz="4" w:space="0" w:color="000000"/>
+              <w:bottom w:val="none" w:sz="4" w:space="0" w:color="000000"/>
+              <w:left w:val="single" w:sz="12" w:space="0" w:color="DC2626"/>
+              <w:right w:val="none" w:sz="4" w:space="0" w:color="000000"/>
+            </w:tcBorders>
+            <w:tcMar>
+              <w:top w:w="80" w:type="dxa"/>
+              <w:bottom w:w="80" w:type="dxa"/>
+              <w:left w:w="100" w:type="dxa"/>
+              <w:right w:w="80" w:type="dxa"/>
+            </w:tcMar>
+            <w:tcW w:w="4464" w:type="dxa"/>
+          </w:tcPr>
+          <w:p>
+            <w:pPr>
+              <w:spacing w:before="0" w:after="80"/>
+              <w:jc w:val="left"/>
+            </w:pPr>
+            <w:r>
+              <w:rPr>
+                <w:b/>
+                <w:color w:val="DC2626"/>
+                <w:sz w:val="18"/>
+              </w:rPr>
+              <w:t>✗  Ограничения</w:t>
+            </w:r>
+          </w:p>
+          <w:p>
+            <w:pPr>
+              <w:spacing w:before="0" w:after="40"/>
+              <w:ind w:left="173"/>
+            </w:pPr>
+            <w:r>
+              <w:rPr>
+                <w:color w:val="6B7280"/>
+                <w:sz w:val="19"/>
+              </w:rPr>
+              <w:t>• Управление самими бизнес-ролями ФГИС У (создание, редактирование прав) — задача Keycloak/бэкенда, не Insight</w:t>
+            </w:r>
+          </w:p>
+        </w:tc>
+      </w:tr>
+    </w:tbl>
+    <w:p>
+      <w:pPr>
+        <w:spacing w:before="0" w:after="200"/>
+      </w:pPr>
+      <w:rPr>
+        <w:sz w:val="2"/>
+      </w:rPr>
+    </w:p>
+    <w:tbl>
+      <w:tblPr>
+        <w:tblW w:type="auto" w:w="0"/>
+        <w:jc w:val="left"/>
+        <w:tblLook w:firstColumn="1" w:firstRow="1" w:lastColumn="0" w:lastRow="0" w:noHBand="0" w:noVBand="1" w:val="04A0"/>
+      </w:tblPr>
+      <w:tblGrid>
+        <w:gridCol w:w="3230"/>
+        <w:gridCol w:w="3230"/>
+        <w:gridCol w:w="3230"/>
+      </w:tblGrid>
+      <w:tr>
+        <w:tc>
+          <w:tcPr>
+            <w:shd w:val="clear" w:color="auto" w:fill="4F6AFF"/>
+            <w:tcBorders>
+              <w:top w:val="none" w:sz="0" w:space="0" w:color="auto"/>
+              <w:bottom w:val="none" w:sz="0" w:space="0" w:color="auto"/>
+              <w:left w:val="none" w:sz="0" w:space="0" w:color="auto"/>
+              <w:right w:val="none" w:sz="0" w:space="0" w:color="auto"/>
+            </w:tcBorders>
+            <w:tcW w:w="460" w:type="dxa"/>
+            <w:tcMar>
+              <w:top w:w="80" w:type="dxa"/>
+              <w:bottom w:w="80" w:type="dxa"/>
+              <w:left w:w="60" w:type="dxa"/>
+              <w:right w:w="60" w:type="dxa"/>
+            </w:tcMar>
+          </w:tcPr>
+          <w:p>
+            <w:pPr>
+              <w:spacing w:before="0" w:after="40"/>
+              <w:jc w:val="center"/>
+            </w:pPr>
+            <w:r>
+              <w:rPr>
+                <w:b/>
+                <w:color w:val="FFFFFF"/>
+                <w:sz w:val="22"/>
+              </w:rPr>
+              <w:t>7</w:t>
+            </w:r>
+          </w:p>
+        </w:tc>
+        <w:tc>
+          <w:tcPr>
+            <w:shd w:val="clear" w:color="auto" w:fill="1A1A2E"/>
+            <w:tcBorders>
+              <w:top w:val="none" w:sz="0" w:space="0" w:color="auto"/>
+              <w:bottom w:val="none" w:sz="0" w:space="0" w:color="auto"/>
+              <w:left w:val="none" w:sz="0" w:space="0" w:color="auto"/>
+              <w:right w:val="none" w:sz="0" w:space="0" w:color="auto"/>
+            </w:tcBorders>
+            <w:tcW w:w="6163" w:type="dxa"/>
+            <w:tcMar>
+              <w:top w:w="80" w:type="dxa"/>
+              <w:bottom w:w="80" w:type="dxa"/>
+              <w:left w:w="100" w:type="dxa"/>
+              <w:right w:w="60" w:type="dxa"/>
+            </w:tcMar>
+          </w:tcPr>
+          <w:p>
+            <w:pPr>
+              <w:spacing w:before="0" w:after="40"/>
+              <w:jc w:val="left"/>
+            </w:pPr>
+            <w:r>
+              <w:rPr>
+                <w:b/>
+                <w:color w:val="FFFFFF"/>
+                <w:sz w:val="24"/>
+              </w:rPr>
+              <w:t>Прогноз потребления ресурсов</w:t>
+            </w:r>
+          </w:p>
+        </w:tc>
+        <w:tc>
+          <w:tcPr>
+            <w:shd w:val="clear" w:color="auto" w:fill="FEF3C7"/>
+            <w:tcBorders>
+              <w:top w:val="none" w:sz="0" w:space="0" w:color="auto"/>
+              <w:bottom w:val="none" w:sz="0" w:space="0" w:color="auto"/>
+              <w:left w:val="none" w:sz="0" w:space="0" w:color="auto"/>
+              <w:right w:val="none" w:sz="0" w:space="0" w:color="auto"/>
+            </w:tcBorders>
+            <w:tcW w:w="2304" w:type="dxa"/>
+            <w:tcMar>
+              <w:top w:w="80" w:type="dxa"/>
+              <w:bottom w:w="80" w:type="dxa"/>
+              <w:left w:w="60" w:type="dxa"/>
+              <w:right w:w="80" w:type="dxa"/>
+            </w:tcMar>
+          </w:tcPr>
+          <w:p>
+            <w:pPr>
+              <w:spacing w:before="0" w:after="40"/>
+              <w:jc w:val="center"/>
+            </w:pPr>
+            <w:r>
+              <w:rPr>
+                <w:b/>
+                <w:color w:val="D97706"/>
+                <w:sz w:val="20"/>
+              </w:rPr>
+              <w:t>⚠️  Частично</w:t>
+            </w:r>
+          </w:p>
+        </w:tc>
+      </w:tr>
+    </w:tbl>
+    <w:tbl>
+      <w:tblPr>
+        <w:tblW w:type="auto" w:w="0"/>
+        <w:jc w:val="left"/>
+        <w:tblLook w:firstColumn="1" w:firstRow="1" w:lastColumn="0" w:lastRow="0" w:noHBand="0" w:noVBand="1" w:val="04A0"/>
+      </w:tblPr>
+      <w:tblGrid>
+        <w:gridCol w:w="9689"/>
+      </w:tblGrid>
+      <w:tr>
+        <w:tc>
+          <w:tcPr>
+            <w:tcW w:type="dxa" w:w="9689"/>
+            <w:shd w:val="clear" w:color="auto" w:fill="F3F4F6"/>
+            <w:tcBorders>
+              <w:top w:val="none" w:sz="0" w:space="0" w:color="auto"/>
+              <w:bottom w:val="none" w:sz="0" w:space="0" w:color="auto"/>
+              <w:left w:val="none" w:sz="0" w:space="0" w:color="auto"/>
+              <w:right w:val="none" w:sz="0" w:space="0" w:color="auto"/>
+            </w:tcBorders>
+            <w:tcMar>
+              <w:top w:w="80" w:type="dxa"/>
+              <w:bottom w:w="80" w:type="dxa"/>
+              <w:left w:w="100" w:type="dxa"/>
+              <w:right w:w="100" w:type="dxa"/>
+            </w:tcMar>
+          </w:tcPr>
+          <w:p>
+            <w:pPr>
+              <w:spacing w:before="0" w:after="0"/>
+              <w:jc w:val="left"/>
+            </w:pPr>
+            <w:r>
+              <w:rPr>
+                <w:b w:val="0"/>
+                <w:color w:val="1A1A2E"/>
+                <w:sz w:val="20"/>
+              </w:rPr>
+              <w:t>Insight визуализирует прогнозные данные и строит сравнительные графики «план/факт». Сами алгоритмы ML-прогнозирования находятся на бэкенде ФГИС У.</w:t>
+            </w:r>
+          </w:p>
+        </w:tc>
+      </w:tr>
+    </w:tbl>
+    <w:tbl>
+      <w:tblPr>
+        <w:tblW w:type="auto" w:w="0"/>
+        <w:jc w:val="left"/>
+        <w:tblLook w:firstColumn="1" w:firstRow="1" w:lastColumn="0" w:lastRow="0" w:noHBand="0" w:noVBand="1" w:val="04A0"/>
+      </w:tblPr>
+      <w:tblGrid>
+        <w:gridCol w:w="4844"/>
+        <w:gridCol w:w="4844"/>
+      </w:tblGrid>
+      <w:tr>
+        <w:tc>
+          <w:tcPr>
+            <w:shd w:val="clear" w:color="auto" w:fill="FFFFFF"/>
+            <w:tcBorders>
+              <w:top w:val="none" w:sz="4" w:space="0" w:color="000000"/>
+              <w:bottom w:val="none" w:sz="4" w:space="0" w:color="000000"/>
+              <w:left w:val="single" w:sz="12" w:space="0" w:color="16A34A"/>
+              <w:right w:val="none" w:sz="4" w:space="0" w:color="000000"/>
+            </w:tcBorders>
+            <w:tcMar>
+              <w:top w:w="80" w:type="dxa"/>
+              <w:bottom w:w="80" w:type="dxa"/>
+              <w:left w:w="100" w:type="dxa"/>
+              <w:right w:w="80" w:type="dxa"/>
+            </w:tcMar>
+            <w:tcW w:w="4464" w:type="dxa"/>
+          </w:tcPr>
+          <w:p>
+            <w:pPr>
+              <w:spacing w:before="0" w:after="80"/>
+              <w:jc w:val="left"/>
+            </w:pPr>
+            <w:r>
+              <w:rPr>
+                <w:b/>
+                <w:color w:val="16A34A"/>
+                <w:sz w:val="18"/>
+              </w:rPr>
+              <w:t>✔  Что умеем</w:t>
+            </w:r>
+          </w:p>
+          <w:p>
+            <w:pPr>
+              <w:spacing w:before="0" w:after="40"/>
+              <w:ind w:left="173"/>
+            </w:pPr>
+            <w:r>
+              <w:rPr>
+                <w:color w:val="1A1A2E"/>
+                <w:sz w:val="19"/>
+              </w:rPr>
+              <w:t>• Отображение прогнозных значений рядом с фактическими на одном графике</w:t>
+            </w:r>
+          </w:p>
+          <w:p>
+            <w:pPr>
+              <w:spacing w:before="0" w:after="40"/>
+              <w:ind w:left="173"/>
+            </w:pPr>
+            <w:r>
+              <w:rPr>
+                <w:color w:val="1A1A2E"/>
+                <w:sz w:val="19"/>
+              </w:rPr>
+              <w:t>• Фильтрация и навигация по прогнозным отчётам: в разрезе услуг и КЭ</w:t>
+            </w:r>
+          </w:p>
+          <w:p>
+            <w:pPr>
+              <w:spacing w:before="0" w:after="40"/>
+              <w:ind w:left="173"/>
+            </w:pPr>
+            <w:r>
+              <w:rPr>
+                <w:color w:val="1A1A2E"/>
+                <w:sz w:val="19"/>
+              </w:rPr>
+              <w:t>• Сравнение плановых и фактических объёмов с подсветкой отклонений</w:t>
+            </w:r>
+          </w:p>
+        </w:tc>
+        <w:tc>
+          <w:tcPr>
+            <w:shd w:val="clear" w:color="auto" w:fill="FFFFFF"/>
+            <w:tcBorders>
+              <w:top w:val="none" w:sz="4" w:space="0" w:color="000000"/>
+              <w:bottom w:val="none" w:sz="4" w:space="0" w:color="000000"/>
+              <w:left w:val="single" w:sz="12" w:space="0" w:color="DC2626"/>
+              <w:right w:val="none" w:sz="4" w:space="0" w:color="000000"/>
+            </w:tcBorders>
+            <w:tcMar>
+              <w:top w:w="80" w:type="dxa"/>
+              <w:bottom w:w="80" w:type="dxa"/>
+              <w:left w:w="100" w:type="dxa"/>
+              <w:right w:w="80" w:type="dxa"/>
+            </w:tcMar>
+            <w:tcW w:w="4464" w:type="dxa"/>
+          </w:tcPr>
+          <w:p>
+            <w:pPr>
+              <w:spacing w:before="0" w:after="80"/>
+              <w:jc w:val="left"/>
+            </w:pPr>
+            <w:r>
+              <w:rPr>
+                <w:b/>
+                <w:color w:val="DC2626"/>
+                <w:sz w:val="18"/>
+              </w:rPr>
+              <w:t>✗  Ограничения</w:t>
+            </w:r>
+          </w:p>
+          <w:p>
+            <w:pPr>
+              <w:spacing w:before="0" w:after="40"/>
+              <w:ind w:left="173"/>
+            </w:pPr>
+            <w:r>
+              <w:rPr>
+                <w:color w:val="6B7280"/>
+                <w:sz w:val="19"/>
+              </w:rPr>
+              <w:t>• Вычисление прогноза внутри Insight — расчёты должны быть подготовлены бэкенд-сервисом и переданы как обычные данные</w:t>
+            </w:r>
+          </w:p>
+        </w:tc>
+      </w:tr>
+    </w:tbl>
+    <w:tbl>
+      <w:tblPr>
+        <w:tblW w:type="auto" w:w="0"/>
+        <w:jc w:val="left"/>
+        <w:tblLook w:firstColumn="1" w:firstRow="1" w:lastColumn="0" w:lastRow="0" w:noHBand="0" w:noVBand="1" w:val="04A0"/>
+      </w:tblPr>
+      <w:tblGrid>
+        <w:gridCol w:w="4844"/>
+        <w:gridCol w:w="4844"/>
+      </w:tblGrid>
+      <w:tr>
+        <w:tc>
+          <w:tcPr>
+            <w:shd w:val="clear" w:color="auto" w:fill="FEF9C3"/>
+            <w:tcBorders>
+              <w:top w:val="none" w:sz="0" w:space="0" w:color="auto"/>
+              <w:bottom w:val="none" w:sz="0" w:space="0" w:color="auto"/>
+              <w:left w:val="none" w:sz="0" w:space="0" w:color="auto"/>
+              <w:right w:val="none" w:sz="0" w:space="0" w:color="auto"/>
+            </w:tcBorders>
+            <w:tcW w:w="316" w:type="dxa"/>
+            <w:tcMar>
+              <w:top w:w="60" w:type="dxa"/>
+              <w:bottom w:w="60" w:type="dxa"/>
+              <w:left w:w="80" w:type="dxa"/>
+              <w:right w:w="20" w:type="dxa"/>
+            </w:tcMar>
+          </w:tcPr>
+          <w:p>
+            <w:pPr>
+              <w:spacing w:before="0" w:after="40"/>
+              <w:jc w:val="center"/>
+            </w:pPr>
+            <w:r>
+              <w:rPr>
+                <w:b/>
+                <w:color w:val="B45A09"/>
+                <w:sz w:val="20"/>
+              </w:rPr>
+              <w:t>ℹ</w:t>
+            </w:r>
+          </w:p>
+        </w:tc>
+        <w:tc>
+          <w:tcPr>
+            <w:tcW w:type="dxa" w:w="4844"/>
+            <w:shd w:val="clear" w:color="auto" w:fill="FEF9C3"/>
+            <w:tcBorders>
+              <w:top w:val="none" w:sz="0" w:space="0" w:color="auto"/>
+              <w:bottom w:val="none" w:sz="0" w:space="0" w:color="auto"/>
+              <w:left w:val="none" w:sz="0" w:space="0" w:color="auto"/>
+              <w:right w:val="none" w:sz="0" w:space="0" w:color="auto"/>
+            </w:tcBorders>
+            <w:tcMar>
+              <w:top w:w="60" w:type="dxa"/>
+              <w:bottom w:w="60" w:type="dxa"/>
+              <w:left w:w="20" w:type="dxa"/>
+              <w:right w:w="80" w:type="dxa"/>
+            </w:tcMar>
+          </w:tcPr>
+          <w:p>
+            <w:pPr>
+              <w:spacing w:before="0" w:after="0"/>
+              <w:jc w:val="left"/>
+            </w:pPr>
+            <w:r>
+              <w:rPr>
+                <w:b w:val="0"/>
+                <w:color w:val="783500"/>
+                <w:sz w:val="18"/>
+              </w:rPr>
+              <w:t>Текущий раздел «Прогноз потребления» (гл. 6) уже работает по этой схеме в других проектах на Insight.</w:t>
+            </w:r>
+          </w:p>
+        </w:tc>
+      </w:tr>
+    </w:tbl>
+    <w:p>
+      <w:pPr>
+        <w:spacing w:before="0" w:after="200"/>
+      </w:pPr>
+      <w:rPr>
+        <w:sz w:val="2"/>
+      </w:rPr>
+    </w:p>
+    <w:tbl>
+      <w:tblPr>
+        <w:tblW w:type="auto" w:w="0"/>
+        <w:jc w:val="left"/>
+        <w:tblLook w:firstColumn="1" w:firstRow="1" w:lastColumn="0" w:lastRow="0" w:noHBand="0" w:noVBand="1" w:val="04A0"/>
+      </w:tblPr>
+      <w:tblGrid>
+        <w:gridCol w:w="3230"/>
+        <w:gridCol w:w="3230"/>
+        <w:gridCol w:w="3230"/>
+      </w:tblGrid>
+      <w:tr>
+        <w:tc>
+          <w:tcPr>
+            <w:shd w:val="clear" w:color="auto" w:fill="4F6AFF"/>
+            <w:tcBorders>
+              <w:top w:val="none" w:sz="0" w:space="0" w:color="auto"/>
+              <w:bottom w:val="none" w:sz="0" w:space="0" w:color="auto"/>
+              <w:left w:val="none" w:sz="0" w:space="0" w:color="auto"/>
+              <w:right w:val="none" w:sz="0" w:space="0" w:color="auto"/>
+            </w:tcBorders>
+            <w:tcW w:w="460" w:type="dxa"/>
+            <w:tcMar>
+              <w:top w:w="80" w:type="dxa"/>
+              <w:bottom w:w="80" w:type="dxa"/>
+              <w:left w:w="60" w:type="dxa"/>
+              <w:right w:w="60" w:type="dxa"/>
+            </w:tcMar>
+          </w:tcPr>
+          <w:p>
+            <w:pPr>
+              <w:spacing w:before="0" w:after="40"/>
+              <w:jc w:val="center"/>
+            </w:pPr>
+            <w:r>
+              <w:rPr>
+                <w:b/>
+                <w:color w:val="FFFFFF"/>
+                <w:sz w:val="22"/>
+              </w:rPr>
+              <w:t>8</w:t>
+            </w:r>
+          </w:p>
+        </w:tc>
+        <w:tc>
+          <w:tcPr>
+            <w:shd w:val="clear" w:color="auto" w:fill="1A1A2E"/>
+            <w:tcBorders>
+              <w:top w:val="none" w:sz="0" w:space="0" w:color="auto"/>
+              <w:bottom w:val="none" w:sz="0" w:space="0" w:color="auto"/>
+              <w:left w:val="none" w:sz="0" w:space="0" w:color="auto"/>
+              <w:right w:val="none" w:sz="0" w:space="0" w:color="auto"/>
+            </w:tcBorders>
+            <w:tcW w:w="6163" w:type="dxa"/>
+            <w:tcMar>
+              <w:top w:w="80" w:type="dxa"/>
+              <w:bottom w:w="80" w:type="dxa"/>
+              <w:left w:w="100" w:type="dxa"/>
+              <w:right w:w="60" w:type="dxa"/>
+            </w:tcMar>
+          </w:tcPr>
+          <w:p>
+            <w:pPr>
+              <w:spacing w:before="0" w:after="40"/>
+              <w:jc w:val="left"/>
+            </w:pPr>
+            <w:r>
+              <w:rPr>
+                <w:b/>
+                <w:color w:val="FFFFFF"/>
+                <w:sz w:val="24"/>
+              </w:rPr>
+              <w:t>Управление заявками с BPM-процессом</w:t>
+            </w:r>
+          </w:p>
+        </w:tc>
+        <w:tc>
+          <w:tcPr>
+            <w:shd w:val="clear" w:color="auto" w:fill="FEF3C7"/>
+            <w:tcBorders>
+              <w:top w:val="none" w:sz="0" w:space="0" w:color="auto"/>
+              <w:bottom w:val="none" w:sz="0" w:space="0" w:color="auto"/>
+              <w:left w:val="none" w:sz="0" w:space="0" w:color="auto"/>
+              <w:right w:val="none" w:sz="0" w:space="0" w:color="auto"/>
+            </w:tcBorders>
+            <w:tcW w:w="2304" w:type="dxa"/>
+            <w:tcMar>
+              <w:top w:w="80" w:type="dxa"/>
+              <w:bottom w:w="80" w:type="dxa"/>
+              <w:left w:w="60" w:type="dxa"/>
+              <w:right w:w="80" w:type="dxa"/>
+            </w:tcMar>
+          </w:tcPr>
+          <w:p>
+            <w:pPr>
+              <w:spacing w:before="0" w:after="40"/>
+              <w:jc w:val="center"/>
+            </w:pPr>
+            <w:r>
+              <w:rPr>
+                <w:b/>
+                <w:color w:val="D97706"/>
+                <w:sz w:val="20"/>
+              </w:rPr>
+              <w:t>⚠️  Частично</w:t>
+            </w:r>
+          </w:p>
+        </w:tc>
+      </w:tr>
+    </w:tbl>
+    <w:tbl>
+      <w:tblPr>
+        <w:tblW w:type="auto" w:w="0"/>
+        <w:jc w:val="left"/>
+        <w:tblLook w:firstColumn="1" w:firstRow="1" w:lastColumn="0" w:lastRow="0" w:noHBand="0" w:noVBand="1" w:val="04A0"/>
+      </w:tblPr>
+      <w:tblGrid>
+        <w:gridCol w:w="9689"/>
+      </w:tblGrid>
+      <w:tr>
+        <w:tc>
+          <w:tcPr>
+            <w:tcW w:type="dxa" w:w="9689"/>
+            <w:shd w:val="clear" w:color="auto" w:fill="F3F4F6"/>
+            <w:tcBorders>
+              <w:top w:val="none" w:sz="0" w:space="0" w:color="auto"/>
+              <w:bottom w:val="none" w:sz="0" w:space="0" w:color="auto"/>
+              <w:left w:val="none" w:sz="0" w:space="0" w:color="auto"/>
+              <w:right w:val="none" w:sz="0" w:space="0" w:color="auto"/>
+            </w:tcBorders>
+            <w:tcMar>
+              <w:top w:w="80" w:type="dxa"/>
+              <w:bottom w:w="80" w:type="dxa"/>
+              <w:left w:w="100" w:type="dxa"/>
+              <w:right w:w="100" w:type="dxa"/>
+            </w:tcMar>
+          </w:tcPr>
+          <w:p>
+            <w:pPr>
+              <w:spacing w:before="0" w:after="0"/>
+              <w:jc w:val="left"/>
+            </w:pPr>
+            <w:r>
+              <w:rPr>
+                <w:b w:val="0"/>
+                <w:color w:val="1A1A2E"/>
+                <w:sz w:val="20"/>
+              </w:rPr>
+              <w:t>Простые заявки с полями и статусами — реализуемо через формы ввода Insight. Сложные multi-step workflow с параллельными согласованиями требуют Insight Pro BPM.</w:t>
+            </w:r>
+          </w:p>
+        </w:tc>
+      </w:tr>
+    </w:tbl>
+    <w:tbl>
+      <w:tblPr>
+        <w:tblW w:type="auto" w:w="0"/>
+        <w:jc w:val="left"/>
+        <w:tblLook w:firstColumn="1" w:firstRow="1" w:lastColumn="0" w:lastRow="0" w:noHBand="0" w:noVBand="1" w:val="04A0"/>
+      </w:tblPr>
+      <w:tblGrid>
+        <w:gridCol w:w="4844"/>
+        <w:gridCol w:w="4844"/>
+      </w:tblGrid>
+      <w:tr>
+        <w:tc>
+          <w:tcPr>
+            <w:shd w:val="clear" w:color="auto" w:fill="FFFFFF"/>
+            <w:tcBorders>
+              <w:top w:val="none" w:sz="4" w:space="0" w:color="000000"/>
+              <w:bottom w:val="none" w:sz="4" w:space="0" w:color="000000"/>
+              <w:left w:val="single" w:sz="12" w:space="0" w:color="16A34A"/>
+              <w:right w:val="none" w:sz="4" w:space="0" w:color="000000"/>
+            </w:tcBorders>
+            <w:tcMar>
+              <w:top w:w="80" w:type="dxa"/>
+              <w:bottom w:w="80" w:type="dxa"/>
+              <w:left w:w="100" w:type="dxa"/>
+              <w:right w:w="80" w:type="dxa"/>
+            </w:tcMar>
+            <w:tcW w:w="4464" w:type="dxa"/>
+          </w:tcPr>
+          <w:p>
+            <w:pPr>
+              <w:spacing w:before="0" w:after="80"/>
+              <w:jc w:val="left"/>
+            </w:pPr>
+            <w:r>
+              <w:rPr>
+                <w:b/>
+                <w:color w:val="16A34A"/>
+                <w:sz w:val="18"/>
+              </w:rPr>
+              <w:t>✔  Что умеем</w:t>
+            </w:r>
+          </w:p>
+          <w:p>
+            <w:pPr>
+              <w:spacing w:before="0" w:after="40"/>
+              <w:ind w:left="173"/>
+            </w:pPr>
+            <w:r>
+              <w:rPr>
+                <w:color w:val="1A1A2E"/>
+                <w:sz w:val="19"/>
+              </w:rPr>
+              <w:t>• Форма создания заявки с обязательными полями и справочниками</w:t>
+            </w:r>
+          </w:p>
+          <w:p>
+            <w:pPr>
+              <w:spacing w:before="0" w:after="40"/>
+              <w:ind w:left="173"/>
+            </w:pPr>
+            <w:r>
+              <w:rPr>
+                <w:color w:val="1A1A2E"/>
+                <w:sz w:val="19"/>
+              </w:rPr>
+              <w:t>• Линейная цепочка статусов (Новая → В работе → Закрыта) с ролевыми переходами</w:t>
+            </w:r>
+          </w:p>
+          <w:p>
+            <w:pPr>
+              <w:spacing w:before="0" w:after="40"/>
+              <w:ind w:left="173"/>
+            </w:pPr>
+            <w:r>
+              <w:rPr>
+                <w:color w:val="1A1A2E"/>
+                <w:sz w:val="19"/>
+              </w:rPr>
+              <w:t>• Уведомления о смене статуса заявки</w:t>
+            </w:r>
+          </w:p>
+          <w:p>
+            <w:pPr>
+              <w:spacing w:before="0" w:after="40"/>
+              <w:ind w:left="173"/>
+            </w:pPr>
+            <w:r>
+              <w:rPr>
+                <w:color w:val="1A1A2E"/>
+                <w:sz w:val="19"/>
+              </w:rPr>
+              <w:t>• Отображение реестра заявок в таблице с фильтрами</w:t>
+            </w:r>
+          </w:p>
+        </w:tc>
+        <w:tc>
+          <w:tcPr>
+            <w:shd w:val="clear" w:color="auto" w:fill="FFFFFF"/>
+            <w:tcBorders>
+              <w:top w:val="none" w:sz="4" w:space="0" w:color="000000"/>
+              <w:bottom w:val="none" w:sz="4" w:space="0" w:color="000000"/>
+              <w:left w:val="single" w:sz="12" w:space="0" w:color="DC2626"/>
+              <w:right w:val="none" w:sz="4" w:space="0" w:color="000000"/>
+            </w:tcBorders>
+            <w:tcMar>
+              <w:top w:w="80" w:type="dxa"/>
+              <w:bottom w:w="80" w:type="dxa"/>
+              <w:left w:w="100" w:type="dxa"/>
+              <w:right w:w="80" w:type="dxa"/>
+            </w:tcMar>
+            <w:tcW w:w="4464" w:type="dxa"/>
+          </w:tcPr>
+          <w:p>
+            <w:pPr>
+              <w:spacing w:before="0" w:after="80"/>
+              <w:jc w:val="left"/>
+            </w:pPr>
+            <w:r>
+              <w:rPr>
+                <w:b/>
+                <w:color w:val="DC2626"/>
+                <w:sz w:val="18"/>
+              </w:rPr>
+              <w:t>✗  Ограничения</w:t>
+            </w:r>
+          </w:p>
+          <w:p>
+            <w:pPr>
+              <w:spacing w:before="0" w:after="40"/>
+              <w:ind w:left="173"/>
+            </w:pPr>
+            <w:r>
+              <w:rPr>
+                <w:color w:val="6B7280"/>
+                <w:sz w:val="19"/>
+              </w:rPr>
+              <w:t>• Параллельное многоуровневое согласование (например, Исполнитель + Руководитель + Заказчик) — нужен Insight Pro BPM с BPMN-диаграммами</w:t>
+            </w:r>
+          </w:p>
+          <w:p>
+            <w:pPr>
+              <w:spacing w:before="0" w:after="40"/>
+              <w:ind w:left="173"/>
+            </w:pPr>
+            <w:r>
+              <w:rPr>
+                <w:color w:val="6B7280"/>
+                <w:sz w:val="19"/>
+              </w:rPr>
+              <w:t>• Встроенная переписка по заявке, вложения, история изменений</w:t>
+            </w:r>
+          </w:p>
+          <w:p>
+            <w:pPr>
+              <w:spacing w:before="0" w:after="40"/>
+              <w:ind w:left="173"/>
+            </w:pPr>
+            <w:r>
+              <w:rPr>
+                <w:color w:val="6B7280"/>
+                <w:sz w:val="19"/>
+              </w:rPr>
+              <w:t>• SLA-таймеры с автоматической эскалацией при нарушении сроков</w:t>
+            </w:r>
+          </w:p>
+        </w:tc>
+      </w:tr>
+    </w:tbl>
+    <w:tbl>
+      <w:tblPr>
+        <w:tblW w:type="auto" w:w="0"/>
+        <w:jc w:val="left"/>
+        <w:tblLook w:firstColumn="1" w:firstRow="1" w:lastColumn="0" w:lastRow="0" w:noHBand="0" w:noVBand="1" w:val="04A0"/>
+      </w:tblPr>
+      <w:tblGrid>
+        <w:gridCol w:w="4844"/>
+        <w:gridCol w:w="4844"/>
+      </w:tblGrid>
+      <w:tr>
+        <w:tc>
+          <w:tcPr>
+            <w:shd w:val="clear" w:color="auto" w:fill="FEF9C3"/>
+            <w:tcBorders>
+              <w:top w:val="none" w:sz="0" w:space="0" w:color="auto"/>
+              <w:bottom w:val="none" w:sz="0" w:space="0" w:color="auto"/>
+              <w:left w:val="none" w:sz="0" w:space="0" w:color="auto"/>
+              <w:right w:val="none" w:sz="0" w:space="0" w:color="auto"/>
+            </w:tcBorders>
+            <w:tcW w:w="316" w:type="dxa"/>
+            <w:tcMar>
+              <w:top w:w="60" w:type="dxa"/>
+              <w:bottom w:w="60" w:type="dxa"/>
+              <w:left w:w="80" w:type="dxa"/>
+              <w:right w:w="20" w:type="dxa"/>
+            </w:tcMar>
+          </w:tcPr>
+          <w:p>
+            <w:pPr>
+              <w:spacing w:before="0" w:after="40"/>
+              <w:jc w:val="center"/>
+            </w:pPr>
+            <w:r>
+              <w:rPr>
+                <w:b/>
+                <w:color w:val="B45A09"/>
+                <w:sz w:val="20"/>
+              </w:rPr>
+              <w:t>ℹ</w:t>
+            </w:r>
+          </w:p>
+        </w:tc>
+        <w:tc>
+          <w:tcPr>
+            <w:tcW w:type="dxa" w:w="4844"/>
+            <w:shd w:val="clear" w:color="auto" w:fill="FEF9C3"/>
+            <w:tcBorders>
+              <w:top w:val="none" w:sz="0" w:space="0" w:color="auto"/>
+              <w:bottom w:val="none" w:sz="0" w:space="0" w:color="auto"/>
+              <w:left w:val="none" w:sz="0" w:space="0" w:color="auto"/>
+              <w:right w:val="none" w:sz="0" w:space="0" w:color="auto"/>
+            </w:tcBorders>
+            <w:tcMar>
+              <w:top w:w="60" w:type="dxa"/>
+              <w:bottom w:w="60" w:type="dxa"/>
+              <w:left w:w="20" w:type="dxa"/>
+              <w:right w:w="80" w:type="dxa"/>
+            </w:tcMar>
+          </w:tcPr>
+          <w:p>
+            <w:pPr>
+              <w:spacing w:before="0" w:after="0"/>
+              <w:jc w:val="left"/>
+            </w:pPr>
+            <w:r>
+              <w:rPr>
+                <w:b w:val="0"/>
+                <w:color w:val="783500"/>
+                <w:sz w:val="18"/>
+              </w:rPr>
+              <w:t>Требует Insight Pro и дополнительной настройки бизнес-аналитиком.</w:t>
+            </w:r>
+          </w:p>
+        </w:tc>
+      </w:tr>
+    </w:tbl>
+    <w:p>
+      <w:pPr>
+        <w:spacing w:before="0" w:after="200"/>
+      </w:pPr>
+      <w:rPr>
+        <w:sz w:val="2"/>
+      </w:rPr>
+    </w:p>
+    <w:tbl>
+      <w:tblPr>
+        <w:tblW w:type="auto" w:w="0"/>
+        <w:jc w:val="left"/>
+        <w:tblLook w:firstColumn="1" w:firstRow="1" w:lastColumn="0" w:lastRow="0" w:noHBand="0" w:noVBand="1" w:val="04A0"/>
+      </w:tblPr>
+      <w:tblGrid>
+        <w:gridCol w:w="3230"/>
+        <w:gridCol w:w="3230"/>
+        <w:gridCol w:w="3230"/>
+      </w:tblGrid>
+      <w:tr>
+        <w:tc>
+          <w:tcPr>
+            <w:shd w:val="clear" w:color="auto" w:fill="4F6AFF"/>
+            <w:tcBorders>
+              <w:top w:val="none" w:sz="0" w:space="0" w:color="auto"/>
+              <w:bottom w:val="none" w:sz="0" w:space="0" w:color="auto"/>
+              <w:left w:val="none" w:sz="0" w:space="0" w:color="auto"/>
+              <w:right w:val="none" w:sz="0" w:space="0" w:color="auto"/>
+            </w:tcBorders>
+            <w:tcW w:w="460" w:type="dxa"/>
+            <w:tcMar>
+              <w:top w:w="80" w:type="dxa"/>
+              <w:bottom w:w="80" w:type="dxa"/>
+              <w:left w:w="60" w:type="dxa"/>
+              <w:right w:w="60" w:type="dxa"/>
+            </w:tcMar>
+          </w:tcPr>
+          <w:p>
+            <w:pPr>
+              <w:spacing w:before="0" w:after="40"/>
+              <w:jc w:val="center"/>
+            </w:pPr>
+            <w:r>
+              <w:rPr>
+                <w:b/>
+                <w:color w:val="FFFFFF"/>
+                <w:sz w:val="22"/>
+              </w:rPr>
+              <w:t>9</w:t>
+            </w:r>
+          </w:p>
+        </w:tc>
+        <w:tc>
+          <w:tcPr>
+            <w:shd w:val="clear" w:color="auto" w:fill="1A1A2E"/>
+            <w:tcBorders>
+              <w:top w:val="none" w:sz="0" w:space="0" w:color="auto"/>
+              <w:bottom w:val="none" w:sz="0" w:space="0" w:color="auto"/>
+              <w:left w:val="none" w:sz="0" w:space="0" w:color="auto"/>
+              <w:right w:val="none" w:sz="0" w:space="0" w:color="auto"/>
+            </w:tcBorders>
+            <w:tcW w:w="6163" w:type="dxa"/>
+            <w:tcMar>
+              <w:top w:w="80" w:type="dxa"/>
+              <w:bottom w:w="80" w:type="dxa"/>
+              <w:left w:w="100" w:type="dxa"/>
+              <w:right w:w="60" w:type="dxa"/>
+            </w:tcMar>
+          </w:tcPr>
+          <w:p>
+            <w:pPr>
+              <w:spacing w:before="0" w:after="40"/>
+              <w:jc w:val="left"/>
+            </w:pPr>
+            <w:r>
+              <w:rPr>
+                <w:b/>
+                <w:color w:val="FFFFFF"/>
+                <w:sz w:val="24"/>
+              </w:rPr>
+              <w:t>Публичный портал (новости, документы, услуги)</w:t>
+            </w:r>
+          </w:p>
+        </w:tc>
+        <w:tc>
+          <w:tcPr>
+            <w:shd w:val="clear" w:color="auto" w:fill="FEF3C7"/>
+            <w:tcBorders>
+              <w:top w:val="none" w:sz="0" w:space="0" w:color="auto"/>
+              <w:bottom w:val="none" w:sz="0" w:space="0" w:color="auto"/>
+              <w:left w:val="none" w:sz="0" w:space="0" w:color="auto"/>
+              <w:right w:val="none" w:sz="0" w:space="0" w:color="auto"/>
+            </w:tcBorders>
+            <w:tcW w:w="2304" w:type="dxa"/>
+            <w:tcMar>
+              <w:top w:w="80" w:type="dxa"/>
+              <w:bottom w:w="80" w:type="dxa"/>
+              <w:left w:w="60" w:type="dxa"/>
+              <w:right w:w="80" w:type="dxa"/>
+            </w:tcMar>
+          </w:tcPr>
+          <w:p>
+            <w:pPr>
+              <w:spacing w:before="0" w:after="40"/>
+              <w:jc w:val="center"/>
+            </w:pPr>
+            <w:r>
+              <w:rPr>
+                <w:b/>
+                <w:color w:val="D97706"/>
+                <w:sz w:val="20"/>
+              </w:rPr>
+              <w:t>⚠️  Частично</w:t>
+            </w:r>
+          </w:p>
+        </w:tc>
+      </w:tr>
+    </w:tbl>
+    <w:tbl>
+      <w:tblPr>
+        <w:tblW w:type="auto" w:w="0"/>
+        <w:jc w:val="left"/>
+        <w:tblLook w:firstColumn="1" w:firstRow="1" w:lastColumn="0" w:lastRow="0" w:noHBand="0" w:noVBand="1" w:val="04A0"/>
+      </w:tblPr>
+      <w:tblGrid>
+        <w:gridCol w:w="9689"/>
+      </w:tblGrid>
+      <w:tr>
+        <w:tc>
+          <w:tcPr>
+            <w:tcW w:type="dxa" w:w="9689"/>
+            <w:shd w:val="clear" w:color="auto" w:fill="F3F4F6"/>
+            <w:tcBorders>
+              <w:top w:val="none" w:sz="0" w:space="0" w:color="auto"/>
+              <w:bottom w:val="none" w:sz="0" w:space="0" w:color="auto"/>
+              <w:left w:val="none" w:sz="0" w:space="0" w:color="auto"/>
+              <w:right w:val="none" w:sz="0" w:space="0" w:color="auto"/>
+            </w:tcBorders>
+            <w:tcMar>
+              <w:top w:w="80" w:type="dxa"/>
+              <w:bottom w:w="80" w:type="dxa"/>
+              <w:left w:w="100" w:type="dxa"/>
+              <w:right w:w="100" w:type="dxa"/>
+            </w:tcMar>
+          </w:tcPr>
+          <w:p>
+            <w:pPr>
+              <w:spacing w:before="0" w:after="0"/>
+              <w:jc w:val="left"/>
+            </w:pPr>
+            <w:r>
+              <w:rPr>
+                <w:b w:val="0"/>
+                <w:color w:val="1A1A2E"/>
+                <w:sz w:val="20"/>
+              </w:rPr>
+              <w:t>Insight создаёт информационные страницы и аналитические панели. CMS-функционал (редактирование новостей, загрузка документов) — вне его компетенции.</w:t>
+            </w:r>
+          </w:p>
+        </w:tc>
+      </w:tr>
+    </w:tbl>
+    <w:tbl>
+      <w:tblPr>
+        <w:tblW w:type="auto" w:w="0"/>
+        <w:jc w:val="left"/>
+        <w:tblLook w:firstColumn="1" w:firstRow="1" w:lastColumn="0" w:lastRow="0" w:noHBand="0" w:noVBand="1" w:val="04A0"/>
+      </w:tblPr>
+      <w:tblGrid>
+        <w:gridCol w:w="4844"/>
+        <w:gridCol w:w="4844"/>
+      </w:tblGrid>
+      <w:tr>
+        <w:tc>
+          <w:tcPr>
+            <w:shd w:val="clear" w:color="auto" w:fill="FFFFFF"/>
+            <w:tcBorders>
+              <w:top w:val="none" w:sz="4" w:space="0" w:color="000000"/>
+              <w:bottom w:val="none" w:sz="4" w:space="0" w:color="000000"/>
+              <w:left w:val="single" w:sz="12" w:space="0" w:color="16A34A"/>
+              <w:right w:val="none" w:sz="4" w:space="0" w:color="000000"/>
+            </w:tcBorders>
+            <w:tcMar>
+              <w:top w:w="80" w:type="dxa"/>
+              <w:bottom w:w="80" w:type="dxa"/>
+              <w:left w:w="100" w:type="dxa"/>
+              <w:right w:w="80" w:type="dxa"/>
+            </w:tcMar>
+            <w:tcW w:w="4464" w:type="dxa"/>
+          </w:tcPr>
+          <w:p>
+            <w:pPr>
+              <w:spacing w:before="0" w:after="80"/>
+              <w:jc w:val="left"/>
+            </w:pPr>
+            <w:r>
+              <w:rPr>
+                <w:b/>
+                <w:color w:val="16A34A"/>
+                <w:sz w:val="18"/>
+              </w:rPr>
+              <w:t>✔  Что умеем</w:t>
+            </w:r>
+          </w:p>
+          <w:p>
+            <w:pPr>
+              <w:spacing w:before="0" w:after="40"/>
+              <w:ind w:left="173"/>
+            </w:pPr>
+            <w:r>
+              <w:rPr>
+                <w:color w:val="1A1A2E"/>
+                <w:sz w:val="19"/>
+              </w:rPr>
+              <w:t>• Статические и динамические информационные страницы (О ГЕОП, ключевые показатели)</w:t>
+            </w:r>
+          </w:p>
+          <w:p>
+            <w:pPr>
+              <w:spacing w:before="0" w:after="40"/>
+              <w:ind w:left="173"/>
+            </w:pPr>
+            <w:r>
+              <w:rPr>
+                <w:color w:val="1A1A2E"/>
+                <w:sz w:val="19"/>
+              </w:rPr>
+              <w:t>• Инфографика и KPI-показатели для публичного отображения</w:t>
+            </w:r>
+          </w:p>
+          <w:p>
+            <w:pPr>
+              <w:spacing w:before="0" w:after="40"/>
+              <w:ind w:left="173"/>
+            </w:pPr>
+            <w:r>
+              <w:rPr>
+                <w:color w:val="1A1A2E"/>
+                <w:sz w:val="19"/>
+              </w:rPr>
+              <w:t>• Карта портала — навигационная страница со ссылками</w:t>
+            </w:r>
+          </w:p>
+        </w:tc>
+        <w:tc>
+          <w:tcPr>
+            <w:shd w:val="clear" w:color="auto" w:fill="FFFFFF"/>
+            <w:tcBorders>
+              <w:top w:val="none" w:sz="4" w:space="0" w:color="000000"/>
+              <w:bottom w:val="none" w:sz="4" w:space="0" w:color="000000"/>
+              <w:left w:val="single" w:sz="12" w:space="0" w:color="DC2626"/>
+              <w:right w:val="none" w:sz="4" w:space="0" w:color="000000"/>
+            </w:tcBorders>
+            <w:tcMar>
+              <w:top w:w="80" w:type="dxa"/>
+              <w:bottom w:w="80" w:type="dxa"/>
+              <w:left w:w="100" w:type="dxa"/>
+              <w:right w:w="80" w:type="dxa"/>
+            </w:tcMar>
+            <w:tcW w:w="4464" w:type="dxa"/>
+          </w:tcPr>
+          <w:p>
+            <w:pPr>
+              <w:spacing w:before="0" w:after="80"/>
+              <w:jc w:val="left"/>
+            </w:pPr>
+            <w:r>
+              <w:rPr>
+                <w:b/>
+                <w:color w:val="DC2626"/>
+                <w:sz w:val="18"/>
+              </w:rPr>
+              <w:t>✗  Ограничения</w:t>
+            </w:r>
+          </w:p>
+          <w:p>
+            <w:pPr>
+              <w:spacing w:before="0" w:after="40"/>
+              <w:ind w:left="173"/>
+            </w:pPr>
+            <w:r>
+              <w:rPr>
+                <w:color w:val="6B7280"/>
+                <w:sz w:val="19"/>
+              </w:rPr>
+              <w:t>• CMS: создание новостей и мероприятий без разработчика — в Insight это делается только через конструктор приложений</w:t>
+            </w:r>
+          </w:p>
+          <w:p>
+            <w:pPr>
+              <w:spacing w:before="0" w:after="40"/>
+              <w:ind w:left="173"/>
+            </w:pPr>
+            <w:r>
+              <w:rPr>
+                <w:color w:val="6B7280"/>
+                <w:sz w:val="19"/>
+              </w:rPr>
+              <w:t>• Хранилище документов (НПА, регламенты) с категоризацией и поиском</w:t>
+            </w:r>
+          </w:p>
+          <w:p>
+            <w:pPr>
+              <w:spacing w:before="0" w:after="40"/>
+              <w:ind w:left="173"/>
+            </w:pPr>
+            <w:r>
+              <w:rPr>
+                <w:color w:val="6B7280"/>
+                <w:sz w:val="19"/>
+              </w:rPr>
+              <w:t>• Форма обратной связи с базой знаний FAQ</w:t>
+            </w:r>
+          </w:p>
+        </w:tc>
+      </w:tr>
+    </w:tbl>
+    <w:tbl>
+      <w:tblPr>
+        <w:tblW w:type="auto" w:w="0"/>
+        <w:jc w:val="left"/>
+        <w:tblLook w:firstColumn="1" w:firstRow="1" w:lastColumn="0" w:lastRow="0" w:noHBand="0" w:noVBand="1" w:val="04A0"/>
+      </w:tblPr>
+      <w:tblGrid>
+        <w:gridCol w:w="4844"/>
+        <w:gridCol w:w="4844"/>
+      </w:tblGrid>
+      <w:tr>
+        <w:tc>
+          <w:tcPr>
+            <w:shd w:val="clear" w:color="auto" w:fill="FEF9C3"/>
+            <w:tcBorders>
+              <w:top w:val="none" w:sz="0" w:space="0" w:color="auto"/>
+              <w:bottom w:val="none" w:sz="0" w:space="0" w:color="auto"/>
+              <w:left w:val="none" w:sz="0" w:space="0" w:color="auto"/>
+              <w:right w:val="none" w:sz="0" w:space="0" w:color="auto"/>
+            </w:tcBorders>
+            <w:tcW w:w="316" w:type="dxa"/>
+            <w:tcMar>
+              <w:top w:w="60" w:type="dxa"/>
+              <w:bottom w:w="60" w:type="dxa"/>
+              <w:left w:w="80" w:type="dxa"/>
+              <w:right w:w="20" w:type="dxa"/>
+            </w:tcMar>
+          </w:tcPr>
+          <w:p>
+            <w:pPr>
+              <w:spacing w:before="0" w:after="40"/>
+              <w:jc w:val="center"/>
+            </w:pPr>
+            <w:r>
+              <w:rPr>
+                <w:b/>
+                <w:color w:val="B45A09"/>
+                <w:sz w:val="20"/>
+              </w:rPr>
+              <w:t>ℹ</w:t>
+            </w:r>
+          </w:p>
+        </w:tc>
+        <w:tc>
+          <w:tcPr>
+            <w:tcW w:type="dxa" w:w="4844"/>
+            <w:shd w:val="clear" w:color="auto" w:fill="FEF9C3"/>
+            <w:tcBorders>
+              <w:top w:val="none" w:sz="0" w:space="0" w:color="auto"/>
+              <w:bottom w:val="none" w:sz="0" w:space="0" w:color="auto"/>
+              <w:left w:val="none" w:sz="0" w:space="0" w:color="auto"/>
+              <w:right w:val="none" w:sz="0" w:space="0" w:color="auto"/>
+            </w:tcBorders>
+            <w:tcMar>
+              <w:top w:w="60" w:type="dxa"/>
+              <w:bottom w:w="60" w:type="dxa"/>
+              <w:left w:w="20" w:type="dxa"/>
+              <w:right w:w="80" w:type="dxa"/>
+            </w:tcMar>
+          </w:tcPr>
+          <w:p>
+            <w:pPr>
+              <w:spacing w:before="0" w:after="0"/>
+              <w:jc w:val="left"/>
+            </w:pPr>
+            <w:r>
+              <w:rPr>
+                <w:b w:val="0"/>
+                <w:color w:val="783500"/>
+                <w:sz w:val="18"/>
+              </w:rPr>
+              <w:t>Публичный портал ФГИС У работает на отдельном CMS-движке. Insight дополняет его аналитическими виджетами, но не заменяет.</w:t>
+            </w:r>
+          </w:p>
+        </w:tc>
+      </w:tr>
+    </w:tbl>
+    <w:p>
+      <w:pPr>
+        <w:spacing w:before="0" w:after="200"/>
+      </w:pPr>
+      <w:rPr>
+        <w:sz w:val="2"/>
+      </w:rPr>
+    </w:p>
+    <w:tbl>
+      <w:tblPr>
+        <w:tblW w:type="auto" w:w="0"/>
+        <w:jc w:val="left"/>
+        <w:tblLook w:firstColumn="1" w:firstRow="1" w:lastColumn="0" w:lastRow="0" w:noHBand="0" w:noVBand="1" w:val="04A0"/>
+      </w:tblPr>
+      <w:tblGrid>
+        <w:gridCol w:w="3230"/>
+        <w:gridCol w:w="3230"/>
+        <w:gridCol w:w="3230"/>
+      </w:tblGrid>
+      <w:tr>
+        <w:tc>
+          <w:tcPr>
+            <w:shd w:val="clear" w:color="auto" w:fill="4F6AFF"/>
+            <w:tcBorders>
+              <w:top w:val="none" w:sz="0" w:space="0" w:color="auto"/>
+              <w:bottom w:val="none" w:sz="0" w:space="0" w:color="auto"/>
+              <w:left w:val="none" w:sz="0" w:space="0" w:color="auto"/>
+              <w:right w:val="none" w:sz="0" w:space="0" w:color="auto"/>
+            </w:tcBorders>
+            <w:tcW w:w="460" w:type="dxa"/>
+            <w:tcMar>
+              <w:top w:w="80" w:type="dxa"/>
+              <w:bottom w:w="80" w:type="dxa"/>
+              <w:left w:w="60" w:type="dxa"/>
+              <w:right w:w="60" w:type="dxa"/>
+            </w:tcMar>
+          </w:tcPr>
+          <w:p>
+            <w:pPr>
+              <w:spacing w:before="0" w:after="40"/>
+              <w:jc w:val="center"/>
+            </w:pPr>
+            <w:r>
+              <w:rPr>
+                <w:b/>
+                <w:color w:val="FFFFFF"/>
+                <w:sz w:val="22"/>
+              </w:rPr>
+              <w:t>10</w:t>
+            </w:r>
+          </w:p>
+        </w:tc>
+        <w:tc>
+          <w:tcPr>
+            <w:shd w:val="clear" w:color="auto" w:fill="1A1A2E"/>
+            <w:tcBorders>
+              <w:top w:val="none" w:sz="0" w:space="0" w:color="auto"/>
+              <w:bottom w:val="none" w:sz="0" w:space="0" w:color="auto"/>
+              <w:left w:val="none" w:sz="0" w:space="0" w:color="auto"/>
+              <w:right w:val="none" w:sz="0" w:space="0" w:color="auto"/>
+            </w:tcBorders>
+            <w:tcW w:w="6163" w:type="dxa"/>
+            <w:tcMar>
+              <w:top w:w="80" w:type="dxa"/>
+              <w:bottom w:w="80" w:type="dxa"/>
+              <w:left w:w="100" w:type="dxa"/>
+              <w:right w:w="60" w:type="dxa"/>
+            </w:tcMar>
+          </w:tcPr>
+          <w:p>
+            <w:pPr>
+              <w:spacing w:before="0" w:after="40"/>
+              <w:jc w:val="left"/>
+            </w:pPr>
+            <w:r>
+              <w:rPr>
+                <w:b/>
+                <w:color w:val="FFFFFF"/>
+                <w:sz w:val="24"/>
+              </w:rPr>
+              <w:t>Авторизация и SSO</w:t>
+            </w:r>
+          </w:p>
+        </w:tc>
+        <w:tc>
+          <w:tcPr>
+            <w:shd w:val="clear" w:color="auto" w:fill="FEF3C7"/>
+            <w:tcBorders>
+              <w:top w:val="none" w:sz="0" w:space="0" w:color="auto"/>
+              <w:bottom w:val="none" w:sz="0" w:space="0" w:color="auto"/>
+              <w:left w:val="none" w:sz="0" w:space="0" w:color="auto"/>
+              <w:right w:val="none" w:sz="0" w:space="0" w:color="auto"/>
+            </w:tcBorders>
+            <w:tcW w:w="2304" w:type="dxa"/>
+            <w:tcMar>
+              <w:top w:w="80" w:type="dxa"/>
+              <w:bottom w:w="80" w:type="dxa"/>
+              <w:left w:w="60" w:type="dxa"/>
+              <w:right w:w="80" w:type="dxa"/>
+            </w:tcMar>
+          </w:tcPr>
+          <w:p>
+            <w:pPr>
+              <w:spacing w:before="0" w:after="40"/>
+              <w:jc w:val="center"/>
+            </w:pPr>
+            <w:r>
+              <w:rPr>
+                <w:b/>
+                <w:color w:val="D97706"/>
+                <w:sz w:val="20"/>
+              </w:rPr>
+              <w:t>⚠️  Частично</w:t>
+            </w:r>
+          </w:p>
+        </w:tc>
+      </w:tr>
+    </w:tbl>
+    <w:tbl>
+      <w:tblPr>
+        <w:tblW w:type="auto" w:w="0"/>
+        <w:jc w:val="left"/>
+        <w:tblLook w:firstColumn="1" w:firstRow="1" w:lastColumn="0" w:lastRow="0" w:noHBand="0" w:noVBand="1" w:val="04A0"/>
+      </w:tblPr>
+      <w:tblGrid>
+        <w:gridCol w:w="9689"/>
+      </w:tblGrid>
+      <w:tr>
+        <w:tc>
+          <w:tcPr>
+            <w:tcW w:type="dxa" w:w="9689"/>
+            <w:shd w:val="clear" w:color="auto" w:fill="F3F4F6"/>
+            <w:tcBorders>
+              <w:top w:val="none" w:sz="0" w:space="0" w:color="auto"/>
+              <w:bottom w:val="none" w:sz="0" w:space="0" w:color="auto"/>
+              <w:left w:val="none" w:sz="0" w:space="0" w:color="auto"/>
+              <w:right w:val="none" w:sz="0" w:space="0" w:color="auto"/>
+            </w:tcBorders>
+            <w:tcMar>
+              <w:top w:w="80" w:type="dxa"/>
+              <w:bottom w:w="80" w:type="dxa"/>
+              <w:left w:w="100" w:type="dxa"/>
+              <w:right w:w="100" w:type="dxa"/>
+            </w:tcMar>
+          </w:tcPr>
+          <w:p>
+            <w:pPr>
+              <w:spacing w:before="0" w:after="0"/>
+              <w:jc w:val="left"/>
+            </w:pPr>
+            <w:r>
+              <w:rPr>
+                <w:b w:val="0"/>
+                <w:color w:val="1A1A2E"/>
+                <w:sz w:val="20"/>
+              </w:rPr>
+              <w:t>Insight использует Keycloak для аутентификации — точно так же, как ФГИС У. Интеграция SSO выполняется при внедрении.</w:t>
+            </w:r>
+          </w:p>
+        </w:tc>
+      </w:tr>
+    </w:tbl>
+    <w:tbl>
+      <w:tblPr>
+        <w:tblW w:type="auto" w:w="0"/>
+        <w:jc w:val="left"/>
+        <w:tblLook w:firstColumn="1" w:firstRow="1" w:lastColumn="0" w:lastRow="0" w:noHBand="0" w:noVBand="1" w:val="04A0"/>
+      </w:tblPr>
+      <w:tblGrid>
+        <w:gridCol w:w="4844"/>
+        <w:gridCol w:w="4844"/>
+      </w:tblGrid>
+      <w:tr>
+        <w:tc>
+          <w:tcPr>
+            <w:shd w:val="clear" w:color="auto" w:fill="FFFFFF"/>
+            <w:tcBorders>
+              <w:top w:val="none" w:sz="4" w:space="0" w:color="000000"/>
+              <w:bottom w:val="none" w:sz="4" w:space="0" w:color="000000"/>
+              <w:left w:val="single" w:sz="12" w:space="0" w:color="16A34A"/>
+              <w:right w:val="none" w:sz="4" w:space="0" w:color="000000"/>
+            </w:tcBorders>
+            <w:tcMar>
+              <w:top w:w="80" w:type="dxa"/>
+              <w:bottom w:w="80" w:type="dxa"/>
+              <w:left w:w="100" w:type="dxa"/>
+              <w:right w:w="80" w:type="dxa"/>
+            </w:tcMar>
+            <w:tcW w:w="4464" w:type="dxa"/>
+          </w:tcPr>
+          <w:p>
+            <w:pPr>
+              <w:spacing w:before="0" w:after="80"/>
+              <w:jc w:val="left"/>
+            </w:pPr>
+            <w:r>
+              <w:rPr>
+                <w:b/>
+                <w:color w:val="16A34A"/>
+                <w:sz w:val="18"/>
+              </w:rPr>
+              <w:t>✔  Что умеем</w:t>
+            </w:r>
+          </w:p>
+          <w:p>
+            <w:pPr>
+              <w:spacing w:before="0" w:after="40"/>
+              <w:ind w:left="173"/>
+            </w:pPr>
+            <w:r>
+              <w:rPr>
+                <w:color w:val="1A1A2E"/>
+                <w:sz w:val="19"/>
+              </w:rPr>
+              <w:t>• SSO через Keycloak (OAuth 2.0 / OIDC) — стандартный механизм</w:t>
+            </w:r>
+          </w:p>
+          <w:p>
+            <w:pPr>
+              <w:spacing w:before="0" w:after="40"/>
+              <w:ind w:left="173"/>
+            </w:pPr>
+            <w:r>
+              <w:rPr>
+                <w:color w:val="1A1A2E"/>
+                <w:sz w:val="19"/>
+              </w:rPr>
+              <w:t>• Разграничение доступа к приложениям и страницам по ролям Keycloak</w:t>
+            </w:r>
+          </w:p>
+          <w:p>
+            <w:pPr>
+              <w:spacing w:before="0" w:after="40"/>
+              <w:ind w:left="173"/>
+            </w:pPr>
+            <w:r>
+              <w:rPr>
+                <w:color w:val="1A1A2E"/>
+                <w:sz w:val="19"/>
+              </w:rPr>
+              <w:t>• Нет необходимости хранить секреты на клиентской стороне (PKCE)</w:t>
+            </w:r>
+          </w:p>
+        </w:tc>
+        <w:tc>
+          <w:tcPr>
+            <w:shd w:val="clear" w:color="auto" w:fill="FFFFFF"/>
+            <w:tcBorders>
+              <w:top w:val="none" w:sz="4" w:space="0" w:color="000000"/>
+              <w:bottom w:val="none" w:sz="4" w:space="0" w:color="000000"/>
+              <w:left w:val="single" w:sz="12" w:space="0" w:color="DC2626"/>
+              <w:right w:val="none" w:sz="4" w:space="0" w:color="000000"/>
+            </w:tcBorders>
+            <w:tcMar>
+              <w:top w:w="80" w:type="dxa"/>
+              <w:bottom w:w="80" w:type="dxa"/>
+              <w:left w:w="100" w:type="dxa"/>
+              <w:right w:w="80" w:type="dxa"/>
+            </w:tcMar>
+            <w:tcW w:w="4464" w:type="dxa"/>
+          </w:tcPr>
+          <w:p>
+            <w:pPr>
+              <w:spacing w:before="0" w:after="80"/>
+              <w:jc w:val="left"/>
+            </w:pPr>
+            <w:r>
+              <w:rPr>
+                <w:b/>
+                <w:color w:val="DC2626"/>
+                <w:sz w:val="18"/>
+              </w:rPr>
+              <w:t>✗  Ограничения</w:t>
+            </w:r>
+          </w:p>
+          <w:p>
+            <w:pPr>
+              <w:spacing w:before="0" w:after="40"/>
+              <w:ind w:left="173"/>
+            </w:pPr>
+            <w:r>
+              <w:rPr>
+                <w:color w:val="6B7280"/>
+                <w:sz w:val="19"/>
+              </w:rPr>
+              <w:t>• Встроенный второй фактор аутентификации — настраивается на уровне Keycloak, не Insight</w:t>
+            </w:r>
+          </w:p>
+          <w:p>
+            <w:pPr>
+              <w:spacing w:before="0" w:after="40"/>
+              <w:ind w:left="173"/>
+            </w:pPr>
+            <w:r>
+              <w:rPr>
+                <w:color w:val="6B7280"/>
+                <w:sz w:val="19"/>
+              </w:rPr>
+              <w:t>• LDAP/AD напрямую без Keycloak — не поддерживается в текущей конфигурации</w:t>
+            </w:r>
+          </w:p>
+        </w:tc>
+      </w:tr>
+    </w:tbl>
+    <w:p>
+      <w:pPr>
+        <w:spacing w:before="0" w:after="200"/>
+      </w:pPr>
+      <w:rPr>
+        <w:sz w:val="2"/>
+      </w:rPr>
+    </w:p>
+    <w:tbl>
+      <w:tblPr>
+        <w:tblW w:type="auto" w:w="0"/>
+        <w:jc w:val="left"/>
+        <w:tblLook w:firstColumn="1" w:firstRow="1" w:lastColumn="0" w:lastRow="0" w:noHBand="0" w:noVBand="1" w:val="04A0"/>
+      </w:tblPr>
+      <w:tblGrid>
+        <w:gridCol w:w="3230"/>
+        <w:gridCol w:w="3230"/>
+        <w:gridCol w:w="3230"/>
+      </w:tblGrid>
+      <w:tr>
+        <w:tc>
+          <w:tcPr>
+            <w:shd w:val="clear" w:color="auto" w:fill="4F6AFF"/>
+            <w:tcBorders>
+              <w:top w:val="none" w:sz="0" w:space="0" w:color="auto"/>
+              <w:bottom w:val="none" w:sz="0" w:space="0" w:color="auto"/>
+              <w:left w:val="none" w:sz="0" w:space="0" w:color="auto"/>
+              <w:right w:val="none" w:sz="0" w:space="0" w:color="auto"/>
+            </w:tcBorders>
+            <w:tcW w:w="460" w:type="dxa"/>
+            <w:tcMar>
+              <w:top w:w="80" w:type="dxa"/>
+              <w:bottom w:w="80" w:type="dxa"/>
+              <w:left w:w="60" w:type="dxa"/>
+              <w:right w:w="60" w:type="dxa"/>
+            </w:tcMar>
+          </w:tcPr>
+          <w:p>
+            <w:pPr>
+              <w:spacing w:before="0" w:after="40"/>
+              <w:jc w:val="center"/>
+            </w:pPr>
+            <w:r>
+              <w:rPr>
+                <w:b/>
+                <w:color w:val="FFFFFF"/>
+                <w:sz w:val="22"/>
+              </w:rPr>
+              <w:t>11</w:t>
+            </w:r>
+          </w:p>
+        </w:tc>
+        <w:tc>
+          <w:tcPr>
+            <w:shd w:val="clear" w:color="auto" w:fill="1A1A2E"/>
+            <w:tcBorders>
+              <w:top w:val="none" w:sz="0" w:space="0" w:color="auto"/>
+              <w:bottom w:val="none" w:sz="0" w:space="0" w:color="auto"/>
+              <w:left w:val="none" w:sz="0" w:space="0" w:color="auto"/>
+              <w:right w:val="none" w:sz="0" w:space="0" w:color="auto"/>
+            </w:tcBorders>
+            <w:tcW w:w="6163" w:type="dxa"/>
+            <w:tcMar>
+              <w:top w:w="80" w:type="dxa"/>
+              <w:bottom w:w="80" w:type="dxa"/>
+              <w:left w:w="100" w:type="dxa"/>
+              <w:right w:w="60" w:type="dxa"/>
+            </w:tcMar>
+          </w:tcPr>
+          <w:p>
+            <w:pPr>
+              <w:spacing w:before="0" w:after="40"/>
+              <w:jc w:val="left"/>
+            </w:pPr>
+            <w:r>
+              <w:rPr>
+                <w:b/>
+                <w:color w:val="FFFFFF"/>
+                <w:sz w:val="24"/>
+              </w:rPr>
+              <w:t>Управление конфигурационными единицами (КЭ)</w:t>
+            </w:r>
+          </w:p>
+        </w:tc>
+        <w:tc>
+          <w:tcPr>
+            <w:shd w:val="clear" w:color="auto" w:fill="FEE2E2"/>
+            <w:tcBorders>
+              <w:top w:val="none" w:sz="0" w:space="0" w:color="auto"/>
+              <w:bottom w:val="none" w:sz="0" w:space="0" w:color="auto"/>
+              <w:left w:val="none" w:sz="0" w:space="0" w:color="auto"/>
+              <w:right w:val="none" w:sz="0" w:space="0" w:color="auto"/>
+            </w:tcBorders>
+            <w:tcW w:w="2304" w:type="dxa"/>
+            <w:tcMar>
+              <w:top w:w="80" w:type="dxa"/>
+              <w:bottom w:w="80" w:type="dxa"/>
+              <w:left w:w="60" w:type="dxa"/>
+              <w:right w:w="80" w:type="dxa"/>
+            </w:tcMar>
+          </w:tcPr>
+          <w:p>
+            <w:pPr>
+              <w:spacing w:before="0" w:after="40"/>
+              <w:jc w:val="center"/>
+            </w:pPr>
+            <w:r>
+              <w:rPr>
+                <w:b/>
+                <w:color w:val="DC2626"/>
+                <w:sz w:val="20"/>
+              </w:rPr>
+              <w:t>❌ Не можем</w:t>
+            </w:r>
+          </w:p>
+        </w:tc>
+      </w:tr>
+    </w:tbl>
+    <w:tbl>
+      <w:tblPr>
+        <w:tblW w:type="auto" w:w="0"/>
+        <w:jc w:val="left"/>
+        <w:tblLook w:firstColumn="1" w:firstRow="1" w:lastColumn="0" w:lastRow="0" w:noHBand="0" w:noVBand="1" w:val="04A0"/>
+      </w:tblPr>
+      <w:tblGrid>
+        <w:gridCol w:w="9689"/>
+      </w:tblGrid>
+      <w:tr>
+        <w:tc>
+          <w:tcPr>
+            <w:tcW w:type="dxa" w:w="9689"/>
+            <w:shd w:val="clear" w:color="auto" w:fill="F3F4F6"/>
+            <w:tcBorders>
+              <w:top w:val="none" w:sz="0" w:space="0" w:color="auto"/>
+              <w:bottom w:val="none" w:sz="0" w:space="0" w:color="auto"/>
+              <w:left w:val="none" w:sz="0" w:space="0" w:color="auto"/>
+              <w:right w:val="none" w:sz="0" w:space="0" w:color="auto"/>
+            </w:tcBorders>
+            <w:tcMar>
+              <w:top w:w="80" w:type="dxa"/>
+              <w:bottom w:w="80" w:type="dxa"/>
+              <w:left w:w="100" w:type="dxa"/>
+              <w:right w:w="100" w:type="dxa"/>
+            </w:tcMar>
+          </w:tcPr>
+          <w:p>
+            <w:pPr>
+              <w:spacing w:before="0" w:after="0"/>
+              <w:jc w:val="left"/>
+            </w:pPr>
+            <w:r>
+              <w:rPr>
+                <w:b w:val="0"/>
+                <w:color w:val="1A1A2E"/>
+                <w:sz w:val="20"/>
+              </w:rPr>
+              <w:t>Insight — BI-инструмент. Управление КЭ (создание, редактирование, ассоциации, постановка на мониторинг) — это операционный CMDB-функционал ФГИС У.</w:t>
+            </w:r>
+          </w:p>
+        </w:tc>
+      </w:tr>
+    </w:tbl>
+    <w:tbl>
+      <w:tblPr>
+        <w:tblW w:type="auto" w:w="0"/>
+        <w:jc w:val="left"/>
+        <w:tblLook w:firstColumn="1" w:firstRow="1" w:lastColumn="0" w:lastRow="0" w:noHBand="0" w:noVBand="1" w:val="04A0"/>
+      </w:tblPr>
+      <w:tblGrid>
+        <w:gridCol w:w="4844"/>
+        <w:gridCol w:w="4844"/>
+      </w:tblGrid>
+      <w:tr>
+        <w:tc>
+          <w:tcPr>
+            <w:shd w:val="clear" w:color="auto" w:fill="FFFFFF"/>
+            <w:tcBorders>
+              <w:top w:val="none" w:sz="4" w:space="0" w:color="000000"/>
+              <w:bottom w:val="none" w:sz="4" w:space="0" w:color="000000"/>
+              <w:left w:val="single" w:sz="12" w:space="0" w:color="16A34A"/>
+              <w:right w:val="none" w:sz="4" w:space="0" w:color="000000"/>
+            </w:tcBorders>
+            <w:tcMar>
+              <w:top w:w="80" w:type="dxa"/>
+              <w:bottom w:w="80" w:type="dxa"/>
+              <w:left w:w="100" w:type="dxa"/>
+              <w:right w:w="80" w:type="dxa"/>
+            </w:tcMar>
+            <w:tcW w:w="4464" w:type="dxa"/>
+          </w:tcPr>
+          <w:p>
+            <w:pPr>
+              <w:spacing w:before="0" w:after="80"/>
+              <w:jc w:val="left"/>
+            </w:pPr>
+            <w:r>
+              <w:rPr>
+                <w:b/>
+                <w:color w:val="16A34A"/>
+                <w:sz w:val="18"/>
+              </w:rPr>
+              <w:t>✔  Что умеем</w:t>
+            </w:r>
+          </w:p>
+          <w:p>
+            <w:pPr>
+              <w:spacing w:before="0" w:after="40"/>
+              <w:ind w:left="173"/>
+            </w:pPr>
+            <w:r>
+              <w:rPr>
+                <w:color w:val="1A1A2E"/>
+                <w:sz w:val="19"/>
+              </w:rPr>
+              <w:t>• Визуализация данных о КЭ: карточки, таблицы, графики утилизации</w:t>
+            </w:r>
+          </w:p>
+          <w:p>
+            <w:pPr>
+              <w:spacing w:before="0" w:after="40"/>
+              <w:ind w:left="173"/>
+            </w:pPr>
+            <w:r>
+              <w:rPr>
+                <w:color w:val="1A1A2E"/>
+                <w:sz w:val="19"/>
+              </w:rPr>
+              <w:t>• Drill-down до уровня отдельного КЭ, тепловые карты нагрузки</w:t>
+            </w:r>
+          </w:p>
+        </w:tc>
+        <w:tc>
+          <w:tcPr>
+            <w:shd w:val="clear" w:color="auto" w:fill="FFFFFF"/>
+            <w:tcBorders>
+              <w:top w:val="none" w:sz="4" w:space="0" w:color="000000"/>
+              <w:bottom w:val="none" w:sz="4" w:space="0" w:color="000000"/>
+              <w:left w:val="single" w:sz="12" w:space="0" w:color="DC2626"/>
+              <w:right w:val="none" w:sz="4" w:space="0" w:color="000000"/>
+            </w:tcBorders>
+            <w:tcMar>
+              <w:top w:w="80" w:type="dxa"/>
+              <w:bottom w:w="80" w:type="dxa"/>
+              <w:left w:w="100" w:type="dxa"/>
+              <w:right w:w="80" w:type="dxa"/>
+            </w:tcMar>
+            <w:tcW w:w="4464" w:type="dxa"/>
+          </w:tcPr>
+          <w:p>
+            <w:pPr>
+              <w:spacing w:before="0" w:after="80"/>
+              <w:jc w:val="left"/>
+            </w:pPr>
+            <w:r>
+              <w:rPr>
+                <w:b/>
+                <w:color w:val="DC2626"/>
+                <w:sz w:val="18"/>
+              </w:rPr>
+              <w:t>✗  Ограничения</w:t>
+            </w:r>
+          </w:p>
+          <w:p>
+            <w:pPr>
+              <w:spacing w:before="0" w:after="40"/>
+              <w:ind w:left="173"/>
+            </w:pPr>
+            <w:r>
+              <w:rPr>
+                <w:color w:val="6B7280"/>
+                <w:sz w:val="19"/>
+              </w:rPr>
+              <w:t>• CRUD-операции: создание, редактирование, удаление, восстановление КЭ</w:t>
+            </w:r>
+          </w:p>
+          <w:p>
+            <w:pPr>
+              <w:spacing w:before="0" w:after="40"/>
+              <w:ind w:left="173"/>
+            </w:pPr>
+            <w:r>
+              <w:rPr>
+                <w:color w:val="6B7280"/>
+                <w:sz w:val="19"/>
+              </w:rPr>
+              <w:t>• Управление ассоциациями и перемещение КЭ между поставщиками</w:t>
+            </w:r>
+          </w:p>
+          <w:p>
+            <w:pPr>
+              <w:spacing w:before="0" w:after="40"/>
+              <w:ind w:left="173"/>
+            </w:pPr>
+            <w:r>
+              <w:rPr>
+                <w:color w:val="6B7280"/>
+                <w:sz w:val="19"/>
+              </w:rPr>
+              <w:t>• Смена типа КЭ, управление атрибутами типов</w:t>
+            </w:r>
+          </w:p>
+          <w:p>
+            <w:pPr>
+              <w:spacing w:before="0" w:after="40"/>
+              <w:ind w:left="173"/>
+            </w:pPr>
+            <w:r>
+              <w:rPr>
+                <w:color w:val="6B7280"/>
+                <w:sz w:val="19"/>
+              </w:rPr>
+              <w:t>• Постановка КЭ на мониторинг, управление агентами</w:t>
+            </w:r>
+          </w:p>
+        </w:tc>
+      </w:tr>
+    </w:tbl>
+    <w:tbl>
+      <w:tblPr>
+        <w:tblW w:type="auto" w:w="0"/>
+        <w:jc w:val="left"/>
+        <w:tblLook w:firstColumn="1" w:firstRow="1" w:lastColumn="0" w:lastRow="0" w:noHBand="0" w:noVBand="1" w:val="04A0"/>
+      </w:tblPr>
+      <w:tblGrid>
+        <w:gridCol w:w="4844"/>
+        <w:gridCol w:w="4844"/>
+      </w:tblGrid>
+      <w:tr>
+        <w:tc>
+          <w:tcPr>
+            <w:shd w:val="clear" w:color="auto" w:fill="FEF9C3"/>
+            <w:tcBorders>
+              <w:top w:val="none" w:sz="0" w:space="0" w:color="auto"/>
+              <w:bottom w:val="none" w:sz="0" w:space="0" w:color="auto"/>
+              <w:left w:val="none" w:sz="0" w:space="0" w:color="auto"/>
+              <w:right w:val="none" w:sz="0" w:space="0" w:color="auto"/>
+            </w:tcBorders>
+            <w:tcW w:w="316" w:type="dxa"/>
+            <w:tcMar>
+              <w:top w:w="60" w:type="dxa"/>
+              <w:bottom w:w="60" w:type="dxa"/>
+              <w:left w:w="80" w:type="dxa"/>
+              <w:right w:w="20" w:type="dxa"/>
+            </w:tcMar>
+          </w:tcPr>
+          <w:p>
+            <w:pPr>
+              <w:spacing w:before="0" w:after="40"/>
+              <w:jc w:val="center"/>
+            </w:pPr>
+            <w:r>
+              <w:rPr>
+                <w:b/>
+                <w:color w:val="B45A09"/>
+                <w:sz w:val="20"/>
+              </w:rPr>
+              <w:t>ℹ</w:t>
+            </w:r>
+          </w:p>
+        </w:tc>
+        <w:tc>
+          <w:tcPr>
+            <w:tcW w:type="dxa" w:w="4844"/>
+            <w:shd w:val="clear" w:color="auto" w:fill="FEF9C3"/>
+            <w:tcBorders>
+              <w:top w:val="none" w:sz="0" w:space="0" w:color="auto"/>
+              <w:bottom w:val="none" w:sz="0" w:space="0" w:color="auto"/>
+              <w:left w:val="none" w:sz="0" w:space="0" w:color="auto"/>
+              <w:right w:val="none" w:sz="0" w:space="0" w:color="auto"/>
+            </w:tcBorders>
+            <w:tcMar>
+              <w:top w:w="60" w:type="dxa"/>
+              <w:bottom w:w="60" w:type="dxa"/>
+              <w:left w:w="20" w:type="dxa"/>
+              <w:right w:w="80" w:type="dxa"/>
+            </w:tcMar>
+          </w:tcPr>
+          <w:p>
+            <w:pPr>
+              <w:spacing w:before="0" w:after="0"/>
+              <w:jc w:val="left"/>
+            </w:pPr>
+            <w:r>
+              <w:rPr>
+                <w:b w:val="0"/>
+                <w:color w:val="783500"/>
+                <w:sz w:val="18"/>
+              </w:rPr>
+              <w:t>Раздел «Управление КЭ» (гл. 4 руководства) — полноценная CMDB, остаётся в основном приложении ФГИС У.</w:t>
+            </w:r>
+          </w:p>
+        </w:tc>
+      </w:tr>
+    </w:tbl>
+    <w:p>
+      <w:pPr>
+        <w:spacing w:before="0" w:after="200"/>
+      </w:pPr>
+      <w:rPr>
+        <w:sz w:val="2"/>
+      </w:rPr>
+    </w:p>
+    <w:tbl>
+      <w:tblPr>
+        <w:tblW w:type="auto" w:w="0"/>
+        <w:jc w:val="left"/>
+        <w:tblLook w:firstColumn="1" w:firstRow="1" w:lastColumn="0" w:lastRow="0" w:noHBand="0" w:noVBand="1" w:val="04A0"/>
+      </w:tblPr>
+      <w:tblGrid>
+        <w:gridCol w:w="3230"/>
+        <w:gridCol w:w="3230"/>
+        <w:gridCol w:w="3230"/>
+      </w:tblGrid>
+      <w:tr>
+        <w:tc>
+          <w:tcPr>
+            <w:shd w:val="clear" w:color="auto" w:fill="4F6AFF"/>
+            <w:tcBorders>
+              <w:top w:val="none" w:sz="0" w:space="0" w:color="auto"/>
+              <w:bottom w:val="none" w:sz="0" w:space="0" w:color="auto"/>
+              <w:left w:val="none" w:sz="0" w:space="0" w:color="auto"/>
+              <w:right w:val="none" w:sz="0" w:space="0" w:color="auto"/>
+            </w:tcBorders>
+            <w:tcW w:w="460" w:type="dxa"/>
+            <w:tcMar>
+              <w:top w:w="80" w:type="dxa"/>
+              <w:bottom w:w="80" w:type="dxa"/>
+              <w:left w:w="60" w:type="dxa"/>
+              <w:right w:w="60" w:type="dxa"/>
+            </w:tcMar>
+          </w:tcPr>
+          <w:p>
+            <w:pPr>
+              <w:spacing w:before="0" w:after="40"/>
+              <w:jc w:val="center"/>
+            </w:pPr>
+            <w:r>
+              <w:rPr>
+                <w:b/>
+                <w:color w:val="FFFFFF"/>
+                <w:sz w:val="22"/>
+              </w:rPr>
+              <w:t>12</w:t>
+            </w:r>
+          </w:p>
+        </w:tc>
+        <w:tc>
+          <w:tcPr>
+            <w:shd w:val="clear" w:color="auto" w:fill="1A1A2E"/>
+            <w:tcBorders>
+              <w:top w:val="none" w:sz="0" w:space="0" w:color="auto"/>
+              <w:bottom w:val="none" w:sz="0" w:space="0" w:color="auto"/>
+              <w:left w:val="none" w:sz="0" w:space="0" w:color="auto"/>
+              <w:right w:val="none" w:sz="0" w:space="0" w:color="auto"/>
+            </w:tcBorders>
+            <w:tcW w:w="6163" w:type="dxa"/>
+            <w:tcMar>
+              <w:top w:w="80" w:type="dxa"/>
+              <w:bottom w:w="80" w:type="dxa"/>
+              <w:left w:w="100" w:type="dxa"/>
+              <w:right w:w="60" w:type="dxa"/>
+            </w:tcMar>
+          </w:tcPr>
+          <w:p>
+            <w:pPr>
+              <w:spacing w:before="0" w:after="40"/>
+              <w:jc w:val="left"/>
+            </w:pPr>
+            <w:r>
+              <w:rPr>
+                <w:b/>
+                <w:color w:val="FFFFFF"/>
+                <w:sz w:val="24"/>
+              </w:rPr>
+              <w:t>Техническая поддержка (ITSM: инциденты, регламентные работы)</w:t>
+            </w:r>
+          </w:p>
+        </w:tc>
+        <w:tc>
+          <w:tcPr>
+            <w:shd w:val="clear" w:color="auto" w:fill="FEE2E2"/>
+            <w:tcBorders>
+              <w:top w:val="none" w:sz="0" w:space="0" w:color="auto"/>
+              <w:bottom w:val="none" w:sz="0" w:space="0" w:color="auto"/>
+              <w:left w:val="none" w:sz="0" w:space="0" w:color="auto"/>
+              <w:right w:val="none" w:sz="0" w:space="0" w:color="auto"/>
+            </w:tcBorders>
+            <w:tcW w:w="2304" w:type="dxa"/>
+            <w:tcMar>
+              <w:top w:w="80" w:type="dxa"/>
+              <w:bottom w:w="80" w:type="dxa"/>
+              <w:left w:w="60" w:type="dxa"/>
+              <w:right w:w="80" w:type="dxa"/>
+            </w:tcMar>
+          </w:tcPr>
+          <w:p>
+            <w:pPr>
+              <w:spacing w:before="0" w:after="40"/>
+              <w:jc w:val="center"/>
+            </w:pPr>
+            <w:r>
+              <w:rPr>
+                <w:b/>
+                <w:color w:val="DC2626"/>
+                <w:sz w:val="20"/>
+              </w:rPr>
+              <w:t>❌ Не можем</w:t>
+            </w:r>
+          </w:p>
+        </w:tc>
+      </w:tr>
+    </w:tbl>
+    <w:tbl>
+      <w:tblPr>
+        <w:tblW w:type="auto" w:w="0"/>
+        <w:jc w:val="left"/>
+        <w:tblLook w:firstColumn="1" w:firstRow="1" w:lastColumn="0" w:lastRow="0" w:noHBand="0" w:noVBand="1" w:val="04A0"/>
+      </w:tblPr>
+      <w:tblGrid>
+        <w:gridCol w:w="9689"/>
+      </w:tblGrid>
+      <w:tr>
+        <w:tc>
+          <w:tcPr>
+            <w:tcW w:type="dxa" w:w="9689"/>
+            <w:shd w:val="clear" w:color="auto" w:fill="F3F4F6"/>
+            <w:tcBorders>
+              <w:top w:val="none" w:sz="0" w:space="0" w:color="auto"/>
+              <w:bottom w:val="none" w:sz="0" w:space="0" w:color="auto"/>
+              <w:left w:val="none" w:sz="0" w:space="0" w:color="auto"/>
+              <w:right w:val="none" w:sz="0" w:space="0" w:color="auto"/>
+            </w:tcBorders>
+            <w:tcMar>
+              <w:top w:w="80" w:type="dxa"/>
+              <w:bottom w:w="80" w:type="dxa"/>
+              <w:left w:w="100" w:type="dxa"/>
+              <w:right w:w="100" w:type="dxa"/>
+            </w:tcMar>
+          </w:tcPr>
+          <w:p>
+            <w:pPr>
+              <w:spacing w:before="0" w:after="0"/>
+              <w:jc w:val="left"/>
+            </w:pPr>
+            <w:r>
+              <w:rPr>
+                <w:b w:val="0"/>
+                <w:color w:val="1A1A2E"/>
+                <w:sz w:val="20"/>
+              </w:rPr>
+              <w:t>ITSM — это специализированная система с lifecycle обращений, SLA-таймерами и согласованием работ. Insight для этого не предназначен.</w:t>
+            </w:r>
+          </w:p>
+        </w:tc>
+      </w:tr>
+    </w:tbl>
+    <w:tbl>
+      <w:tblPr>
+        <w:tblW w:type="auto" w:w="0"/>
+        <w:jc w:val="left"/>
+        <w:tblLook w:firstColumn="1" w:firstRow="1" w:lastColumn="0" w:lastRow="0" w:noHBand="0" w:noVBand="1" w:val="04A0"/>
+      </w:tblPr>
+      <w:tblGrid>
+        <w:gridCol w:w="4844"/>
+        <w:gridCol w:w="4844"/>
+      </w:tblGrid>
+      <w:tr>
+        <w:tc>
+          <w:tcPr>
+            <w:shd w:val="clear" w:color="auto" w:fill="FFFFFF"/>
+            <w:tcBorders>
+              <w:top w:val="none" w:sz="4" w:space="0" w:color="000000"/>
+              <w:bottom w:val="none" w:sz="4" w:space="0" w:color="000000"/>
+              <w:left w:val="single" w:sz="12" w:space="0" w:color="16A34A"/>
+              <w:right w:val="none" w:sz="4" w:space="0" w:color="000000"/>
+            </w:tcBorders>
+            <w:tcMar>
+              <w:top w:w="80" w:type="dxa"/>
+              <w:bottom w:w="80" w:type="dxa"/>
+              <w:left w:w="100" w:type="dxa"/>
+              <w:right w:w="80" w:type="dxa"/>
+            </w:tcMar>
+            <w:tcW w:w="4464" w:type="dxa"/>
+          </w:tcPr>
+          <w:p>
+            <w:pPr>
+              <w:spacing w:before="0" w:after="80"/>
+              <w:jc w:val="left"/>
+            </w:pPr>
+            <w:r>
+              <w:rPr>
+                <w:b/>
+                <w:color w:val="16A34A"/>
+                <w:sz w:val="18"/>
+              </w:rPr>
+              <w:t>✔  Что умеем</w:t>
+            </w:r>
+          </w:p>
+          <w:p>
+            <w:pPr>
+              <w:spacing w:before="0" w:after="40"/>
+              <w:ind w:left="173"/>
+            </w:pPr>
+            <w:r>
+              <w:rPr>
+                <w:color w:val="1A1A2E"/>
+                <w:sz w:val="19"/>
+              </w:rPr>
+              <w:t>• Дашборды по тех.поддержке: кол-во обращений, время закрытия, соблюдение SLA</w:t>
+            </w:r>
+          </w:p>
+          <w:p>
+            <w:pPr>
+              <w:spacing w:before="0" w:after="40"/>
+              <w:ind w:left="173"/>
+            </w:pPr>
+            <w:r>
+              <w:rPr>
+                <w:color w:val="1A1A2E"/>
+                <w:sz w:val="19"/>
+              </w:rPr>
+              <w:t>• Отчёты по инцидентам и регламентным работам за период</w:t>
+            </w:r>
+          </w:p>
+        </w:tc>
+        <w:tc>
+          <w:tcPr>
+            <w:shd w:val="clear" w:color="auto" w:fill="FFFFFF"/>
+            <w:tcBorders>
+              <w:top w:val="none" w:sz="4" w:space="0" w:color="000000"/>
+              <w:bottom w:val="none" w:sz="4" w:space="0" w:color="000000"/>
+              <w:left w:val="single" w:sz="12" w:space="0" w:color="DC2626"/>
+              <w:right w:val="none" w:sz="4" w:space="0" w:color="000000"/>
+            </w:tcBorders>
+            <w:tcMar>
+              <w:top w:w="80" w:type="dxa"/>
+              <w:bottom w:w="80" w:type="dxa"/>
+              <w:left w:w="100" w:type="dxa"/>
+              <w:right w:w="80" w:type="dxa"/>
+            </w:tcMar>
+            <w:tcW w:w="4464" w:type="dxa"/>
+          </w:tcPr>
+          <w:p>
+            <w:pPr>
+              <w:spacing w:before="0" w:after="80"/>
+              <w:jc w:val="left"/>
+            </w:pPr>
+            <w:r>
+              <w:rPr>
+                <w:b/>
+                <w:color w:val="DC2626"/>
+                <w:sz w:val="18"/>
+              </w:rPr>
+              <w:t>✗  Ограничения</w:t>
+            </w:r>
+          </w:p>
+          <w:p>
+            <w:pPr>
+              <w:spacing w:before="0" w:after="40"/>
+              <w:ind w:left="173"/>
+            </w:pPr>
+            <w:r>
+              <w:rPr>
+                <w:color w:val="6B7280"/>
+                <w:sz w:val="19"/>
+              </w:rPr>
+              <w:t>• Создание и обработка обращений с переходами статусов и перепиской</w:t>
+            </w:r>
+          </w:p>
+          <w:p>
+            <w:pPr>
+              <w:spacing w:before="0" w:after="40"/>
+              <w:ind w:left="173"/>
+            </w:pPr>
+            <w:r>
+              <w:rPr>
+                <w:color w:val="6B7280"/>
+                <w:sz w:val="19"/>
+              </w:rPr>
+              <w:t>• Планирование и многостороннее согласование регламентных работ</w:t>
+            </w:r>
+          </w:p>
+          <w:p>
+            <w:pPr>
+              <w:spacing w:before="0" w:after="40"/>
+              <w:ind w:left="173"/>
+            </w:pPr>
+            <w:r>
+              <w:rPr>
+                <w:color w:val="6B7280"/>
+                <w:sz w:val="19"/>
+              </w:rPr>
+              <w:t>• SLA-контроль: таймеры, эскалации, нарушения сроков</w:t>
+            </w:r>
+          </w:p>
+        </w:tc>
+      </w:tr>
+    </w:tbl>
+    <w:p>
+      <w:pPr>
+        <w:spacing w:before="0" w:after="200"/>
+      </w:pPr>
+      <w:rPr>
+        <w:sz w:val="2"/>
+      </w:rPr>
+    </w:p>
+    <w:tbl>
+      <w:tblPr>
+        <w:tblW w:type="auto" w:w="0"/>
+        <w:jc w:val="left"/>
+        <w:tblLook w:firstColumn="1" w:firstRow="1" w:lastColumn="0" w:lastRow="0" w:noHBand="0" w:noVBand="1" w:val="04A0"/>
+      </w:tblPr>
+      <w:tblGrid>
+        <w:gridCol w:w="3230"/>
+        <w:gridCol w:w="3230"/>
+        <w:gridCol w:w="3230"/>
+      </w:tblGrid>
+      <w:tr>
+        <w:tc>
+          <w:tcPr>
+            <w:shd w:val="clear" w:color="auto" w:fill="4F6AFF"/>
+            <w:tcBorders>
+              <w:top w:val="none" w:sz="0" w:space="0" w:color="auto"/>
+              <w:bottom w:val="none" w:sz="0" w:space="0" w:color="auto"/>
+              <w:left w:val="none" w:sz="0" w:space="0" w:color="auto"/>
+              <w:right w:val="none" w:sz="0" w:space="0" w:color="auto"/>
+            </w:tcBorders>
+            <w:tcW w:w="460" w:type="dxa"/>
+            <w:tcMar>
+              <w:top w:w="80" w:type="dxa"/>
+              <w:bottom w:w="80" w:type="dxa"/>
+              <w:left w:w="60" w:type="dxa"/>
+              <w:right w:w="60" w:type="dxa"/>
+            </w:tcMar>
+          </w:tcPr>
+          <w:p>
+            <w:pPr>
+              <w:spacing w:before="0" w:after="40"/>
+              <w:jc w:val="center"/>
+            </w:pPr>
+            <w:r>
+              <w:rPr>
+                <w:b/>
+                <w:color w:val="FFFFFF"/>
+                <w:sz w:val="22"/>
+              </w:rPr>
+              <w:t>13</w:t>
+            </w:r>
+          </w:p>
+        </w:tc>
+        <w:tc>
+          <w:tcPr>
+            <w:shd w:val="clear" w:color="auto" w:fill="1A1A2E"/>
+            <w:tcBorders>
+              <w:top w:val="none" w:sz="0" w:space="0" w:color="auto"/>
+              <w:bottom w:val="none" w:sz="0" w:space="0" w:color="auto"/>
+              <w:left w:val="none" w:sz="0" w:space="0" w:color="auto"/>
+              <w:right w:val="none" w:sz="0" w:space="0" w:color="auto"/>
+            </w:tcBorders>
+            <w:tcW w:w="6163" w:type="dxa"/>
+            <w:tcMar>
+              <w:top w:w="80" w:type="dxa"/>
+              <w:bottom w:w="80" w:type="dxa"/>
+              <w:left w:w="100" w:type="dxa"/>
+              <w:right w:w="60" w:type="dxa"/>
+            </w:tcMar>
+          </w:tcPr>
+          <w:p>
+            <w:pPr>
+              <w:spacing w:before="0" w:after="40"/>
+              <w:jc w:val="left"/>
+            </w:pPr>
+            <w:r>
+              <w:rPr>
+                <w:b/>
+                <w:color w:val="FFFFFF"/>
+                <w:sz w:val="24"/>
+              </w:rPr>
+              <w:t>Ведение контрактов, заказов и SLA</w:t>
+            </w:r>
+          </w:p>
+        </w:tc>
+        <w:tc>
+          <w:tcPr>
+            <w:shd w:val="clear" w:color="auto" w:fill="FEE2E2"/>
+            <w:tcBorders>
+              <w:top w:val="none" w:sz="0" w:space="0" w:color="auto"/>
+              <w:bottom w:val="none" w:sz="0" w:space="0" w:color="auto"/>
+              <w:left w:val="none" w:sz="0" w:space="0" w:color="auto"/>
+              <w:right w:val="none" w:sz="0" w:space="0" w:color="auto"/>
+            </w:tcBorders>
+            <w:tcW w:w="2304" w:type="dxa"/>
+            <w:tcMar>
+              <w:top w:w="80" w:type="dxa"/>
+              <w:bottom w:w="80" w:type="dxa"/>
+              <w:left w:w="60" w:type="dxa"/>
+              <w:right w:w="80" w:type="dxa"/>
+            </w:tcMar>
+          </w:tcPr>
+          <w:p>
+            <w:pPr>
+              <w:spacing w:before="0" w:after="40"/>
+              <w:jc w:val="center"/>
+            </w:pPr>
+            <w:r>
+              <w:rPr>
+                <w:b/>
+                <w:color w:val="DC2626"/>
+                <w:sz w:val="20"/>
+              </w:rPr>
+              <w:t>❌ Не можем</w:t>
+            </w:r>
+          </w:p>
+        </w:tc>
+      </w:tr>
+    </w:tbl>
+    <w:tbl>
+      <w:tblPr>
+        <w:tblW w:type="auto" w:w="0"/>
+        <w:jc w:val="left"/>
+        <w:tblLook w:firstColumn="1" w:firstRow="1" w:lastColumn="0" w:lastRow="0" w:noHBand="0" w:noVBand="1" w:val="04A0"/>
+      </w:tblPr>
+      <w:tblGrid>
+        <w:gridCol w:w="9689"/>
+      </w:tblGrid>
+      <w:tr>
+        <w:tc>
+          <w:tcPr>
+            <w:tcW w:type="dxa" w:w="9689"/>
+            <w:shd w:val="clear" w:color="auto" w:fill="F3F4F6"/>
+            <w:tcBorders>
+              <w:top w:val="none" w:sz="0" w:space="0" w:color="auto"/>
+              <w:bottom w:val="none" w:sz="0" w:space="0" w:color="auto"/>
+              <w:left w:val="none" w:sz="0" w:space="0" w:color="auto"/>
+              <w:right w:val="none" w:sz="0" w:space="0" w:color="auto"/>
+            </w:tcBorders>
+            <w:tcMar>
+              <w:top w:w="80" w:type="dxa"/>
+              <w:bottom w:w="80" w:type="dxa"/>
+              <w:left w:w="100" w:type="dxa"/>
+              <w:right w:w="100" w:type="dxa"/>
+            </w:tcMar>
+          </w:tcPr>
+          <w:p>
+            <w:pPr>
+              <w:spacing w:before="0" w:after="0"/>
+              <w:jc w:val="left"/>
+            </w:pPr>
+            <w:r>
+              <w:rPr>
+                <w:b w:val="0"/>
+                <w:color w:val="1A1A2E"/>
+                <w:sz w:val="20"/>
+              </w:rPr>
+              <w:t>Контракты и заказы — сложные бизнес-документы с многоэтапными жизненными циклами. Insight может их визуализировать, но не вести.</w:t>
+            </w:r>
+          </w:p>
+        </w:tc>
+      </w:tr>
+    </w:tbl>
+    <w:tbl>
+      <w:tblPr>
+        <w:tblW w:type="auto" w:w="0"/>
+        <w:jc w:val="left"/>
+        <w:tblLook w:firstColumn="1" w:firstRow="1" w:lastColumn="0" w:lastRow="0" w:noHBand="0" w:noVBand="1" w:val="04A0"/>
+      </w:tblPr>
+      <w:tblGrid>
+        <w:gridCol w:w="4844"/>
+        <w:gridCol w:w="4844"/>
+      </w:tblGrid>
+      <w:tr>
+        <w:tc>
+          <w:tcPr>
+            <w:shd w:val="clear" w:color="auto" w:fill="FFFFFF"/>
+            <w:tcBorders>
+              <w:top w:val="none" w:sz="4" w:space="0" w:color="000000"/>
+              <w:bottom w:val="none" w:sz="4" w:space="0" w:color="000000"/>
+              <w:left w:val="single" w:sz="12" w:space="0" w:color="16A34A"/>
+              <w:right w:val="none" w:sz="4" w:space="0" w:color="000000"/>
+            </w:tcBorders>
+            <w:tcMar>
+              <w:top w:w="80" w:type="dxa"/>
+              <w:bottom w:w="80" w:type="dxa"/>
+              <w:left w:w="100" w:type="dxa"/>
+              <w:right w:w="80" w:type="dxa"/>
+            </w:tcMar>
+            <w:tcW w:w="4464" w:type="dxa"/>
+          </w:tcPr>
+          <w:p>
+            <w:pPr>
+              <w:spacing w:before="0" w:after="80"/>
+              <w:jc w:val="left"/>
+            </w:pPr>
+            <w:r>
+              <w:rPr>
+                <w:b/>
+                <w:color w:val="16A34A"/>
+                <w:sz w:val="18"/>
+              </w:rPr>
+              <w:t>✔  Что умеем</w:t>
+            </w:r>
+          </w:p>
+          <w:p>
+            <w:pPr>
+              <w:spacing w:before="0" w:after="40"/>
+              <w:ind w:left="173"/>
+            </w:pPr>
+            <w:r>
+              <w:rPr>
+                <w:color w:val="1A1A2E"/>
+                <w:sz w:val="19"/>
+              </w:rPr>
+              <w:t>• Дашборды по контрактам: суммы, статусы, расходы</w:t>
+            </w:r>
+          </w:p>
+          <w:p>
+            <w:pPr>
+              <w:spacing w:before="0" w:after="40"/>
+              <w:ind w:left="173"/>
+            </w:pPr>
+            <w:r>
+              <w:rPr>
+                <w:color w:val="1A1A2E"/>
+                <w:sz w:val="19"/>
+              </w:rPr>
+              <w:t>• Отчёты по заказам: сводный объём услуг, распределение по КЭ</w:t>
+            </w:r>
+          </w:p>
+          <w:p>
+            <w:pPr>
+              <w:spacing w:before="0" w:after="40"/>
+              <w:ind w:left="173"/>
+            </w:pPr>
+            <w:r>
+              <w:rPr>
+                <w:color w:val="1A1A2E"/>
+                <w:sz w:val="19"/>
+              </w:rPr>
+              <w:t>• Визуализация контроля переподписки и лимитов</w:t>
+            </w:r>
+          </w:p>
+        </w:tc>
+        <w:tc>
+          <w:tcPr>
+            <w:shd w:val="clear" w:color="auto" w:fill="FFFFFF"/>
+            <w:tcBorders>
+              <w:top w:val="none" w:sz="4" w:space="0" w:color="000000"/>
+              <w:bottom w:val="none" w:sz="4" w:space="0" w:color="000000"/>
+              <w:left w:val="single" w:sz="12" w:space="0" w:color="DC2626"/>
+              <w:right w:val="none" w:sz="4" w:space="0" w:color="000000"/>
+            </w:tcBorders>
+            <w:tcMar>
+              <w:top w:w="80" w:type="dxa"/>
+              <w:bottom w:w="80" w:type="dxa"/>
+              <w:left w:w="100" w:type="dxa"/>
+              <w:right w:w="80" w:type="dxa"/>
+            </w:tcMar>
+            <w:tcW w:w="4464" w:type="dxa"/>
+          </w:tcPr>
+          <w:p>
+            <w:pPr>
+              <w:spacing w:before="0" w:after="80"/>
+              <w:jc w:val="left"/>
+            </w:pPr>
+            <w:r>
+              <w:rPr>
+                <w:b/>
+                <w:color w:val="DC2626"/>
+                <w:sz w:val="18"/>
+              </w:rPr>
+              <w:t>✗  Ограничения</w:t>
+            </w:r>
+          </w:p>
+          <w:p>
+            <w:pPr>
+              <w:spacing w:before="0" w:after="40"/>
+              <w:ind w:left="173"/>
+            </w:pPr>
+            <w:r>
+              <w:rPr>
+                <w:color w:val="6B7280"/>
+                <w:sz w:val="19"/>
+              </w:rPr>
+              <w:t>• Ведение контракта: вкладки с услугами, лимитами, этапами, SLA</w:t>
+            </w:r>
+          </w:p>
+          <w:p>
+            <w:pPr>
+              <w:spacing w:before="0" w:after="40"/>
+              <w:ind w:left="173"/>
+            </w:pPr>
+            <w:r>
+              <w:rPr>
+                <w:color w:val="6B7280"/>
+                <w:sz w:val="19"/>
+              </w:rPr>
+              <w:t>• Workflow согласования заказов и проектов заказов</w:t>
+            </w:r>
+          </w:p>
+          <w:p>
+            <w:pPr>
+              <w:spacing w:before="0" w:after="40"/>
+              <w:ind w:left="173"/>
+            </w:pPr>
+            <w:r>
+              <w:rPr>
+                <w:color w:val="6B7280"/>
+                <w:sz w:val="19"/>
+              </w:rPr>
+              <w:t>• Журналирование изменений по контракту</w:t>
+            </w:r>
+          </w:p>
+        </w:tc>
+      </w:tr>
+    </w:tbl>
+    <w:p>
+      <w:pPr>
+        <w:spacing w:before="0" w:after="200"/>
+      </w:pPr>
+      <w:rPr>
+        <w:sz w:val="2"/>
+      </w:rPr>
+    </w:p>
+    <w:tbl>
+      <w:tblPr>
+        <w:tblW w:type="auto" w:w="0"/>
+        <w:jc w:val="left"/>
+        <w:tblLook w:firstColumn="1" w:firstRow="1" w:lastColumn="0" w:lastRow="0" w:noHBand="0" w:noVBand="1" w:val="04A0"/>
+      </w:tblPr>
+      <w:tblGrid>
+        <w:gridCol w:w="3230"/>
+        <w:gridCol w:w="3230"/>
+        <w:gridCol w:w="3230"/>
+      </w:tblGrid>
+      <w:tr>
+        <w:tc>
+          <w:tcPr>
+            <w:shd w:val="clear" w:color="auto" w:fill="4F6AFF"/>
+            <w:tcBorders>
+              <w:top w:val="none" w:sz="0" w:space="0" w:color="auto"/>
+              <w:bottom w:val="none" w:sz="0" w:space="0" w:color="auto"/>
+              <w:left w:val="none" w:sz="0" w:space="0" w:color="auto"/>
+              <w:right w:val="none" w:sz="0" w:space="0" w:color="auto"/>
+            </w:tcBorders>
+            <w:tcW w:w="460" w:type="dxa"/>
+            <w:tcMar>
+              <w:top w:w="80" w:type="dxa"/>
+              <w:bottom w:w="80" w:type="dxa"/>
+              <w:left w:w="60" w:type="dxa"/>
+              <w:right w:w="60" w:type="dxa"/>
+            </w:tcMar>
+          </w:tcPr>
+          <w:p>
+            <w:pPr>
+              <w:spacing w:before="0" w:after="40"/>
+              <w:jc w:val="center"/>
+            </w:pPr>
+            <w:r>
+              <w:rPr>
+                <w:b/>
+                <w:color w:val="FFFFFF"/>
+                <w:sz w:val="22"/>
+              </w:rPr>
+              <w:t>14</w:t>
+            </w:r>
+          </w:p>
+        </w:tc>
+        <w:tc>
+          <w:tcPr>
+            <w:shd w:val="clear" w:color="auto" w:fill="1A1A2E"/>
+            <w:tcBorders>
+              <w:top w:val="none" w:sz="0" w:space="0" w:color="auto"/>
+              <w:bottom w:val="none" w:sz="0" w:space="0" w:color="auto"/>
+              <w:left w:val="none" w:sz="0" w:space="0" w:color="auto"/>
+              <w:right w:val="none" w:sz="0" w:space="0" w:color="auto"/>
+            </w:tcBorders>
+            <w:tcW w:w="6163" w:type="dxa"/>
+            <w:tcMar>
+              <w:top w:w="80" w:type="dxa"/>
+              <w:bottom w:w="80" w:type="dxa"/>
+              <w:left w:w="100" w:type="dxa"/>
+              <w:right w:w="60" w:type="dxa"/>
+            </w:tcMar>
+          </w:tcPr>
+          <w:p>
+            <w:pPr>
+              <w:spacing w:before="0" w:after="40"/>
+              <w:jc w:val="left"/>
+            </w:pPr>
+            <w:r>
+              <w:rPr>
+                <w:b/>
+                <w:color w:val="FFFFFF"/>
+                <w:sz w:val="24"/>
+              </w:rPr>
+              <w:t>Мобильное приложение</w:t>
+            </w:r>
+          </w:p>
+        </w:tc>
+        <w:tc>
+          <w:tcPr>
+            <w:shd w:val="clear" w:color="auto" w:fill="FEE2E2"/>
+            <w:tcBorders>
+              <w:top w:val="none" w:sz="0" w:space="0" w:color="auto"/>
+              <w:bottom w:val="none" w:sz="0" w:space="0" w:color="auto"/>
+              <w:left w:val="none" w:sz="0" w:space="0" w:color="auto"/>
+              <w:right w:val="none" w:sz="0" w:space="0" w:color="auto"/>
+            </w:tcBorders>
+            <w:tcW w:w="2304" w:type="dxa"/>
+            <w:tcMar>
+              <w:top w:w="80" w:type="dxa"/>
+              <w:bottom w:w="80" w:type="dxa"/>
+              <w:left w:w="60" w:type="dxa"/>
+              <w:right w:w="80" w:type="dxa"/>
+            </w:tcMar>
+          </w:tcPr>
+          <w:p>
+            <w:pPr>
+              <w:spacing w:before="0" w:after="40"/>
+              <w:jc w:val="center"/>
+            </w:pPr>
+            <w:r>
+              <w:rPr>
+                <w:b/>
+                <w:color w:val="DC2626"/>
+                <w:sz w:val="20"/>
+              </w:rPr>
+              <w:t>❌ Не можем</w:t>
+            </w:r>
+          </w:p>
+        </w:tc>
+      </w:tr>
+    </w:tbl>
+    <w:tbl>
+      <w:tblPr>
+        <w:tblW w:type="auto" w:w="0"/>
+        <w:jc w:val="left"/>
+        <w:tblLook w:firstColumn="1" w:firstRow="1" w:lastColumn="0" w:lastRow="0" w:noHBand="0" w:noVBand="1" w:val="04A0"/>
+      </w:tblPr>
+      <w:tblGrid>
+        <w:gridCol w:w="9689"/>
+      </w:tblGrid>
+      <w:tr>
+        <w:tc>
+          <w:tcPr>
+            <w:tcW w:type="dxa" w:w="9689"/>
+            <w:shd w:val="clear" w:color="auto" w:fill="F3F4F6"/>
+            <w:tcBorders>
+              <w:top w:val="none" w:sz="0" w:space="0" w:color="auto"/>
+              <w:bottom w:val="none" w:sz="0" w:space="0" w:color="auto"/>
+              <w:left w:val="none" w:sz="0" w:space="0" w:color="auto"/>
+              <w:right w:val="none" w:sz="0" w:space="0" w:color="auto"/>
+            </w:tcBorders>
+            <w:tcMar>
+              <w:top w:w="80" w:type="dxa"/>
+              <w:bottom w:w="80" w:type="dxa"/>
+              <w:left w:w="100" w:type="dxa"/>
+              <w:right w:w="100" w:type="dxa"/>
+            </w:tcMar>
+          </w:tcPr>
+          <w:p>
+            <w:pPr>
+              <w:spacing w:before="0" w:after="0"/>
+              <w:jc w:val="left"/>
+            </w:pPr>
+            <w:r>
+              <w:rPr>
+                <w:b w:val="0"/>
+                <w:color w:val="1A1A2E"/>
+                <w:sz w:val="20"/>
+              </w:rPr>
+              <w:t>У Insight нет нативного мобильного приложения. Web-интерфейс адаптивен, но полноценная работа ориентирована на desktop.</w:t>
+            </w:r>
+          </w:p>
+        </w:tc>
+      </w:tr>
+    </w:tbl>
+    <w:tbl>
+      <w:tblPr>
+        <w:tblW w:type="auto" w:w="0"/>
+        <w:jc w:val="left"/>
+        <w:tblLook w:firstColumn="1" w:firstRow="1" w:lastColumn="0" w:lastRow="0" w:noHBand="0" w:noVBand="1" w:val="04A0"/>
+      </w:tblPr>
+      <w:tblGrid>
+        <w:gridCol w:w="4844"/>
+        <w:gridCol w:w="4844"/>
+      </w:tblGrid>
+      <w:tr>
+        <w:tc>
+          <w:tcPr>
+            <w:shd w:val="clear" w:color="auto" w:fill="FFFFFF"/>
+            <w:tcBorders>
+              <w:top w:val="none" w:sz="4" w:space="0" w:color="000000"/>
+              <w:bottom w:val="none" w:sz="4" w:space="0" w:color="000000"/>
+              <w:left w:val="single" w:sz="12" w:space="0" w:color="16A34A"/>
+              <w:right w:val="none" w:sz="4" w:space="0" w:color="000000"/>
+            </w:tcBorders>
+            <w:tcMar>
+              <w:top w:w="80" w:type="dxa"/>
+              <w:bottom w:w="80" w:type="dxa"/>
+              <w:left w:w="100" w:type="dxa"/>
+              <w:right w:w="80" w:type="dxa"/>
+            </w:tcMar>
+            <w:tcW w:w="4464" w:type="dxa"/>
+          </w:tcPr>
+          <w:p>
+            <w:pPr>
+              <w:spacing w:before="0" w:after="80"/>
+              <w:jc w:val="left"/>
+            </w:pPr>
+            <w:r>
+              <w:rPr>
+                <w:b/>
+                <w:color w:val="16A34A"/>
+                <w:sz w:val="18"/>
+              </w:rPr>
+              <w:t>✔  Что умеем</w:t>
+            </w:r>
+          </w:p>
+          <w:p>
+            <w:pPr>
+              <w:spacing w:before="0" w:after="40"/>
+              <w:ind w:left="173"/>
+            </w:pPr>
+            <w:r>
+              <w:rPr>
+                <w:color w:val="1A1A2E"/>
+                <w:sz w:val="19"/>
+              </w:rPr>
+              <w:t>• Просмотр дашбордов в мобильном браузере — адаптивная вёрстка</w:t>
+            </w:r>
+          </w:p>
+          <w:p>
+            <w:pPr>
+              <w:spacing w:before="0" w:after="40"/>
+              <w:ind w:left="173"/>
+            </w:pPr>
+            <w:r>
+              <w:rPr>
+                <w:color w:val="1A1A2E"/>
+                <w:sz w:val="19"/>
+              </w:rPr>
+              <w:t>• Push-уведомления через модуль уведомлений Insight Pro</w:t>
+            </w:r>
+          </w:p>
+        </w:tc>
+        <w:tc>
+          <w:tcPr>
+            <w:shd w:val="clear" w:color="auto" w:fill="FFFFFF"/>
+            <w:tcBorders>
+              <w:top w:val="none" w:sz="4" w:space="0" w:color="000000"/>
+              <w:bottom w:val="none" w:sz="4" w:space="0" w:color="000000"/>
+              <w:left w:val="single" w:sz="12" w:space="0" w:color="DC2626"/>
+              <w:right w:val="none" w:sz="4" w:space="0" w:color="000000"/>
+            </w:tcBorders>
+            <w:tcMar>
+              <w:top w:w="80" w:type="dxa"/>
+              <w:bottom w:w="80" w:type="dxa"/>
+              <w:left w:w="100" w:type="dxa"/>
+              <w:right w:w="80" w:type="dxa"/>
+            </w:tcMar>
+            <w:tcW w:w="4464" w:type="dxa"/>
+          </w:tcPr>
+          <w:p>
+            <w:pPr>
+              <w:spacing w:before="0" w:after="80"/>
+              <w:jc w:val="left"/>
+            </w:pPr>
+            <w:r>
+              <w:rPr>
+                <w:b/>
+                <w:color w:val="DC2626"/>
+                <w:sz w:val="18"/>
+              </w:rPr>
+              <w:t>✗  Ограничения</w:t>
+            </w:r>
+          </w:p>
+          <w:p>
+            <w:pPr>
+              <w:spacing w:before="0" w:after="40"/>
+              <w:ind w:left="173"/>
+            </w:pPr>
+            <w:r>
+              <w:rPr>
+                <w:color w:val="6B7280"/>
+                <w:sz w:val="19"/>
+              </w:rPr>
+              <w:t>• Нативное приложение iOS / Android</w:t>
+            </w:r>
+          </w:p>
+          <w:p>
+            <w:pPr>
+              <w:spacing w:before="0" w:after="40"/>
+              <w:ind w:left="173"/>
+            </w:pPr>
+            <w:r>
+              <w:rPr>
+                <w:color w:val="6B7280"/>
+                <w:sz w:val="19"/>
+              </w:rPr>
+              <w:t>• Офлайн-режим работы с синхронизацией</w:t>
+            </w:r>
+          </w:p>
+        </w:tc>
+      </w:tr>
+    </w:tbl>
+    <w:p>
+      <w:pPr>
+        <w:spacing w:before="0" w:after="200"/>
+      </w:pPr>
+      <w:rPr>
+        <w:sz w:val="2"/>
+      </w:rPr>
     </w:p>
     <w:p>
       <w:pPr>
-        <w:spacing w:after="80"/>
+        <w:spacing w:before="0" w:after="120"/>
       </w:pPr>
-      <w:r>
-        <w:rPr>
-          <w:b/>
-          <w:color w:val="16A34A"/>
-          <w:sz w:val="22"/>
-        </w:rPr>
-        <w:t xml:space="preserve">✅  Можем  </w:t>
-      </w:r>
-      <w:r>
-        <w:rPr>
-          <w:color w:val="1A1A2E"/>
-          <w:sz w:val="22"/>
-        </w:rPr>
-        <w:t>Основная «витрина» системы — дашборды по потреблению CPU, RAM, хранилища, доступности услуг, рейтинга потребителей — полностью реализуется на Insight.</w:t>
-      </w:r>
+      <w:rPr>
+        <w:sz w:val="2"/>
+      </w:rPr>
     </w:p>
     <w:p>
       <w:pPr>
-        <w:spacing w:after="40" w:before="0"/>
-        <w:jc w:val="left"/>
-      </w:pPr>
-      <w:r>
-        <w:rPr>
-          <w:b/>
-          <w:i w:val="0"/>
-          <w:color w:val="16A34A"/>
-          <w:sz w:val="20"/>
-        </w:rPr>
-        <w:t>Что умеем:</w:t>
-      </w:r>
-    </w:p>
-    <w:p>
-      <w:pPr>
-        <w:pStyle w:val="ListBullet"/>
-        <w:spacing w:after="20"/>
-        <w:ind w:left="288"/>
-      </w:pPr>
-      <w:r>
-        <w:rPr>
-          <w:sz w:val="20"/>
-        </w:rPr>
-        <w:t>• KPI-плитки с текущими значениями и динамикой (утилизация ресурсов, доступность, %)</w:t>
-      </w:r>
-    </w:p>
-    <w:p>
-      <w:pPr>
-        <w:pStyle w:val="ListBullet"/>
-        <w:spacing w:after="20"/>
-        <w:ind w:left="288"/>
-      </w:pPr>
-      <w:r>
-        <w:rPr>
-          <w:sz w:val="20"/>
-        </w:rPr>
-        <w:t>• Линейные и столбчатые графики потребления в разрезе времени, поставщика, типа КЭ</w:t>
-      </w:r>
-    </w:p>
-    <w:p>
-      <w:pPr>
-        <w:pStyle w:val="ListBullet"/>
-        <w:spacing w:after="20"/>
-        <w:ind w:left="288"/>
-      </w:pPr>
-      <w:r>
-        <w:rPr>
-          <w:sz w:val="20"/>
-        </w:rPr>
-        <w:t>• Тепловые карты для визуализации нагрузки по временным слотам</w:t>
-      </w:r>
-    </w:p>
-    <w:p>
-      <w:pPr>
-        <w:pStyle w:val="ListBullet"/>
-        <w:spacing w:after="20"/>
-        <w:ind w:left="288"/>
-      </w:pPr>
-      <w:r>
-        <w:rPr>
-          <w:sz w:val="20"/>
-        </w:rPr>
-        <w:t>• Pivot-таблицы с drill-down для детальной аналитики</w:t>
-      </w:r>
-    </w:p>
-    <w:p>
-      <w:pPr>
-        <w:pStyle w:val="ListBullet"/>
-        <w:spacing w:after="20"/>
-        <w:ind w:left="288"/>
-      </w:pPr>
-      <w:r>
-        <w:rPr>
-          <w:sz w:val="20"/>
-        </w:rPr>
-        <w:t>• Сводные отчёты по ГосОблаку в целом и в разрезе потребителя</w:t>
-      </w:r>
-    </w:p>
-    <w:p>
-      <w:pPr>
-        <w:pStyle w:val="ListBullet"/>
-        <w:spacing w:after="20"/>
-        <w:ind w:left="288"/>
-      </w:pPr>
-      <w:r>
-        <w:rPr>
-          <w:sz w:val="20"/>
-        </w:rPr>
-        <w:t>• Настраиваемые дашборды для разных ролей (Поставщик, Потребитель, Регулятор, Аналитик)</w:t>
-      </w:r>
-    </w:p>
-    <w:p>
-      <w:pPr>
-        <w:pStyle w:val="ListBullet"/>
-        <w:spacing w:after="20"/>
-        <w:ind w:left="288"/>
-      </w:pPr>
-      <w:r>
-        <w:rPr>
-          <w:sz w:val="20"/>
-        </w:rPr>
-        <w:t>• Real-time обновление данных без перезагрузки страницы</w:t>
-      </w:r>
-    </w:p>
-    <w:p>
-      <w:pPr>
-        <w:spacing w:after="40" w:before="0"/>
-        <w:jc w:val="left"/>
-      </w:pPr>
-      <w:r>
-        <w:rPr>
-          <w:b/>
-          <w:i w:val="0"/>
-          <w:color w:val="DC2626"/>
-          <w:sz w:val="20"/>
-        </w:rPr>
-        <w:t>Чего не хватает:</w:t>
-      </w:r>
-    </w:p>
-    <w:p>
-      <w:pPr>
-        <w:spacing w:after="20"/>
-        <w:ind w:left="288"/>
-      </w:pPr>
-      <w:r>
-        <w:rPr>
-          <w:color w:val="6B7280"/>
-          <w:sz w:val="20"/>
-        </w:rPr>
-        <w:t>• Сам сбор метрик с агентов мониторинга — это задача бэкенда ФГИС У; Insight только визуализирует уже подготовленные данные</w:t>
-      </w:r>
-    </w:p>
-    <w:p>
-      <w:pPr>
-        <w:spacing w:before="200" w:after="80"/>
-      </w:pPr>
-      <w:r>
-        <w:rPr>
-          <w:b/>
-          <w:color w:val="4F6AFF"/>
-          <w:sz w:val="26"/>
-        </w:rPr>
-        <w:t>2. Аналитическая отчётность</w:t>
-      </w:r>
-    </w:p>
-    <w:p>
-      <w:pPr>
-        <w:spacing w:after="80"/>
-      </w:pPr>
-      <w:r>
-        <w:rPr>
-          <w:b/>
-          <w:color w:val="16A34A"/>
-          <w:sz w:val="22"/>
-        </w:rPr>
-        <w:t xml:space="preserve">✅  Можем  </w:t>
-      </w:r>
-      <w:r>
-        <w:rPr>
-          <w:color w:val="1A1A2E"/>
-          <w:sz w:val="22"/>
-        </w:rPr>
-        <w:t>Все 11+ типов отчётов ФГИС У — от «Отчёта по использованию КЭ» до «Рейтинга потребителей» — строятся стандартными средствами Insight.</w:t>
-      </w:r>
-    </w:p>
-    <w:p>
-      <w:pPr>
-        <w:spacing w:after="40" w:before="0"/>
-        <w:jc w:val="left"/>
-      </w:pPr>
-      <w:r>
-        <w:rPr>
-          <w:b/>
-          <w:i w:val="0"/>
-          <w:color w:val="16A34A"/>
-          <w:sz w:val="20"/>
-        </w:rPr>
-        <w:t>Что умеем:</w:t>
-      </w:r>
-    </w:p>
-    <w:p>
-      <w:pPr>
-        <w:pStyle w:val="ListBullet"/>
-        <w:spacing w:after="20"/>
-        <w:ind w:left="288"/>
-      </w:pPr>
-      <w:r>
-        <w:rPr>
-          <w:sz w:val="20"/>
-        </w:rPr>
-        <w:t>• Параметрические отчёты с фильтрами по периоду, потребителю, услуге, КЭ</w:t>
-      </w:r>
-    </w:p>
-    <w:p>
-      <w:pPr>
-        <w:pStyle w:val="ListBullet"/>
-        <w:spacing w:after="20"/>
-        <w:ind w:left="288"/>
-      </w:pPr>
-      <w:r>
-        <w:rPr>
-          <w:sz w:val="20"/>
-        </w:rPr>
-        <w:t>• Множественный выбор в фильтрах (мультиселект)</w:t>
-      </w:r>
-    </w:p>
-    <w:p>
-      <w:pPr>
-        <w:pStyle w:val="ListBullet"/>
-        <w:spacing w:after="20"/>
-        <w:ind w:left="288"/>
-      </w:pPr>
-      <w:r>
-        <w:rPr>
-          <w:sz w:val="20"/>
-        </w:rPr>
-        <w:t>• Сворачиваемые иерархические строки в таблицах</w:t>
-      </w:r>
-    </w:p>
-    <w:p>
-      <w:pPr>
-        <w:pStyle w:val="ListBullet"/>
-        <w:spacing w:after="20"/>
-        <w:ind w:left="288"/>
-      </w:pPr>
-      <w:r>
-        <w:rPr>
-          <w:sz w:val="20"/>
-        </w:rPr>
-        <w:t>• Выгрузка в Excel/CSV/PDF непосредственно из интерфейса</w:t>
-      </w:r>
-    </w:p>
-    <w:p>
-      <w:pPr>
-        <w:pStyle w:val="ListBullet"/>
-        <w:spacing w:after="20"/>
-        <w:ind w:left="288"/>
-      </w:pPr>
-      <w:r>
-        <w:rPr>
-          <w:sz w:val="20"/>
-        </w:rPr>
-        <w:t>• Цветовая индикация значений (рекомендации «уменьшить / оставить / увеличить»)</w:t>
-      </w:r>
-    </w:p>
-    <w:p>
-      <w:pPr>
-        <w:pStyle w:val="ListBullet"/>
-        <w:spacing w:after="20"/>
-        <w:ind w:left="288"/>
-      </w:pPr>
-      <w:r>
-        <w:rPr>
-          <w:sz w:val="20"/>
-        </w:rPr>
-        <w:t>• Печатные формы — экспорт страницы или отдельного виджета</w:t>
-      </w:r>
-    </w:p>
-    <w:p>
-      <w:pPr>
-        <w:spacing w:after="40" w:before="0"/>
-        <w:jc w:val="left"/>
-      </w:pPr>
-      <w:r>
-        <w:rPr>
-          <w:b/>
-          <w:i w:val="0"/>
-          <w:color w:val="DC2626"/>
-          <w:sz w:val="20"/>
-        </w:rPr>
-        <w:t>Чего не хватает:</w:t>
-      </w:r>
-    </w:p>
-    <w:p>
-      <w:pPr>
-        <w:spacing w:after="20"/>
-        <w:ind w:left="288"/>
-      </w:pPr>
-      <w:r>
-        <w:rPr>
-          <w:color w:val="6B7280"/>
-          <w:sz w:val="20"/>
-        </w:rPr>
-        <w:t>• Выгрузка в формате ODF не поддерживается нативно (ФГИС У использует ODF); потребуется доработка или конвертация</w:t>
-      </w:r>
-    </w:p>
-    <w:p>
-      <w:pPr>
-        <w:spacing w:before="60" w:after="120"/>
-      </w:pPr>
-      <w:r>
-        <w:rPr>
-          <w:i/>
-          <w:color w:val="6B7280"/>
-          <w:sz w:val="20"/>
-        </w:rPr>
-        <w:t>ℹ  Конструктор отчётов уже встроен в текущую инсталляцию ФГИС У.</w:t>
-      </w:r>
-    </w:p>
-    <w:p>
-      <w:pPr>
-        <w:spacing w:before="200" w:after="80"/>
-      </w:pPr>
-      <w:r>
-        <w:rPr>
-          <w:b/>
-          <w:color w:val="4F6AFF"/>
-          <w:sz w:val="26"/>
-        </w:rPr>
-        <w:t>3. Self-service конструктор отчётов</w:t>
-      </w:r>
-    </w:p>
-    <w:p>
-      <w:pPr>
-        <w:spacing w:after="80"/>
-      </w:pPr>
-      <w:r>
-        <w:rPr>
-          <w:b/>
-          <w:color w:val="16A34A"/>
-          <w:sz w:val="22"/>
-        </w:rPr>
-        <w:t xml:space="preserve">✅  Можем  </w:t>
-      </w:r>
-      <w:r>
-        <w:rPr>
-          <w:color w:val="1A1A2E"/>
-          <w:sz w:val="22"/>
-        </w:rPr>
-        <w:t>Пользователи могут самостоятельно строить новые отчёты, не привлекая разработчиков. Функционал раздела «Конструктор отчётов» ФГИС У закрывается полностью.</w:t>
-      </w:r>
-    </w:p>
-    <w:p>
-      <w:pPr>
-        <w:spacing w:after="40" w:before="0"/>
-        <w:jc w:val="left"/>
-      </w:pPr>
-      <w:r>
-        <w:rPr>
-          <w:b/>
-          <w:i w:val="0"/>
-          <w:color w:val="16A34A"/>
-          <w:sz w:val="20"/>
-        </w:rPr>
-        <w:t>Что умеем:</w:t>
-      </w:r>
-    </w:p>
-    <w:p>
-      <w:pPr>
-        <w:pStyle w:val="ListBullet"/>
-        <w:spacing w:after="20"/>
-        <w:ind w:left="288"/>
-      </w:pPr>
-      <w:r>
-        <w:rPr>
-          <w:sz w:val="20"/>
-        </w:rPr>
-        <w:t>• Подключение к источнику данных через семантический слой без SQL</w:t>
-      </w:r>
-    </w:p>
-    <w:p>
-      <w:pPr>
-        <w:pStyle w:val="ListBullet"/>
-        <w:spacing w:after="20"/>
-        <w:ind w:left="288"/>
-      </w:pPr>
-      <w:r>
-        <w:rPr>
-          <w:sz w:val="20"/>
-        </w:rPr>
-        <w:t>• Drag-and-drop конструирование: выбор метрик, измерений, фильтров</w:t>
-      </w:r>
-    </w:p>
-    <w:p>
-      <w:pPr>
-        <w:pStyle w:val="ListBullet"/>
-        <w:spacing w:after="20"/>
-        <w:ind w:left="288"/>
-      </w:pPr>
-      <w:r>
-        <w:rPr>
-          <w:sz w:val="20"/>
-        </w:rPr>
-        <w:t>• Форматирование: заголовки, цвета, условное форматирование</w:t>
-      </w:r>
-    </w:p>
-    <w:p>
-      <w:pPr>
-        <w:pStyle w:val="ListBullet"/>
-        <w:spacing w:after="20"/>
-        <w:ind w:left="288"/>
-      </w:pPr>
-      <w:r>
-        <w:rPr>
-          <w:sz w:val="20"/>
-        </w:rPr>
-        <w:t>• Сохранение, загрузка и экспорт отчётов</w:t>
-      </w:r>
-    </w:p>
-    <w:p>
-      <w:pPr>
-        <w:pStyle w:val="ListBullet"/>
-        <w:spacing w:after="20"/>
-        <w:ind w:left="288"/>
-      </w:pPr>
-      <w:r>
-        <w:rPr>
-          <w:sz w:val="20"/>
-        </w:rPr>
-        <w:t>• Регламентная отчётность с расписанием</w:t>
-      </w:r>
-    </w:p>
-    <w:p>
-      <w:pPr>
-        <w:spacing w:before="60" w:after="120"/>
-      </w:pPr>
-      <w:r>
-        <w:rPr>
-          <w:i/>
-          <w:color w:val="6B7280"/>
-          <w:sz w:val="20"/>
-        </w:rPr>
-        <w:t>ℹ  Соответствует разделу 5.12 руководства пользователя ФГИС У.</w:t>
-      </w:r>
-    </w:p>
-    <w:p>
-      <w:pPr>
-        <w:spacing w:before="200" w:after="80"/>
-      </w:pPr>
-      <w:r>
-        <w:rPr>
-          <w:b/>
-          <w:color w:val="4F6AFF"/>
-          <w:sz w:val="26"/>
-        </w:rPr>
-        <w:t>4. Прогноз потребления ресурсов</w:t>
-      </w:r>
-    </w:p>
-    <w:p>
-      <w:pPr>
-        <w:spacing w:after="80"/>
-      </w:pPr>
-      <w:r>
-        <w:rPr>
-          <w:b/>
-          <w:color w:val="D97706"/>
-          <w:sz w:val="22"/>
-        </w:rPr>
-        <w:t xml:space="preserve">⚠️  Частично  </w:t>
-      </w:r>
-      <w:r>
-        <w:rPr>
-          <w:color w:val="1A1A2E"/>
-          <w:sz w:val="22"/>
-        </w:rPr>
-        <w:t>Insight умеет строить прогнозные линии на графиках и визуализировать прогнозные данные. Но сами алгоритмы прогнозирования (ML-модели расчёта будущего потребления) живут на бэкенде — Insight только отображает результат.</w:t>
-      </w:r>
-    </w:p>
-    <w:p>
-      <w:pPr>
-        <w:spacing w:after="40" w:before="0"/>
-        <w:jc w:val="left"/>
-      </w:pPr>
-      <w:r>
-        <w:rPr>
-          <w:b/>
-          <w:i w:val="0"/>
-          <w:color w:val="16A34A"/>
-          <w:sz w:val="20"/>
-        </w:rPr>
-        <w:t>Что умеем:</w:t>
-      </w:r>
-    </w:p>
-    <w:p>
-      <w:pPr>
-        <w:pStyle w:val="ListBullet"/>
-        <w:spacing w:after="20"/>
-        <w:ind w:left="288"/>
-      </w:pPr>
-      <w:r>
-        <w:rPr>
-          <w:sz w:val="20"/>
-        </w:rPr>
-        <w:t>• Отображение прогнозных значений рядом с фактическими на одном графике</w:t>
-      </w:r>
-    </w:p>
-    <w:p>
-      <w:pPr>
-        <w:pStyle w:val="ListBullet"/>
-        <w:spacing w:after="20"/>
-        <w:ind w:left="288"/>
-      </w:pPr>
-      <w:r>
-        <w:rPr>
-          <w:sz w:val="20"/>
-        </w:rPr>
-        <w:t>• Фильтрация и навигация по прогнозным отчётам: в разрезе услуг и КЭ</w:t>
-      </w:r>
-    </w:p>
-    <w:p>
-      <w:pPr>
-        <w:pStyle w:val="ListBullet"/>
-        <w:spacing w:after="20"/>
-        <w:ind w:left="288"/>
-      </w:pPr>
-      <w:r>
-        <w:rPr>
-          <w:sz w:val="20"/>
-        </w:rPr>
-        <w:t>• Сравнение плановых и фактических объёмов с подсветкой отклонений</w:t>
-      </w:r>
-    </w:p>
-    <w:p>
-      <w:pPr>
-        <w:spacing w:after="40" w:before="0"/>
-        <w:jc w:val="left"/>
-      </w:pPr>
-      <w:r>
-        <w:rPr>
-          <w:b/>
-          <w:i w:val="0"/>
-          <w:color w:val="DC2626"/>
-          <w:sz w:val="20"/>
-        </w:rPr>
-        <w:t>Чего не хватает:</w:t>
-      </w:r>
-    </w:p>
-    <w:p>
-      <w:pPr>
-        <w:spacing w:after="20"/>
-        <w:ind w:left="288"/>
-      </w:pPr>
-      <w:r>
-        <w:rPr>
-          <w:color w:val="6B7280"/>
-          <w:sz w:val="20"/>
-        </w:rPr>
-        <w:t>• Вычисление прогноза внутри Insight — расчёты должны быть выполнены бэкенд-сервисом ФГИС У и переданы как обычные данные</w:t>
-      </w:r>
-    </w:p>
-    <w:p>
-      <w:pPr>
-        <w:spacing w:before="60" w:after="120"/>
-      </w:pPr>
-      <w:r>
-        <w:rPr>
-          <w:i/>
-          <w:color w:val="6B7280"/>
-          <w:sz w:val="20"/>
-        </w:rPr>
-        <w:t>ℹ  Текущий раздел «Прогноз потребления» (гл. 6 руководства пользователя) уже работает по такой схеме — Insight визуализирует готовые прогнозные данные.</w:t>
-      </w:r>
-    </w:p>
-    <w:p>
-      <w:pPr>
-        <w:spacing w:before="200" w:after="80"/>
-      </w:pPr>
-      <w:r>
-        <w:rPr>
-          <w:b/>
-          <w:color w:val="4F6AFF"/>
-          <w:sz w:val="26"/>
-        </w:rPr>
-        <w:t>5. Уведомления</w:t>
-      </w:r>
-    </w:p>
-    <w:p>
-      <w:pPr>
-        <w:spacing w:after="80"/>
-      </w:pPr>
-      <w:r>
-        <w:rPr>
-          <w:b/>
-          <w:color w:val="16A34A"/>
-          <w:sz w:val="22"/>
-        </w:rPr>
-        <w:t xml:space="preserve">✅  Можем  </w:t>
-      </w:r>
-      <w:r>
-        <w:rPr>
-          <w:color w:val="1A1A2E"/>
-          <w:sz w:val="22"/>
-        </w:rPr>
-        <w:t>Модуль уведомлений Insight (Insight Pro) полностью закрывает потребность в оповещении пользователей о событиях в системе.</w:t>
-      </w:r>
-    </w:p>
-    <w:p>
-      <w:pPr>
-        <w:spacing w:after="40" w:before="0"/>
-        <w:jc w:val="left"/>
-      </w:pPr>
-      <w:r>
-        <w:rPr>
-          <w:b/>
-          <w:i w:val="0"/>
-          <w:color w:val="16A34A"/>
-          <w:sz w:val="20"/>
-        </w:rPr>
-        <w:t>Что умеем:</w:t>
-      </w:r>
-    </w:p>
-    <w:p>
-      <w:pPr>
-        <w:pStyle w:val="ListBullet"/>
-        <w:spacing w:after="20"/>
-        <w:ind w:left="288"/>
-      </w:pPr>
-      <w:r>
-        <w:rPr>
-          <w:sz w:val="20"/>
-        </w:rPr>
-        <w:t>• Уведомления по событиям: смена статуса КЭ, создание заявки, достижение порога утилизации</w:t>
-      </w:r>
-    </w:p>
-    <w:p>
-      <w:pPr>
-        <w:pStyle w:val="ListBullet"/>
-        <w:spacing w:after="20"/>
-        <w:ind w:left="288"/>
-      </w:pPr>
-      <w:r>
-        <w:rPr>
-          <w:sz w:val="20"/>
-        </w:rPr>
-        <w:t>• Каналы: email, push-уведомление, сообщение в цифровой ассистент/мессенджер</w:t>
-      </w:r>
-    </w:p>
-    <w:p>
-      <w:pPr>
-        <w:pStyle w:val="ListBullet"/>
-        <w:spacing w:after="20"/>
-        <w:ind w:left="288"/>
-      </w:pPr>
-      <w:r>
-        <w:rPr>
-          <w:sz w:val="20"/>
-        </w:rPr>
-        <w:t>• Шаблоны с динамическими полями (подстановка данных объекта)</w:t>
-      </w:r>
-    </w:p>
-    <w:p>
-      <w:pPr>
-        <w:pStyle w:val="ListBullet"/>
-        <w:spacing w:after="20"/>
-        <w:ind w:left="288"/>
-      </w:pPr>
-      <w:r>
-        <w:rPr>
-          <w:sz w:val="20"/>
-        </w:rPr>
-        <w:t>• Персональные настройки подписок — пользователь сам выбирает, что получать</w:t>
-      </w:r>
-    </w:p>
-    <w:p>
-      <w:pPr>
-        <w:pStyle w:val="ListBullet"/>
-        <w:spacing w:after="20"/>
-        <w:ind w:left="288"/>
-      </w:pPr>
-      <w:r>
-        <w:rPr>
-          <w:sz w:val="20"/>
-        </w:rPr>
-        <w:t>• Журнал отправки со статусами доставки</w:t>
-      </w:r>
-    </w:p>
-    <w:p>
-      <w:pPr>
-        <w:pStyle w:val="ListBullet"/>
-        <w:spacing w:after="20"/>
-        <w:ind w:left="288"/>
-      </w:pPr>
-      <w:r>
-        <w:rPr>
-          <w:sz w:val="20"/>
-        </w:rPr>
-        <w:t>• Real-time индикатор непрочитанных уведомлений в интерфейсе</w:t>
-      </w:r>
-    </w:p>
-    <w:p>
-      <w:pPr>
-        <w:spacing w:before="60" w:after="120"/>
-      </w:pPr>
-      <w:r>
-        <w:rPr>
-          <w:i/>
-          <w:color w:val="6B7280"/>
-          <w:sz w:val="20"/>
-        </w:rPr>
-        <w:t>ℹ  Требуется лицензия Insight Pro. Базовый Insight Standard не включает этот модуль.</w:t>
-      </w:r>
-    </w:p>
-    <w:p>
-      <w:pPr>
-        <w:spacing w:before="200" w:after="80"/>
-      </w:pPr>
-      <w:r>
-        <w:rPr>
-          <w:b/>
-          <w:color w:val="4F6AFF"/>
-          <w:sz w:val="26"/>
-        </w:rPr>
-        <w:t>6. Ролевой доступ к контенту дашбордов</w:t>
-      </w:r>
-    </w:p>
-    <w:p>
-      <w:pPr>
-        <w:spacing w:after="80"/>
-      </w:pPr>
-      <w:r>
-        <w:rPr>
-          <w:b/>
-          <w:color w:val="16A34A"/>
-          <w:sz w:val="22"/>
-        </w:rPr>
-        <w:t xml:space="preserve">✅  Можем  </w:t>
-      </w:r>
-      <w:r>
-        <w:rPr>
-          <w:color w:val="1A1A2E"/>
-          <w:sz w:val="22"/>
-        </w:rPr>
-        <w:t>Разные роли пользователей ФГИС У (Поставщик, Потребитель, Регулятор, Аналитик) видят разный контент — это нативно поддерживается в Insight.</w:t>
-      </w:r>
-    </w:p>
-    <w:p>
-      <w:pPr>
-        <w:spacing w:after="40" w:before="0"/>
-        <w:jc w:val="left"/>
-      </w:pPr>
-      <w:r>
-        <w:rPr>
-          <w:b/>
-          <w:i w:val="0"/>
-          <w:color w:val="16A34A"/>
-          <w:sz w:val="20"/>
-        </w:rPr>
-        <w:t>Что умеем:</w:t>
-      </w:r>
-    </w:p>
-    <w:p>
-      <w:pPr>
-        <w:pStyle w:val="ListBullet"/>
-        <w:spacing w:after="20"/>
-        <w:ind w:left="288"/>
-      </w:pPr>
-      <w:r>
-        <w:rPr>
-          <w:sz w:val="20"/>
-        </w:rPr>
-        <w:t>• Индивидуальная настройка дашборда под группу ролей</w:t>
-      </w:r>
-    </w:p>
-    <w:p>
-      <w:pPr>
-        <w:pStyle w:val="ListBullet"/>
-        <w:spacing w:after="20"/>
-        <w:ind w:left="288"/>
-      </w:pPr>
-      <w:r>
-        <w:rPr>
-          <w:sz w:val="20"/>
-        </w:rPr>
-        <w:t>• Скрытие/показ блоков, разделов и кнопок в зависимости от роли пользователя</w:t>
-      </w:r>
-    </w:p>
-    <w:p>
-      <w:pPr>
-        <w:pStyle w:val="ListBullet"/>
-        <w:spacing w:after="20"/>
-        <w:ind w:left="288"/>
-      </w:pPr>
-      <w:r>
-        <w:rPr>
-          <w:sz w:val="20"/>
-        </w:rPr>
-        <w:t>• Разграничение доступа к приложениям и страницам</w:t>
-      </w:r>
-    </w:p>
-    <w:p>
-      <w:pPr>
-        <w:pStyle w:val="ListBullet"/>
-        <w:spacing w:after="20"/>
-        <w:ind w:left="288"/>
-      </w:pPr>
-      <w:r>
-        <w:rPr>
-          <w:sz w:val="20"/>
-        </w:rPr>
-        <w:t>• Интеграция с ролевой моделью через Keycloak (уже используется в ФГИС У)</w:t>
-      </w:r>
-    </w:p>
-    <w:p>
-      <w:pPr>
-        <w:spacing w:after="40" w:before="0"/>
-        <w:jc w:val="left"/>
-      </w:pPr>
-      <w:r>
-        <w:rPr>
-          <w:b/>
-          <w:i w:val="0"/>
-          <w:color w:val="DC2626"/>
-          <w:sz w:val="20"/>
-        </w:rPr>
-        <w:t>Чего не хватает:</w:t>
-      </w:r>
-    </w:p>
-    <w:p>
-      <w:pPr>
-        <w:spacing w:after="20"/>
-        <w:ind w:left="288"/>
-      </w:pPr>
-      <w:r>
-        <w:rPr>
-          <w:color w:val="6B7280"/>
-          <w:sz w:val="20"/>
-        </w:rPr>
-        <w:t>• Управление самими бизнес-ролями ФГИС У (создание, редактирование прав) — это задача Keycloak и бэкенда, а не Insight</w:t>
-      </w:r>
-    </w:p>
-    <w:p>
-      <w:pPr>
-        <w:spacing w:before="200" w:after="80"/>
-      </w:pPr>
-      <w:r>
-        <w:rPr>
-          <w:b/>
-          <w:color w:val="4F6AFF"/>
-          <w:sz w:val="26"/>
-        </w:rPr>
-        <w:t>7. Формы ввода данных (заявки, заказы, контракты)</w:t>
-      </w:r>
-    </w:p>
-    <w:p>
-      <w:pPr>
-        <w:spacing w:after="80"/>
-      </w:pPr>
-      <w:r>
-        <w:rPr>
-          <w:b/>
-          <w:color w:val="D97706"/>
-          <w:sz w:val="22"/>
-        </w:rPr>
-        <w:t xml:space="preserve">⚠️  Частично  </w:t>
-      </w:r>
-      <w:r>
-        <w:rPr>
-          <w:color w:val="1A1A2E"/>
-          <w:sz w:val="22"/>
-        </w:rPr>
-        <w:t>Insight Pro включает модуль форм ввода, который позволяет создавать экранные формы с валидацией и бизнес-логикой. Простые формы — можем. Сложные multi-step workflow согласования — частично.</w:t>
-      </w:r>
-    </w:p>
-    <w:p>
-      <w:pPr>
-        <w:spacing w:after="40" w:before="0"/>
-        <w:jc w:val="left"/>
-      </w:pPr>
-      <w:r>
-        <w:rPr>
-          <w:b/>
-          <w:i w:val="0"/>
-          <w:color w:val="16A34A"/>
-          <w:sz w:val="20"/>
-        </w:rPr>
-        <w:t>Что умеем:</w:t>
-      </w:r>
-    </w:p>
-    <w:p>
-      <w:pPr>
-        <w:pStyle w:val="ListBullet"/>
-        <w:spacing w:after="20"/>
-        <w:ind w:left="288"/>
-      </w:pPr>
-      <w:r>
-        <w:rPr>
-          <w:sz w:val="20"/>
-        </w:rPr>
-        <w:t>• Простые формы создания/редактирования записей (заявка, заказ, КЭ)</w:t>
-      </w:r>
-    </w:p>
-    <w:p>
-      <w:pPr>
-        <w:pStyle w:val="ListBullet"/>
-        <w:spacing w:after="20"/>
-        <w:ind w:left="288"/>
-      </w:pPr>
-      <w:r>
-        <w:rPr>
-          <w:sz w:val="20"/>
-        </w:rPr>
-        <w:t>• Валидация полей, обязательные поля, справочники с поиском</w:t>
-      </w:r>
-    </w:p>
-    <w:p>
-      <w:pPr>
-        <w:pStyle w:val="ListBullet"/>
-        <w:spacing w:after="20"/>
-        <w:ind w:left="288"/>
-      </w:pPr>
-      <w:r>
-        <w:rPr>
-          <w:sz w:val="20"/>
-        </w:rPr>
-        <w:t>• Кнопки действий с post-действиями (отправить событие, перейти на страницу)</w:t>
-      </w:r>
-    </w:p>
-    <w:p>
-      <w:pPr>
-        <w:pStyle w:val="ListBullet"/>
-        <w:spacing w:after="20"/>
-        <w:ind w:left="288"/>
-      </w:pPr>
-      <w:r>
-        <w:rPr>
-          <w:sz w:val="20"/>
-        </w:rPr>
-        <w:t>• Вложенные таблицы для добавления нескольких услуг/параметров в форме</w:t>
-      </w:r>
-    </w:p>
-    <w:p>
-      <w:pPr>
-        <w:pStyle w:val="ListBullet"/>
-        <w:spacing w:after="20"/>
-        <w:ind w:left="288"/>
-      </w:pPr>
-      <w:r>
-        <w:rPr>
-          <w:sz w:val="20"/>
-        </w:rPr>
-        <w:t>• Интеграция с модулем BPM для запуска процесса согласования</w:t>
-      </w:r>
-    </w:p>
-    <w:p>
-      <w:pPr>
-        <w:spacing w:after="40" w:before="0"/>
-        <w:jc w:val="left"/>
-      </w:pPr>
-      <w:r>
-        <w:rPr>
-          <w:b/>
-          <w:i w:val="0"/>
-          <w:color w:val="DC2626"/>
-          <w:sz w:val="20"/>
-        </w:rPr>
-        <w:t>Чего не хватает:</w:t>
-      </w:r>
-    </w:p>
-    <w:p>
-      <w:pPr>
-        <w:spacing w:after="20"/>
-        <w:ind w:left="288"/>
-      </w:pPr>
-      <w:r>
-        <w:rPr>
-          <w:color w:val="6B7280"/>
-          <w:sz w:val="20"/>
-        </w:rPr>
-        <w:t>• Полноценная система управления заявками с историей, перепиской, SLA-таймером — это ITSM-функционал, выходящий за рамки Insight</w:t>
-      </w:r>
-    </w:p>
-    <w:p>
-      <w:pPr>
-        <w:spacing w:after="20"/>
-        <w:ind w:left="288"/>
-      </w:pPr>
-      <w:r>
-        <w:rPr>
-          <w:color w:val="6B7280"/>
-          <w:sz w:val="20"/>
-        </w:rPr>
-        <w:t>• Печатные формы в формате DOCX/ODF для государственного документооборота — нужна отдельная интеграция</w:t>
-      </w:r>
-    </w:p>
-    <w:p>
-      <w:pPr>
-        <w:spacing w:before="60" w:after="120"/>
-      </w:pPr>
-      <w:r>
-        <w:rPr>
-          <w:i/>
-          <w:color w:val="6B7280"/>
-          <w:sz w:val="20"/>
-        </w:rPr>
-        <w:t>ℹ  Требуется лицензия Insight Pro. Рекомендуется оценить, какие конкретные формы ФГИС У можно перенести на Insight, а какие лучше оставить в основном приложении.</w:t>
-      </w:r>
-    </w:p>
-    <w:p>
-      <w:pPr>
-        <w:spacing w:before="200" w:after="80"/>
-      </w:pPr>
-      <w:r>
-        <w:rPr>
-          <w:b/>
-          <w:color w:val="4F6AFF"/>
-          <w:sz w:val="26"/>
-        </w:rPr>
-        <w:t>8. Управление конфигурационными единицами (КЭ)</w:t>
-      </w:r>
-    </w:p>
-    <w:p>
-      <w:pPr>
-        <w:spacing w:after="80"/>
-      </w:pPr>
-      <w:r>
-        <w:rPr>
-          <w:b/>
-          <w:color w:val="DC2626"/>
-          <w:sz w:val="22"/>
-        </w:rPr>
-        <w:t xml:space="preserve">❌  Не можем  </w:t>
-      </w:r>
-      <w:r>
-        <w:rPr>
-          <w:color w:val="1A1A2E"/>
-          <w:sz w:val="22"/>
-        </w:rPr>
-        <w:t>Insight — BI-инструмент, не CMDB. Управление КЭ (создание, редактирование, ассоциации, восстановление) — это бизнес-логика системы ФГИС У, которая должна оставаться в её основном приложении.</w:t>
-      </w:r>
-    </w:p>
-    <w:p>
-      <w:pPr>
-        <w:spacing w:after="40" w:before="0"/>
-        <w:jc w:val="left"/>
-      </w:pPr>
-      <w:r>
-        <w:rPr>
-          <w:b/>
-          <w:i w:val="0"/>
-          <w:color w:val="16A34A"/>
-          <w:sz w:val="20"/>
-        </w:rPr>
-        <w:t>Что умеем:</w:t>
-      </w:r>
-    </w:p>
-    <w:p>
-      <w:pPr>
-        <w:pStyle w:val="ListBullet"/>
-        <w:spacing w:after="20"/>
-        <w:ind w:left="288"/>
-      </w:pPr>
-      <w:r>
-        <w:rPr>
-          <w:sz w:val="20"/>
-        </w:rPr>
-        <w:t>• Визуализация данных о КЭ: карточки, таблицы, графики утилизации</w:t>
-      </w:r>
-    </w:p>
-    <w:p>
-      <w:pPr>
-        <w:pStyle w:val="ListBullet"/>
-        <w:spacing w:after="20"/>
-        <w:ind w:left="288"/>
-      </w:pPr>
-      <w:r>
-        <w:rPr>
-          <w:sz w:val="20"/>
-        </w:rPr>
-        <w:t>• Отчёты в разрезе КЭ, с drill-down до уровня отдельной конфигурационной единицы</w:t>
-      </w:r>
-    </w:p>
-    <w:p>
-      <w:pPr>
-        <w:pStyle w:val="ListBullet"/>
-        <w:spacing w:after="20"/>
-        <w:ind w:left="288"/>
-      </w:pPr>
-      <w:r>
-        <w:rPr>
-          <w:sz w:val="20"/>
-        </w:rPr>
-        <w:t>• Тепловые карты нагрузки по КЭ</w:t>
-      </w:r>
-    </w:p>
-    <w:p>
-      <w:pPr>
-        <w:spacing w:after="40" w:before="0"/>
-        <w:jc w:val="left"/>
-      </w:pPr>
-      <w:r>
-        <w:rPr>
-          <w:b/>
-          <w:i w:val="0"/>
-          <w:color w:val="DC2626"/>
-          <w:sz w:val="20"/>
-        </w:rPr>
-        <w:t>Чего не хватает:</w:t>
-      </w:r>
-    </w:p>
-    <w:p>
-      <w:pPr>
-        <w:spacing w:after="20"/>
-        <w:ind w:left="288"/>
-      </w:pPr>
-      <w:r>
-        <w:rPr>
-          <w:color w:val="6B7280"/>
-          <w:sz w:val="20"/>
-        </w:rPr>
-        <w:t>• CRUD-операции с КЭ (создание, редактирование, удаление, восстановление)</w:t>
-      </w:r>
-    </w:p>
-    <w:p>
-      <w:pPr>
-        <w:spacing w:after="20"/>
-        <w:ind w:left="288"/>
-      </w:pPr>
-      <w:r>
-        <w:rPr>
-          <w:color w:val="6B7280"/>
-          <w:sz w:val="20"/>
-        </w:rPr>
-        <w:t>• Управление ассоциациями КЭ и их перемещение между поставщиками</w:t>
-      </w:r>
-    </w:p>
-    <w:p>
-      <w:pPr>
-        <w:spacing w:after="20"/>
-        <w:ind w:left="288"/>
-      </w:pPr>
-      <w:r>
-        <w:rPr>
-          <w:color w:val="6B7280"/>
-          <w:sz w:val="20"/>
-        </w:rPr>
-        <w:t>• Смена типа КЭ и бизнес-правила валидации атрибутов типов</w:t>
-      </w:r>
-    </w:p>
-    <w:p>
-      <w:pPr>
-        <w:spacing w:after="20"/>
-        <w:ind w:left="288"/>
-      </w:pPr>
-      <w:r>
-        <w:rPr>
-          <w:color w:val="6B7280"/>
-          <w:sz w:val="20"/>
-        </w:rPr>
-        <w:t>• Постановка КЭ на мониторинг и управление агентами</w:t>
-      </w:r>
-    </w:p>
-    <w:p>
-      <w:pPr>
-        <w:spacing w:before="60" w:after="120"/>
-      </w:pPr>
-      <w:r>
-        <w:rPr>
-          <w:i/>
-          <w:color w:val="6B7280"/>
-          <w:sz w:val="20"/>
-        </w:rPr>
-        <w:t>ℹ  Раздел «Управление КЭ» (гл. 4 руководства) — это полноценная CMDB-функция, реализованная в основном приложении ФГИС У.</w:t>
-      </w:r>
-    </w:p>
-    <w:p>
-      <w:pPr>
-        <w:spacing w:before="200" w:after="80"/>
-      </w:pPr>
-      <w:r>
-        <w:rPr>
-          <w:b/>
-          <w:color w:val="4F6AFF"/>
-          <w:sz w:val="26"/>
-        </w:rPr>
-        <w:t>9. Техническая поддержка (инциденты, запросы, регламентные работы)</w:t>
-      </w:r>
-    </w:p>
-    <w:p>
-      <w:pPr>
-        <w:spacing w:after="80"/>
-      </w:pPr>
-      <w:r>
-        <w:rPr>
-          <w:b/>
-          <w:color w:val="DC2626"/>
-          <w:sz w:val="22"/>
-        </w:rPr>
-        <w:t xml:space="preserve">❌  Не можем  </w:t>
-      </w:r>
-      <w:r>
-        <w:rPr>
-          <w:color w:val="1A1A2E"/>
-          <w:sz w:val="22"/>
-        </w:rPr>
-        <w:t>Раздел «Тех.поддержка» ФГИС У — это полноценная ITSM-система с lifecycle обращений, SLA-таймерами и согласованием работ. Insight для этого не предназначен.</w:t>
-      </w:r>
-    </w:p>
-    <w:p>
-      <w:pPr>
-        <w:spacing w:after="40" w:before="0"/>
-        <w:jc w:val="left"/>
-      </w:pPr>
-      <w:r>
-        <w:rPr>
-          <w:b/>
-          <w:i w:val="0"/>
-          <w:color w:val="16A34A"/>
-          <w:sz w:val="20"/>
-        </w:rPr>
-        <w:t>Что умеем:</w:t>
-      </w:r>
-    </w:p>
-    <w:p>
-      <w:pPr>
-        <w:pStyle w:val="ListBullet"/>
-        <w:spacing w:after="20"/>
-        <w:ind w:left="288"/>
-      </w:pPr>
-      <w:r>
-        <w:rPr>
-          <w:sz w:val="20"/>
-        </w:rPr>
-        <w:t>• Аналитические дашборды по тех.поддержке: кол-во обращений, время закрытия, SLA</w:t>
-      </w:r>
-    </w:p>
-    <w:p>
-      <w:pPr>
-        <w:pStyle w:val="ListBullet"/>
-        <w:spacing w:after="20"/>
-        <w:ind w:left="288"/>
-      </w:pPr>
-      <w:r>
-        <w:rPr>
-          <w:sz w:val="20"/>
-        </w:rPr>
-        <w:t>• Отчёты по инцидентам и регламентным работам за период</w:t>
-      </w:r>
-    </w:p>
-    <w:p>
-      <w:pPr>
-        <w:spacing w:after="40" w:before="0"/>
-        <w:jc w:val="left"/>
-      </w:pPr>
-      <w:r>
-        <w:rPr>
-          <w:b/>
-          <w:i w:val="0"/>
-          <w:color w:val="DC2626"/>
-          <w:sz w:val="20"/>
-        </w:rPr>
-        <w:t>Чего не хватает:</w:t>
-      </w:r>
-    </w:p>
-    <w:p>
-      <w:pPr>
-        <w:spacing w:after="20"/>
-        <w:ind w:left="288"/>
-      </w:pPr>
-      <w:r>
-        <w:rPr>
-          <w:color w:val="6B7280"/>
-          <w:sz w:val="20"/>
-        </w:rPr>
-        <w:t>• Создание и обработка обращений (запросов, инцидентов) с переходами статусов</w:t>
-      </w:r>
-    </w:p>
-    <w:p>
-      <w:pPr>
-        <w:spacing w:after="20"/>
-        <w:ind w:left="288"/>
-      </w:pPr>
-      <w:r>
-        <w:rPr>
-          <w:color w:val="6B7280"/>
-          <w:sz w:val="20"/>
-        </w:rPr>
-        <w:t>• Переписка с потребителями внутри обращения</w:t>
-      </w:r>
-    </w:p>
-    <w:p>
-      <w:pPr>
-        <w:spacing w:after="20"/>
-        <w:ind w:left="288"/>
-      </w:pPr>
-      <w:r>
-        <w:rPr>
-          <w:color w:val="6B7280"/>
-          <w:sz w:val="20"/>
-        </w:rPr>
-        <w:t>• Планирование и согласование регламентных работ (с Потребителем и Заказчиком)</w:t>
-      </w:r>
-    </w:p>
-    <w:p>
-      <w:pPr>
-        <w:spacing w:after="20"/>
-        <w:ind w:left="288"/>
-      </w:pPr>
-      <w:r>
-        <w:rPr>
-          <w:color w:val="6B7280"/>
-          <w:sz w:val="20"/>
-        </w:rPr>
-        <w:t>• SLA-контроль: таймеры, эскалации, нарушения сроков</w:t>
-      </w:r>
-    </w:p>
-    <w:p>
-      <w:pPr>
-        <w:spacing w:before="60" w:after="120"/>
-      </w:pPr>
-      <w:r>
-        <w:rPr>
-          <w:i/>
-          <w:color w:val="6B7280"/>
-          <w:sz w:val="20"/>
-        </w:rPr>
-        <w:t>ℹ  Эти функции реализованы в специализированных ITSM-системах, которые уже интегрированы в ФГИС У.</w:t>
-      </w:r>
-    </w:p>
-    <w:p>
-      <w:pPr>
-        <w:spacing w:before="200" w:after="80"/>
-      </w:pPr>
-      <w:r>
-        <w:rPr>
-          <w:b/>
-          <w:color w:val="4F6AFF"/>
-          <w:sz w:val="26"/>
-        </w:rPr>
-        <w:t>10. Управление контрактами, заказами и SLA</w:t>
-      </w:r>
-    </w:p>
-    <w:p>
-      <w:pPr>
-        <w:spacing w:after="80"/>
-      </w:pPr>
-      <w:r>
-        <w:rPr>
-          <w:b/>
-          <w:color w:val="DC2626"/>
-          <w:sz w:val="22"/>
-        </w:rPr>
-        <w:t xml:space="preserve">❌  Не можем  </w:t>
-      </w:r>
-      <w:r>
-        <w:rPr>
-          <w:color w:val="1A1A2E"/>
-          <w:sz w:val="22"/>
-        </w:rPr>
-        <w:t>Контракты, заказы, SLA — это структурированные бизнес-документы с многоэтапными жизненными циклами. Insight может визуализировать данные по ним, но не вести сами объекты.</w:t>
-      </w:r>
-    </w:p>
-    <w:p>
-      <w:pPr>
-        <w:spacing w:after="40" w:before="0"/>
-        <w:jc w:val="left"/>
-      </w:pPr>
-      <w:r>
-        <w:rPr>
-          <w:b/>
-          <w:i w:val="0"/>
-          <w:color w:val="16A34A"/>
-          <w:sz w:val="20"/>
-        </w:rPr>
-        <w:t>Что умеем:</w:t>
-      </w:r>
-    </w:p>
-    <w:p>
-      <w:pPr>
-        <w:pStyle w:val="ListBullet"/>
-        <w:spacing w:after="20"/>
-        <w:ind w:left="288"/>
-      </w:pPr>
-      <w:r>
-        <w:rPr>
-          <w:sz w:val="20"/>
-        </w:rPr>
-        <w:t>• Дашборды по контрактам: суммы, статусы, расходы по периодам</w:t>
-      </w:r>
-    </w:p>
-    <w:p>
-      <w:pPr>
-        <w:pStyle w:val="ListBullet"/>
-        <w:spacing w:after="20"/>
-        <w:ind w:left="288"/>
-      </w:pPr>
-      <w:r>
-        <w:rPr>
-          <w:sz w:val="20"/>
-        </w:rPr>
-        <w:t>• Отчёты по заказам: сводный объём услуг, распределение по КЭ</w:t>
-      </w:r>
-    </w:p>
-    <w:p>
-      <w:pPr>
-        <w:pStyle w:val="ListBullet"/>
-        <w:spacing w:after="20"/>
-        <w:ind w:left="288"/>
-      </w:pPr>
-      <w:r>
-        <w:rPr>
-          <w:sz w:val="20"/>
-        </w:rPr>
-        <w:t>• Визуализация лимитов и контроля переподписки</w:t>
-      </w:r>
-    </w:p>
-    <w:p>
-      <w:pPr>
-        <w:spacing w:after="40" w:before="0"/>
-        <w:jc w:val="left"/>
-      </w:pPr>
-      <w:r>
-        <w:rPr>
-          <w:b/>
-          <w:i w:val="0"/>
-          <w:color w:val="DC2626"/>
-          <w:sz w:val="20"/>
-        </w:rPr>
-        <w:t>Чего не хватает:</w:t>
-      </w:r>
-    </w:p>
-    <w:p>
-      <w:pPr>
-        <w:spacing w:after="20"/>
-        <w:ind w:left="288"/>
-      </w:pPr>
-      <w:r>
-        <w:rPr>
-          <w:color w:val="6B7280"/>
-          <w:sz w:val="20"/>
-        </w:rPr>
-        <w:t>• Ведение контракта: вкладки с услугами, лимитами, этапами, SLA</w:t>
-      </w:r>
-    </w:p>
-    <w:p>
-      <w:pPr>
-        <w:spacing w:after="20"/>
-        <w:ind w:left="288"/>
-      </w:pPr>
-      <w:r>
-        <w:rPr>
-          <w:color w:val="6B7280"/>
-          <w:sz w:val="20"/>
-        </w:rPr>
-        <w:t>• Workflow согласования заказов и проектов заказов</w:t>
-      </w:r>
-    </w:p>
-    <w:p>
-      <w:pPr>
-        <w:spacing w:after="20"/>
-        <w:ind w:left="288"/>
-      </w:pPr>
-      <w:r>
-        <w:rPr>
-          <w:color w:val="6B7280"/>
-          <w:sz w:val="20"/>
-        </w:rPr>
-        <w:t>• Управление SLA: ввод соглашений, контроль выполнения обязательств</w:t>
-      </w:r>
-    </w:p>
-    <w:p>
-      <w:pPr>
-        <w:spacing w:after="20"/>
-        <w:ind w:left="288"/>
-      </w:pPr>
-      <w:r>
-        <w:rPr>
-          <w:color w:val="6B7280"/>
-          <w:sz w:val="20"/>
-        </w:rPr>
-        <w:t>• Журналирование изменений по контракту</w:t>
-      </w:r>
-    </w:p>
-    <w:p>
-      <w:pPr>
-        <w:spacing w:before="200" w:after="80"/>
-      </w:pPr>
-      <w:r>
-        <w:rPr>
-          <w:b/>
-          <w:color w:val="4F6AFF"/>
-          <w:sz w:val="26"/>
-        </w:rPr>
-        <w:t>11. Каталог (поставщики, потребители, услуги, типы КЭ)</w:t>
-      </w:r>
-    </w:p>
-    <w:p>
-      <w:pPr>
-        <w:spacing w:after="80"/>
-      </w:pPr>
-      <w:r>
-        <w:rPr>
-          <w:b/>
-          <w:color w:val="DC2626"/>
-          <w:sz w:val="22"/>
-        </w:rPr>
-        <w:t xml:space="preserve">❌  Не можем  </w:t>
-      </w:r>
-      <w:r>
-        <w:rPr>
-          <w:color w:val="1A1A2E"/>
-          <w:sz w:val="22"/>
-        </w:rPr>
-        <w:t>Каталог ФГИС У — это нормативно-справочная система с полным набором CRUD-операций. Insight — BI-инструмент; справочники можно только отображать, не вести.</w:t>
-      </w:r>
-    </w:p>
-    <w:p>
-      <w:pPr>
-        <w:spacing w:after="40" w:before="0"/>
-        <w:jc w:val="left"/>
-      </w:pPr>
-      <w:r>
-        <w:rPr>
-          <w:b/>
-          <w:i w:val="0"/>
-          <w:color w:val="16A34A"/>
-          <w:sz w:val="20"/>
-        </w:rPr>
-        <w:t>Что умеем:</w:t>
-      </w:r>
-    </w:p>
-    <w:p>
-      <w:pPr>
-        <w:pStyle w:val="ListBullet"/>
-        <w:spacing w:after="20"/>
-        <w:ind w:left="288"/>
-      </w:pPr>
-      <w:r>
-        <w:rPr>
-          <w:sz w:val="20"/>
-        </w:rPr>
-        <w:t>• Отображение каталогов в виде таблиц с поиском и фильтрацией</w:t>
-      </w:r>
-    </w:p>
-    <w:p>
-      <w:pPr>
-        <w:pStyle w:val="ListBullet"/>
-        <w:spacing w:after="20"/>
-        <w:ind w:left="288"/>
-      </w:pPr>
-      <w:r>
-        <w:rPr>
-          <w:sz w:val="20"/>
-        </w:rPr>
-        <w:t>• Статистика по поставщикам/потребителям: кол-во услуг, КЭ, потребление</w:t>
-      </w:r>
-    </w:p>
-    <w:p>
-      <w:pPr>
-        <w:spacing w:after="40" w:before="0"/>
-        <w:jc w:val="left"/>
-      </w:pPr>
-      <w:r>
-        <w:rPr>
-          <w:b/>
-          <w:i w:val="0"/>
-          <w:color w:val="DC2626"/>
-          <w:sz w:val="20"/>
-        </w:rPr>
-        <w:t>Чего не хватает:</w:t>
-      </w:r>
-    </w:p>
-    <w:p>
-      <w:pPr>
-        <w:spacing w:after="20"/>
-        <w:ind w:left="288"/>
-      </w:pPr>
-      <w:r>
-        <w:rPr>
-          <w:color w:val="6B7280"/>
-          <w:sz w:val="20"/>
-        </w:rPr>
-        <w:t>• Добавление, редактирование и удаление поставщиков, потребителей, услуг</w:t>
-      </w:r>
-    </w:p>
-    <w:p>
-      <w:pPr>
-        <w:spacing w:after="20"/>
-        <w:ind w:left="288"/>
-      </w:pPr>
-      <w:r>
-        <w:rPr>
-          <w:color w:val="6B7280"/>
-          <w:sz w:val="20"/>
-        </w:rPr>
-        <w:t>• Управление типами КЭ и их атрибутами</w:t>
-      </w:r>
-    </w:p>
-    <w:p>
-      <w:pPr>
-        <w:spacing w:after="20"/>
-        <w:ind w:left="288"/>
-      </w:pPr>
-      <w:r>
-        <w:rPr>
-          <w:color w:val="6B7280"/>
-          <w:sz w:val="20"/>
-        </w:rPr>
-        <w:t>• Реестр проектов и управление ими</w:t>
-      </w:r>
-    </w:p>
-    <w:p>
-      <w:pPr>
-        <w:spacing w:before="60" w:after="120"/>
-      </w:pPr>
-      <w:r>
-        <w:rPr>
-          <w:i/>
-          <w:color w:val="6B7280"/>
-          <w:sz w:val="20"/>
-        </w:rPr>
-        <w:t>ℹ  Каталог — это master data management; он должен оставаться в основном приложении ФГИС У с полным набором форм и валидаций.</w:t>
-      </w:r>
-    </w:p>
-    <w:p>
-      <w:pPr>
-        <w:spacing w:before="200" w:after="80"/>
-      </w:pPr>
-      <w:r>
-        <w:rPr>
-          <w:b/>
-          <w:color w:val="4F6AFF"/>
-          <w:sz w:val="26"/>
-        </w:rPr>
-        <w:t>12. Публичный портал (новости, документы, мероприятия, услуги)</w:t>
-      </w:r>
-    </w:p>
-    <w:p>
-      <w:pPr>
-        <w:spacing w:after="80"/>
-      </w:pPr>
-      <w:r>
-        <w:rPr>
-          <w:b/>
-          <w:color w:val="D97706"/>
-          <w:sz w:val="22"/>
-        </w:rPr>
-        <w:t xml:space="preserve">⚠️  Частично  </w:t>
-      </w:r>
-      <w:r>
-        <w:rPr>
-          <w:color w:val="1A1A2E"/>
-          <w:sz w:val="22"/>
-        </w:rPr>
-        <w:t>Публичные страницы портала ФГИС У — информационный сайт о ГЕОП. Insight может создавать информационные страницы, но не заменяет полноценную CMS.</w:t>
-      </w:r>
-    </w:p>
-    <w:p>
-      <w:pPr>
-        <w:spacing w:after="40" w:before="0"/>
-        <w:jc w:val="left"/>
-      </w:pPr>
-      <w:r>
-        <w:rPr>
-          <w:b/>
-          <w:i w:val="0"/>
-          <w:color w:val="16A34A"/>
-          <w:sz w:val="20"/>
-        </w:rPr>
-        <w:t>Что умеем:</w:t>
-      </w:r>
-    </w:p>
-    <w:p>
-      <w:pPr>
-        <w:pStyle w:val="ListBullet"/>
-        <w:spacing w:after="20"/>
-        <w:ind w:left="288"/>
-      </w:pPr>
-      <w:r>
-        <w:rPr>
-          <w:sz w:val="20"/>
-        </w:rPr>
-        <w:t>• Статические и динамические информационные страницы (О ГЕОП, ключевые показатели)</w:t>
-      </w:r>
-    </w:p>
-    <w:p>
-      <w:pPr>
-        <w:pStyle w:val="ListBullet"/>
-        <w:spacing w:after="20"/>
-        <w:ind w:left="288"/>
-      </w:pPr>
-      <w:r>
-        <w:rPr>
-          <w:sz w:val="20"/>
-        </w:rPr>
-        <w:t>• Виджеты с новостной лентой при наличии данных в источнике</w:t>
-      </w:r>
-    </w:p>
-    <w:p>
-      <w:pPr>
-        <w:pStyle w:val="ListBullet"/>
-        <w:spacing w:after="20"/>
-        <w:ind w:left="288"/>
-      </w:pPr>
-      <w:r>
-        <w:rPr>
-          <w:sz w:val="20"/>
-        </w:rPr>
-        <w:t>• Карта портала — навигационная страница с ссылками</w:t>
-      </w:r>
-    </w:p>
-    <w:p>
-      <w:pPr>
-        <w:pStyle w:val="ListBullet"/>
-        <w:spacing w:after="20"/>
-        <w:ind w:left="288"/>
-      </w:pPr>
-      <w:r>
-        <w:rPr>
-          <w:sz w:val="20"/>
-        </w:rPr>
-        <w:t>• Инфографика и KPI-показатели для публичного отображения</w:t>
-      </w:r>
-    </w:p>
-    <w:p>
-      <w:pPr>
-        <w:spacing w:after="40" w:before="0"/>
-        <w:jc w:val="left"/>
-      </w:pPr>
-      <w:r>
-        <w:rPr>
-          <w:b/>
-          <w:i w:val="0"/>
-          <w:color w:val="DC2626"/>
-          <w:sz w:val="20"/>
-        </w:rPr>
-        <w:t>Чего не хватает:</w:t>
-      </w:r>
-    </w:p>
-    <w:p>
-      <w:pPr>
-        <w:spacing w:after="20"/>
-        <w:ind w:left="288"/>
-      </w:pPr>
-      <w:r>
-        <w:rPr>
-          <w:color w:val="6B7280"/>
-          <w:sz w:val="20"/>
-        </w:rPr>
-        <w:t>• CMS-функционал: создание новостей, мероприятий, страниц прямо в интерфейсе без разработчика — в Insight это делается только через конструктор приложений</w:t>
-      </w:r>
-    </w:p>
-    <w:p>
-      <w:pPr>
-        <w:spacing w:after="20"/>
-        <w:ind w:left="288"/>
-      </w:pPr>
-      <w:r>
-        <w:rPr>
-          <w:color w:val="6B7280"/>
-          <w:sz w:val="20"/>
-        </w:rPr>
-        <w:t>• Загрузка и хранение документов (НПА, регламенты) с категоризацией</w:t>
-      </w:r>
-    </w:p>
-    <w:p>
-      <w:pPr>
-        <w:spacing w:after="20"/>
-        <w:ind w:left="288"/>
-      </w:pPr>
-      <w:r>
-        <w:rPr>
-          <w:color w:val="6B7280"/>
-          <w:sz w:val="20"/>
-        </w:rPr>
-        <w:t>• Форма обратной связи и раздел «Поддержка» с базой знаний FAQ</w:t>
-      </w:r>
-    </w:p>
-    <w:p>
-      <w:pPr>
-        <w:spacing w:before="60" w:after="120"/>
-      </w:pPr>
-      <w:r>
-        <w:rPr>
-          <w:i/>
-          <w:color w:val="6B7280"/>
-          <w:sz w:val="20"/>
-        </w:rPr>
-        <w:t>ℹ  Публичный портал ФГИС У выполнен на отдельном движке. Insight может дополнить его аналитическими виджетами, но не должен заменять CMS-часть.</w:t>
-      </w:r>
-    </w:p>
-    <w:p>
-      <w:pPr>
-        <w:spacing w:before="200" w:after="80"/>
-      </w:pPr>
-      <w:r>
-        <w:rPr>
-          <w:b/>
-          <w:color w:val="4F6AFF"/>
-          <w:sz w:val="26"/>
-        </w:rPr>
-        <w:t>13. Мобильный доступ</w:t>
-      </w:r>
-    </w:p>
-    <w:p>
-      <w:pPr>
-        <w:spacing w:after="80"/>
-      </w:pPr>
-      <w:r>
-        <w:rPr>
-          <w:b/>
-          <w:color w:val="DC2626"/>
-          <w:sz w:val="22"/>
-        </w:rPr>
-        <w:t xml:space="preserve">❌  Не можем  </w:t>
-      </w:r>
-      <w:r>
-        <w:rPr>
-          <w:color w:val="1A1A2E"/>
-          <w:sz w:val="22"/>
-        </w:rPr>
-        <w:t>У Insight нет нативного мобильного приложения. Web-интерфейс адаптивен, но функциональность в мобильном браузере ограничена.</w:t>
-      </w:r>
-    </w:p>
-    <w:p>
-      <w:pPr>
-        <w:spacing w:after="40" w:before="0"/>
-        <w:jc w:val="left"/>
-      </w:pPr>
-      <w:r>
-        <w:rPr>
-          <w:b/>
-          <w:i w:val="0"/>
-          <w:color w:val="16A34A"/>
-          <w:sz w:val="20"/>
-        </w:rPr>
-        <w:t>Что умеем:</w:t>
-      </w:r>
-    </w:p>
-    <w:p>
-      <w:pPr>
-        <w:pStyle w:val="ListBullet"/>
-        <w:spacing w:after="20"/>
-        <w:ind w:left="288"/>
-      </w:pPr>
-      <w:r>
-        <w:rPr>
-          <w:sz w:val="20"/>
-        </w:rPr>
-        <w:t>• Просмотр дашбордов в мобильном браузере — адаптивная вёрстка</w:t>
-      </w:r>
-    </w:p>
-    <w:p>
-      <w:pPr>
-        <w:pStyle w:val="ListBullet"/>
-        <w:spacing w:after="20"/>
-        <w:ind w:left="288"/>
-      </w:pPr>
-      <w:r>
-        <w:rPr>
-          <w:sz w:val="20"/>
-        </w:rPr>
-        <w:t>• Push-уведомления через модуль уведомлений Insight Pro</w:t>
-      </w:r>
-    </w:p>
-    <w:p>
-      <w:pPr>
-        <w:spacing w:after="40" w:before="0"/>
-        <w:jc w:val="left"/>
-      </w:pPr>
-      <w:r>
-        <w:rPr>
-          <w:b/>
-          <w:i w:val="0"/>
-          <w:color w:val="DC2626"/>
-          <w:sz w:val="20"/>
-        </w:rPr>
-        <w:t>Чего не хватает:</w:t>
-      </w:r>
-    </w:p>
-    <w:p>
-      <w:pPr>
-        <w:spacing w:after="20"/>
-        <w:ind w:left="288"/>
-      </w:pPr>
-      <w:r>
-        <w:rPr>
-          <w:color w:val="6B7280"/>
-          <w:sz w:val="20"/>
-        </w:rPr>
-        <w:t>• Нативное мобильное приложение (iOS / Android) для работы с заявками и КЭ</w:t>
-      </w:r>
-    </w:p>
-    <w:p>
-      <w:pPr>
-        <w:spacing w:after="20"/>
-        <w:ind w:left="288"/>
-      </w:pPr>
-      <w:r>
-        <w:rPr>
-          <w:color w:val="6B7280"/>
-          <w:sz w:val="20"/>
-        </w:rPr>
-        <w:t>• Офлайн-режим работы</w:t>
-      </w:r>
-    </w:p>
-    <w:p>
-      <w:pPr>
-        <w:spacing w:before="200" w:after="80"/>
-      </w:pPr>
-      <w:r>
-        <w:rPr>
-          <w:b/>
-          <w:color w:val="4F6AFF"/>
-          <w:sz w:val="26"/>
-        </w:rPr>
-        <w:t>14. Авторизация и аутентификация</w:t>
-      </w:r>
-    </w:p>
-    <w:p>
-      <w:pPr>
-        <w:spacing w:after="80"/>
-      </w:pPr>
-      <w:r>
-        <w:rPr>
-          <w:b/>
-          <w:color w:val="D97706"/>
-          <w:sz w:val="22"/>
-        </w:rPr>
-        <w:t xml:space="preserve">⚠️  Частично  </w:t>
-      </w:r>
-      <w:r>
-        <w:rPr>
-          <w:color w:val="1A1A2E"/>
-          <w:sz w:val="22"/>
-        </w:rPr>
-        <w:t>Insight использует Keycloak для аутентификации — это совпадает с тем, что уже применяется в ФГИС У. Интеграция выполнена. Задача второго фактора требует дополнительной работы.</w:t>
-      </w:r>
-    </w:p>
-    <w:p>
-      <w:pPr>
-        <w:spacing w:after="40" w:before="0"/>
-        <w:jc w:val="left"/>
-      </w:pPr>
-      <w:r>
-        <w:rPr>
-          <w:b/>
-          <w:i w:val="0"/>
-          <w:color w:val="16A34A"/>
-          <w:sz w:val="20"/>
-        </w:rPr>
-        <w:t>Что умеем:</w:t>
-      </w:r>
-    </w:p>
-    <w:p>
-      <w:pPr>
-        <w:pStyle w:val="ListBullet"/>
-        <w:spacing w:after="20"/>
-        <w:ind w:left="288"/>
-      </w:pPr>
-      <w:r>
-        <w:rPr>
-          <w:sz w:val="20"/>
-        </w:rPr>
-        <w:t>• SSO через Keycloak — уже работает в текущей инсталляции</w:t>
-      </w:r>
-    </w:p>
-    <w:p>
-      <w:pPr>
-        <w:pStyle w:val="ListBullet"/>
-        <w:spacing w:after="20"/>
-        <w:ind w:left="288"/>
-      </w:pPr>
-      <w:r>
-        <w:rPr>
-          <w:sz w:val="20"/>
-        </w:rPr>
-        <w:t>• Разграничение доступа к приложениям и страницам по ролям Keycloak</w:t>
-      </w:r>
-    </w:p>
-    <w:p>
-      <w:pPr>
-        <w:pStyle w:val="ListBullet"/>
-        <w:spacing w:after="20"/>
-        <w:ind w:left="288"/>
-      </w:pPr>
-      <w:r>
-        <w:rPr>
-          <w:sz w:val="20"/>
-        </w:rPr>
-        <w:t>• Стандартный OAuth 2.0 / OIDC поток без необходимости хранить секреты на клиенте</w:t>
-      </w:r>
-    </w:p>
-    <w:p>
-      <w:pPr>
-        <w:spacing w:after="40" w:before="0"/>
-        <w:jc w:val="left"/>
-      </w:pPr>
-      <w:r>
-        <w:rPr>
-          <w:b/>
-          <w:i w:val="0"/>
-          <w:color w:val="DC2626"/>
-          <w:sz w:val="20"/>
-        </w:rPr>
-        <w:t>Чего не хватает:</w:t>
-      </w:r>
-    </w:p>
-    <w:p>
-      <w:pPr>
-        <w:spacing w:after="20"/>
-        <w:ind w:left="288"/>
-      </w:pPr>
-      <w:r>
-        <w:rPr>
-          <w:color w:val="6B7280"/>
-          <w:sz w:val="20"/>
-        </w:rPr>
-        <w:t>• Встроенный второй фактор аутентификации внутри Insight — это настраивается на уровне Keycloak, не Insight</w:t>
-      </w:r>
-    </w:p>
-    <w:p>
-      <w:pPr>
-        <w:spacing w:after="20"/>
-        <w:ind w:left="288"/>
-      </w:pPr>
-      <w:r>
-        <w:rPr>
-          <w:color w:val="6B7280"/>
-          <w:sz w:val="20"/>
-        </w:rPr>
-        <w:t>• Авторизация без Keycloak (LDAP/AD напрямую) в текущей конфигурации не предусмотрена</w:t>
-      </w:r>
-    </w:p>
-    <w:p>
-      <w:pPr>
-        <w:spacing w:before="60" w:after="120"/>
-      </w:pPr>
-      <w:r>
-        <w:rPr>
-          <w:i/>
-          <w:color w:val="6B7280"/>
-          <w:sz w:val="20"/>
-        </w:rPr>
-        <w:t>ℹ  Если требуется второй фактор через отдельный Keycloak-клиент — это решается конфигурацией Keycloak и небольшой доработкой фронтенда (~25–35 ч).</w:t>
-      </w:r>
-    </w:p>
-    <w:p/>
-    <w:p>
-      <w:pPr>
-        <w:spacing w:before="200" w:after="200"/>
-      </w:pPr>
-      <w:r>
-        <w:rPr>
-          <w:color w:val="4F6AFF"/>
-        </w:rPr>
-        <w:t>────────────────────────────────────────────────────────────────────────────────</w:t>
-      </w:r>
-    </w:p>
-    <w:p>
-      <w:pPr>
-        <w:spacing w:before="280" w:after="120"/>
+        <w:spacing w:before="0" w:after="120"/>
+        <w:pBdr>
+          <w:bottom w:val="single" w:sz="6" w:space="4" w:color="4F6AFF"/>
+        </w:pBdr>
       </w:pPr>
       <w:r>
         <w:rPr>
           <w:b/>
           <w:color w:val="1A1A2E"/>
-          <w:sz w:val="32"/>
+          <w:sz w:val="28"/>
         </w:rPr>
         <w:t>Итог и рекомендации</w:t>
       </w:r>
     </w:p>
     <w:p>
       <w:pPr>
-        <w:spacing w:after="160" w:before="0"/>
+        <w:spacing w:before="0" w:after="120"/>
+      </w:pPr>
+      <w:rPr>
+        <w:sz w:val="2"/>
+      </w:rPr>
+    </w:p>
+    <w:tbl>
+      <w:tblPr>
+        <w:tblW w:type="auto" w:w="0"/>
         <w:jc w:val="left"/>
+        <w:tblLook w:firstColumn="1" w:firstRow="1" w:lastColumn="0" w:lastRow="0" w:noHBand="0" w:noVBand="1" w:val="04A0"/>
+      </w:tblPr>
+      <w:tblGrid>
+        <w:gridCol w:w="4844"/>
+        <w:gridCol w:w="4844"/>
+      </w:tblGrid>
+      <w:tr>
+        <w:tc>
+          <w:tcPr>
+            <w:shd w:val="clear" w:color="auto" w:fill="16A34A"/>
+            <w:tcBorders>
+              <w:top w:val="none" w:sz="0" w:space="0" w:color="auto"/>
+              <w:bottom w:val="none" w:sz="0" w:space="0" w:color="auto"/>
+              <w:left w:val="none" w:sz="0" w:space="0" w:color="auto"/>
+              <w:right w:val="none" w:sz="0" w:space="0" w:color="auto"/>
+            </w:tcBorders>
+            <w:tcW w:w="2160" w:type="dxa"/>
+            <w:tcMar>
+              <w:top w:w="100" w:type="dxa"/>
+              <w:bottom w:w="100" w:type="dxa"/>
+              <w:left w:w="80" w:type="dxa"/>
+              <w:right w:w="60" w:type="dxa"/>
+            </w:tcMar>
+          </w:tcPr>
+          <w:p>
+            <w:pPr>
+              <w:spacing w:before="0" w:after="40"/>
+              <w:jc w:val="center"/>
+            </w:pPr>
+            <w:r>
+              <w:rPr>
+                <w:b/>
+                <w:color w:val="FFFFFF"/>
+                <w:sz w:val="20"/>
+              </w:rPr>
+              <w:t>Развивать сейчас</w:t>
+            </w:r>
+          </w:p>
+        </w:tc>
+        <w:tc>
+          <w:tcPr>
+            <w:shd w:val="clear" w:color="auto" w:fill="F9FAFB"/>
+            <w:tcBorders>
+              <w:top w:val="none" w:sz="0" w:space="0" w:color="auto"/>
+              <w:bottom w:val="none" w:sz="0" w:space="0" w:color="auto"/>
+              <w:left w:val="none" w:sz="0" w:space="0" w:color="auto"/>
+              <w:right w:val="none" w:sz="0" w:space="0" w:color="auto"/>
+            </w:tcBorders>
+            <w:tcW w:w="6768" w:type="dxa"/>
+            <w:tcMar>
+              <w:top w:w="100" w:type="dxa"/>
+              <w:bottom w:w="100" w:type="dxa"/>
+              <w:left w:w="80" w:type="dxa"/>
+              <w:right w:w="80" w:type="dxa"/>
+            </w:tcMar>
+          </w:tcPr>
+          <w:p>
+            <w:pPr>
+              <w:spacing w:before="0" w:after="0"/>
+              <w:jc w:val="left"/>
+            </w:pPr>
+            <w:r>
+              <w:rPr>
+                <w:b w:val="0"/>
+                <w:color w:val="1A1A2E"/>
+                <w:sz w:val="20"/>
+              </w:rPr>
+              <w:t>Дашборды мониторинга, аналитические отчёты, конструктор отчётов, формы ввода для простых заявок и справочников, уведомления (Insight Pro). Всё это прямо закрывает потребности ФГИС У и реализуемо в рамках внедрения.</w:t>
+            </w:r>
+          </w:p>
+        </w:tc>
+      </w:tr>
+    </w:tbl>
+    <w:p>
+      <w:pPr>
+        <w:spacing w:before="0" w:after="100"/>
       </w:pPr>
-      <w:r>
-        <w:rPr>
-          <w:b w:val="0"/>
-          <w:i w:val="0"/>
-          <w:sz w:val="22"/>
-        </w:rPr>
-        <w:t>Платформа Insight сильна там, где ФГИС У нуждается в аналитике: дашборды, отчёты, прогнозная визуализация, self-service конструктор. Эти направления можно развивать и улучшать в рамках текущего контракта без ограничений.</w:t>
-      </w:r>
+      <w:rPr>
+        <w:sz w:val="2"/>
+      </w:rPr>
+    </w:p>
+    <w:tbl>
+      <w:tblPr>
+        <w:tblW w:type="auto" w:w="0"/>
+        <w:jc w:val="left"/>
+        <w:tblLook w:firstColumn="1" w:firstRow="1" w:lastColumn="0" w:lastRow="0" w:noHBand="0" w:noVBand="1" w:val="04A0"/>
+      </w:tblPr>
+      <w:tblGrid>
+        <w:gridCol w:w="4844"/>
+        <w:gridCol w:w="4844"/>
+      </w:tblGrid>
+      <w:tr>
+        <w:tc>
+          <w:tcPr>
+            <w:shd w:val="clear" w:color="auto" w:fill="D97706"/>
+            <w:tcBorders>
+              <w:top w:val="none" w:sz="0" w:space="0" w:color="auto"/>
+              <w:bottom w:val="none" w:sz="0" w:space="0" w:color="auto"/>
+              <w:left w:val="none" w:sz="0" w:space="0" w:color="auto"/>
+              <w:right w:val="none" w:sz="0" w:space="0" w:color="auto"/>
+            </w:tcBorders>
+            <w:tcW w:w="2160" w:type="dxa"/>
+            <w:tcMar>
+              <w:top w:w="100" w:type="dxa"/>
+              <w:bottom w:w="100" w:type="dxa"/>
+              <w:left w:w="80" w:type="dxa"/>
+              <w:right w:w="60" w:type="dxa"/>
+            </w:tcMar>
+          </w:tcPr>
+          <w:p>
+            <w:pPr>
+              <w:spacing w:before="0" w:after="40"/>
+              <w:jc w:val="center"/>
+            </w:pPr>
+            <w:r>
+              <w:rPr>
+                <w:b/>
+                <w:color w:val="FFFFFF"/>
+                <w:sz w:val="20"/>
+              </w:rPr>
+              <w:t>Оценить отдельно</w:t>
+            </w:r>
+          </w:p>
+        </w:tc>
+        <w:tc>
+          <w:tcPr>
+            <w:shd w:val="clear" w:color="auto" w:fill="F9FAFB"/>
+            <w:tcBorders>
+              <w:top w:val="none" w:sz="0" w:space="0" w:color="auto"/>
+              <w:bottom w:val="none" w:sz="0" w:space="0" w:color="auto"/>
+              <w:left w:val="none" w:sz="0" w:space="0" w:color="auto"/>
+              <w:right w:val="none" w:sz="0" w:space="0" w:color="auto"/>
+            </w:tcBorders>
+            <w:tcW w:w="6768" w:type="dxa"/>
+            <w:tcMar>
+              <w:top w:w="100" w:type="dxa"/>
+              <w:bottom w:w="100" w:type="dxa"/>
+              <w:left w:w="80" w:type="dxa"/>
+              <w:right w:w="80" w:type="dxa"/>
+            </w:tcMar>
+          </w:tcPr>
+          <w:p>
+            <w:pPr>
+              <w:spacing w:before="0" w:after="0"/>
+              <w:jc w:val="left"/>
+            </w:pPr>
+            <w:r>
+              <w:rPr>
+                <w:b w:val="0"/>
+                <w:color w:val="1A1A2E"/>
+                <w:sz w:val="20"/>
+              </w:rPr>
+              <w:t>Сложные multi-step согласования через BPM; экспорт в ODF; второй фактор аутентификации. Технически реализуемо, но требует отдельной оценки трудозатрат и лицензий.</w:t>
+            </w:r>
+          </w:p>
+        </w:tc>
+      </w:tr>
+    </w:tbl>
+    <w:p>
+      <w:pPr>
+        <w:spacing w:before="0" w:after="100"/>
+      </w:pPr>
+      <w:rPr>
+        <w:sz w:val="2"/>
+      </w:rPr>
+    </w:p>
+    <w:tbl>
+      <w:tblPr>
+        <w:tblW w:type="auto" w:w="0"/>
+        <w:jc w:val="left"/>
+        <w:tblLook w:firstColumn="1" w:firstRow="1" w:lastColumn="0" w:lastRow="0" w:noHBand="0" w:noVBand="1" w:val="04A0"/>
+      </w:tblPr>
+      <w:tblGrid>
+        <w:gridCol w:w="4844"/>
+        <w:gridCol w:w="4844"/>
+      </w:tblGrid>
+      <w:tr>
+        <w:tc>
+          <w:tcPr>
+            <w:shd w:val="clear" w:color="auto" w:fill="DC2626"/>
+            <w:tcBorders>
+              <w:top w:val="none" w:sz="0" w:space="0" w:color="auto"/>
+              <w:bottom w:val="none" w:sz="0" w:space="0" w:color="auto"/>
+              <w:left w:val="none" w:sz="0" w:space="0" w:color="auto"/>
+              <w:right w:val="none" w:sz="0" w:space="0" w:color="auto"/>
+            </w:tcBorders>
+            <w:tcW w:w="2160" w:type="dxa"/>
+            <w:tcMar>
+              <w:top w:w="100" w:type="dxa"/>
+              <w:bottom w:w="100" w:type="dxa"/>
+              <w:left w:w="80" w:type="dxa"/>
+              <w:right w:w="60" w:type="dxa"/>
+            </w:tcMar>
+          </w:tcPr>
+          <w:p>
+            <w:pPr>
+              <w:spacing w:before="0" w:after="40"/>
+              <w:jc w:val="center"/>
+            </w:pPr>
+            <w:r>
+              <w:rPr>
+                <w:b/>
+                <w:color w:val="FFFFFF"/>
+                <w:sz w:val="20"/>
+              </w:rPr>
+              <w:t>Оставить в ФГИС У</w:t>
+            </w:r>
+          </w:p>
+        </w:tc>
+        <w:tc>
+          <w:tcPr>
+            <w:shd w:val="clear" w:color="auto" w:fill="F9FAFB"/>
+            <w:tcBorders>
+              <w:top w:val="none" w:sz="0" w:space="0" w:color="auto"/>
+              <w:bottom w:val="none" w:sz="0" w:space="0" w:color="auto"/>
+              <w:left w:val="none" w:sz="0" w:space="0" w:color="auto"/>
+              <w:right w:val="none" w:sz="0" w:space="0" w:color="auto"/>
+            </w:tcBorders>
+            <w:tcW w:w="6768" w:type="dxa"/>
+            <w:tcMar>
+              <w:top w:w="100" w:type="dxa"/>
+              <w:bottom w:w="100" w:type="dxa"/>
+              <w:left w:w="80" w:type="dxa"/>
+              <w:right w:w="80" w:type="dxa"/>
+            </w:tcMar>
+          </w:tcPr>
+          <w:p>
+            <w:pPr>
+              <w:spacing w:before="0" w:after="0"/>
+              <w:jc w:val="left"/>
+            </w:pPr>
+            <w:r>
+              <w:rPr>
+                <w:b w:val="0"/>
+                <w:color w:val="1A1A2E"/>
+                <w:sz w:val="20"/>
+              </w:rPr>
+              <w:t>Управление КЭ, контракты, тех.поддержка (ITSM), каталоги — это операционный функционал основного приложения. Переносить на Insight нецелесообразно.</w:t>
+            </w:r>
+          </w:p>
+        </w:tc>
+      </w:tr>
+    </w:tbl>
+    <w:p>
+      <w:pPr>
+        <w:spacing w:before="0" w:after="100"/>
+      </w:pPr>
+      <w:rPr>
+        <w:sz w:val="2"/>
+      </w:rPr>
     </w:p>
     <w:p>
       <w:pPr>
-        <w:spacing w:after="160" w:before="0"/>
+        <w:spacing w:before="0" w:after="200"/>
+      </w:pPr>
+      <w:rPr>
+        <w:sz w:val="2"/>
+      </w:rPr>
+    </w:p>
+    <w:tbl>
+      <w:tblPr>
+        <w:tblW w:type="auto" w:w="0"/>
         <w:jc w:val="left"/>
-      </w:pPr>
-      <w:r>
-        <w:rPr>
-          <w:b w:val="0"/>
-          <w:i w:val="0"/>
-          <w:sz w:val="22"/>
-        </w:rPr>
-        <w:t>Управление объектами (КЭ, контракты, заявки, каталоги) — это операционный функционал основного приложения ФГИС У, который Insight не заменяет. Пытаться перенести эти функции на Insight нецелесообразно.</w:t>
-      </w:r>
-    </w:p>
-    <w:p>
-      <w:pPr>
-        <w:spacing w:after="160" w:before="0"/>
-        <w:jc w:val="left"/>
-      </w:pPr>
-      <w:r>
-        <w:rPr>
-          <w:b w:val="0"/>
-          <w:i w:val="0"/>
-          <w:sz w:val="22"/>
-        </w:rPr>
-        <w:t>Для расширения аналитического покрытия рекомендуется приоритизировать: (1) новые дашборды для ролей Регулятора и Аналитика ГосОблака, (2) улучшение раздела «Отчёты» с поддержкой экспорта в ODF, (3) подключение уведомлений по критическим событиям (Insight Pro).</w:t>
-      </w:r>
-    </w:p>
+        <w:tblLook w:firstColumn="1" w:firstRow="1" w:lastColumn="0" w:lastRow="0" w:noHBand="0" w:noVBand="1" w:val="04A0"/>
+      </w:tblPr>
+      <w:tblGrid>
+        <w:gridCol w:w="9689"/>
+      </w:tblGrid>
+      <w:tr>
+        <w:tc>
+          <w:tcPr>
+            <w:tcW w:type="dxa" w:w="9689"/>
+            <w:shd w:val="clear" w:color="auto" w:fill="EFF2FF"/>
+            <w:tcBorders>
+              <w:top w:val="none" w:sz="0" w:space="0" w:color="auto"/>
+              <w:bottom w:val="none" w:sz="0" w:space="0" w:color="auto"/>
+              <w:left w:val="none" w:sz="0" w:space="0" w:color="auto"/>
+              <w:right w:val="none" w:sz="0" w:space="0" w:color="auto"/>
+            </w:tcBorders>
+            <w:tcMar>
+              <w:top w:w="80" w:type="dxa"/>
+              <w:bottom w:w="80" w:type="dxa"/>
+              <w:left w:w="120" w:type="dxa"/>
+              <w:right w:w="120" w:type="dxa"/>
+            </w:tcMar>
+          </w:tcPr>
+          <w:p>
+            <w:pPr>
+              <w:spacing w:before="0" w:after="0"/>
+              <w:jc w:val="left"/>
+            </w:pPr>
+            <w:r>
+              <w:rPr>
+                <w:b w:val="0"/>
+                <w:color w:val="6B7280"/>
+                <w:sz w:val="16"/>
+              </w:rPr>
+              <w:t>Документ подготовлен на основе: Руководство пользователя ФГИС У v4.0, Руководство администратора ФГИС У v4.1, Функционально-техническое описание платформы Insight (2025), Инструкция по формам ввода Insight.</w:t>
+            </w:r>
+          </w:p>
+        </w:tc>
+      </w:tr>
+    </w:tbl>
     <w:sectPr>
       <w:pgSz w:w="12240" w:h="15840"/>
       <w:pgMar w:top="1134" w:right="1134" w:bottom="1134" w:left="1417" w:header="720" w:footer="720" w:gutter="0"/>
